--- a/EXPORTS/DOCX/published/niveau3/Dutch/WMRotterdam.docx
+++ b/EXPORTS/DOCX/published/niveau3/Dutch/WMRotterdam.docx
@@ -17,7 +17,7 @@
         <w:autoSpaceDE w:val="0"/>
         <w:widowControl/>
         <w:spacing w:line="720" w:lineRule="exact" w:before="0" w:after="0"/>
-        <w:ind w:left="20" w:right="0" w:firstLine="0"/>
+        <w:ind w:left="10" w:right="0" w:firstLine="0"/>
         <w:jc w:val="left"/>
       </w:pPr>
       <w:r>
@@ -37,7 +37,7 @@
         <w:autoSpaceDE w:val="0"/>
         <w:widowControl/>
         <w:spacing w:line="540" w:lineRule="exact" w:before="214" w:after="0"/>
-        <w:ind w:left="20" w:right="0" w:firstLine="0"/>
+        <w:ind w:left="10" w:right="0" w:firstLine="0"/>
         <w:jc w:val="left"/>
       </w:pPr>
       <w:r>
@@ -57,7 +57,7 @@
         <w:autoSpaceDE w:val="0"/>
         <w:widowControl/>
         <w:spacing w:line="288" w:lineRule="exact" w:before="292" w:after="0"/>
-        <w:ind w:left="20" w:right="0" w:firstLine="0"/>
+        <w:ind w:left="10" w:right="0" w:firstLine="0"/>
         <w:jc w:val="left"/>
       </w:pPr>
       <w:r>
@@ -107,7 +107,7 @@
         <w:autoSpaceDE w:val="0"/>
         <w:widowControl/>
         <w:spacing w:line="420" w:lineRule="exact" w:before="204" w:after="0"/>
-        <w:ind w:left="20" w:right="0" w:firstLine="0"/>
+        <w:ind w:left="10" w:right="0" w:firstLine="0"/>
         <w:jc w:val="left"/>
       </w:pPr>
       <w:r>
@@ -127,7 +127,7 @@
         <w:autoSpaceDE w:val="0"/>
         <w:widowControl/>
         <w:spacing w:line="288" w:lineRule="exact" w:before="274" w:after="0"/>
-        <w:ind w:left="20" w:right="0" w:firstLine="0"/>
+        <w:ind w:left="10" w:right="0" w:firstLine="0"/>
         <w:jc w:val="left"/>
       </w:pPr>
       <w:r>
@@ -178,7 +178,7 @@
           <w:rFonts w:ascii="Charis SIL Regular" w:hAnsi="Charis SIL Regular" w:eastAsia="Charis SIL Regular"/>
           <w:b w:val="0"/>
           <w:i w:val="0"/>
-          <w:color w:val="0066CC"/>
+          <w:color w:val="0000FF"/>
           <w:sz w:val="24"/>
           <w:u w:val="single"/>
         </w:rPr>
@@ -196,7 +196,7 @@
           <w:rFonts w:ascii="Charis SIL Regular" w:hAnsi="Charis SIL Regular" w:eastAsia="Charis SIL Regular"/>
           <w:b w:val="0"/>
           <w:i w:val="0"/>
-          <w:color w:val="0066CC"/>
+          <w:color w:val="0000FF"/>
           <w:sz w:val="24"/>
           <w:u w:val="single"/>
         </w:rPr>
@@ -207,7 +207,7 @@
           <w:rFonts w:ascii="Charis SIL Regular" w:hAnsi="Charis SIL Regular" w:eastAsia="Charis SIL Regular"/>
           <w:b w:val="0"/>
           <w:i w:val="0"/>
-          <w:color w:val="0066CC"/>
+          <w:color w:val="0000FF"/>
           <w:sz w:val="24"/>
           <w:u w:val="single"/>
         </w:rPr>
@@ -225,7 +225,7 @@
           <w:rFonts w:ascii="Charis SIL Regular" w:hAnsi="Charis SIL Regular" w:eastAsia="Charis SIL Regular"/>
           <w:b w:val="0"/>
           <w:i w:val="0"/>
-          <w:color w:val="0066CC"/>
+          <w:color w:val="0000FF"/>
           <w:sz w:val="24"/>
           <w:u w:val="single"/>
         </w:rPr>
@@ -236,7 +236,7 @@
           <w:rFonts w:ascii="Charis SIL Regular" w:hAnsi="Charis SIL Regular" w:eastAsia="Charis SIL Regular"/>
           <w:b w:val="0"/>
           <w:i w:val="0"/>
-          <w:color w:val="0066CC"/>
+          <w:color w:val="0000FF"/>
           <w:sz w:val="24"/>
           <w:u w:val="single"/>
         </w:rPr>
@@ -254,7 +254,7 @@
           <w:rFonts w:ascii="Charis SIL Regular" w:hAnsi="Charis SIL Regular" w:eastAsia="Charis SIL Regular"/>
           <w:b w:val="0"/>
           <w:i w:val="0"/>
-          <w:color w:val="0066CC"/>
+          <w:color w:val="0000FF"/>
           <w:sz w:val="24"/>
           <w:u w:val="single"/>
         </w:rPr>
@@ -265,7 +265,7 @@
           <w:rFonts w:ascii="Charis SIL Regular" w:hAnsi="Charis SIL Regular" w:eastAsia="Charis SIL Regular"/>
           <w:b w:val="0"/>
           <w:i w:val="0"/>
-          <w:color w:val="0066CC"/>
+          <w:color w:val="0000FF"/>
           <w:sz w:val="24"/>
           <w:u w:val="single"/>
         </w:rPr>
@@ -300,7 +300,7 @@
       </w:r>
       <w:r>
         <w:rPr>
-          <w:u w:val="single" w:color="0066cc"/>
+          <w:u w:val="single" w:color="0000ff"/>
           <w:rFonts w:ascii="Charis SIL Regular" w:hAnsi="Charis SIL Regular" w:eastAsia="Charis SIL Regular"/>
           <w:b w:val="0"/>
           <w:i w:val="0"/>
@@ -318,40 +318,30 @@
       </w:r>
       <w:r>
         <w:rPr>
+          <w:u w:val="single" w:color="0000ff"/>
           <w:rFonts w:ascii="Charis SIL Regular" w:hAnsi="Charis SIL Regular" w:eastAsia="Charis SIL Regular"/>
           <w:b w:val="0"/>
           <w:i w:val="0"/>
           <w:color w:val="000000"/>
           <w:sz w:val="24"/>
         </w:rPr>
-        <w:t xml:space="preserve">n </w:t>
-      </w:r>
-      <w:r>
-        <w:rPr>
-          <w:rFonts w:ascii="Charis SIL Regular" w:hAnsi="Charis SIL Regular" w:eastAsia="Charis SIL Regular"/>
-          <w:b w:val="0"/>
-          <w:i w:val="0"/>
-          <w:color w:val="0066CC"/>
-          <w:sz w:val="24"/>
-          <w:u w:val="single"/>
-        </w:rPr>
         <w:hyperlink r:id="rId9" w:history="1">
           <w:r>
             <w:rPr>
               <w:rStyle w:val="Hyperlink"/>
             </w:rPr>
-            <w:t>Prins</w:t>
+            <w:t>n</w:t>
           </w:r>
         </w:hyperlink>
       </w:r>
       <w:r>
         <w:rPr>
+          <w:u w:val="single" w:color="0000ff"/>
           <w:rFonts w:ascii="Charis SIL Regular" w:hAnsi="Charis SIL Regular" w:eastAsia="Charis SIL Regular"/>
           <w:b w:val="0"/>
           <w:i w:val="0"/>
-          <w:color w:val="0066CC"/>
+          <w:color w:val="000000"/>
           <w:sz w:val="24"/>
-          <w:u w:val="single"/>
         </w:rPr>
         <w:t xml:space="preserve"> </w:t>
       </w:r>
@@ -360,58 +350,14 @@
           <w:rFonts w:ascii="Charis SIL Regular" w:hAnsi="Charis SIL Regular" w:eastAsia="Charis SIL Regular"/>
           <w:b w:val="0"/>
           <w:i w:val="0"/>
-          <w:color w:val="0066CC"/>
+          <w:color w:val="0000FF"/>
           <w:sz w:val="24"/>
-          <w:u w:val="single"/>
         </w:rPr>
-        <w:hyperlink r:id="rId9" w:history="1">
-          <w:r>
-            <w:rPr>
-              <w:rStyle w:val="Hyperlink"/>
-            </w:rPr>
-            <w:t>H</w:t>
-          </w:r>
-        </w:hyperlink>
+        <w:t>Prins Hendrik</w:t>
       </w:r>
       <w:r>
         <w:rPr>
-          <w:rFonts w:ascii="Charis SIL Regular" w:hAnsi="Charis SIL Regular" w:eastAsia="Charis SIL Regular"/>
-          <w:b w:val="0"/>
-          <w:i w:val="0"/>
-          <w:color w:val="0066CC"/>
-          <w:sz w:val="24"/>
-          <w:u w:val="single"/>
-        </w:rPr>
-        <w:hyperlink r:id="rId9" w:history="1">
-          <w:r>
-            <w:rPr>
-              <w:rStyle w:val="Hyperlink"/>
-            </w:rPr>
-            <w:t>endri</w:t>
-          </w:r>
-        </w:hyperlink>
-      </w:r>
-      <w:r>
-        <w:rPr>
-          <w:rFonts w:ascii="Charis SIL Regular" w:hAnsi="Charis SIL Regular" w:eastAsia="Charis SIL Regular"/>
-          <w:b w:val="0"/>
-          <w:i w:val="0"/>
-          <w:color w:val="0066CC"/>
-          <w:sz w:val="24"/>
-          <w:u w:val="single"/>
-        </w:rPr>
-        <w:hyperlink r:id="rId9" w:history="1">
-          <w:r>
-            <w:rPr>
-              <w:rStyle w:val="Hyperlink"/>
-            </w:rPr>
-            <w:t>k</w:t>
-          </w:r>
-        </w:hyperlink>
-      </w:r>
-      <w:r>
-        <w:rPr>
-          <w:u w:val="single" w:color="0066cc"/>
+          <w:u w:val="single" w:color="0000ff"/>
           <w:rFonts w:ascii="Charis SIL Regular" w:hAnsi="Charis SIL Regular" w:eastAsia="Charis SIL Regular"/>
           <w:b w:val="0"/>
           <w:i w:val="0"/>
@@ -449,7 +395,6 @@
       </w:r>
       <w:r>
         <w:rPr>
-          <w:u w:val="single" w:color="0066cc"/>
           <w:rFonts w:ascii="Charis SIL Regular" w:hAnsi="Charis SIL Regular" w:eastAsia="Charis SIL Regular"/>
           <w:b w:val="0"/>
           <w:i w:val="0"/>
@@ -467,7 +412,6 @@
       </w:r>
       <w:r>
         <w:rPr>
-          <w:u w:val="single" w:color="0066cc"/>
           <w:rFonts w:ascii="Charis SIL Regular" w:hAnsi="Charis SIL Regular" w:eastAsia="Charis SIL Regular"/>
           <w:b w:val="0"/>
           <w:i w:val="0"/>
@@ -485,7 +429,6 @@
       </w:r>
       <w:r>
         <w:rPr>
-          <w:u w:val="single" w:color="0066cc"/>
           <w:rFonts w:ascii="Charis SIL Regular" w:hAnsi="Charis SIL Regular" w:eastAsia="Charis SIL Regular"/>
           <w:b w:val="0"/>
           <w:i w:val="0"/>
@@ -528,7 +471,7 @@
         <w:autoSpaceDE w:val="0"/>
         <w:widowControl/>
         <w:spacing w:line="288" w:lineRule="exact" w:before="64" w:after="0"/>
-        <w:ind w:left="20" w:right="0" w:firstLine="0"/>
+        <w:ind w:left="10" w:right="0" w:firstLine="0"/>
         <w:jc w:val="left"/>
       </w:pPr>
       <w:r>
@@ -591,7 +534,7 @@
         <w:autoSpaceDE w:val="0"/>
         <w:widowControl/>
         <w:spacing w:line="288" w:lineRule="exact" w:before="240" w:after="0"/>
-        <w:ind w:left="20" w:right="0" w:firstLine="0"/>
+        <w:ind w:left="10" w:right="0" w:firstLine="0"/>
         <w:jc w:val="left"/>
       </w:pPr>
       <w:r>
@@ -639,7 +582,7 @@
           <w:rFonts w:ascii="Charis SIL Regular" w:hAnsi="Charis SIL Regular" w:eastAsia="Charis SIL Regular"/>
           <w:b w:val="0"/>
           <w:i w:val="0"/>
-          <w:color w:val="0066CC"/>
+          <w:color w:val="0000FF"/>
           <w:sz w:val="24"/>
           <w:u w:val="single"/>
         </w:rPr>
@@ -657,7 +600,7 @@
           <w:rFonts w:ascii="Charis SIL Regular" w:hAnsi="Charis SIL Regular" w:eastAsia="Charis SIL Regular"/>
           <w:b w:val="0"/>
           <w:i w:val="0"/>
-          <w:color w:val="0066CC"/>
+          <w:color w:val="0000FF"/>
           <w:sz w:val="24"/>
           <w:u w:val="single"/>
         </w:rPr>
@@ -668,7 +611,7 @@
           <w:rFonts w:ascii="Charis SIL Regular" w:hAnsi="Charis SIL Regular" w:eastAsia="Charis SIL Regular"/>
           <w:b w:val="0"/>
           <w:i w:val="0"/>
-          <w:color w:val="0066CC"/>
+          <w:color w:val="0000FF"/>
           <w:sz w:val="24"/>
           <w:u w:val="single"/>
         </w:rPr>
@@ -686,7 +629,7 @@
           <w:rFonts w:ascii="Charis SIL Regular" w:hAnsi="Charis SIL Regular" w:eastAsia="Charis SIL Regular"/>
           <w:b w:val="0"/>
           <w:i w:val="0"/>
-          <w:color w:val="0066CC"/>
+          <w:color w:val="0000FF"/>
           <w:sz w:val="24"/>
           <w:u w:val="single"/>
         </w:rPr>
@@ -697,7 +640,7 @@
           <w:rFonts w:ascii="Charis SIL Regular" w:hAnsi="Charis SIL Regular" w:eastAsia="Charis SIL Regular"/>
           <w:b w:val="0"/>
           <w:i w:val="0"/>
-          <w:color w:val="0066CC"/>
+          <w:color w:val="0000FF"/>
           <w:sz w:val="24"/>
           <w:u w:val="single"/>
         </w:rPr>
@@ -732,25 +675,18 @@
       </w:r>
       <w:r>
         <w:rPr>
-          <w:u w:val="single" w:color="0066cc"/>
+          <w:u w:val="single" w:color="0000ff"/>
           <w:rFonts w:ascii="Charis SIL Regular" w:hAnsi="Charis SIL Regular" w:eastAsia="Charis SIL Regular"/>
           <w:b w:val="0"/>
           <w:i w:val="0"/>
           <w:color w:val="000000"/>
           <w:sz w:val="24"/>
         </w:rPr>
-        <w:hyperlink r:id="rId11" w:history="1">
-          <w:r>
-            <w:rPr>
-              <w:rStyle w:val="Hyperlink"/>
-            </w:rPr>
-            <w:t>dien</w:t>
-          </w:r>
-        </w:hyperlink>
+        <w:t>dien</w:t>
       </w:r>
       <w:r>
         <w:rPr>
-          <w:u w:val="single" w:color="0066cc"/>
+          <w:u w:val="single" w:color="0000ff"/>
           <w:rFonts w:ascii="Charis SIL Regular" w:hAnsi="Charis SIL Regular" w:eastAsia="Charis SIL Regular"/>
           <w:b w:val="0"/>
           <w:i w:val="0"/>
@@ -768,7 +704,7 @@
       </w:r>
       <w:r>
         <w:rPr>
-          <w:u w:val="single" w:color="0066cc"/>
+          <w:u w:val="single" w:color="0000ff"/>
           <w:rFonts w:ascii="Charis SIL Regular" w:hAnsi="Charis SIL Regular" w:eastAsia="Charis SIL Regular"/>
           <w:b w:val="0"/>
           <w:i w:val="0"/>
@@ -786,7 +722,7 @@
       </w:r>
       <w:r>
         <w:rPr>
-          <w:u w:val="single" w:color="0066cc"/>
+          <w:u w:val="single" w:color="0000ff"/>
           <w:rFonts w:ascii="Charis SIL Regular" w:hAnsi="Charis SIL Regular" w:eastAsia="Charis SIL Regular"/>
           <w:b w:val="0"/>
           <w:i w:val="0"/>
@@ -849,7 +785,7 @@
         <w:autoSpaceDE w:val="0"/>
         <w:widowControl/>
         <w:spacing w:line="288" w:lineRule="exact" w:before="240" w:after="0"/>
-        <w:ind w:left="20" w:right="0" w:firstLine="0"/>
+        <w:ind w:left="10" w:right="0" w:firstLine="0"/>
         <w:jc w:val="left"/>
       </w:pPr>
       <w:r>
@@ -910,7 +846,7 @@
           <w:rFonts w:ascii="Charis SIL Regular" w:hAnsi="Charis SIL Regular" w:eastAsia="Charis SIL Regular"/>
           <w:b w:val="0"/>
           <w:i w:val="0"/>
-          <w:color w:val="0066CC"/>
+          <w:color w:val="0000FF"/>
           <w:sz w:val="24"/>
           <w:u w:val="single"/>
         </w:rPr>
@@ -928,7 +864,7 @@
           <w:rFonts w:ascii="Charis SIL Regular" w:hAnsi="Charis SIL Regular" w:eastAsia="Charis SIL Regular"/>
           <w:b w:val="0"/>
           <w:i w:val="0"/>
-          <w:color w:val="0066CC"/>
+          <w:color w:val="0000FF"/>
           <w:sz w:val="24"/>
           <w:u w:val="single"/>
         </w:rPr>
@@ -939,7 +875,7 @@
           <w:rFonts w:ascii="Charis SIL Regular" w:hAnsi="Charis SIL Regular" w:eastAsia="Charis SIL Regular"/>
           <w:b w:val="0"/>
           <w:i w:val="0"/>
-          <w:color w:val="0066CC"/>
+          <w:color w:val="0000FF"/>
           <w:sz w:val="24"/>
           <w:u w:val="single"/>
         </w:rPr>
@@ -957,7 +893,7 @@
           <w:rFonts w:ascii="Charis SIL Regular" w:hAnsi="Charis SIL Regular" w:eastAsia="Charis SIL Regular"/>
           <w:b w:val="0"/>
           <w:i w:val="0"/>
-          <w:color w:val="0066CC"/>
+          <w:color w:val="0000FF"/>
           <w:sz w:val="24"/>
           <w:u w:val="single"/>
         </w:rPr>
@@ -968,7 +904,7 @@
           <w:rFonts w:ascii="Charis SIL Regular" w:hAnsi="Charis SIL Regular" w:eastAsia="Charis SIL Regular"/>
           <w:b w:val="0"/>
           <w:i w:val="0"/>
-          <w:color w:val="0066CC"/>
+          <w:color w:val="0000FF"/>
           <w:sz w:val="24"/>
           <w:u w:val="single"/>
         </w:rPr>
@@ -986,7 +922,7 @@
           <w:rFonts w:ascii="Charis SIL Regular" w:hAnsi="Charis SIL Regular" w:eastAsia="Charis SIL Regular"/>
           <w:b w:val="0"/>
           <w:i w:val="0"/>
-          <w:color w:val="0066CC"/>
+          <w:color w:val="0000FF"/>
           <w:sz w:val="24"/>
           <w:u w:val="single"/>
         </w:rPr>
@@ -997,7 +933,7 @@
           <w:rFonts w:ascii="Charis SIL Regular" w:hAnsi="Charis SIL Regular" w:eastAsia="Charis SIL Regular"/>
           <w:b w:val="0"/>
           <w:i w:val="0"/>
-          <w:color w:val="0066CC"/>
+          <w:color w:val="0000FF"/>
           <w:sz w:val="24"/>
           <w:u w:val="single"/>
         </w:rPr>
@@ -1032,7 +968,7 @@
       </w:r>
       <w:r>
         <w:rPr>
-          <w:u w:val="single" w:color="0066cc"/>
+          <w:u w:val="single" w:color="0000ff"/>
           <w:rFonts w:ascii="Charis SIL Regular" w:hAnsi="Charis SIL Regular" w:eastAsia="Charis SIL Regular"/>
           <w:b w:val="0"/>
           <w:i w:val="0"/>
@@ -1050,7 +986,36 @@
       </w:r>
       <w:r>
         <w:rPr>
-          <w:u w:val="single" w:color="0066cc"/>
+          <w:u w:val="single" w:color="0000ff"/>
+          <w:rFonts w:ascii="Charis SIL Regular" w:hAnsi="Charis SIL Regular" w:eastAsia="Charis SIL Regular"/>
+          <w:b w:val="0"/>
+          <w:i w:val="0"/>
+          <w:color w:val="000000"/>
+          <w:sz w:val="24"/>
+        </w:rPr>
+        <w:t>emeente R</w:t>
+      </w:r>
+      <w:r>
+        <w:rPr>
+          <w:u w:val="single" w:color="0000ff"/>
+          <w:rFonts w:ascii="Charis SIL Regular" w:hAnsi="Charis SIL Regular" w:eastAsia="Charis SIL Regular"/>
+          <w:b w:val="0"/>
+          <w:i w:val="0"/>
+          <w:color w:val="000000"/>
+          <w:sz w:val="24"/>
+        </w:rPr>
+        <w:hyperlink r:id="rId12" w:history="1">
+          <w:r>
+            <w:rPr>
+              <w:rStyle w:val="Hyperlink"/>
+            </w:rPr>
+            <w:t>ott</w:t>
+          </w:r>
+        </w:hyperlink>
+      </w:r>
+      <w:r>
+        <w:rPr>
+          <w:u w:val="single" w:color="0000ff"/>
           <w:rFonts w:ascii="Charis SIL Regular" w:hAnsi="Charis SIL Regular" w:eastAsia="Charis SIL Regular"/>
           <w:b w:val="0"/>
           <w:i w:val="0"/>
@@ -1068,71 +1033,7 @@
       </w:r>
       <w:r>
         <w:rPr>
-          <w:u w:val="single" w:color="0066cc"/>
-          <w:rFonts w:ascii="Charis SIL Regular" w:hAnsi="Charis SIL Regular" w:eastAsia="Charis SIL Regular"/>
-          <w:b w:val="0"/>
-          <w:i w:val="0"/>
-          <w:color w:val="000000"/>
-          <w:sz w:val="24"/>
-        </w:rPr>
-        <w:hyperlink r:id="rId12" w:history="1">
-          <w:r>
-            <w:rPr>
-              <w:rStyle w:val="Hyperlink"/>
-            </w:rPr>
-            <w:t xml:space="preserve">meente </w:t>
-          </w:r>
-        </w:hyperlink>
-      </w:r>
-      <w:r>
-        <w:rPr>
-          <w:rFonts w:ascii="Charis SIL Regular" w:hAnsi="Charis SIL Regular" w:eastAsia="Charis SIL Regular"/>
-          <w:b w:val="0"/>
-          <w:i w:val="0"/>
-          <w:color w:val="000000"/>
-          <w:sz w:val="24"/>
-        </w:rPr>
-        <w:t>R</w:t>
-      </w:r>
-      <w:r>
-        <w:rPr>
-          <w:u w:val="single" w:color="0066cc"/>
-          <w:rFonts w:ascii="Charis SIL Regular" w:hAnsi="Charis SIL Regular" w:eastAsia="Charis SIL Regular"/>
-          <w:b w:val="0"/>
-          <w:i w:val="0"/>
-          <w:color w:val="000000"/>
-          <w:sz w:val="24"/>
-        </w:rPr>
-        <w:hyperlink r:id="rId12" w:history="1">
-          <w:r>
-            <w:rPr>
-              <w:rStyle w:val="Hyperlink"/>
-            </w:rPr>
-            <w:t>ott</w:t>
-          </w:r>
-        </w:hyperlink>
-      </w:r>
-      <w:r>
-        <w:rPr>
-          <w:u w:val="single" w:color="0066cc"/>
-          <w:rFonts w:ascii="Charis SIL Regular" w:hAnsi="Charis SIL Regular" w:eastAsia="Charis SIL Regular"/>
-          <w:b w:val="0"/>
-          <w:i w:val="0"/>
-          <w:color w:val="000000"/>
-          <w:sz w:val="24"/>
-        </w:rPr>
-        <w:hyperlink r:id="rId12" w:history="1">
-          <w:r>
-            <w:rPr>
-              <w:rStyle w:val="Hyperlink"/>
-            </w:rPr>
-            <w:t>e</w:t>
-          </w:r>
-        </w:hyperlink>
-      </w:r>
-      <w:r>
-        <w:rPr>
-          <w:u w:val="single" w:color="0066cc"/>
+          <w:u w:val="single" w:color="0000ff"/>
           <w:rFonts w:ascii="Charis SIL Regular" w:hAnsi="Charis SIL Regular" w:eastAsia="Charis SIL Regular"/>
           <w:b w:val="0"/>
           <w:i w:val="0"/>
@@ -1185,7 +1086,7 @@
         <w:autoSpaceDE w:val="0"/>
         <w:widowControl/>
         <w:spacing w:line="352" w:lineRule="exact" w:before="176" w:after="0"/>
-        <w:ind w:left="20" w:right="0" w:firstLine="0"/>
+        <w:ind w:left="10" w:right="0" w:firstLine="0"/>
         <w:jc w:val="left"/>
       </w:pPr>
       <w:r>
@@ -1223,7 +1124,7 @@
           <w:rFonts w:ascii="Charis SIL Regular" w:hAnsi="Charis SIL Regular" w:eastAsia="Charis SIL Regular"/>
           <w:b w:val="0"/>
           <w:i w:val="0"/>
-          <w:color w:val="0066CC"/>
+          <w:color w:val="0000FF"/>
           <w:sz w:val="24"/>
           <w:u w:val="single"/>
         </w:rPr>
@@ -1241,7 +1142,7 @@
           <w:rFonts w:ascii="Charis SIL Regular" w:hAnsi="Charis SIL Regular" w:eastAsia="Charis SIL Regular"/>
           <w:b w:val="0"/>
           <w:i w:val="0"/>
-          <w:color w:val="0066CC"/>
+          <w:color w:val="0000FF"/>
           <w:sz w:val="24"/>
           <w:u w:val="single"/>
         </w:rPr>
@@ -1252,7 +1153,7 @@
           <w:rFonts w:ascii="Charis SIL Regular" w:hAnsi="Charis SIL Regular" w:eastAsia="Charis SIL Regular"/>
           <w:b w:val="0"/>
           <w:i w:val="0"/>
-          <w:color w:val="0066CC"/>
+          <w:color w:val="0000FF"/>
           <w:sz w:val="24"/>
           <w:u w:val="single"/>
         </w:rPr>
@@ -1282,7 +1183,7 @@
         <w:autoSpaceDE w:val="0"/>
         <w:widowControl/>
         <w:spacing w:line="420" w:lineRule="exact" w:before="204" w:after="0"/>
-        <w:ind w:left="20" w:right="0" w:firstLine="0"/>
+        <w:ind w:left="10" w:right="0" w:firstLine="0"/>
         <w:jc w:val="left"/>
       </w:pPr>
       <w:r>
@@ -1302,7 +1203,7 @@
         <w:autoSpaceDE w:val="0"/>
         <w:widowControl/>
         <w:spacing w:line="288" w:lineRule="exact" w:before="276" w:after="0"/>
-        <w:ind w:left="20" w:right="0" w:firstLine="0"/>
+        <w:ind w:left="10" w:right="0" w:firstLine="0"/>
         <w:jc w:val="left"/>
       </w:pPr>
       <w:r>
@@ -1320,7 +1221,7 @@
           <w:rFonts w:ascii="Charis SIL Regular" w:hAnsi="Charis SIL Regular" w:eastAsia="Charis SIL Regular"/>
           <w:b w:val="0"/>
           <w:i w:val="0"/>
-          <w:color w:val="0066CC"/>
+          <w:color w:val="0000FF"/>
           <w:sz w:val="24"/>
           <w:u w:val="single"/>
         </w:rPr>
@@ -1345,7 +1246,7 @@
       </w:r>
       <w:r>
         <w:rPr>
-          <w:u w:val="single" w:color="0066cc"/>
+          <w:u w:val="single" w:color="0000ff"/>
           <w:rFonts w:ascii="Charis SIL Regular" w:hAnsi="Charis SIL Regular" w:eastAsia="Charis SIL Regular"/>
           <w:b w:val="0"/>
           <w:i w:val="0"/>
@@ -1389,7 +1290,7 @@
           <w:rFonts w:ascii="Charis SIL Regular" w:hAnsi="Charis SIL Regular" w:eastAsia="Charis SIL Regular"/>
           <w:b w:val="0"/>
           <w:i w:val="0"/>
-          <w:color w:val="0066CC"/>
+          <w:color w:val="0000FF"/>
           <w:sz w:val="24"/>
           <w:u w:val="single"/>
         </w:rPr>
@@ -1417,7 +1318,7 @@
       <w:pPr>
         <w:sectPr>
           <w:pgSz w:w="11900" w:h="16840"/>
-          <w:pgMar w:top="448" w:right="972" w:bottom="502" w:left="940" w:header="720" w:footer="720" w:gutter="0"/>
+          <w:pgMar w:top="448" w:right="972" w:bottom="502" w:left="950" w:header="720" w:footer="720" w:gutter="0"/>
           <w:cols/>
           <w:docGrid w:linePitch="360"/>
         </w:sectPr>
@@ -1469,7 +1370,7 @@
           <w:rFonts w:ascii="Charis SIL Regular" w:hAnsi="Charis SIL Regular" w:eastAsia="Charis SIL Regular"/>
           <w:b w:val="0"/>
           <w:i w:val="0"/>
-          <w:color w:val="0066CC"/>
+          <w:color w:val="0000FF"/>
           <w:sz w:val="24"/>
           <w:u w:val="single"/>
         </w:rPr>
@@ -1487,7 +1388,7 @@
           <w:rFonts w:ascii="Charis SIL Regular" w:hAnsi="Charis SIL Regular" w:eastAsia="Charis SIL Regular"/>
           <w:b w:val="0"/>
           <w:i w:val="0"/>
-          <w:color w:val="0066CC"/>
+          <w:color w:val="0000FF"/>
           <w:sz w:val="24"/>
           <w:u w:val="single"/>
         </w:rPr>
@@ -1498,7 +1399,7 @@
           <w:rFonts w:ascii="Charis SIL Regular" w:hAnsi="Charis SIL Regular" w:eastAsia="Charis SIL Regular"/>
           <w:b w:val="0"/>
           <w:i w:val="0"/>
-          <w:color w:val="0066CC"/>
+          <w:color w:val="0000FF"/>
           <w:sz w:val="24"/>
           <w:u w:val="single"/>
         </w:rPr>
@@ -1516,7 +1417,7 @@
           <w:rFonts w:ascii="Charis SIL Regular" w:hAnsi="Charis SIL Regular" w:eastAsia="Charis SIL Regular"/>
           <w:b w:val="0"/>
           <w:i w:val="0"/>
-          <w:color w:val="0066CC"/>
+          <w:color w:val="0000FF"/>
           <w:sz w:val="24"/>
           <w:u w:val="single"/>
         </w:rPr>
@@ -1527,7 +1428,7 @@
           <w:rFonts w:ascii="Charis SIL Regular" w:hAnsi="Charis SIL Regular" w:eastAsia="Charis SIL Regular"/>
           <w:b w:val="0"/>
           <w:i w:val="0"/>
-          <w:color w:val="0066CC"/>
+          <w:color w:val="0000FF"/>
           <w:sz w:val="24"/>
           <w:u w:val="single"/>
         </w:rPr>
@@ -1545,7 +1446,7 @@
           <w:rFonts w:ascii="Charis SIL Regular" w:hAnsi="Charis SIL Regular" w:eastAsia="Charis SIL Regular"/>
           <w:b w:val="0"/>
           <w:i w:val="0"/>
-          <w:color w:val="0066CC"/>
+          <w:color w:val="0000FF"/>
           <w:sz w:val="24"/>
           <w:u w:val="single"/>
         </w:rPr>
@@ -1563,7 +1464,7 @@
           <w:rFonts w:ascii="Charis SIL Regular" w:hAnsi="Charis SIL Regular" w:eastAsia="Charis SIL Regular"/>
           <w:b w:val="0"/>
           <w:i w:val="0"/>
-          <w:color w:val="0066CC"/>
+          <w:color w:val="0000FF"/>
           <w:sz w:val="24"/>
           <w:u w:val="single"/>
         </w:rPr>
@@ -1574,7 +1475,7 @@
           <w:rFonts w:ascii="Charis SIL Regular" w:hAnsi="Charis SIL Regular" w:eastAsia="Charis SIL Regular"/>
           <w:b w:val="0"/>
           <w:i w:val="0"/>
-          <w:color w:val="0066CC"/>
+          <w:color w:val="0000FF"/>
           <w:sz w:val="24"/>
           <w:u w:val="single"/>
         </w:rPr>
@@ -1602,7 +1503,7 @@
           <w:rFonts w:ascii="Charis SIL Regular" w:hAnsi="Charis SIL Regular" w:eastAsia="Charis SIL Regular"/>
           <w:b w:val="0"/>
           <w:i w:val="0"/>
-          <w:color w:val="0066CC"/>
+          <w:color w:val="0000FF"/>
           <w:sz w:val="24"/>
           <w:u w:val="single"/>
         </w:rPr>
@@ -1620,7 +1521,7 @@
           <w:rFonts w:ascii="Charis SIL Regular" w:hAnsi="Charis SIL Regular" w:eastAsia="Charis SIL Regular"/>
           <w:b w:val="0"/>
           <w:i w:val="0"/>
-          <w:color w:val="0066CC"/>
+          <w:color w:val="0000FF"/>
           <w:sz w:val="24"/>
           <w:u w:val="single"/>
         </w:rPr>
@@ -1631,7 +1532,7 @@
           <w:rFonts w:ascii="Charis SIL Regular" w:hAnsi="Charis SIL Regular" w:eastAsia="Charis SIL Regular"/>
           <w:b w:val="0"/>
           <w:i w:val="0"/>
-          <w:color w:val="0066CC"/>
+          <w:color w:val="0000FF"/>
           <w:sz w:val="24"/>
           <w:u w:val="single"/>
         </w:rPr>
@@ -1649,7 +1550,7 @@
           <w:rFonts w:ascii="Charis SIL Regular" w:hAnsi="Charis SIL Regular" w:eastAsia="Charis SIL Regular"/>
           <w:b w:val="0"/>
           <w:i w:val="0"/>
-          <w:color w:val="0066CC"/>
+          <w:color w:val="0000FF"/>
           <w:sz w:val="24"/>
           <w:u w:val="single"/>
         </w:rPr>
@@ -1660,7 +1561,7 @@
           <w:rFonts w:ascii="Charis SIL Regular" w:hAnsi="Charis SIL Regular" w:eastAsia="Charis SIL Regular"/>
           <w:b w:val="0"/>
           <w:i w:val="0"/>
-          <w:color w:val="0066CC"/>
+          <w:color w:val="0000FF"/>
           <w:sz w:val="24"/>
           <w:u w:val="single"/>
         </w:rPr>
@@ -1678,7 +1579,7 @@
           <w:rFonts w:ascii="Charis SIL Regular" w:hAnsi="Charis SIL Regular" w:eastAsia="Charis SIL Regular"/>
           <w:b w:val="0"/>
           <w:i w:val="0"/>
-          <w:color w:val="0066CC"/>
+          <w:color w:val="0000FF"/>
           <w:sz w:val="24"/>
           <w:u w:val="single"/>
         </w:rPr>
@@ -1689,7 +1590,7 @@
           <w:rFonts w:ascii="Charis SIL Regular" w:hAnsi="Charis SIL Regular" w:eastAsia="Charis SIL Regular"/>
           <w:b w:val="0"/>
           <w:i w:val="0"/>
-          <w:color w:val="0066CC"/>
+          <w:color w:val="0000FF"/>
           <w:sz w:val="24"/>
           <w:u w:val="single"/>
         </w:rPr>
@@ -1707,7 +1608,7 @@
           <w:rFonts w:ascii="Charis SIL Regular" w:hAnsi="Charis SIL Regular" w:eastAsia="Charis SIL Regular"/>
           <w:b w:val="0"/>
           <w:i w:val="0"/>
-          <w:color w:val="0066CC"/>
+          <w:color w:val="0000FF"/>
           <w:sz w:val="24"/>
           <w:u w:val="single"/>
         </w:rPr>
@@ -1718,7 +1619,7 @@
           <w:rFonts w:ascii="Charis SIL Regular" w:hAnsi="Charis SIL Regular" w:eastAsia="Charis SIL Regular"/>
           <w:b w:val="0"/>
           <w:i w:val="0"/>
-          <w:color w:val="0066CC"/>
+          <w:color w:val="0000FF"/>
           <w:sz w:val="24"/>
           <w:u w:val="single"/>
         </w:rPr>
@@ -1736,7 +1637,7 @@
           <w:rFonts w:ascii="Charis SIL Regular" w:hAnsi="Charis SIL Regular" w:eastAsia="Charis SIL Regular"/>
           <w:b w:val="0"/>
           <w:i w:val="0"/>
-          <w:color w:val="0066CC"/>
+          <w:color w:val="0000FF"/>
           <w:sz w:val="24"/>
           <w:u w:val="single"/>
         </w:rPr>
@@ -1747,7 +1648,7 @@
           <w:rFonts w:ascii="Charis SIL Regular" w:hAnsi="Charis SIL Regular" w:eastAsia="Charis SIL Regular"/>
           <w:b w:val="0"/>
           <w:i w:val="0"/>
-          <w:color w:val="0066CC"/>
+          <w:color w:val="0000FF"/>
           <w:sz w:val="24"/>
           <w:u w:val="single"/>
         </w:rPr>
@@ -1765,7 +1666,7 @@
           <w:rFonts w:ascii="Charis SIL Regular" w:hAnsi="Charis SIL Regular" w:eastAsia="Charis SIL Regular"/>
           <w:b w:val="0"/>
           <w:i w:val="0"/>
-          <w:color w:val="0066CC"/>
+          <w:color w:val="0000FF"/>
           <w:sz w:val="24"/>
           <w:u w:val="single"/>
         </w:rPr>
@@ -1776,7 +1677,7 @@
           <w:rFonts w:ascii="Charis SIL Regular" w:hAnsi="Charis SIL Regular" w:eastAsia="Charis SIL Regular"/>
           <w:b w:val="0"/>
           <w:i w:val="0"/>
-          <w:color w:val="0066CC"/>
+          <w:color w:val="0000FF"/>
           <w:sz w:val="24"/>
           <w:u w:val="single"/>
         </w:rPr>
@@ -1801,7 +1702,7 @@
       </w:r>
       <w:r>
         <w:rPr>
-          <w:u w:val="single" w:color="0066cc"/>
+          <w:u w:val="single" w:color="0000ff"/>
           <w:rFonts w:ascii="Charis SIL Regular" w:hAnsi="Charis SIL Regular" w:eastAsia="Charis SIL Regular"/>
           <w:b w:val="0"/>
           <w:i w:val="0"/>
@@ -1819,7 +1720,7 @@
       </w:r>
       <w:r>
         <w:rPr>
-          <w:u w:val="single" w:color="0066cc"/>
+          <w:u w:val="single" w:color="0000ff"/>
           <w:rFonts w:ascii="Charis SIL Regular" w:hAnsi="Charis SIL Regular" w:eastAsia="Charis SIL Regular"/>
           <w:b w:val="0"/>
           <w:i w:val="0"/>
@@ -1837,7 +1738,7 @@
       </w:r>
       <w:r>
         <w:rPr>
-          <w:u w:val="single" w:color="0066cc"/>
+          <w:u w:val="single" w:color="0000ff"/>
           <w:rFonts w:ascii="Charis SIL Regular" w:hAnsi="Charis SIL Regular" w:eastAsia="Charis SIL Regular"/>
           <w:b w:val="0"/>
           <w:i w:val="0"/>
@@ -1855,7 +1756,7 @@
       </w:r>
       <w:r>
         <w:rPr>
-          <w:u w:val="single" w:color="0066cc"/>
+          <w:u w:val="single" w:color="0000ff"/>
           <w:rFonts w:ascii="Charis SIL Regular" w:hAnsi="Charis SIL Regular" w:eastAsia="Charis SIL Regular"/>
           <w:b w:val="0"/>
           <w:i w:val="0"/>
@@ -1873,7 +1774,7 @@
       </w:r>
       <w:r>
         <w:rPr>
-          <w:u w:val="single" w:color="0066cc"/>
+          <w:u w:val="single" w:color="0000ff"/>
           <w:rFonts w:ascii="Charis SIL Regular" w:hAnsi="Charis SIL Regular" w:eastAsia="Charis SIL Regular"/>
           <w:b w:val="0"/>
           <w:i w:val="0"/>
@@ -1891,7 +1792,7 @@
       </w:r>
       <w:r>
         <w:rPr>
-          <w:u w:val="single" w:color="0066cc"/>
+          <w:u w:val="single" w:color="0000ff"/>
           <w:rFonts w:ascii="Charis SIL Regular" w:hAnsi="Charis SIL Regular" w:eastAsia="Charis SIL Regular"/>
           <w:b w:val="0"/>
           <w:i w:val="0"/>
@@ -1919,7 +1820,7 @@
       </w:r>
       <w:r>
         <w:rPr>
-          <w:u w:val="single" w:color="0066cc"/>
+          <w:u w:val="single" w:color="0000ff"/>
           <w:rFonts w:ascii="Charis SIL Regular" w:hAnsi="Charis SIL Regular" w:eastAsia="Charis SIL Regular"/>
           <w:b w:val="0"/>
           <w:i w:val="0"/>
@@ -1937,7 +1838,7 @@
       </w:r>
       <w:r>
         <w:rPr>
-          <w:u w:val="single" w:color="0066cc"/>
+          <w:u w:val="single" w:color="0000ff"/>
           <w:rFonts w:ascii="Charis SIL Regular" w:hAnsi="Charis SIL Regular" w:eastAsia="Charis SIL Regular"/>
           <w:b w:val="0"/>
           <w:i w:val="0"/>
@@ -1955,7 +1856,7 @@
       </w:r>
       <w:r>
         <w:rPr>
-          <w:u w:val="single" w:color="0066cc"/>
+          <w:u w:val="single" w:color="0000ff"/>
           <w:rFonts w:ascii="Charis SIL Regular" w:hAnsi="Charis SIL Regular" w:eastAsia="Charis SIL Regular"/>
           <w:b w:val="0"/>
           <w:i w:val="0"/>
@@ -1973,7 +1874,7 @@
       </w:r>
       <w:r>
         <w:rPr>
-          <w:u w:val="single" w:color="0066cc"/>
+          <w:u w:val="single" w:color="0000ff"/>
           <w:rFonts w:ascii="Charis SIL Regular" w:hAnsi="Charis SIL Regular" w:eastAsia="Charis SIL Regular"/>
           <w:b w:val="0"/>
           <w:i w:val="0"/>
@@ -1991,7 +1892,7 @@
       </w:r>
       <w:r>
         <w:rPr>
-          <w:u w:val="single" w:color="0066cc"/>
+          <w:u w:val="single" w:color="0000ff"/>
           <w:rFonts w:ascii="Charis SIL Regular" w:hAnsi="Charis SIL Regular" w:eastAsia="Charis SIL Regular"/>
           <w:b w:val="0"/>
           <w:i w:val="0"/>
@@ -2009,7 +1910,7 @@
       </w:r>
       <w:r>
         <w:rPr>
-          <w:u w:val="single" w:color="0066cc"/>
+          <w:u w:val="single" w:color="0000ff"/>
           <w:rFonts w:ascii="Charis SIL Regular" w:hAnsi="Charis SIL Regular" w:eastAsia="Charis SIL Regular"/>
           <w:b w:val="0"/>
           <w:i w:val="0"/>
@@ -2027,7 +1928,6 @@
       </w:r>
       <w:r>
         <w:rPr>
-          <w:u w:val="single" w:color="0066cc"/>
           <w:rFonts w:ascii="Charis SIL Regular" w:hAnsi="Charis SIL Regular" w:eastAsia="Charis SIL Regular"/>
           <w:b w:val="0"/>
           <w:i w:val="0"/>
@@ -2038,7 +1938,7 @@
       </w:r>
       <w:r>
         <w:rPr>
-          <w:u w:val="single" w:color="0066cc"/>
+          <w:u w:val="single" w:color="0000ff"/>
           <w:rFonts w:ascii="Charis SIL Regular" w:hAnsi="Charis SIL Regular" w:eastAsia="Charis SIL Regular"/>
           <w:b w:val="0"/>
           <w:i w:val="0"/>
@@ -2056,7 +1956,7 @@
       </w:r>
       <w:r>
         <w:rPr>
-          <w:u w:val="single" w:color="0066cc"/>
+          <w:u w:val="single" w:color="0000ff"/>
           <w:rFonts w:ascii="Charis SIL Regular" w:hAnsi="Charis SIL Regular" w:eastAsia="Charis SIL Regular"/>
           <w:b w:val="0"/>
           <w:i w:val="0"/>
@@ -2067,7 +1967,7 @@
       </w:r>
       <w:r>
         <w:rPr>
-          <w:u w:val="single" w:color="0066cc"/>
+          <w:u w:val="single" w:color="0000ff"/>
           <w:rFonts w:ascii="Charis SIL Regular" w:hAnsi="Charis SIL Regular" w:eastAsia="Charis SIL Regular"/>
           <w:b w:val="0"/>
           <w:i w:val="0"/>
@@ -2085,7 +1985,7 @@
       </w:r>
       <w:r>
         <w:rPr>
-          <w:u w:val="single" w:color="0066cc"/>
+          <w:u w:val="single" w:color="0000ff"/>
           <w:rFonts w:ascii="Charis SIL Regular" w:hAnsi="Charis SIL Regular" w:eastAsia="Charis SIL Regular"/>
           <w:b w:val="0"/>
           <w:i w:val="0"/>
@@ -2166,7 +2066,7 @@
           <w:rFonts w:ascii="Charis SIL Regular" w:hAnsi="Charis SIL Regular" w:eastAsia="Charis SIL Regular"/>
           <w:b w:val="0"/>
           <w:i w:val="0"/>
-          <w:color w:val="0066CC"/>
+          <w:color w:val="0000FF"/>
           <w:sz w:val="24"/>
           <w:u w:val="single"/>
         </w:rPr>
@@ -2184,7 +2084,7 @@
           <w:rFonts w:ascii="Charis SIL Regular" w:hAnsi="Charis SIL Regular" w:eastAsia="Charis SIL Regular"/>
           <w:b w:val="0"/>
           <w:i w:val="0"/>
-          <w:color w:val="0066CC"/>
+          <w:color w:val="0000FF"/>
           <w:sz w:val="24"/>
           <w:u w:val="single"/>
         </w:rPr>
@@ -2195,7 +2095,7 @@
           <w:rFonts w:ascii="Charis SIL Regular" w:hAnsi="Charis SIL Regular" w:eastAsia="Charis SIL Regular"/>
           <w:b w:val="0"/>
           <w:i w:val="0"/>
-          <w:color w:val="0066CC"/>
+          <w:color w:val="0000FF"/>
           <w:sz w:val="24"/>
           <w:u w:val="single"/>
         </w:rPr>
@@ -2263,8 +2163,9 @@
           <w:rFonts w:ascii="Charis SIL Regular" w:hAnsi="Charis SIL Regular" w:eastAsia="Charis SIL Regular"/>
           <w:b w:val="0"/>
           <w:i w:val="0"/>
-          <w:color w:val="0066CC"/>
+          <w:color w:val="0000FF"/>
           <w:sz w:val="24"/>
+          <w:u w:val="single"/>
         </w:rPr>
         <w:t>Bronnen</w:t>
       </w:r>
@@ -2286,11 +2187,22 @@
           <w:rFonts w:ascii="Charis SIL Regular" w:hAnsi="Charis SIL Regular" w:eastAsia="Charis SIL Regular"/>
           <w:b w:val="0"/>
           <w:i w:val="0"/>
-          <w:color w:val="0066CC"/>
+          <w:color w:val="0000FF"/>
           <w:sz w:val="24"/>
           <w:u w:val="single"/>
         </w:rPr>
-        <w:t>De handel in objecten uit een koloniale context</w:t>
+        <w:t>De hand</w:t>
+      </w:r>
+      <w:r>
+        <w:rPr>
+          <w:rFonts w:ascii="Charis SIL Regular" w:hAnsi="Charis SIL Regular" w:eastAsia="Charis SIL Regular"/>
+          <w:b w:val="0"/>
+          <w:i w:val="0"/>
+          <w:color w:val="0000FF"/>
+          <w:sz w:val="24"/>
+          <w:u w:val="single"/>
+        </w:rPr>
+        <w:t>el in objecten uit een koloniale context</w:t>
       </w:r>
       <w:r>
         <w:br/>
@@ -2310,7 +2222,7 @@
           <w:rFonts w:ascii="Charis SIL Regular" w:hAnsi="Charis SIL Regular" w:eastAsia="Charis SIL Regular"/>
           <w:b w:val="0"/>
           <w:i w:val="0"/>
-          <w:color w:val="0066CC"/>
+          <w:color w:val="0000FF"/>
           <w:sz w:val="24"/>
           <w:u w:val="single"/>
         </w:rPr>
@@ -2321,7 +2233,7 @@
           <w:rFonts w:ascii="Charis SIL Regular" w:hAnsi="Charis SIL Regular" w:eastAsia="Charis SIL Regular"/>
           <w:b w:val="0"/>
           <w:i w:val="0"/>
-          <w:color w:val="0066CC"/>
+          <w:color w:val="0000FF"/>
           <w:sz w:val="24"/>
           <w:u w:val="single"/>
         </w:rPr>
@@ -2342,7 +2254,7 @@
           <w:rFonts w:ascii="Charis SIL Regular" w:hAnsi="Charis SIL Regular" w:eastAsia="Charis SIL Regular"/>
           <w:b w:val="0"/>
           <w:i w:val="0"/>
-          <w:color w:val="0066CC"/>
+          <w:color w:val="0000FF"/>
           <w:sz w:val="24"/>
           <w:u w:val="single"/>
         </w:rPr>
@@ -2353,7 +2265,7 @@
           <w:rFonts w:ascii="Charis SIL Regular" w:hAnsi="Charis SIL Regular" w:eastAsia="Charis SIL Regular"/>
           <w:b w:val="0"/>
           <w:i w:val="0"/>
-          <w:color w:val="0066CC"/>
+          <w:color w:val="0000FF"/>
           <w:sz w:val="24"/>
           <w:u w:val="single"/>
         </w:rPr>
@@ -2374,7 +2286,7 @@
           <w:rFonts w:ascii="Charis SIL Regular" w:hAnsi="Charis SIL Regular" w:eastAsia="Charis SIL Regular"/>
           <w:b w:val="0"/>
           <w:i w:val="0"/>
-          <w:color w:val="0066CC"/>
+          <w:color w:val="0000FF"/>
           <w:sz w:val="24"/>
           <w:u w:val="single"/>
         </w:rPr>
@@ -2398,7 +2310,7 @@
           <w:rFonts w:ascii="Charis SIL Regular" w:hAnsi="Charis SIL Regular" w:eastAsia="Charis SIL Regular"/>
           <w:b w:val="0"/>
           <w:i w:val="0"/>
-          <w:color w:val="0066CC"/>
+          <w:color w:val="0000FF"/>
           <w:sz w:val="24"/>
           <w:u w:val="single"/>
         </w:rPr>
@@ -2409,7 +2321,7 @@
           <w:rFonts w:ascii="Charis SIL Regular" w:hAnsi="Charis SIL Regular" w:eastAsia="Charis SIL Regular"/>
           <w:b w:val="0"/>
           <w:i w:val="0"/>
-          <w:color w:val="0066CC"/>
+          <w:color w:val="0000FF"/>
           <w:sz w:val="24"/>
           <w:u w:val="single"/>
         </w:rPr>
@@ -2433,7 +2345,7 @@
           <w:rFonts w:ascii="Charis SIL Regular" w:hAnsi="Charis SIL Regular" w:eastAsia="Charis SIL Regular"/>
           <w:b w:val="0"/>
           <w:i w:val="0"/>
-          <w:color w:val="0066CC"/>
+          <w:color w:val="0000FF"/>
           <w:sz w:val="24"/>
           <w:u w:val="single"/>
         </w:rPr>
@@ -2444,7 +2356,7 @@
           <w:rFonts w:ascii="Charis SIL Regular" w:hAnsi="Charis SIL Regular" w:eastAsia="Charis SIL Regular"/>
           <w:b w:val="0"/>
           <w:i w:val="0"/>
-          <w:color w:val="0066CC"/>
+          <w:color w:val="0000FF"/>
           <w:sz w:val="24"/>
           <w:u w:val="single"/>
         </w:rPr>
@@ -2468,7 +2380,7 @@
           <w:rFonts w:ascii="Charis SIL Regular" w:hAnsi="Charis SIL Regular" w:eastAsia="Charis SIL Regular"/>
           <w:b w:val="0"/>
           <w:i w:val="0"/>
-          <w:color w:val="0066CC"/>
+          <w:color w:val="0000FF"/>
           <w:sz w:val="24"/>
           <w:u w:val="single"/>
         </w:rPr>
@@ -2492,7 +2404,7 @@
           <w:rFonts w:ascii="Charis SIL Regular" w:hAnsi="Charis SIL Regular" w:eastAsia="Charis SIL Regular"/>
           <w:b w:val="0"/>
           <w:i w:val="0"/>
-          <w:color w:val="0066CC"/>
+          <w:color w:val="0000FF"/>
           <w:sz w:val="24"/>
           <w:u w:val="single"/>
         </w:rPr>
@@ -2503,7 +2415,7 @@
           <w:rFonts w:ascii="Charis SIL Regular" w:hAnsi="Charis SIL Regular" w:eastAsia="Charis SIL Regular"/>
           <w:b w:val="0"/>
           <w:i w:val="0"/>
-          <w:color w:val="0066CC"/>
+          <w:color w:val="0000FF"/>
           <w:sz w:val="24"/>
           <w:u w:val="single"/>
         </w:rPr>
@@ -2524,7 +2436,7 @@
           <w:rFonts w:ascii="Charis SIL Regular" w:hAnsi="Charis SIL Regular" w:eastAsia="Charis SIL Regular"/>
           <w:b w:val="0"/>
           <w:i w:val="0"/>
-          <w:color w:val="0066CC"/>
+          <w:color w:val="0000FF"/>
           <w:sz w:val="24"/>
           <w:u w:val="single"/>
         </w:rPr>
@@ -2665,7 +2577,7 @@
           <w:rFonts w:ascii="Charis SIL Regular" w:hAnsi="Charis SIL Regular" w:eastAsia="Charis SIL Regular"/>
           <w:b w:val="0"/>
           <w:i w:val="0"/>
-          <w:color w:val="0066CC"/>
+          <w:color w:val="0000FF"/>
           <w:sz w:val="24"/>
         </w:rPr>
         <w:hyperlink r:id="rId16" w:history="1">
@@ -2682,7 +2594,7 @@
           <w:rFonts w:ascii="Charis SIL Regular" w:hAnsi="Charis SIL Regular" w:eastAsia="Charis SIL Regular"/>
           <w:b w:val="0"/>
           <w:i w:val="0"/>
-          <w:color w:val="0066CC"/>
+          <w:color w:val="0000FF"/>
           <w:sz w:val="24"/>
         </w:rPr>
         <w:hyperlink r:id="rId16" w:history="1">
@@ -2699,7 +2611,7 @@
           <w:rFonts w:ascii="Charis SIL Regular" w:hAnsi="Charis SIL Regular" w:eastAsia="Charis SIL Regular"/>
           <w:b w:val="0"/>
           <w:i w:val="0"/>
-          <w:color w:val="0066CC"/>
+          <w:color w:val="0000FF"/>
           <w:sz w:val="24"/>
         </w:rPr>
         <w:hyperlink r:id="rId16" w:history="1">
@@ -2829,7 +2741,7 @@
           <w:rFonts w:ascii="Charis SIL Regular" w:hAnsi="Charis SIL Regular" w:eastAsia="Charis SIL Regular"/>
           <w:b w:val="0"/>
           <w:i w:val="0"/>
-          <w:color w:val="0066CC"/>
+          <w:color w:val="0000FF"/>
           <w:sz w:val="24"/>
         </w:rPr>
         <w:hyperlink r:id="rId17" w:history="1">
@@ -2846,7 +2758,7 @@
           <w:rFonts w:ascii="Charis SIL Regular" w:hAnsi="Charis SIL Regular" w:eastAsia="Charis SIL Regular"/>
           <w:b w:val="0"/>
           <w:i w:val="0"/>
-          <w:color w:val="0066CC"/>
+          <w:color w:val="0000FF"/>
           <w:sz w:val="24"/>
         </w:rPr>
         <w:hyperlink r:id="rId17" w:history="1">
@@ -2863,7 +2775,7 @@
           <w:rFonts w:ascii="Charis SIL Regular" w:hAnsi="Charis SIL Regular" w:eastAsia="Charis SIL Regular"/>
           <w:b w:val="0"/>
           <w:i w:val="0"/>
-          <w:color w:val="0066CC"/>
+          <w:color w:val="0000FF"/>
           <w:sz w:val="24"/>
         </w:rPr>
         <w:hyperlink r:id="rId17" w:history="1">
@@ -3029,7 +2941,7 @@
           <w:rFonts w:ascii="Charis SIL Regular" w:hAnsi="Charis SIL Regular" w:eastAsia="Charis SIL Regular"/>
           <w:b w:val="0"/>
           <w:i w:val="0"/>
-          <w:color w:val="0066CC"/>
+          <w:color w:val="0000FF"/>
           <w:sz w:val="24"/>
           <w:u w:val="single"/>
         </w:rPr>
@@ -3047,7 +2959,7 @@
           <w:rFonts w:ascii="Charis SIL Regular" w:hAnsi="Charis SIL Regular" w:eastAsia="Charis SIL Regular"/>
           <w:b w:val="0"/>
           <w:i w:val="0"/>
-          <w:color w:val="0066CC"/>
+          <w:color w:val="0000FF"/>
           <w:sz w:val="24"/>
           <w:u w:val="single"/>
         </w:rPr>
@@ -3065,7 +2977,7 @@
           <w:rFonts w:ascii="Charis SIL Regular" w:hAnsi="Charis SIL Regular" w:eastAsia="Charis SIL Regular"/>
           <w:b w:val="0"/>
           <w:i w:val="0"/>
-          <w:color w:val="0066CC"/>
+          <w:color w:val="0000FF"/>
           <w:sz w:val="24"/>
           <w:u w:val="single"/>
         </w:rPr>
@@ -3093,7 +3005,7 @@
           <w:rFonts w:ascii="Charis SIL Regular" w:hAnsi="Charis SIL Regular" w:eastAsia="Charis SIL Regular"/>
           <w:b w:val="0"/>
           <w:i w:val="0"/>
-          <w:color w:val="0066CC"/>
+          <w:color w:val="0000FF"/>
           <w:sz w:val="24"/>
           <w:u w:val="single"/>
         </w:rPr>
@@ -3111,7 +3023,7 @@
           <w:rFonts w:ascii="Charis SIL Regular" w:hAnsi="Charis SIL Regular" w:eastAsia="Charis SIL Regular"/>
           <w:b w:val="0"/>
           <w:i w:val="0"/>
-          <w:color w:val="0066CC"/>
+          <w:color w:val="0000FF"/>
           <w:sz w:val="24"/>
           <w:u w:val="single"/>
         </w:rPr>
@@ -3122,7 +3034,7 @@
           <w:rFonts w:ascii="Charis SIL Regular" w:hAnsi="Charis SIL Regular" w:eastAsia="Charis SIL Regular"/>
           <w:b w:val="0"/>
           <w:i w:val="0"/>
-          <w:color w:val="0066CC"/>
+          <w:color w:val="0000FF"/>
           <w:sz w:val="24"/>
           <w:u w:val="single"/>
         </w:rPr>
@@ -3150,7 +3062,7 @@
           <w:rFonts w:ascii="Charis SIL Regular" w:hAnsi="Charis SIL Regular" w:eastAsia="Charis SIL Regular"/>
           <w:b w:val="0"/>
           <w:i w:val="0"/>
-          <w:color w:val="0066CC"/>
+          <w:color w:val="0000FF"/>
           <w:sz w:val="24"/>
           <w:u w:val="single"/>
         </w:rPr>
@@ -3168,7 +3080,7 @@
           <w:rFonts w:ascii="Charis SIL Regular" w:hAnsi="Charis SIL Regular" w:eastAsia="Charis SIL Regular"/>
           <w:b w:val="0"/>
           <w:i w:val="0"/>
-          <w:color w:val="0066CC"/>
+          <w:color w:val="0000FF"/>
           <w:sz w:val="24"/>
           <w:u w:val="single"/>
         </w:rPr>
@@ -3186,7 +3098,7 @@
           <w:rFonts w:ascii="Charis SIL Regular" w:hAnsi="Charis SIL Regular" w:eastAsia="Charis SIL Regular"/>
           <w:b w:val="0"/>
           <w:i w:val="0"/>
-          <w:color w:val="0066CC"/>
+          <w:color w:val="0000FF"/>
           <w:sz w:val="24"/>
           <w:u w:val="single"/>
         </w:rPr>
@@ -3197,7 +3109,7 @@
           <w:rFonts w:ascii="Charis SIL Regular" w:hAnsi="Charis SIL Regular" w:eastAsia="Charis SIL Regular"/>
           <w:b w:val="0"/>
           <w:i w:val="0"/>
-          <w:color w:val="0066CC"/>
+          <w:color w:val="0000FF"/>
           <w:sz w:val="24"/>
           <w:u w:val="single"/>
         </w:rPr>
@@ -3285,7 +3197,7 @@
           <w:rFonts w:ascii="Charis SIL Regular" w:hAnsi="Charis SIL Regular" w:eastAsia="Charis SIL Regular"/>
           <w:b w:val="0"/>
           <w:i w:val="0"/>
-          <w:color w:val="0066CC"/>
+          <w:color w:val="0000FF"/>
           <w:sz w:val="24"/>
           <w:u w:val="single"/>
         </w:rPr>
@@ -3303,7 +3215,7 @@
           <w:rFonts w:ascii="Charis SIL Regular" w:hAnsi="Charis SIL Regular" w:eastAsia="Charis SIL Regular"/>
           <w:b w:val="0"/>
           <w:i w:val="0"/>
-          <w:color w:val="0066CC"/>
+          <w:color w:val="0000FF"/>
           <w:sz w:val="24"/>
           <w:u w:val="single"/>
         </w:rPr>
@@ -3321,7 +3233,7 @@
           <w:rFonts w:ascii="Charis SIL Regular" w:hAnsi="Charis SIL Regular" w:eastAsia="Charis SIL Regular"/>
           <w:b w:val="0"/>
           <w:i w:val="0"/>
-          <w:color w:val="0066CC"/>
+          <w:color w:val="0000FF"/>
           <w:sz w:val="24"/>
           <w:u w:val="single"/>
         </w:rPr>
@@ -3339,7 +3251,7 @@
           <w:rFonts w:ascii="Charis SIL Regular" w:hAnsi="Charis SIL Regular" w:eastAsia="Charis SIL Regular"/>
           <w:b w:val="0"/>
           <w:i w:val="0"/>
-          <w:color w:val="0066CC"/>
+          <w:color w:val="0000FF"/>
           <w:sz w:val="24"/>
           <w:u w:val="single"/>
         </w:rPr>
@@ -3357,7 +3269,7 @@
           <w:rFonts w:ascii="Charis SIL Regular" w:hAnsi="Charis SIL Regular" w:eastAsia="Charis SIL Regular"/>
           <w:b w:val="0"/>
           <w:i w:val="0"/>
-          <w:color w:val="0066CC"/>
+          <w:color w:val="0000FF"/>
           <w:sz w:val="24"/>
           <w:u w:val="single"/>
         </w:rPr>
@@ -3375,7 +3287,7 @@
           <w:rFonts w:ascii="Charis SIL Regular" w:hAnsi="Charis SIL Regular" w:eastAsia="Charis SIL Regular"/>
           <w:b w:val="0"/>
           <w:i w:val="0"/>
-          <w:color w:val="0066CC"/>
+          <w:color w:val="0000FF"/>
           <w:sz w:val="24"/>
           <w:u w:val="single"/>
         </w:rPr>
@@ -3393,7 +3305,7 @@
           <w:rFonts w:ascii="Charis SIL Regular" w:hAnsi="Charis SIL Regular" w:eastAsia="Charis SIL Regular"/>
           <w:b w:val="0"/>
           <w:i w:val="0"/>
-          <w:color w:val="0066CC"/>
+          <w:color w:val="0000FF"/>
           <w:sz w:val="24"/>
           <w:u w:val="single"/>
         </w:rPr>
@@ -3411,7 +3323,7 @@
           <w:rFonts w:ascii="Charis SIL Regular" w:hAnsi="Charis SIL Regular" w:eastAsia="Charis SIL Regular"/>
           <w:b w:val="0"/>
           <w:i w:val="0"/>
-          <w:color w:val="0066CC"/>
+          <w:color w:val="0000FF"/>
           <w:sz w:val="24"/>
           <w:u w:val="single"/>
         </w:rPr>
@@ -3429,7 +3341,7 @@
           <w:rFonts w:ascii="Charis SIL Regular" w:hAnsi="Charis SIL Regular" w:eastAsia="Charis SIL Regular"/>
           <w:b w:val="0"/>
           <w:i w:val="0"/>
-          <w:color w:val="0066CC"/>
+          <w:color w:val="0000FF"/>
           <w:sz w:val="24"/>
           <w:u w:val="single"/>
         </w:rPr>

--- a/EXPORTS/DOCX/published/niveau3/Dutch/WMRotterdam.docx
+++ b/EXPORTS/DOCX/published/niveau3/Dutch/WMRotterdam.docx
@@ -352,8 +352,45 @@
           <w:i w:val="0"/>
           <w:color w:val="0000FF"/>
           <w:sz w:val="24"/>
+          <w:u w:val="single"/>
         </w:rPr>
-        <w:t>Prins Hendrik</w:t>
+        <w:hyperlink r:id="rId10" w:history="1">
+          <w:r>
+            <w:rPr>
+              <w:rStyle w:val="Hyperlink"/>
+            </w:rPr>
+            <w:t>Prins</w:t>
+          </w:r>
+        </w:hyperlink>
+      </w:r>
+      <w:r>
+        <w:rPr>
+          <w:rFonts w:ascii="Charis SIL Regular" w:hAnsi="Charis SIL Regular" w:eastAsia="Charis SIL Regular"/>
+          <w:b w:val="0"/>
+          <w:i w:val="0"/>
+          <w:color w:val="0000FF"/>
+          <w:sz w:val="24"/>
+          <w:u w:val="single"/>
+        </w:rPr>
+        <w:t xml:space="preserve"> </w:t>
+      </w:r>
+      <w:r>
+        <w:rPr>
+          <w:rFonts w:ascii="Charis SIL Regular" w:hAnsi="Charis SIL Regular" w:eastAsia="Charis SIL Regular"/>
+          <w:b w:val="0"/>
+          <w:i w:val="0"/>
+          <w:color w:val="0000FF"/>
+          <w:sz w:val="24"/>
+          <w:u w:val="single"/>
+        </w:rPr>
+        <w:hyperlink r:id="rId10" w:history="1">
+          <w:r>
+            <w:rPr>
+              <w:rStyle w:val="Hyperlink"/>
+            </w:rPr>
+            <w:t>Hendrik</w:t>
+          </w:r>
+        </w:hyperlink>
       </w:r>
       <w:r>
         <w:rPr>
@@ -395,6 +432,7 @@
       </w:r>
       <w:r>
         <w:rPr>
+          <w:u w:val="single" w:color="0000ff"/>
           <w:rFonts w:ascii="Charis SIL Regular" w:hAnsi="Charis SIL Regular" w:eastAsia="Charis SIL Regular"/>
           <w:b w:val="0"/>
           <w:i w:val="0"/>
@@ -412,6 +450,7 @@
       </w:r>
       <w:r>
         <w:rPr>
+          <w:u w:val="single" w:color="0000ff"/>
           <w:rFonts w:ascii="Charis SIL Regular" w:hAnsi="Charis SIL Regular" w:eastAsia="Charis SIL Regular"/>
           <w:b w:val="0"/>
           <w:i w:val="0"/>
@@ -429,6 +468,7 @@
       </w:r>
       <w:r>
         <w:rPr>
+          <w:u w:val="single" w:color="0000ff"/>
           <w:rFonts w:ascii="Charis SIL Regular" w:hAnsi="Charis SIL Regular" w:eastAsia="Charis SIL Regular"/>
           <w:b w:val="0"/>
           <w:i w:val="0"/>
@@ -975,25 +1015,7 @@
           <w:color w:val="000000"/>
           <w:sz w:val="24"/>
         </w:rPr>
-        <w:hyperlink r:id="rId12" w:history="1">
-          <w:r>
-            <w:rPr>
-              <w:rStyle w:val="Hyperlink"/>
-            </w:rPr>
-            <w:t>t van de g</w:t>
-          </w:r>
-        </w:hyperlink>
-      </w:r>
-      <w:r>
-        <w:rPr>
-          <w:u w:val="single" w:color="0000ff"/>
-          <w:rFonts w:ascii="Charis SIL Regular" w:hAnsi="Charis SIL Regular" w:eastAsia="Charis SIL Regular"/>
-          <w:b w:val="0"/>
-          <w:i w:val="0"/>
-          <w:color w:val="000000"/>
-          <w:sz w:val="24"/>
-        </w:rPr>
-        <w:t>emeente R</w:t>
+        <w:t>t van de gemeente R</w:t>
       </w:r>
       <w:r>
         <w:rPr>
@@ -1774,21 +1796,13 @@
       </w:r>
       <w:r>
         <w:rPr>
-          <w:u w:val="single" w:color="0000ff"/>
           <w:rFonts w:ascii="Charis SIL Regular" w:hAnsi="Charis SIL Regular" w:eastAsia="Charis SIL Regular"/>
           <w:b w:val="0"/>
           <w:i w:val="0"/>
           <w:color w:val="000000"/>
           <w:sz w:val="24"/>
         </w:rPr>
-        <w:hyperlink r:id="rId16" w:history="1">
-          <w:r>
-            <w:rPr>
-              <w:rStyle w:val="Hyperlink"/>
-            </w:rPr>
-            <w:t>ma</w:t>
-          </w:r>
-        </w:hyperlink>
+        <w:t>ma</w:t>
       </w:r>
       <w:r>
         <w:rPr>

--- a/EXPORTS/DOCX/published/niveau3/Dutch/WMRotterdam.docx
+++ b/EXPORTS/DOCX/published/niveau3/Dutch/WMRotterdam.docx
@@ -296,54 +296,7 @@
           <w:color w:val="000000"/>
           <w:sz w:val="24"/>
         </w:rPr>
-        <w:t>naar de voorzitter van de Yachtvereni</w:t>
-      </w:r>
-      <w:r>
-        <w:rPr>
-          <w:u w:val="single" w:color="0000ff"/>
-          <w:rFonts w:ascii="Charis SIL Regular" w:hAnsi="Charis SIL Regular" w:eastAsia="Charis SIL Regular"/>
-          <w:b w:val="0"/>
-          <w:i w:val="0"/>
-          <w:color w:val="000000"/>
-          <w:sz w:val="24"/>
-        </w:rPr>
-        <w:hyperlink r:id="rId9" w:history="1">
-          <w:r>
-            <w:rPr>
-              <w:rStyle w:val="Hyperlink"/>
-            </w:rPr>
-            <w:t>ging. Toe</w:t>
-          </w:r>
-        </w:hyperlink>
-      </w:r>
-      <w:r>
-        <w:rPr>
-          <w:u w:val="single" w:color="0000ff"/>
-          <w:rFonts w:ascii="Charis SIL Regular" w:hAnsi="Charis SIL Regular" w:eastAsia="Charis SIL Regular"/>
-          <w:b w:val="0"/>
-          <w:i w:val="0"/>
-          <w:color w:val="000000"/>
-          <w:sz w:val="24"/>
-        </w:rPr>
-        <w:hyperlink r:id="rId9" w:history="1">
-          <w:r>
-            <w:rPr>
-              <w:rStyle w:val="Hyperlink"/>
-            </w:rPr>
-            <w:t>n</w:t>
-          </w:r>
-        </w:hyperlink>
-      </w:r>
-      <w:r>
-        <w:rPr>
-          <w:u w:val="single" w:color="0000ff"/>
-          <w:rFonts w:ascii="Charis SIL Regular" w:hAnsi="Charis SIL Regular" w:eastAsia="Charis SIL Regular"/>
-          <w:b w:val="0"/>
-          <w:i w:val="0"/>
-          <w:color w:val="000000"/>
-          <w:sz w:val="24"/>
-        </w:rPr>
-        <w:t xml:space="preserve"> </w:t>
+        <w:t xml:space="preserve">naar de voorzitter van de Yachtvereniging. Toen </w:t>
       </w:r>
       <w:r>
         <w:rPr>
@@ -352,45 +305,8 @@
           <w:i w:val="0"/>
           <w:color w:val="0000FF"/>
           <w:sz w:val="24"/>
-          <w:u w:val="single"/>
         </w:rPr>
-        <w:hyperlink r:id="rId10" w:history="1">
-          <w:r>
-            <w:rPr>
-              <w:rStyle w:val="Hyperlink"/>
-            </w:rPr>
-            <w:t>Prins</w:t>
-          </w:r>
-        </w:hyperlink>
-      </w:r>
-      <w:r>
-        <w:rPr>
-          <w:rFonts w:ascii="Charis SIL Regular" w:hAnsi="Charis SIL Regular" w:eastAsia="Charis SIL Regular"/>
-          <w:b w:val="0"/>
-          <w:i w:val="0"/>
-          <w:color w:val="0000FF"/>
-          <w:sz w:val="24"/>
-          <w:u w:val="single"/>
-        </w:rPr>
-        <w:t xml:space="preserve"> </w:t>
-      </w:r>
-      <w:r>
-        <w:rPr>
-          <w:rFonts w:ascii="Charis SIL Regular" w:hAnsi="Charis SIL Regular" w:eastAsia="Charis SIL Regular"/>
-          <w:b w:val="0"/>
-          <w:i w:val="0"/>
-          <w:color w:val="0000FF"/>
-          <w:sz w:val="24"/>
-          <w:u w:val="single"/>
-        </w:rPr>
-        <w:hyperlink r:id="rId10" w:history="1">
-          <w:r>
-            <w:rPr>
-              <w:rStyle w:val="Hyperlink"/>
-            </w:rPr>
-            <w:t>Hendrik</w:t>
-          </w:r>
-        </w:hyperlink>
+        <w:t>Prins Hendrik</w:t>
       </w:r>
       <w:r>
         <w:rPr>
@@ -432,7 +348,6 @@
       </w:r>
       <w:r>
         <w:rPr>
-          <w:u w:val="single" w:color="0000ff"/>
           <w:rFonts w:ascii="Charis SIL Regular" w:hAnsi="Charis SIL Regular" w:eastAsia="Charis SIL Regular"/>
           <w:b w:val="0"/>
           <w:i w:val="0"/>
@@ -450,7 +365,6 @@
       </w:r>
       <w:r>
         <w:rPr>
-          <w:u w:val="single" w:color="0000ff"/>
           <w:rFonts w:ascii="Charis SIL Regular" w:hAnsi="Charis SIL Regular" w:eastAsia="Charis SIL Regular"/>
           <w:b w:val="0"/>
           <w:i w:val="0"/>
@@ -468,7 +382,6 @@
       </w:r>
       <w:r>
         <w:rPr>
-          <w:u w:val="single" w:color="0000ff"/>
           <w:rFonts w:ascii="Charis SIL Regular" w:hAnsi="Charis SIL Regular" w:eastAsia="Charis SIL Regular"/>
           <w:b w:val="0"/>
           <w:i w:val="0"/>
@@ -722,7 +635,14 @@
           <w:color w:val="000000"/>
           <w:sz w:val="24"/>
         </w:rPr>
-        <w:t>dien</w:t>
+        <w:hyperlink r:id="rId11" w:history="1">
+          <w:r>
+            <w:rPr>
+              <w:rStyle w:val="Hyperlink"/>
+            </w:rPr>
+            <w:t>dien</w:t>
+          </w:r>
+        </w:hyperlink>
       </w:r>
       <w:r>
         <w:rPr>
@@ -1015,7 +935,61 @@
           <w:color w:val="000000"/>
           <w:sz w:val="24"/>
         </w:rPr>
-        <w:t>t van de gemeente R</w:t>
+        <w:hyperlink r:id="rId12" w:history="1">
+          <w:r>
+            <w:rPr>
+              <w:rStyle w:val="Hyperlink"/>
+            </w:rPr>
+            <w:t>t van de g</w:t>
+          </w:r>
+        </w:hyperlink>
+      </w:r>
+      <w:r>
+        <w:rPr>
+          <w:u w:val="single" w:color="0000ff"/>
+          <w:rFonts w:ascii="Charis SIL Regular" w:hAnsi="Charis SIL Regular" w:eastAsia="Charis SIL Regular"/>
+          <w:b w:val="0"/>
+          <w:i w:val="0"/>
+          <w:color w:val="000000"/>
+          <w:sz w:val="24"/>
+        </w:rPr>
+        <w:hyperlink r:id="rId12" w:history="1">
+          <w:r>
+            <w:rPr>
+              <w:rStyle w:val="Hyperlink"/>
+            </w:rPr>
+            <w:t>e</w:t>
+          </w:r>
+        </w:hyperlink>
+      </w:r>
+      <w:r>
+        <w:rPr>
+          <w:u w:val="single" w:color="0000ff"/>
+          <w:rFonts w:ascii="Charis SIL Regular" w:hAnsi="Charis SIL Regular" w:eastAsia="Charis SIL Regular"/>
+          <w:b w:val="0"/>
+          <w:i w:val="0"/>
+          <w:color w:val="000000"/>
+          <w:sz w:val="24"/>
+        </w:rPr>
+        <w:hyperlink r:id="rId12" w:history="1">
+          <w:r>
+            <w:rPr>
+              <w:rStyle w:val="Hyperlink"/>
+            </w:rPr>
+            <w:t xml:space="preserve">meente </w:t>
+          </w:r>
+        </w:hyperlink>
+      </w:r>
+      <w:r>
+        <w:rPr>
+          <w:u w:val="single" w:color="0000ff"/>
+          <w:rFonts w:ascii="Charis SIL Regular" w:hAnsi="Charis SIL Regular" w:eastAsia="Charis SIL Regular"/>
+          <w:b w:val="0"/>
+          <w:i w:val="0"/>
+          <w:color w:val="000000"/>
+          <w:sz w:val="24"/>
+        </w:rPr>
+        <w:t>R</w:t>
       </w:r>
       <w:r>
         <w:rPr>
@@ -1796,13 +1770,21 @@
       </w:r>
       <w:r>
         <w:rPr>
+          <w:u w:val="single" w:color="0000ff"/>
           <w:rFonts w:ascii="Charis SIL Regular" w:hAnsi="Charis SIL Regular" w:eastAsia="Charis SIL Regular"/>
           <w:b w:val="0"/>
           <w:i w:val="0"/>
           <w:color w:val="000000"/>
           <w:sz w:val="24"/>
         </w:rPr>
-        <w:t>ma</w:t>
+        <w:hyperlink r:id="rId16" w:history="1">
+          <w:r>
+            <w:rPr>
+              <w:rStyle w:val="Hyperlink"/>
+            </w:rPr>
+            <w:t>ma</w:t>
+          </w:r>
+        </w:hyperlink>
       </w:r>
       <w:r>
         <w:rPr>

--- a/EXPORTS/DOCX/published/niveau3/Dutch/WMRotterdam.docx
+++ b/EXPORTS/DOCX/published/niveau3/Dutch/WMRotterdam.docx
@@ -296,7 +296,54 @@
           <w:color w:val="000000"/>
           <w:sz w:val="24"/>
         </w:rPr>
-        <w:t xml:space="preserve">naar de voorzitter van de Yachtvereniging. Toen </w:t>
+        <w:t>naar de voorzitter van de Yachtvereni</w:t>
+      </w:r>
+      <w:r>
+        <w:rPr>
+          <w:u w:val="single" w:color="0000ff"/>
+          <w:rFonts w:ascii="Charis SIL Regular" w:hAnsi="Charis SIL Regular" w:eastAsia="Charis SIL Regular"/>
+          <w:b w:val="0"/>
+          <w:i w:val="0"/>
+          <w:color w:val="000000"/>
+          <w:sz w:val="24"/>
+        </w:rPr>
+        <w:hyperlink r:id="rId9" w:history="1">
+          <w:r>
+            <w:rPr>
+              <w:rStyle w:val="Hyperlink"/>
+            </w:rPr>
+            <w:t>ging. Toe</w:t>
+          </w:r>
+        </w:hyperlink>
+      </w:r>
+      <w:r>
+        <w:rPr>
+          <w:u w:val="single" w:color="0000ff"/>
+          <w:rFonts w:ascii="Charis SIL Regular" w:hAnsi="Charis SIL Regular" w:eastAsia="Charis SIL Regular"/>
+          <w:b w:val="0"/>
+          <w:i w:val="0"/>
+          <w:color w:val="000000"/>
+          <w:sz w:val="24"/>
+        </w:rPr>
+        <w:hyperlink r:id="rId9" w:history="1">
+          <w:r>
+            <w:rPr>
+              <w:rStyle w:val="Hyperlink"/>
+            </w:rPr>
+            <w:t>n</w:t>
+          </w:r>
+        </w:hyperlink>
+      </w:r>
+      <w:r>
+        <w:rPr>
+          <w:u w:val="single" w:color="0000ff"/>
+          <w:rFonts w:ascii="Charis SIL Regular" w:hAnsi="Charis SIL Regular" w:eastAsia="Charis SIL Regular"/>
+          <w:b w:val="0"/>
+          <w:i w:val="0"/>
+          <w:color w:val="000000"/>
+          <w:sz w:val="24"/>
+        </w:rPr>
+        <w:t xml:space="preserve"> </w:t>
       </w:r>
       <w:r>
         <w:rPr>
@@ -305,8 +352,81 @@
           <w:i w:val="0"/>
           <w:color w:val="0000FF"/>
           <w:sz w:val="24"/>
+          <w:u w:val="single"/>
         </w:rPr>
-        <w:t>Prins Hendrik</w:t>
+        <w:hyperlink r:id="rId9" w:history="1">
+          <w:r>
+            <w:rPr>
+              <w:rStyle w:val="Hyperlink"/>
+            </w:rPr>
+            <w:t>Prins</w:t>
+          </w:r>
+        </w:hyperlink>
+      </w:r>
+      <w:r>
+        <w:rPr>
+          <w:rFonts w:ascii="Charis SIL Regular" w:hAnsi="Charis SIL Regular" w:eastAsia="Charis SIL Regular"/>
+          <w:b w:val="0"/>
+          <w:i w:val="0"/>
+          <w:color w:val="0000FF"/>
+          <w:sz w:val="24"/>
+          <w:u w:val="single"/>
+        </w:rPr>
+        <w:t xml:space="preserve"> </w:t>
+      </w:r>
+      <w:r>
+        <w:rPr>
+          <w:rFonts w:ascii="Charis SIL Regular" w:hAnsi="Charis SIL Regular" w:eastAsia="Charis SIL Regular"/>
+          <w:b w:val="0"/>
+          <w:i w:val="0"/>
+          <w:color w:val="0000FF"/>
+          <w:sz w:val="24"/>
+          <w:u w:val="single"/>
+        </w:rPr>
+        <w:hyperlink r:id="rId9" w:history="1">
+          <w:r>
+            <w:rPr>
+              <w:rStyle w:val="Hyperlink"/>
+            </w:rPr>
+            <w:t>H</w:t>
+          </w:r>
+        </w:hyperlink>
+      </w:r>
+      <w:r>
+        <w:rPr>
+          <w:rFonts w:ascii="Charis SIL Regular" w:hAnsi="Charis SIL Regular" w:eastAsia="Charis SIL Regular"/>
+          <w:b w:val="0"/>
+          <w:i w:val="0"/>
+          <w:color w:val="0000FF"/>
+          <w:sz w:val="24"/>
+          <w:u w:val="single"/>
+        </w:rPr>
+        <w:hyperlink r:id="rId9" w:history="1">
+          <w:r>
+            <w:rPr>
+              <w:rStyle w:val="Hyperlink"/>
+            </w:rPr>
+            <w:t>endri</w:t>
+          </w:r>
+        </w:hyperlink>
+      </w:r>
+      <w:r>
+        <w:rPr>
+          <w:rFonts w:ascii="Charis SIL Regular" w:hAnsi="Charis SIL Regular" w:eastAsia="Charis SIL Regular"/>
+          <w:b w:val="0"/>
+          <w:i w:val="0"/>
+          <w:color w:val="0000FF"/>
+          <w:sz w:val="24"/>
+          <w:u w:val="single"/>
+        </w:rPr>
+        <w:hyperlink r:id="rId9" w:history="1">
+          <w:r>
+            <w:rPr>
+              <w:rStyle w:val="Hyperlink"/>
+            </w:rPr>
+            <w:t>k</w:t>
+          </w:r>
+        </w:hyperlink>
       </w:r>
       <w:r>
         <w:rPr>
@@ -348,6 +468,7 @@
       </w:r>
       <w:r>
         <w:rPr>
+          <w:u w:val="single" w:color="0000ff"/>
           <w:rFonts w:ascii="Charis SIL Regular" w:hAnsi="Charis SIL Regular" w:eastAsia="Charis SIL Regular"/>
           <w:b w:val="0"/>
           <w:i w:val="0"/>
@@ -365,6 +486,7 @@
       </w:r>
       <w:r>
         <w:rPr>
+          <w:u w:val="single" w:color="0000ff"/>
           <w:rFonts w:ascii="Charis SIL Regular" w:hAnsi="Charis SIL Regular" w:eastAsia="Charis SIL Regular"/>
           <w:b w:val="0"/>
           <w:i w:val="0"/>
@@ -382,6 +504,7 @@
       </w:r>
       <w:r>
         <w:rPr>
+          <w:u w:val="single" w:color="0000ff"/>
           <w:rFonts w:ascii="Charis SIL Regular" w:hAnsi="Charis SIL Regular" w:eastAsia="Charis SIL Regular"/>
           <w:b w:val="0"/>
           <w:i w:val="0"/>
@@ -982,7 +1105,6 @@
       </w:r>
       <w:r>
         <w:rPr>
-          <w:u w:val="single" w:color="0000ff"/>
           <w:rFonts w:ascii="Charis SIL Regular" w:hAnsi="Charis SIL Regular" w:eastAsia="Charis SIL Regular"/>
           <w:b w:val="0"/>
           <w:i w:val="0"/>
@@ -1924,6 +2046,7 @@
       </w:r>
       <w:r>
         <w:rPr>
+          <w:u w:val="single" w:color="0000ff"/>
           <w:rFonts w:ascii="Charis SIL Regular" w:hAnsi="Charis SIL Regular" w:eastAsia="Charis SIL Regular"/>
           <w:b w:val="0"/>
           <w:i w:val="0"/>

--- a/EXPORTS/DOCX/published/niveau3/Dutch/WMRotterdam.docx
+++ b/EXPORTS/DOCX/published/niveau3/Dutch/WMRotterdam.docx
@@ -296,54 +296,7 @@
           <w:color w:val="000000"/>
           <w:sz w:val="24"/>
         </w:rPr>
-        <w:t>naar de voorzitter van de Yachtvereni</w:t>
-      </w:r>
-      <w:r>
-        <w:rPr>
-          <w:u w:val="single" w:color="0000ff"/>
-          <w:rFonts w:ascii="Charis SIL Regular" w:hAnsi="Charis SIL Regular" w:eastAsia="Charis SIL Regular"/>
-          <w:b w:val="0"/>
-          <w:i w:val="0"/>
-          <w:color w:val="000000"/>
-          <w:sz w:val="24"/>
-        </w:rPr>
-        <w:hyperlink r:id="rId9" w:history="1">
-          <w:r>
-            <w:rPr>
-              <w:rStyle w:val="Hyperlink"/>
-            </w:rPr>
-            <w:t>ging. Toe</w:t>
-          </w:r>
-        </w:hyperlink>
-      </w:r>
-      <w:r>
-        <w:rPr>
-          <w:u w:val="single" w:color="0000ff"/>
-          <w:rFonts w:ascii="Charis SIL Regular" w:hAnsi="Charis SIL Regular" w:eastAsia="Charis SIL Regular"/>
-          <w:b w:val="0"/>
-          <w:i w:val="0"/>
-          <w:color w:val="000000"/>
-          <w:sz w:val="24"/>
-        </w:rPr>
-        <w:hyperlink r:id="rId9" w:history="1">
-          <w:r>
-            <w:rPr>
-              <w:rStyle w:val="Hyperlink"/>
-            </w:rPr>
-            <w:t>n</w:t>
-          </w:r>
-        </w:hyperlink>
-      </w:r>
-      <w:r>
-        <w:rPr>
-          <w:u w:val="single" w:color="0000ff"/>
-          <w:rFonts w:ascii="Charis SIL Regular" w:hAnsi="Charis SIL Regular" w:eastAsia="Charis SIL Regular"/>
-          <w:b w:val="0"/>
-          <w:i w:val="0"/>
-          <w:color w:val="000000"/>
-          <w:sz w:val="24"/>
-        </w:rPr>
-        <w:t xml:space="preserve"> </w:t>
+        <w:t xml:space="preserve">naar de voorzitter van de Yachtvereniging. Toen </w:t>
       </w:r>
       <w:r>
         <w:rPr>
@@ -354,7 +307,7 @@
           <w:sz w:val="24"/>
           <w:u w:val="single"/>
         </w:rPr>
-        <w:hyperlink r:id="rId9" w:history="1">
+        <w:hyperlink r:id="rId10" w:history="1">
           <w:r>
             <w:rPr>
               <w:rStyle w:val="Hyperlink"/>
@@ -383,7 +336,7 @@
           <w:sz w:val="24"/>
           <w:u w:val="single"/>
         </w:rPr>
-        <w:hyperlink r:id="rId9" w:history="1">
+        <w:hyperlink r:id="rId10" w:history="1">
           <w:r>
             <w:rPr>
               <w:rStyle w:val="Hyperlink"/>
@@ -1047,71 +1000,7 @@
           <w:color w:val="000000"/>
           <w:sz w:val="24"/>
         </w:rPr>
-        <w:t>De collectie is overigens nog altijd het bezi</w:t>
-      </w:r>
-      <w:r>
-        <w:rPr>
-          <w:u w:val="single" w:color="0000ff"/>
-          <w:rFonts w:ascii="Charis SIL Regular" w:hAnsi="Charis SIL Regular" w:eastAsia="Charis SIL Regular"/>
-          <w:b w:val="0"/>
-          <w:i w:val="0"/>
-          <w:color w:val="000000"/>
-          <w:sz w:val="24"/>
-        </w:rPr>
-        <w:hyperlink r:id="rId12" w:history="1">
-          <w:r>
-            <w:rPr>
-              <w:rStyle w:val="Hyperlink"/>
-            </w:rPr>
-            <w:t>t van de g</w:t>
-          </w:r>
-        </w:hyperlink>
-      </w:r>
-      <w:r>
-        <w:rPr>
-          <w:u w:val="single" w:color="0000ff"/>
-          <w:rFonts w:ascii="Charis SIL Regular" w:hAnsi="Charis SIL Regular" w:eastAsia="Charis SIL Regular"/>
-          <w:b w:val="0"/>
-          <w:i w:val="0"/>
-          <w:color w:val="000000"/>
-          <w:sz w:val="24"/>
-        </w:rPr>
-        <w:hyperlink r:id="rId12" w:history="1">
-          <w:r>
-            <w:rPr>
-              <w:rStyle w:val="Hyperlink"/>
-            </w:rPr>
-            <w:t>e</w:t>
-          </w:r>
-        </w:hyperlink>
-      </w:r>
-      <w:r>
-        <w:rPr>
-          <w:u w:val="single" w:color="0000ff"/>
-          <w:rFonts w:ascii="Charis SIL Regular" w:hAnsi="Charis SIL Regular" w:eastAsia="Charis SIL Regular"/>
-          <w:b w:val="0"/>
-          <w:i w:val="0"/>
-          <w:color w:val="000000"/>
-          <w:sz w:val="24"/>
-        </w:rPr>
-        <w:hyperlink r:id="rId12" w:history="1">
-          <w:r>
-            <w:rPr>
-              <w:rStyle w:val="Hyperlink"/>
-            </w:rPr>
-            <w:t xml:space="preserve">meente </w:t>
-          </w:r>
-        </w:hyperlink>
-      </w:r>
-      <w:r>
-        <w:rPr>
-          <w:rFonts w:ascii="Charis SIL Regular" w:hAnsi="Charis SIL Regular" w:eastAsia="Charis SIL Regular"/>
-          <w:b w:val="0"/>
-          <w:i w:val="0"/>
-          <w:color w:val="000000"/>
-          <w:sz w:val="24"/>
-        </w:rPr>
-        <w:t>R</w:t>
+        <w:t>De collectie is overigens nog altijd het bezit van de gemeente R</w:t>
       </w:r>
       <w:r>
         <w:rPr>
@@ -1892,168 +1781,13 @@
       </w:r>
       <w:r>
         <w:rPr>
-          <w:u w:val="single" w:color="0000ff"/>
           <w:rFonts w:ascii="Charis SIL Regular" w:hAnsi="Charis SIL Regular" w:eastAsia="Charis SIL Regular"/>
           <w:b w:val="0"/>
           <w:i w:val="0"/>
           <w:color w:val="000000"/>
           <w:sz w:val="24"/>
         </w:rPr>
-        <w:hyperlink r:id="rId16" w:history="1">
-          <w:r>
-            <w:rPr>
-              <w:rStyle w:val="Hyperlink"/>
-            </w:rPr>
-            <w:t>ma</w:t>
-          </w:r>
-        </w:hyperlink>
-      </w:r>
-      <w:r>
-        <w:rPr>
-          <w:u w:val="single" w:color="0000ff"/>
-          <w:rFonts w:ascii="Charis SIL Regular" w:hAnsi="Charis SIL Regular" w:eastAsia="Charis SIL Regular"/>
-          <w:b w:val="0"/>
-          <w:i w:val="0"/>
-          <w:color w:val="000000"/>
-          <w:sz w:val="24"/>
-        </w:rPr>
-        <w:hyperlink r:id="rId16" w:history="1">
-          <w:r>
-            <w:rPr>
-              <w:rStyle w:val="Hyperlink"/>
-            </w:rPr>
-            <w:t>nier o</w:t>
-          </w:r>
-        </w:hyperlink>
-      </w:r>
-      <w:r>
-        <w:rPr>
-          <w:rFonts w:ascii="Charis SIL Regular" w:hAnsi="Charis SIL Regular" w:eastAsia="Charis SIL Regular"/>
-          <w:b w:val="0"/>
-          <w:i w:val="0"/>
-          <w:color w:val="000000"/>
-          <w:sz w:val="24"/>
-        </w:rPr>
-        <w:t>pgebou</w:t>
-      </w:r>
-      <w:r>
-        <w:rPr>
-          <w:u w:val="single" w:color="0000ff"/>
-          <w:rFonts w:ascii="Charis SIL Regular" w:hAnsi="Charis SIL Regular" w:eastAsia="Charis SIL Regular"/>
-          <w:b w:val="0"/>
-          <w:i w:val="0"/>
-          <w:color w:val="000000"/>
-          <w:sz w:val="24"/>
-        </w:rPr>
-        <w:hyperlink r:id="rId17" w:history="1">
-          <w:r>
-            <w:rPr>
-              <w:rStyle w:val="Hyperlink"/>
-            </w:rPr>
-            <w:t>wd. Ar</w:t>
-          </w:r>
-        </w:hyperlink>
-      </w:r>
-      <w:r>
-        <w:rPr>
-          <w:u w:val="single" w:color="0000ff"/>
-          <w:rFonts w:ascii="Charis SIL Regular" w:hAnsi="Charis SIL Regular" w:eastAsia="Charis SIL Regular"/>
-          <w:b w:val="0"/>
-          <w:i w:val="0"/>
-          <w:color w:val="000000"/>
-          <w:sz w:val="24"/>
-        </w:rPr>
-        <w:hyperlink r:id="rId17" w:history="1">
-          <w:r>
-            <w:rPr>
-              <w:rStyle w:val="Hyperlink"/>
-            </w:rPr>
-            <w:t>c</w:t>
-          </w:r>
-        </w:hyperlink>
-      </w:r>
-      <w:r>
-        <w:rPr>
-          <w:u w:val="single" w:color="0000ff"/>
-          <w:rFonts w:ascii="Charis SIL Regular" w:hAnsi="Charis SIL Regular" w:eastAsia="Charis SIL Regular"/>
-          <w:b w:val="0"/>
-          <w:i w:val="0"/>
-          <w:color w:val="000000"/>
-          <w:sz w:val="24"/>
-        </w:rPr>
-        <w:hyperlink r:id="rId17" w:history="1">
-          <w:r>
-            <w:rPr>
-              <w:rStyle w:val="Hyperlink"/>
-            </w:rPr>
-            <w:t>hief</w:t>
-          </w:r>
-        </w:hyperlink>
-      </w:r>
-      <w:r>
-        <w:rPr>
-          <w:u w:val="single" w:color="0000ff"/>
-          <w:rFonts w:ascii="Charis SIL Regular" w:hAnsi="Charis SIL Regular" w:eastAsia="Charis SIL Regular"/>
-          <w:b w:val="0"/>
-          <w:i w:val="0"/>
-          <w:color w:val="000000"/>
-          <w:sz w:val="24"/>
-        </w:rPr>
-        <w:hyperlink r:id="rId17" w:history="1">
-          <w:r>
-            <w:rPr>
-              <w:rStyle w:val="Hyperlink"/>
-            </w:rPr>
-            <w:t>stukk</w:t>
-          </w:r>
-        </w:hyperlink>
-      </w:r>
-      <w:r>
-        <w:rPr>
-          <w:u w:val="single" w:color="0000ff"/>
-          <w:rFonts w:ascii="Charis SIL Regular" w:hAnsi="Charis SIL Regular" w:eastAsia="Charis SIL Regular"/>
-          <w:b w:val="0"/>
-          <w:i w:val="0"/>
-          <w:color w:val="000000"/>
-          <w:sz w:val="24"/>
-        </w:rPr>
-        <w:hyperlink r:id="rId17" w:history="1">
-          <w:r>
-            <w:rPr>
-              <w:rStyle w:val="Hyperlink"/>
-            </w:rPr>
-            <w:t>e</w:t>
-          </w:r>
-        </w:hyperlink>
-      </w:r>
-      <w:r>
-        <w:rPr>
-          <w:u w:val="single" w:color="0000ff"/>
-          <w:rFonts w:ascii="Charis SIL Regular" w:hAnsi="Charis SIL Regular" w:eastAsia="Charis SIL Regular"/>
-          <w:b w:val="0"/>
-          <w:i w:val="0"/>
-          <w:color w:val="000000"/>
-          <w:sz w:val="24"/>
-        </w:rPr>
-        <w:hyperlink r:id="rId17" w:history="1">
-          <w:r>
-            <w:rPr>
-              <w:rStyle w:val="Hyperlink"/>
-            </w:rPr>
-            <w:t xml:space="preserve">n </w:t>
-          </w:r>
-        </w:hyperlink>
-      </w:r>
-      <w:r>
-        <w:rPr>
-          <w:u w:val="single" w:color="0000ff"/>
-          <w:rFonts w:ascii="Charis SIL Regular" w:hAnsi="Charis SIL Regular" w:eastAsia="Charis SIL Regular"/>
-          <w:b w:val="0"/>
-          <w:i w:val="0"/>
-          <w:color w:val="000000"/>
-          <w:sz w:val="24"/>
-        </w:rPr>
-        <w:t>m</w:t>
+        <w:t>manier opgebouwd. Archiefstukken m</w:t>
       </w:r>
       <w:r>
         <w:rPr>

--- a/EXPORTS/DOCX/published/niveau3/Dutch/WMRotterdam.docx
+++ b/EXPORTS/DOCX/published/niveau3/Dutch/WMRotterdam.docx
@@ -296,7 +296,53 @@
           <w:color w:val="000000"/>
           <w:sz w:val="24"/>
         </w:rPr>
-        <w:t xml:space="preserve">naar de voorzitter van de Yachtvereniging. Toen </w:t>
+        <w:t>naar de voorzitter van de Yachtvereni</w:t>
+      </w:r>
+      <w:r>
+        <w:rPr>
+          <w:u w:val="single" w:color="0000ff"/>
+          <w:rFonts w:ascii="Charis SIL Regular" w:hAnsi="Charis SIL Regular" w:eastAsia="Charis SIL Regular"/>
+          <w:b w:val="0"/>
+          <w:i w:val="0"/>
+          <w:color w:val="000000"/>
+          <w:sz w:val="24"/>
+        </w:rPr>
+        <w:hyperlink r:id="rId9" w:history="1">
+          <w:r>
+            <w:rPr>
+              <w:rStyle w:val="Hyperlink"/>
+            </w:rPr>
+            <w:t>ging. Toe</w:t>
+          </w:r>
+        </w:hyperlink>
+      </w:r>
+      <w:r>
+        <w:rPr>
+          <w:u w:val="single" w:color="0000ff"/>
+          <w:rFonts w:ascii="Charis SIL Regular" w:hAnsi="Charis SIL Regular" w:eastAsia="Charis SIL Regular"/>
+          <w:b w:val="0"/>
+          <w:i w:val="0"/>
+          <w:color w:val="000000"/>
+          <w:sz w:val="24"/>
+        </w:rPr>
+        <w:hyperlink r:id="rId9" w:history="1">
+          <w:r>
+            <w:rPr>
+              <w:rStyle w:val="Hyperlink"/>
+            </w:rPr>
+            <w:t>n</w:t>
+          </w:r>
+        </w:hyperlink>
+      </w:r>
+      <w:r>
+        <w:rPr>
+          <w:rFonts w:ascii="Charis SIL Regular" w:hAnsi="Charis SIL Regular" w:eastAsia="Charis SIL Regular"/>
+          <w:b w:val="0"/>
+          <w:i w:val="0"/>
+          <w:color w:val="000000"/>
+          <w:sz w:val="24"/>
+        </w:rPr>
+        <w:t xml:space="preserve"> </w:t>
       </w:r>
       <w:r>
         <w:rPr>
@@ -307,7 +353,7 @@
           <w:sz w:val="24"/>
           <w:u w:val="single"/>
         </w:rPr>
-        <w:hyperlink r:id="rId10" w:history="1">
+        <w:hyperlink r:id="rId9" w:history="1">
           <w:r>
             <w:rPr>
               <w:rStyle w:val="Hyperlink"/>
@@ -336,7 +382,7 @@
           <w:sz w:val="24"/>
           <w:u w:val="single"/>
         </w:rPr>
-        <w:hyperlink r:id="rId10" w:history="1">
+        <w:hyperlink r:id="rId9" w:history="1">
           <w:r>
             <w:rPr>
               <w:rStyle w:val="Hyperlink"/>
@@ -1000,7 +1046,71 @@
           <w:color w:val="000000"/>
           <w:sz w:val="24"/>
         </w:rPr>
-        <w:t>De collectie is overigens nog altijd het bezit van de gemeente R</w:t>
+        <w:t>De collectie is overigens nog altijd het bezi</w:t>
+      </w:r>
+      <w:r>
+        <w:rPr>
+          <w:u w:val="single" w:color="0000ff"/>
+          <w:rFonts w:ascii="Charis SIL Regular" w:hAnsi="Charis SIL Regular" w:eastAsia="Charis SIL Regular"/>
+          <w:b w:val="0"/>
+          <w:i w:val="0"/>
+          <w:color w:val="000000"/>
+          <w:sz w:val="24"/>
+        </w:rPr>
+        <w:hyperlink r:id="rId12" w:history="1">
+          <w:r>
+            <w:rPr>
+              <w:rStyle w:val="Hyperlink"/>
+            </w:rPr>
+            <w:t>t van de g</w:t>
+          </w:r>
+        </w:hyperlink>
+      </w:r>
+      <w:r>
+        <w:rPr>
+          <w:u w:val="single" w:color="0000ff"/>
+          <w:rFonts w:ascii="Charis SIL Regular" w:hAnsi="Charis SIL Regular" w:eastAsia="Charis SIL Regular"/>
+          <w:b w:val="0"/>
+          <w:i w:val="0"/>
+          <w:color w:val="000000"/>
+          <w:sz w:val="24"/>
+        </w:rPr>
+        <w:hyperlink r:id="rId12" w:history="1">
+          <w:r>
+            <w:rPr>
+              <w:rStyle w:val="Hyperlink"/>
+            </w:rPr>
+            <w:t>e</w:t>
+          </w:r>
+        </w:hyperlink>
+      </w:r>
+      <w:r>
+        <w:rPr>
+          <w:u w:val="single" w:color="0000ff"/>
+          <w:rFonts w:ascii="Charis SIL Regular" w:hAnsi="Charis SIL Regular" w:eastAsia="Charis SIL Regular"/>
+          <w:b w:val="0"/>
+          <w:i w:val="0"/>
+          <w:color w:val="000000"/>
+          <w:sz w:val="24"/>
+        </w:rPr>
+        <w:hyperlink r:id="rId12" w:history="1">
+          <w:r>
+            <w:rPr>
+              <w:rStyle w:val="Hyperlink"/>
+            </w:rPr>
+            <w:t xml:space="preserve">meente </w:t>
+          </w:r>
+        </w:hyperlink>
+      </w:r>
+      <w:r>
+        <w:rPr>
+          <w:rFonts w:ascii="Charis SIL Regular" w:hAnsi="Charis SIL Regular" w:eastAsia="Charis SIL Regular"/>
+          <w:b w:val="0"/>
+          <w:i w:val="0"/>
+          <w:color w:val="000000"/>
+          <w:sz w:val="24"/>
+        </w:rPr>
+        <w:t>R</w:t>
       </w:r>
       <w:r>
         <w:rPr>
@@ -1781,13 +1891,167 @@
       </w:r>
       <w:r>
         <w:rPr>
+          <w:u w:val="single" w:color="0000ff"/>
           <w:rFonts w:ascii="Charis SIL Regular" w:hAnsi="Charis SIL Regular" w:eastAsia="Charis SIL Regular"/>
           <w:b w:val="0"/>
           <w:i w:val="0"/>
           <w:color w:val="000000"/>
           <w:sz w:val="24"/>
         </w:rPr>
-        <w:t>manier opgebouwd. Archiefstukken m</w:t>
+        <w:hyperlink r:id="rId16" w:history="1">
+          <w:r>
+            <w:rPr>
+              <w:rStyle w:val="Hyperlink"/>
+            </w:rPr>
+            <w:t>ma</w:t>
+          </w:r>
+        </w:hyperlink>
+      </w:r>
+      <w:r>
+        <w:rPr>
+          <w:u w:val="single" w:color="0000ff"/>
+          <w:rFonts w:ascii="Charis SIL Regular" w:hAnsi="Charis SIL Regular" w:eastAsia="Charis SIL Regular"/>
+          <w:b w:val="0"/>
+          <w:i w:val="0"/>
+          <w:color w:val="000000"/>
+          <w:sz w:val="24"/>
+        </w:rPr>
+        <w:hyperlink r:id="rId16" w:history="1">
+          <w:r>
+            <w:rPr>
+              <w:rStyle w:val="Hyperlink"/>
+            </w:rPr>
+            <w:t>nier o</w:t>
+          </w:r>
+        </w:hyperlink>
+      </w:r>
+      <w:r>
+        <w:rPr>
+          <w:rFonts w:ascii="Charis SIL Regular" w:hAnsi="Charis SIL Regular" w:eastAsia="Charis SIL Regular"/>
+          <w:b w:val="0"/>
+          <w:i w:val="0"/>
+          <w:color w:val="000000"/>
+          <w:sz w:val="24"/>
+        </w:rPr>
+        <w:t>pgebou</w:t>
+      </w:r>
+      <w:r>
+        <w:rPr>
+          <w:u w:val="single" w:color="0000ff"/>
+          <w:rFonts w:ascii="Charis SIL Regular" w:hAnsi="Charis SIL Regular" w:eastAsia="Charis SIL Regular"/>
+          <w:b w:val="0"/>
+          <w:i w:val="0"/>
+          <w:color w:val="000000"/>
+          <w:sz w:val="24"/>
+        </w:rPr>
+        <w:hyperlink r:id="rId17" w:history="1">
+          <w:r>
+            <w:rPr>
+              <w:rStyle w:val="Hyperlink"/>
+            </w:rPr>
+            <w:t>wd. Ar</w:t>
+          </w:r>
+        </w:hyperlink>
+      </w:r>
+      <w:r>
+        <w:rPr>
+          <w:u w:val="single" w:color="0000ff"/>
+          <w:rFonts w:ascii="Charis SIL Regular" w:hAnsi="Charis SIL Regular" w:eastAsia="Charis SIL Regular"/>
+          <w:b w:val="0"/>
+          <w:i w:val="0"/>
+          <w:color w:val="000000"/>
+          <w:sz w:val="24"/>
+        </w:rPr>
+        <w:hyperlink r:id="rId17" w:history="1">
+          <w:r>
+            <w:rPr>
+              <w:rStyle w:val="Hyperlink"/>
+            </w:rPr>
+            <w:t>c</w:t>
+          </w:r>
+        </w:hyperlink>
+      </w:r>
+      <w:r>
+        <w:rPr>
+          <w:u w:val="single" w:color="0000ff"/>
+          <w:rFonts w:ascii="Charis SIL Regular" w:hAnsi="Charis SIL Regular" w:eastAsia="Charis SIL Regular"/>
+          <w:b w:val="0"/>
+          <w:i w:val="0"/>
+          <w:color w:val="000000"/>
+          <w:sz w:val="24"/>
+        </w:rPr>
+        <w:hyperlink r:id="rId17" w:history="1">
+          <w:r>
+            <w:rPr>
+              <w:rStyle w:val="Hyperlink"/>
+            </w:rPr>
+            <w:t>hief</w:t>
+          </w:r>
+        </w:hyperlink>
+      </w:r>
+      <w:r>
+        <w:rPr>
+          <w:u w:val="single" w:color="0000ff"/>
+          <w:rFonts w:ascii="Charis SIL Regular" w:hAnsi="Charis SIL Regular" w:eastAsia="Charis SIL Regular"/>
+          <w:b w:val="0"/>
+          <w:i w:val="0"/>
+          <w:color w:val="000000"/>
+          <w:sz w:val="24"/>
+        </w:rPr>
+        <w:hyperlink r:id="rId17" w:history="1">
+          <w:r>
+            <w:rPr>
+              <w:rStyle w:val="Hyperlink"/>
+            </w:rPr>
+            <w:t>stukk</w:t>
+          </w:r>
+        </w:hyperlink>
+      </w:r>
+      <w:r>
+        <w:rPr>
+          <w:u w:val="single" w:color="0000ff"/>
+          <w:rFonts w:ascii="Charis SIL Regular" w:hAnsi="Charis SIL Regular" w:eastAsia="Charis SIL Regular"/>
+          <w:b w:val="0"/>
+          <w:i w:val="0"/>
+          <w:color w:val="000000"/>
+          <w:sz w:val="24"/>
+        </w:rPr>
+        <w:hyperlink r:id="rId17" w:history="1">
+          <w:r>
+            <w:rPr>
+              <w:rStyle w:val="Hyperlink"/>
+            </w:rPr>
+            <w:t>e</w:t>
+          </w:r>
+        </w:hyperlink>
+      </w:r>
+      <w:r>
+        <w:rPr>
+          <w:u w:val="single" w:color="0000ff"/>
+          <w:rFonts w:ascii="Charis SIL Regular" w:hAnsi="Charis SIL Regular" w:eastAsia="Charis SIL Regular"/>
+          <w:b w:val="0"/>
+          <w:i w:val="0"/>
+          <w:color w:val="000000"/>
+          <w:sz w:val="24"/>
+        </w:rPr>
+        <w:hyperlink r:id="rId17" w:history="1">
+          <w:r>
+            <w:rPr>
+              <w:rStyle w:val="Hyperlink"/>
+            </w:rPr>
+            <w:t xml:space="preserve">n </w:t>
+          </w:r>
+        </w:hyperlink>
+      </w:r>
+      <w:r>
+        <w:rPr>
+          <w:rFonts w:ascii="Charis SIL Regular" w:hAnsi="Charis SIL Regular" w:eastAsia="Charis SIL Regular"/>
+          <w:b w:val="0"/>
+          <w:i w:val="0"/>
+          <w:color w:val="000000"/>
+          <w:sz w:val="24"/>
+        </w:rPr>
+        <w:t>m</w:t>
       </w:r>
       <w:r>
         <w:rPr>

--- a/EXPORTS/DOCX/published/niveau3/Dutch/WMRotterdam.docx
+++ b/EXPORTS/DOCX/published/niveau3/Dutch/WMRotterdam.docx
@@ -336,6 +336,7 @@
       </w:r>
       <w:r>
         <w:rPr>
+          <w:u w:val="single" w:color="0000ff"/>
           <w:rFonts w:ascii="Charis SIL Regular" w:hAnsi="Charis SIL Regular" w:eastAsia="Charis SIL Regular"/>
           <w:b w:val="0"/>
           <w:i w:val="0"/>

--- a/EXPORTS/DOCX/published/niveau3/Dutch/WMRotterdam.docx
+++ b/EXPORTS/DOCX/published/niveau3/Dutch/WMRotterdam.docx
@@ -383,7 +383,7 @@
           <w:sz w:val="24"/>
           <w:u w:val="single"/>
         </w:rPr>
-        <w:hyperlink r:id="rId9" w:history="1">
+        <w:hyperlink r:id="rId10" w:history="1">
           <w:r>
             <w:rPr>
               <w:rStyle w:val="Hyperlink"/>
@@ -401,7 +401,7 @@
           <w:sz w:val="24"/>
           <w:u w:val="single"/>
         </w:rPr>
-        <w:hyperlink r:id="rId9" w:history="1">
+        <w:hyperlink r:id="rId10" w:history="1">
           <w:r>
             <w:rPr>
               <w:rStyle w:val="Hyperlink"/>
@@ -419,7 +419,7 @@
           <w:sz w:val="24"/>
           <w:u w:val="single"/>
         </w:rPr>
-        <w:hyperlink r:id="rId9" w:history="1">
+        <w:hyperlink r:id="rId10" w:history="1">
           <w:r>
             <w:rPr>
               <w:rStyle w:val="Hyperlink"/>
@@ -1892,21 +1892,13 @@
       </w:r>
       <w:r>
         <w:rPr>
-          <w:u w:val="single" w:color="0000ff"/>
           <w:rFonts w:ascii="Charis SIL Regular" w:hAnsi="Charis SIL Regular" w:eastAsia="Charis SIL Regular"/>
           <w:b w:val="0"/>
           <w:i w:val="0"/>
           <w:color w:val="000000"/>
           <w:sz w:val="24"/>
         </w:rPr>
-        <w:hyperlink r:id="rId16" w:history="1">
-          <w:r>
-            <w:rPr>
-              <w:rStyle w:val="Hyperlink"/>
-            </w:rPr>
-            <w:t>ma</w:t>
-          </w:r>
-        </w:hyperlink>
+        <w:t>ma</w:t>
       </w:r>
       <w:r>
         <w:rPr>

--- a/EXPORTS/DOCX/published/niveau3/Dutch/WMRotterdam.docx
+++ b/EXPORTS/DOCX/published/niveau3/Dutch/WMRotterdam.docx
@@ -383,7 +383,7 @@
           <w:sz w:val="24"/>
           <w:u w:val="single"/>
         </w:rPr>
-        <w:hyperlink r:id="rId10" w:history="1">
+        <w:hyperlink r:id="rId9" w:history="1">
           <w:r>
             <w:rPr>
               <w:rStyle w:val="Hyperlink"/>
@@ -401,7 +401,7 @@
           <w:sz w:val="24"/>
           <w:u w:val="single"/>
         </w:rPr>
-        <w:hyperlink r:id="rId10" w:history="1">
+        <w:hyperlink r:id="rId9" w:history="1">
           <w:r>
             <w:rPr>
               <w:rStyle w:val="Hyperlink"/>
@@ -419,7 +419,7 @@
           <w:sz w:val="24"/>
           <w:u w:val="single"/>
         </w:rPr>
-        <w:hyperlink r:id="rId10" w:history="1">
+        <w:hyperlink r:id="rId9" w:history="1">
           <w:r>
             <w:rPr>
               <w:rStyle w:val="Hyperlink"/>
@@ -1892,13 +1892,21 @@
       </w:r>
       <w:r>
         <w:rPr>
+          <w:u w:val="single" w:color="0000ff"/>
           <w:rFonts w:ascii="Charis SIL Regular" w:hAnsi="Charis SIL Regular" w:eastAsia="Charis SIL Regular"/>
           <w:b w:val="0"/>
           <w:i w:val="0"/>
           <w:color w:val="000000"/>
           <w:sz w:val="24"/>
         </w:rPr>
-        <w:t>ma</w:t>
+        <w:hyperlink r:id="rId16" w:history="1">
+          <w:r>
+            <w:rPr>
+              <w:rStyle w:val="Hyperlink"/>
+            </w:rPr>
+            <w:t>ma</w:t>
+          </w:r>
+        </w:hyperlink>
       </w:r>
       <w:r>
         <w:rPr>

--- a/EXPORTS/DOCX/published/niveau3/Dutch/WMRotterdam.docx
+++ b/EXPORTS/DOCX/published/niveau3/Dutch/WMRotterdam.docx
@@ -419,14 +419,7 @@
           <w:sz w:val="24"/>
           <w:u w:val="single"/>
         </w:rPr>
-        <w:hyperlink r:id="rId9" w:history="1">
-          <w:r>
-            <w:rPr>
-              <w:rStyle w:val="Hyperlink"/>
-            </w:rPr>
-            <w:t>k</w:t>
-          </w:r>
-        </w:hyperlink>
+        <w:t>k</w:t>
       </w:r>
       <w:r>
         <w:rPr>
@@ -758,14 +751,7 @@
           <w:color w:val="000000"/>
           <w:sz w:val="24"/>
         </w:rPr>
-        <w:hyperlink r:id="rId11" w:history="1">
-          <w:r>
-            <w:rPr>
-              <w:rStyle w:val="Hyperlink"/>
-            </w:rPr>
-            <w:t>dien</w:t>
-          </w:r>
-        </w:hyperlink>
+        <w:t>dien</w:t>
       </w:r>
       <w:r>
         <w:rPr>
@@ -1105,6 +1091,7 @@
       </w:r>
       <w:r>
         <w:rPr>
+          <w:u w:val="single" w:color="0000ff"/>
           <w:rFonts w:ascii="Charis SIL Regular" w:hAnsi="Charis SIL Regular" w:eastAsia="Charis SIL Regular"/>
           <w:b w:val="0"/>
           <w:i w:val="0"/>
@@ -1892,214 +1879,13 @@
       </w:r>
       <w:r>
         <w:rPr>
-          <w:u w:val="single" w:color="0000ff"/>
           <w:rFonts w:ascii="Charis SIL Regular" w:hAnsi="Charis SIL Regular" w:eastAsia="Charis SIL Regular"/>
           <w:b w:val="0"/>
           <w:i w:val="0"/>
           <w:color w:val="000000"/>
           <w:sz w:val="24"/>
         </w:rPr>
-        <w:hyperlink r:id="rId16" w:history="1">
-          <w:r>
-            <w:rPr>
-              <w:rStyle w:val="Hyperlink"/>
-            </w:rPr>
-            <w:t>ma</w:t>
-          </w:r>
-        </w:hyperlink>
-      </w:r>
-      <w:r>
-        <w:rPr>
-          <w:u w:val="single" w:color="0000ff"/>
-          <w:rFonts w:ascii="Charis SIL Regular" w:hAnsi="Charis SIL Regular" w:eastAsia="Charis SIL Regular"/>
-          <w:b w:val="0"/>
-          <w:i w:val="0"/>
-          <w:color w:val="000000"/>
-          <w:sz w:val="24"/>
-        </w:rPr>
-        <w:hyperlink r:id="rId16" w:history="1">
-          <w:r>
-            <w:rPr>
-              <w:rStyle w:val="Hyperlink"/>
-            </w:rPr>
-            <w:t>nier o</w:t>
-          </w:r>
-        </w:hyperlink>
-      </w:r>
-      <w:r>
-        <w:rPr>
-          <w:rFonts w:ascii="Charis SIL Regular" w:hAnsi="Charis SIL Regular" w:eastAsia="Charis SIL Regular"/>
-          <w:b w:val="0"/>
-          <w:i w:val="0"/>
-          <w:color w:val="000000"/>
-          <w:sz w:val="24"/>
-        </w:rPr>
-        <w:t>pgebou</w:t>
-      </w:r>
-      <w:r>
-        <w:rPr>
-          <w:u w:val="single" w:color="0000ff"/>
-          <w:rFonts w:ascii="Charis SIL Regular" w:hAnsi="Charis SIL Regular" w:eastAsia="Charis SIL Regular"/>
-          <w:b w:val="0"/>
-          <w:i w:val="0"/>
-          <w:color w:val="000000"/>
-          <w:sz w:val="24"/>
-        </w:rPr>
-        <w:hyperlink r:id="rId17" w:history="1">
-          <w:r>
-            <w:rPr>
-              <w:rStyle w:val="Hyperlink"/>
-            </w:rPr>
-            <w:t>wd. Ar</w:t>
-          </w:r>
-        </w:hyperlink>
-      </w:r>
-      <w:r>
-        <w:rPr>
-          <w:u w:val="single" w:color="0000ff"/>
-          <w:rFonts w:ascii="Charis SIL Regular" w:hAnsi="Charis SIL Regular" w:eastAsia="Charis SIL Regular"/>
-          <w:b w:val="0"/>
-          <w:i w:val="0"/>
-          <w:color w:val="000000"/>
-          <w:sz w:val="24"/>
-        </w:rPr>
-        <w:hyperlink r:id="rId17" w:history="1">
-          <w:r>
-            <w:rPr>
-              <w:rStyle w:val="Hyperlink"/>
-            </w:rPr>
-            <w:t>c</w:t>
-          </w:r>
-        </w:hyperlink>
-      </w:r>
-      <w:r>
-        <w:rPr>
-          <w:u w:val="single" w:color="0000ff"/>
-          <w:rFonts w:ascii="Charis SIL Regular" w:hAnsi="Charis SIL Regular" w:eastAsia="Charis SIL Regular"/>
-          <w:b w:val="0"/>
-          <w:i w:val="0"/>
-          <w:color w:val="000000"/>
-          <w:sz w:val="24"/>
-        </w:rPr>
-        <w:hyperlink r:id="rId17" w:history="1">
-          <w:r>
-            <w:rPr>
-              <w:rStyle w:val="Hyperlink"/>
-            </w:rPr>
-            <w:t>hief</w:t>
-          </w:r>
-        </w:hyperlink>
-      </w:r>
-      <w:r>
-        <w:rPr>
-          <w:u w:val="single" w:color="0000ff"/>
-          <w:rFonts w:ascii="Charis SIL Regular" w:hAnsi="Charis SIL Regular" w:eastAsia="Charis SIL Regular"/>
-          <w:b w:val="0"/>
-          <w:i w:val="0"/>
-          <w:color w:val="000000"/>
-          <w:sz w:val="24"/>
-        </w:rPr>
-        <w:hyperlink r:id="rId17" w:history="1">
-          <w:r>
-            <w:rPr>
-              <w:rStyle w:val="Hyperlink"/>
-            </w:rPr>
-            <w:t>stukk</w:t>
-          </w:r>
-        </w:hyperlink>
-      </w:r>
-      <w:r>
-        <w:rPr>
-          <w:u w:val="single" w:color="0000ff"/>
-          <w:rFonts w:ascii="Charis SIL Regular" w:hAnsi="Charis SIL Regular" w:eastAsia="Charis SIL Regular"/>
-          <w:b w:val="0"/>
-          <w:i w:val="0"/>
-          <w:color w:val="000000"/>
-          <w:sz w:val="24"/>
-        </w:rPr>
-        <w:hyperlink r:id="rId17" w:history="1">
-          <w:r>
-            <w:rPr>
-              <w:rStyle w:val="Hyperlink"/>
-            </w:rPr>
-            <w:t>e</w:t>
-          </w:r>
-        </w:hyperlink>
-      </w:r>
-      <w:r>
-        <w:rPr>
-          <w:u w:val="single" w:color="0000ff"/>
-          <w:rFonts w:ascii="Charis SIL Regular" w:hAnsi="Charis SIL Regular" w:eastAsia="Charis SIL Regular"/>
-          <w:b w:val="0"/>
-          <w:i w:val="0"/>
-          <w:color w:val="000000"/>
-          <w:sz w:val="24"/>
-        </w:rPr>
-        <w:hyperlink r:id="rId17" w:history="1">
-          <w:r>
-            <w:rPr>
-              <w:rStyle w:val="Hyperlink"/>
-            </w:rPr>
-            <w:t xml:space="preserve">n </w:t>
-          </w:r>
-        </w:hyperlink>
-      </w:r>
-      <w:r>
-        <w:rPr>
-          <w:rFonts w:ascii="Charis SIL Regular" w:hAnsi="Charis SIL Regular" w:eastAsia="Charis SIL Regular"/>
-          <w:b w:val="0"/>
-          <w:i w:val="0"/>
-          <w:color w:val="000000"/>
-          <w:sz w:val="24"/>
-        </w:rPr>
-        <w:t>m</w:t>
-      </w:r>
-      <w:r>
-        <w:rPr>
-          <w:u w:val="single" w:color="0000ff"/>
-          <w:rFonts w:ascii="Charis SIL Regular" w:hAnsi="Charis SIL Regular" w:eastAsia="Charis SIL Regular"/>
-          <w:b w:val="0"/>
-          <w:i w:val="0"/>
-          <w:color w:val="000000"/>
-          <w:sz w:val="24"/>
-        </w:rPr>
-        <w:hyperlink r:id="rId17" w:history="1">
-          <w:r>
-            <w:rPr>
-              <w:rStyle w:val="Hyperlink"/>
-            </w:rPr>
-            <w:t>et</w:t>
-          </w:r>
-        </w:hyperlink>
-      </w:r>
-      <w:r>
-        <w:rPr>
-          <w:u w:val="single" w:color="0000ff"/>
-          <w:rFonts w:ascii="Charis SIL Regular" w:hAnsi="Charis SIL Regular" w:eastAsia="Charis SIL Regular"/>
-          <w:b w:val="0"/>
-          <w:i w:val="0"/>
-          <w:color w:val="000000"/>
-          <w:sz w:val="24"/>
-        </w:rPr>
-        <w:t xml:space="preserve"> </w:t>
-      </w:r>
-      <w:r>
-        <w:rPr>
-          <w:u w:val="single" w:color="0000ff"/>
-          <w:rFonts w:ascii="Charis SIL Regular" w:hAnsi="Charis SIL Regular" w:eastAsia="Charis SIL Regular"/>
-          <w:b w:val="0"/>
-          <w:i w:val="0"/>
-          <w:color w:val="000000"/>
-          <w:sz w:val="24"/>
-        </w:rPr>
-        <w:hyperlink r:id="rId17" w:history="1">
-          <w:r>
-            <w:rPr>
-              <w:rStyle w:val="Hyperlink"/>
-            </w:rPr>
-            <w:t>betr</w:t>
-          </w:r>
-        </w:hyperlink>
+        <w:t>manier opgebouwd. Archiefstukken met betr</w:t>
       </w:r>
       <w:r>
         <w:rPr>

--- a/EXPORTS/DOCX/published/niveau3/Dutch/WMRotterdam.docx
+++ b/EXPORTS/DOCX/published/niveau3/Dutch/WMRotterdam.docx
@@ -419,7 +419,14 @@
           <w:sz w:val="24"/>
           <w:u w:val="single"/>
         </w:rPr>
-        <w:t>k</w:t>
+        <w:hyperlink r:id="rId9" w:history="1">
+          <w:r>
+            <w:rPr>
+              <w:rStyle w:val="Hyperlink"/>
+            </w:rPr>
+            <w:t>k</w:t>
+          </w:r>
+        </w:hyperlink>
       </w:r>
       <w:r>
         <w:rPr>
@@ -740,18 +747,7 @@
           <w:color w:val="000000"/>
           <w:sz w:val="24"/>
         </w:rPr>
-        <w:t xml:space="preserve">Advies van het museum plaatsnam, </w:t>
-      </w:r>
-      <w:r>
-        <w:rPr>
-          <w:u w:val="single" w:color="0000ff"/>
-          <w:rFonts w:ascii="Charis SIL Regular" w:hAnsi="Charis SIL Regular" w:eastAsia="Charis SIL Regular"/>
-          <w:b w:val="0"/>
-          <w:i w:val="0"/>
-          <w:color w:val="000000"/>
-          <w:sz w:val="24"/>
-        </w:rPr>
-        <w:t>dien</w:t>
+        <w:t>Advies van het museum plaatsnam, dien</w:t>
       </w:r>
       <w:r>
         <w:rPr>
@@ -1091,7 +1087,6 @@
       </w:r>
       <w:r>
         <w:rPr>
-          <w:u w:val="single" w:color="0000ff"/>
           <w:rFonts w:ascii="Charis SIL Regular" w:hAnsi="Charis SIL Regular" w:eastAsia="Charis SIL Regular"/>
           <w:b w:val="0"/>
           <w:i w:val="0"/>
@@ -1879,13 +1874,214 @@
       </w:r>
       <w:r>
         <w:rPr>
+          <w:u w:val="single" w:color="0000ff"/>
           <w:rFonts w:ascii="Charis SIL Regular" w:hAnsi="Charis SIL Regular" w:eastAsia="Charis SIL Regular"/>
           <w:b w:val="0"/>
           <w:i w:val="0"/>
           <w:color w:val="000000"/>
           <w:sz w:val="24"/>
         </w:rPr>
-        <w:t>manier opgebouwd. Archiefstukken met betr</w:t>
+        <w:hyperlink r:id="rId16" w:history="1">
+          <w:r>
+            <w:rPr>
+              <w:rStyle w:val="Hyperlink"/>
+            </w:rPr>
+            <w:t>ma</w:t>
+          </w:r>
+        </w:hyperlink>
+      </w:r>
+      <w:r>
+        <w:rPr>
+          <w:u w:val="single" w:color="0000ff"/>
+          <w:rFonts w:ascii="Charis SIL Regular" w:hAnsi="Charis SIL Regular" w:eastAsia="Charis SIL Regular"/>
+          <w:b w:val="0"/>
+          <w:i w:val="0"/>
+          <w:color w:val="000000"/>
+          <w:sz w:val="24"/>
+        </w:rPr>
+        <w:hyperlink r:id="rId16" w:history="1">
+          <w:r>
+            <w:rPr>
+              <w:rStyle w:val="Hyperlink"/>
+            </w:rPr>
+            <w:t>nier o</w:t>
+          </w:r>
+        </w:hyperlink>
+      </w:r>
+      <w:r>
+        <w:rPr>
+          <w:rFonts w:ascii="Charis SIL Regular" w:hAnsi="Charis SIL Regular" w:eastAsia="Charis SIL Regular"/>
+          <w:b w:val="0"/>
+          <w:i w:val="0"/>
+          <w:color w:val="000000"/>
+          <w:sz w:val="24"/>
+        </w:rPr>
+        <w:t>pgebou</w:t>
+      </w:r>
+      <w:r>
+        <w:rPr>
+          <w:u w:val="single" w:color="0000ff"/>
+          <w:rFonts w:ascii="Charis SIL Regular" w:hAnsi="Charis SIL Regular" w:eastAsia="Charis SIL Regular"/>
+          <w:b w:val="0"/>
+          <w:i w:val="0"/>
+          <w:color w:val="000000"/>
+          <w:sz w:val="24"/>
+        </w:rPr>
+        <w:hyperlink r:id="rId17" w:history="1">
+          <w:r>
+            <w:rPr>
+              <w:rStyle w:val="Hyperlink"/>
+            </w:rPr>
+            <w:t>wd. Ar</w:t>
+          </w:r>
+        </w:hyperlink>
+      </w:r>
+      <w:r>
+        <w:rPr>
+          <w:u w:val="single" w:color="0000ff"/>
+          <w:rFonts w:ascii="Charis SIL Regular" w:hAnsi="Charis SIL Regular" w:eastAsia="Charis SIL Regular"/>
+          <w:b w:val="0"/>
+          <w:i w:val="0"/>
+          <w:color w:val="000000"/>
+          <w:sz w:val="24"/>
+        </w:rPr>
+        <w:hyperlink r:id="rId17" w:history="1">
+          <w:r>
+            <w:rPr>
+              <w:rStyle w:val="Hyperlink"/>
+            </w:rPr>
+            <w:t>c</w:t>
+          </w:r>
+        </w:hyperlink>
+      </w:r>
+      <w:r>
+        <w:rPr>
+          <w:u w:val="single" w:color="0000ff"/>
+          <w:rFonts w:ascii="Charis SIL Regular" w:hAnsi="Charis SIL Regular" w:eastAsia="Charis SIL Regular"/>
+          <w:b w:val="0"/>
+          <w:i w:val="0"/>
+          <w:color w:val="000000"/>
+          <w:sz w:val="24"/>
+        </w:rPr>
+        <w:hyperlink r:id="rId17" w:history="1">
+          <w:r>
+            <w:rPr>
+              <w:rStyle w:val="Hyperlink"/>
+            </w:rPr>
+            <w:t>hief</w:t>
+          </w:r>
+        </w:hyperlink>
+      </w:r>
+      <w:r>
+        <w:rPr>
+          <w:u w:val="single" w:color="0000ff"/>
+          <w:rFonts w:ascii="Charis SIL Regular" w:hAnsi="Charis SIL Regular" w:eastAsia="Charis SIL Regular"/>
+          <w:b w:val="0"/>
+          <w:i w:val="0"/>
+          <w:color w:val="000000"/>
+          <w:sz w:val="24"/>
+        </w:rPr>
+        <w:hyperlink r:id="rId17" w:history="1">
+          <w:r>
+            <w:rPr>
+              <w:rStyle w:val="Hyperlink"/>
+            </w:rPr>
+            <w:t>stukk</w:t>
+          </w:r>
+        </w:hyperlink>
+      </w:r>
+      <w:r>
+        <w:rPr>
+          <w:u w:val="single" w:color="0000ff"/>
+          <w:rFonts w:ascii="Charis SIL Regular" w:hAnsi="Charis SIL Regular" w:eastAsia="Charis SIL Regular"/>
+          <w:b w:val="0"/>
+          <w:i w:val="0"/>
+          <w:color w:val="000000"/>
+          <w:sz w:val="24"/>
+        </w:rPr>
+        <w:hyperlink r:id="rId17" w:history="1">
+          <w:r>
+            <w:rPr>
+              <w:rStyle w:val="Hyperlink"/>
+            </w:rPr>
+            <w:t>e</w:t>
+          </w:r>
+        </w:hyperlink>
+      </w:r>
+      <w:r>
+        <w:rPr>
+          <w:u w:val="single" w:color="0000ff"/>
+          <w:rFonts w:ascii="Charis SIL Regular" w:hAnsi="Charis SIL Regular" w:eastAsia="Charis SIL Regular"/>
+          <w:b w:val="0"/>
+          <w:i w:val="0"/>
+          <w:color w:val="000000"/>
+          <w:sz w:val="24"/>
+        </w:rPr>
+        <w:hyperlink r:id="rId17" w:history="1">
+          <w:r>
+            <w:rPr>
+              <w:rStyle w:val="Hyperlink"/>
+            </w:rPr>
+            <w:t xml:space="preserve">n </w:t>
+          </w:r>
+        </w:hyperlink>
+      </w:r>
+      <w:r>
+        <w:rPr>
+          <w:rFonts w:ascii="Charis SIL Regular" w:hAnsi="Charis SIL Regular" w:eastAsia="Charis SIL Regular"/>
+          <w:b w:val="0"/>
+          <w:i w:val="0"/>
+          <w:color w:val="000000"/>
+          <w:sz w:val="24"/>
+        </w:rPr>
+        <w:t>m</w:t>
+      </w:r>
+      <w:r>
+        <w:rPr>
+          <w:u w:val="single" w:color="0000ff"/>
+          <w:rFonts w:ascii="Charis SIL Regular" w:hAnsi="Charis SIL Regular" w:eastAsia="Charis SIL Regular"/>
+          <w:b w:val="0"/>
+          <w:i w:val="0"/>
+          <w:color w:val="000000"/>
+          <w:sz w:val="24"/>
+        </w:rPr>
+        <w:hyperlink r:id="rId17" w:history="1">
+          <w:r>
+            <w:rPr>
+              <w:rStyle w:val="Hyperlink"/>
+            </w:rPr>
+            <w:t>et</w:t>
+          </w:r>
+        </w:hyperlink>
+      </w:r>
+      <w:r>
+        <w:rPr>
+          <w:u w:val="single" w:color="0000ff"/>
+          <w:rFonts w:ascii="Charis SIL Regular" w:hAnsi="Charis SIL Regular" w:eastAsia="Charis SIL Regular"/>
+          <w:b w:val="0"/>
+          <w:i w:val="0"/>
+          <w:color w:val="000000"/>
+          <w:sz w:val="24"/>
+        </w:rPr>
+        <w:t xml:space="preserve"> </w:t>
+      </w:r>
+      <w:r>
+        <w:rPr>
+          <w:u w:val="single" w:color="0000ff"/>
+          <w:rFonts w:ascii="Charis SIL Regular" w:hAnsi="Charis SIL Regular" w:eastAsia="Charis SIL Regular"/>
+          <w:b w:val="0"/>
+          <w:i w:val="0"/>
+          <w:color w:val="000000"/>
+          <w:sz w:val="24"/>
+        </w:rPr>
+        <w:hyperlink r:id="rId17" w:history="1">
+          <w:r>
+            <w:rPr>
+              <w:rStyle w:val="Hyperlink"/>
+            </w:rPr>
+            <w:t>betr</w:t>
+          </w:r>
+        </w:hyperlink>
       </w:r>
       <w:r>
         <w:rPr>

--- a/EXPORTS/DOCX/published/niveau3/Dutch/WMRotterdam.docx
+++ b/EXPORTS/DOCX/published/niveau3/Dutch/WMRotterdam.docx
@@ -336,7 +336,6 @@
       </w:r>
       <w:r>
         <w:rPr>
-          <w:u w:val="single" w:color="0000ff"/>
           <w:rFonts w:ascii="Charis SIL Regular" w:hAnsi="Charis SIL Regular" w:eastAsia="Charis SIL Regular"/>
           <w:b w:val="0"/>
           <w:i w:val="0"/>
@@ -354,79 +353,7 @@
           <w:sz w:val="24"/>
           <w:u w:val="single"/>
         </w:rPr>
-        <w:hyperlink r:id="rId9" w:history="1">
-          <w:r>
-            <w:rPr>
-              <w:rStyle w:val="Hyperlink"/>
-            </w:rPr>
-            <w:t>Prins</w:t>
-          </w:r>
-        </w:hyperlink>
-      </w:r>
-      <w:r>
-        <w:rPr>
-          <w:rFonts w:ascii="Charis SIL Regular" w:hAnsi="Charis SIL Regular" w:eastAsia="Charis SIL Regular"/>
-          <w:b w:val="0"/>
-          <w:i w:val="0"/>
-          <w:color w:val="0000FF"/>
-          <w:sz w:val="24"/>
-          <w:u w:val="single"/>
-        </w:rPr>
-        <w:t xml:space="preserve"> </w:t>
-      </w:r>
-      <w:r>
-        <w:rPr>
-          <w:rFonts w:ascii="Charis SIL Regular" w:hAnsi="Charis SIL Regular" w:eastAsia="Charis SIL Regular"/>
-          <w:b w:val="0"/>
-          <w:i w:val="0"/>
-          <w:color w:val="0000FF"/>
-          <w:sz w:val="24"/>
-          <w:u w:val="single"/>
-        </w:rPr>
-        <w:hyperlink r:id="rId9" w:history="1">
-          <w:r>
-            <w:rPr>
-              <w:rStyle w:val="Hyperlink"/>
-            </w:rPr>
-            <w:t>H</w:t>
-          </w:r>
-        </w:hyperlink>
-      </w:r>
-      <w:r>
-        <w:rPr>
-          <w:rFonts w:ascii="Charis SIL Regular" w:hAnsi="Charis SIL Regular" w:eastAsia="Charis SIL Regular"/>
-          <w:b w:val="0"/>
-          <w:i w:val="0"/>
-          <w:color w:val="0000FF"/>
-          <w:sz w:val="24"/>
-          <w:u w:val="single"/>
-        </w:rPr>
-        <w:hyperlink r:id="rId9" w:history="1">
-          <w:r>
-            <w:rPr>
-              <w:rStyle w:val="Hyperlink"/>
-            </w:rPr>
-            <w:t>endri</w:t>
-          </w:r>
-        </w:hyperlink>
-      </w:r>
-      <w:r>
-        <w:rPr>
-          <w:rFonts w:ascii="Charis SIL Regular" w:hAnsi="Charis SIL Regular" w:eastAsia="Charis SIL Regular"/>
-          <w:b w:val="0"/>
-          <w:i w:val="0"/>
-          <w:color w:val="0000FF"/>
-          <w:sz w:val="24"/>
-          <w:u w:val="single"/>
-        </w:rPr>
-        <w:hyperlink r:id="rId9" w:history="1">
-          <w:r>
-            <w:rPr>
-              <w:rStyle w:val="Hyperlink"/>
-            </w:rPr>
-            <w:t>k</w:t>
-          </w:r>
-        </w:hyperlink>
+        <w:t>Prins Hendrik</w:t>
       </w:r>
       <w:r>
         <w:rPr>
@@ -747,7 +674,18 @@
           <w:color w:val="000000"/>
           <w:sz w:val="24"/>
         </w:rPr>
-        <w:t>Advies van het museum plaatsnam, dien</w:t>
+        <w:t xml:space="preserve">Advies van het museum plaatsnam, </w:t>
+      </w:r>
+      <w:r>
+        <w:rPr>
+          <w:u w:val="single" w:color="0000ff"/>
+          <w:rFonts w:ascii="Charis SIL Regular" w:hAnsi="Charis SIL Regular" w:eastAsia="Charis SIL Regular"/>
+          <w:b w:val="0"/>
+          <w:i w:val="0"/>
+          <w:color w:val="000000"/>
+          <w:sz w:val="24"/>
+        </w:rPr>
+        <w:t>dien</w:t>
       </w:r>
       <w:r>
         <w:rPr>

--- a/EXPORTS/DOCX/published/niveau3/Dutch/WMRotterdam.docx
+++ b/EXPORTS/DOCX/published/niveau3/Dutch/WMRotterdam.docx
@@ -336,6 +336,7 @@
       </w:r>
       <w:r>
         <w:rPr>
+          <w:u w:val="single" w:color="0000ff"/>
           <w:rFonts w:ascii="Charis SIL Regular" w:hAnsi="Charis SIL Regular" w:eastAsia="Charis SIL Regular"/>
           <w:b w:val="0"/>
           <w:i w:val="0"/>
@@ -353,7 +354,79 @@
           <w:sz w:val="24"/>
           <w:u w:val="single"/>
         </w:rPr>
-        <w:t>Prins Hendrik</w:t>
+        <w:hyperlink r:id="rId9" w:history="1">
+          <w:r>
+            <w:rPr>
+              <w:rStyle w:val="Hyperlink"/>
+            </w:rPr>
+            <w:t>Prins</w:t>
+          </w:r>
+        </w:hyperlink>
+      </w:r>
+      <w:r>
+        <w:rPr>
+          <w:rFonts w:ascii="Charis SIL Regular" w:hAnsi="Charis SIL Regular" w:eastAsia="Charis SIL Regular"/>
+          <w:b w:val="0"/>
+          <w:i w:val="0"/>
+          <w:color w:val="0000FF"/>
+          <w:sz w:val="24"/>
+          <w:u w:val="single"/>
+        </w:rPr>
+        <w:t xml:space="preserve"> </w:t>
+      </w:r>
+      <w:r>
+        <w:rPr>
+          <w:rFonts w:ascii="Charis SIL Regular" w:hAnsi="Charis SIL Regular" w:eastAsia="Charis SIL Regular"/>
+          <w:b w:val="0"/>
+          <w:i w:val="0"/>
+          <w:color w:val="0000FF"/>
+          <w:sz w:val="24"/>
+          <w:u w:val="single"/>
+        </w:rPr>
+        <w:hyperlink r:id="rId9" w:history="1">
+          <w:r>
+            <w:rPr>
+              <w:rStyle w:val="Hyperlink"/>
+            </w:rPr>
+            <w:t>H</w:t>
+          </w:r>
+        </w:hyperlink>
+      </w:r>
+      <w:r>
+        <w:rPr>
+          <w:rFonts w:ascii="Charis SIL Regular" w:hAnsi="Charis SIL Regular" w:eastAsia="Charis SIL Regular"/>
+          <w:b w:val="0"/>
+          <w:i w:val="0"/>
+          <w:color w:val="0000FF"/>
+          <w:sz w:val="24"/>
+          <w:u w:val="single"/>
+        </w:rPr>
+        <w:hyperlink r:id="rId9" w:history="1">
+          <w:r>
+            <w:rPr>
+              <w:rStyle w:val="Hyperlink"/>
+            </w:rPr>
+            <w:t>endri</w:t>
+          </w:r>
+        </w:hyperlink>
+      </w:r>
+      <w:r>
+        <w:rPr>
+          <w:rFonts w:ascii="Charis SIL Regular" w:hAnsi="Charis SIL Regular" w:eastAsia="Charis SIL Regular"/>
+          <w:b w:val="0"/>
+          <w:i w:val="0"/>
+          <w:color w:val="0000FF"/>
+          <w:sz w:val="24"/>
+          <w:u w:val="single"/>
+        </w:rPr>
+        <w:hyperlink r:id="rId9" w:history="1">
+          <w:r>
+            <w:rPr>
+              <w:rStyle w:val="Hyperlink"/>
+            </w:rPr>
+            <w:t>k</w:t>
+          </w:r>
+        </w:hyperlink>
       </w:r>
       <w:r>
         <w:rPr>
@@ -685,7 +758,14 @@
           <w:color w:val="000000"/>
           <w:sz w:val="24"/>
         </w:rPr>
-        <w:t>dien</w:t>
+        <w:hyperlink r:id="rId11" w:history="1">
+          <w:r>
+            <w:rPr>
+              <w:rStyle w:val="Hyperlink"/>
+            </w:rPr>
+            <w:t>dien</w:t>
+          </w:r>
+        </w:hyperlink>
       </w:r>
       <w:r>
         <w:rPr>
@@ -1812,49 +1892,13 @@
       </w:r>
       <w:r>
         <w:rPr>
-          <w:u w:val="single" w:color="0000ff"/>
           <w:rFonts w:ascii="Charis SIL Regular" w:hAnsi="Charis SIL Regular" w:eastAsia="Charis SIL Regular"/>
           <w:b w:val="0"/>
           <w:i w:val="0"/>
           <w:color w:val="000000"/>
           <w:sz w:val="24"/>
         </w:rPr>
-        <w:hyperlink r:id="rId16" w:history="1">
-          <w:r>
-            <w:rPr>
-              <w:rStyle w:val="Hyperlink"/>
-            </w:rPr>
-            <w:t>ma</w:t>
-          </w:r>
-        </w:hyperlink>
-      </w:r>
-      <w:r>
-        <w:rPr>
-          <w:u w:val="single" w:color="0000ff"/>
-          <w:rFonts w:ascii="Charis SIL Regular" w:hAnsi="Charis SIL Regular" w:eastAsia="Charis SIL Regular"/>
-          <w:b w:val="0"/>
-          <w:i w:val="0"/>
-          <w:color w:val="000000"/>
-          <w:sz w:val="24"/>
-        </w:rPr>
-        <w:hyperlink r:id="rId16" w:history="1">
-          <w:r>
-            <w:rPr>
-              <w:rStyle w:val="Hyperlink"/>
-            </w:rPr>
-            <w:t>nier o</w:t>
-          </w:r>
-        </w:hyperlink>
-      </w:r>
-      <w:r>
-        <w:rPr>
-          <w:rFonts w:ascii="Charis SIL Regular" w:hAnsi="Charis SIL Regular" w:eastAsia="Charis SIL Regular"/>
-          <w:b w:val="0"/>
-          <w:i w:val="0"/>
-          <w:color w:val="000000"/>
-          <w:sz w:val="24"/>
-        </w:rPr>
-        <w:t>pgebou</w:t>
+        <w:t>manier opgebou</w:t>
       </w:r>
       <w:r>
         <w:rPr>
@@ -1966,6 +2010,7 @@
       </w:r>
       <w:r>
         <w:rPr>
+          <w:u w:val="single" w:color="0000ff"/>
           <w:rFonts w:ascii="Charis SIL Regular" w:hAnsi="Charis SIL Regular" w:eastAsia="Charis SIL Regular"/>
           <w:b w:val="0"/>
           <w:i w:val="0"/>

--- a/EXPORTS/DOCX/published/niveau3/Dutch/WMRotterdam.docx
+++ b/EXPORTS/DOCX/published/niveau3/Dutch/WMRotterdam.docx
@@ -296,54 +296,7 @@
           <w:color w:val="000000"/>
           <w:sz w:val="24"/>
         </w:rPr>
-        <w:t>naar de voorzitter van de Yachtvereni</w:t>
-      </w:r>
-      <w:r>
-        <w:rPr>
-          <w:u w:val="single" w:color="0000ff"/>
-          <w:rFonts w:ascii="Charis SIL Regular" w:hAnsi="Charis SIL Regular" w:eastAsia="Charis SIL Regular"/>
-          <w:b w:val="0"/>
-          <w:i w:val="0"/>
-          <w:color w:val="000000"/>
-          <w:sz w:val="24"/>
-        </w:rPr>
-        <w:hyperlink r:id="rId9" w:history="1">
-          <w:r>
-            <w:rPr>
-              <w:rStyle w:val="Hyperlink"/>
-            </w:rPr>
-            <w:t>ging. Toe</w:t>
-          </w:r>
-        </w:hyperlink>
-      </w:r>
-      <w:r>
-        <w:rPr>
-          <w:u w:val="single" w:color="0000ff"/>
-          <w:rFonts w:ascii="Charis SIL Regular" w:hAnsi="Charis SIL Regular" w:eastAsia="Charis SIL Regular"/>
-          <w:b w:val="0"/>
-          <w:i w:val="0"/>
-          <w:color w:val="000000"/>
-          <w:sz w:val="24"/>
-        </w:rPr>
-        <w:hyperlink r:id="rId9" w:history="1">
-          <w:r>
-            <w:rPr>
-              <w:rStyle w:val="Hyperlink"/>
-            </w:rPr>
-            <w:t>n</w:t>
-          </w:r>
-        </w:hyperlink>
-      </w:r>
-      <w:r>
-        <w:rPr>
-          <w:u w:val="single" w:color="0000ff"/>
-          <w:rFonts w:ascii="Charis SIL Regular" w:hAnsi="Charis SIL Regular" w:eastAsia="Charis SIL Regular"/>
-          <w:b w:val="0"/>
-          <w:i w:val="0"/>
-          <w:color w:val="000000"/>
-          <w:sz w:val="24"/>
-        </w:rPr>
-        <w:t xml:space="preserve"> </w:t>
+        <w:t xml:space="preserve">naar de voorzitter van de Yachtvereniging. Toen </w:t>
       </w:r>
       <w:r>
         <w:rPr>
@@ -354,7 +307,7 @@
           <w:sz w:val="24"/>
           <w:u w:val="single"/>
         </w:rPr>
-        <w:hyperlink r:id="rId9" w:history="1">
+        <w:hyperlink r:id="rId10" w:history="1">
           <w:r>
             <w:rPr>
               <w:rStyle w:val="Hyperlink"/>
@@ -383,14 +336,7 @@
           <w:sz w:val="24"/>
           <w:u w:val="single"/>
         </w:rPr>
-        <w:hyperlink r:id="rId9" w:history="1">
-          <w:r>
-            <w:rPr>
-              <w:rStyle w:val="Hyperlink"/>
-            </w:rPr>
-            <w:t>H</w:t>
-          </w:r>
-        </w:hyperlink>
+        <w:t>H</w:t>
       </w:r>
       <w:r>
         <w:rPr>
@@ -419,7 +365,7 @@
           <w:sz w:val="24"/>
           <w:u w:val="single"/>
         </w:rPr>
-        <w:hyperlink r:id="rId9" w:history="1">
+        <w:hyperlink r:id="rId10" w:history="1">
           <w:r>
             <w:rPr>
               <w:rStyle w:val="Hyperlink"/>
@@ -758,14 +704,7 @@
           <w:color w:val="000000"/>
           <w:sz w:val="24"/>
         </w:rPr>
-        <w:hyperlink r:id="rId11" w:history="1">
-          <w:r>
-            <w:rPr>
-              <w:rStyle w:val="Hyperlink"/>
-            </w:rPr>
-            <w:t>dien</w:t>
-          </w:r>
-        </w:hyperlink>
+        <w:t>dien</w:t>
       </w:r>
       <w:r>
         <w:rPr>
@@ -1058,60 +997,7 @@
           <w:color w:val="000000"/>
           <w:sz w:val="24"/>
         </w:rPr>
-        <w:hyperlink r:id="rId12" w:history="1">
-          <w:r>
-            <w:rPr>
-              <w:rStyle w:val="Hyperlink"/>
-            </w:rPr>
-            <w:t>t van de g</w:t>
-          </w:r>
-        </w:hyperlink>
-      </w:r>
-      <w:r>
-        <w:rPr>
-          <w:u w:val="single" w:color="0000ff"/>
-          <w:rFonts w:ascii="Charis SIL Regular" w:hAnsi="Charis SIL Regular" w:eastAsia="Charis SIL Regular"/>
-          <w:b w:val="0"/>
-          <w:i w:val="0"/>
-          <w:color w:val="000000"/>
-          <w:sz w:val="24"/>
-        </w:rPr>
-        <w:hyperlink r:id="rId12" w:history="1">
-          <w:r>
-            <w:rPr>
-              <w:rStyle w:val="Hyperlink"/>
-            </w:rPr>
-            <w:t>e</w:t>
-          </w:r>
-        </w:hyperlink>
-      </w:r>
-      <w:r>
-        <w:rPr>
-          <w:u w:val="single" w:color="0000ff"/>
-          <w:rFonts w:ascii="Charis SIL Regular" w:hAnsi="Charis SIL Regular" w:eastAsia="Charis SIL Regular"/>
-          <w:b w:val="0"/>
-          <w:i w:val="0"/>
-          <w:color w:val="000000"/>
-          <w:sz w:val="24"/>
-        </w:rPr>
-        <w:hyperlink r:id="rId12" w:history="1">
-          <w:r>
-            <w:rPr>
-              <w:rStyle w:val="Hyperlink"/>
-            </w:rPr>
-            <w:t xml:space="preserve">meente </w:t>
-          </w:r>
-        </w:hyperlink>
-      </w:r>
-      <w:r>
-        <w:rPr>
-          <w:rFonts w:ascii="Charis SIL Regular" w:hAnsi="Charis SIL Regular" w:eastAsia="Charis SIL Regular"/>
-          <w:b w:val="0"/>
-          <w:i w:val="0"/>
-          <w:color w:val="000000"/>
-          <w:sz w:val="24"/>
-        </w:rPr>
-        <w:t>R</w:t>
+        <w:t>t van de gemeente R</w:t>
       </w:r>
       <w:r>
         <w:rPr>
@@ -1892,13 +1778,49 @@
       </w:r>
       <w:r>
         <w:rPr>
+          <w:u w:val="single" w:color="0000ff"/>
           <w:rFonts w:ascii="Charis SIL Regular" w:hAnsi="Charis SIL Regular" w:eastAsia="Charis SIL Regular"/>
           <w:b w:val="0"/>
           <w:i w:val="0"/>
           <w:color w:val="000000"/>
           <w:sz w:val="24"/>
         </w:rPr>
-        <w:t>manier opgebou</w:t>
+        <w:hyperlink r:id="rId16" w:history="1">
+          <w:r>
+            <w:rPr>
+              <w:rStyle w:val="Hyperlink"/>
+            </w:rPr>
+            <w:t>ma</w:t>
+          </w:r>
+        </w:hyperlink>
+      </w:r>
+      <w:r>
+        <w:rPr>
+          <w:u w:val="single" w:color="0000ff"/>
+          <w:rFonts w:ascii="Charis SIL Regular" w:hAnsi="Charis SIL Regular" w:eastAsia="Charis SIL Regular"/>
+          <w:b w:val="0"/>
+          <w:i w:val="0"/>
+          <w:color w:val="000000"/>
+          <w:sz w:val="24"/>
+        </w:rPr>
+        <w:hyperlink r:id="rId16" w:history="1">
+          <w:r>
+            <w:rPr>
+              <w:rStyle w:val="Hyperlink"/>
+            </w:rPr>
+            <w:t>nier o</w:t>
+          </w:r>
+        </w:hyperlink>
+      </w:r>
+      <w:r>
+        <w:rPr>
+          <w:rFonts w:ascii="Charis SIL Regular" w:hAnsi="Charis SIL Regular" w:eastAsia="Charis SIL Regular"/>
+          <w:b w:val="0"/>
+          <w:i w:val="0"/>
+          <w:color w:val="000000"/>
+          <w:sz w:val="24"/>
+        </w:rPr>
+        <w:t>pgebou</w:t>
       </w:r>
       <w:r>
         <w:rPr>
@@ -2010,7 +1932,6 @@
       </w:r>
       <w:r>
         <w:rPr>
-          <w:u w:val="single" w:color="0000ff"/>
           <w:rFonts w:ascii="Charis SIL Regular" w:hAnsi="Charis SIL Regular" w:eastAsia="Charis SIL Regular"/>
           <w:b w:val="0"/>
           <w:i w:val="0"/>

--- a/EXPORTS/DOCX/published/niveau3/Dutch/WMRotterdam.docx
+++ b/EXPORTS/DOCX/published/niveau3/Dutch/WMRotterdam.docx
@@ -305,74 +305,8 @@
           <w:i w:val="0"/>
           <w:color w:val="0000FF"/>
           <w:sz w:val="24"/>
-          <w:u w:val="single"/>
         </w:rPr>
-        <w:hyperlink r:id="rId10" w:history="1">
-          <w:r>
-            <w:rPr>
-              <w:rStyle w:val="Hyperlink"/>
-            </w:rPr>
-            <w:t>Prins</w:t>
-          </w:r>
-        </w:hyperlink>
-      </w:r>
-      <w:r>
-        <w:rPr>
-          <w:rFonts w:ascii="Charis SIL Regular" w:hAnsi="Charis SIL Regular" w:eastAsia="Charis SIL Regular"/>
-          <w:b w:val="0"/>
-          <w:i w:val="0"/>
-          <w:color w:val="0000FF"/>
-          <w:sz w:val="24"/>
-          <w:u w:val="single"/>
-        </w:rPr>
-        <w:t xml:space="preserve"> </w:t>
-      </w:r>
-      <w:r>
-        <w:rPr>
-          <w:rFonts w:ascii="Charis SIL Regular" w:hAnsi="Charis SIL Regular" w:eastAsia="Charis SIL Regular"/>
-          <w:b w:val="0"/>
-          <w:i w:val="0"/>
-          <w:color w:val="0000FF"/>
-          <w:sz w:val="24"/>
-          <w:u w:val="single"/>
-        </w:rPr>
-        <w:t>H</w:t>
-      </w:r>
-      <w:r>
-        <w:rPr>
-          <w:rFonts w:ascii="Charis SIL Regular" w:hAnsi="Charis SIL Regular" w:eastAsia="Charis SIL Regular"/>
-          <w:b w:val="0"/>
-          <w:i w:val="0"/>
-          <w:color w:val="0000FF"/>
-          <w:sz w:val="24"/>
-          <w:u w:val="single"/>
-        </w:rPr>
-        <w:hyperlink r:id="rId9" w:history="1">
-          <w:r>
-            <w:rPr>
-              <w:rStyle w:val="Hyperlink"/>
-            </w:rPr>
-            <w:t>endri</w:t>
-          </w:r>
-        </w:hyperlink>
-      </w:r>
-      <w:r>
-        <w:rPr>
-          <w:rFonts w:ascii="Charis SIL Regular" w:hAnsi="Charis SIL Regular" w:eastAsia="Charis SIL Regular"/>
-          <w:b w:val="0"/>
-          <w:i w:val="0"/>
-          <w:color w:val="0000FF"/>
-          <w:sz w:val="24"/>
-          <w:u w:val="single"/>
-        </w:rPr>
-        <w:hyperlink r:id="rId10" w:history="1">
-          <w:r>
-            <w:rPr>
-              <w:rStyle w:val="Hyperlink"/>
-            </w:rPr>
-            <w:t>k</w:t>
-          </w:r>
-        </w:hyperlink>
+        <w:t>Prins Hendrik</w:t>
       </w:r>
       <w:r>
         <w:rPr>
@@ -414,7 +348,6 @@
       </w:r>
       <w:r>
         <w:rPr>
-          <w:u w:val="single" w:color="0000ff"/>
           <w:rFonts w:ascii="Charis SIL Regular" w:hAnsi="Charis SIL Regular" w:eastAsia="Charis SIL Regular"/>
           <w:b w:val="0"/>
           <w:i w:val="0"/>
@@ -432,7 +365,6 @@
       </w:r>
       <w:r>
         <w:rPr>
-          <w:u w:val="single" w:color="0000ff"/>
           <w:rFonts w:ascii="Charis SIL Regular" w:hAnsi="Charis SIL Regular" w:eastAsia="Charis SIL Regular"/>
           <w:b w:val="0"/>
           <w:i w:val="0"/>
@@ -450,7 +382,6 @@
       </w:r>
       <w:r>
         <w:rPr>
-          <w:u w:val="single" w:color="0000ff"/>
           <w:rFonts w:ascii="Charis SIL Regular" w:hAnsi="Charis SIL Regular" w:eastAsia="Charis SIL Regular"/>
           <w:b w:val="0"/>
           <w:i w:val="0"/>
@@ -704,7 +635,14 @@
           <w:color w:val="000000"/>
           <w:sz w:val="24"/>
         </w:rPr>
-        <w:t>dien</w:t>
+        <w:hyperlink r:id="rId11" w:history="1">
+          <w:r>
+            <w:rPr>
+              <w:rStyle w:val="Hyperlink"/>
+            </w:rPr>
+            <w:t>dien</w:t>
+          </w:r>
+        </w:hyperlink>
       </w:r>
       <w:r>
         <w:rPr>
@@ -997,7 +935,61 @@
           <w:color w:val="000000"/>
           <w:sz w:val="24"/>
         </w:rPr>
-        <w:t>t van de gemeente R</w:t>
+        <w:hyperlink r:id="rId12" w:history="1">
+          <w:r>
+            <w:rPr>
+              <w:rStyle w:val="Hyperlink"/>
+            </w:rPr>
+            <w:t>t van de g</w:t>
+          </w:r>
+        </w:hyperlink>
+      </w:r>
+      <w:r>
+        <w:rPr>
+          <w:u w:val="single" w:color="0000ff"/>
+          <w:rFonts w:ascii="Charis SIL Regular" w:hAnsi="Charis SIL Regular" w:eastAsia="Charis SIL Regular"/>
+          <w:b w:val="0"/>
+          <w:i w:val="0"/>
+          <w:color w:val="000000"/>
+          <w:sz w:val="24"/>
+        </w:rPr>
+        <w:hyperlink r:id="rId12" w:history="1">
+          <w:r>
+            <w:rPr>
+              <w:rStyle w:val="Hyperlink"/>
+            </w:rPr>
+            <w:t>e</w:t>
+          </w:r>
+        </w:hyperlink>
+      </w:r>
+      <w:r>
+        <w:rPr>
+          <w:u w:val="single" w:color="0000ff"/>
+          <w:rFonts w:ascii="Charis SIL Regular" w:hAnsi="Charis SIL Regular" w:eastAsia="Charis SIL Regular"/>
+          <w:b w:val="0"/>
+          <w:i w:val="0"/>
+          <w:color w:val="000000"/>
+          <w:sz w:val="24"/>
+        </w:rPr>
+        <w:hyperlink r:id="rId12" w:history="1">
+          <w:r>
+            <w:rPr>
+              <w:rStyle w:val="Hyperlink"/>
+            </w:rPr>
+            <w:t xml:space="preserve">meente </w:t>
+          </w:r>
+        </w:hyperlink>
+      </w:r>
+      <w:r>
+        <w:rPr>
+          <w:u w:val="single" w:color="0000ff"/>
+          <w:rFonts w:ascii="Charis SIL Regular" w:hAnsi="Charis SIL Regular" w:eastAsia="Charis SIL Regular"/>
+          <w:b w:val="0"/>
+          <w:i w:val="0"/>
+          <w:color w:val="000000"/>
+          <w:sz w:val="24"/>
+        </w:rPr>
+        <w:t>R</w:t>
       </w:r>
       <w:r>
         <w:rPr>
@@ -1778,167 +1770,13 @@
       </w:r>
       <w:r>
         <w:rPr>
-          <w:u w:val="single" w:color="0000ff"/>
           <w:rFonts w:ascii="Charis SIL Regular" w:hAnsi="Charis SIL Regular" w:eastAsia="Charis SIL Regular"/>
           <w:b w:val="0"/>
           <w:i w:val="0"/>
           <w:color w:val="000000"/>
           <w:sz w:val="24"/>
         </w:rPr>
-        <w:hyperlink r:id="rId16" w:history="1">
-          <w:r>
-            <w:rPr>
-              <w:rStyle w:val="Hyperlink"/>
-            </w:rPr>
-            <w:t>ma</w:t>
-          </w:r>
-        </w:hyperlink>
-      </w:r>
-      <w:r>
-        <w:rPr>
-          <w:u w:val="single" w:color="0000ff"/>
-          <w:rFonts w:ascii="Charis SIL Regular" w:hAnsi="Charis SIL Regular" w:eastAsia="Charis SIL Regular"/>
-          <w:b w:val="0"/>
-          <w:i w:val="0"/>
-          <w:color w:val="000000"/>
-          <w:sz w:val="24"/>
-        </w:rPr>
-        <w:hyperlink r:id="rId16" w:history="1">
-          <w:r>
-            <w:rPr>
-              <w:rStyle w:val="Hyperlink"/>
-            </w:rPr>
-            <w:t>nier o</w:t>
-          </w:r>
-        </w:hyperlink>
-      </w:r>
-      <w:r>
-        <w:rPr>
-          <w:rFonts w:ascii="Charis SIL Regular" w:hAnsi="Charis SIL Regular" w:eastAsia="Charis SIL Regular"/>
-          <w:b w:val="0"/>
-          <w:i w:val="0"/>
-          <w:color w:val="000000"/>
-          <w:sz w:val="24"/>
-        </w:rPr>
-        <w:t>pgebou</w:t>
-      </w:r>
-      <w:r>
-        <w:rPr>
-          <w:u w:val="single" w:color="0000ff"/>
-          <w:rFonts w:ascii="Charis SIL Regular" w:hAnsi="Charis SIL Regular" w:eastAsia="Charis SIL Regular"/>
-          <w:b w:val="0"/>
-          <w:i w:val="0"/>
-          <w:color w:val="000000"/>
-          <w:sz w:val="24"/>
-        </w:rPr>
-        <w:hyperlink r:id="rId17" w:history="1">
-          <w:r>
-            <w:rPr>
-              <w:rStyle w:val="Hyperlink"/>
-            </w:rPr>
-            <w:t>wd. Ar</w:t>
-          </w:r>
-        </w:hyperlink>
-      </w:r>
-      <w:r>
-        <w:rPr>
-          <w:u w:val="single" w:color="0000ff"/>
-          <w:rFonts w:ascii="Charis SIL Regular" w:hAnsi="Charis SIL Regular" w:eastAsia="Charis SIL Regular"/>
-          <w:b w:val="0"/>
-          <w:i w:val="0"/>
-          <w:color w:val="000000"/>
-          <w:sz w:val="24"/>
-        </w:rPr>
-        <w:hyperlink r:id="rId17" w:history="1">
-          <w:r>
-            <w:rPr>
-              <w:rStyle w:val="Hyperlink"/>
-            </w:rPr>
-            <w:t>c</w:t>
-          </w:r>
-        </w:hyperlink>
-      </w:r>
-      <w:r>
-        <w:rPr>
-          <w:u w:val="single" w:color="0000ff"/>
-          <w:rFonts w:ascii="Charis SIL Regular" w:hAnsi="Charis SIL Regular" w:eastAsia="Charis SIL Regular"/>
-          <w:b w:val="0"/>
-          <w:i w:val="0"/>
-          <w:color w:val="000000"/>
-          <w:sz w:val="24"/>
-        </w:rPr>
-        <w:hyperlink r:id="rId17" w:history="1">
-          <w:r>
-            <w:rPr>
-              <w:rStyle w:val="Hyperlink"/>
-            </w:rPr>
-            <w:t>hief</w:t>
-          </w:r>
-        </w:hyperlink>
-      </w:r>
-      <w:r>
-        <w:rPr>
-          <w:u w:val="single" w:color="0000ff"/>
-          <w:rFonts w:ascii="Charis SIL Regular" w:hAnsi="Charis SIL Regular" w:eastAsia="Charis SIL Regular"/>
-          <w:b w:val="0"/>
-          <w:i w:val="0"/>
-          <w:color w:val="000000"/>
-          <w:sz w:val="24"/>
-        </w:rPr>
-        <w:hyperlink r:id="rId17" w:history="1">
-          <w:r>
-            <w:rPr>
-              <w:rStyle w:val="Hyperlink"/>
-            </w:rPr>
-            <w:t>stukk</w:t>
-          </w:r>
-        </w:hyperlink>
-      </w:r>
-      <w:r>
-        <w:rPr>
-          <w:u w:val="single" w:color="0000ff"/>
-          <w:rFonts w:ascii="Charis SIL Regular" w:hAnsi="Charis SIL Regular" w:eastAsia="Charis SIL Regular"/>
-          <w:b w:val="0"/>
-          <w:i w:val="0"/>
-          <w:color w:val="000000"/>
-          <w:sz w:val="24"/>
-        </w:rPr>
-        <w:hyperlink r:id="rId17" w:history="1">
-          <w:r>
-            <w:rPr>
-              <w:rStyle w:val="Hyperlink"/>
-            </w:rPr>
-            <w:t>e</w:t>
-          </w:r>
-        </w:hyperlink>
-      </w:r>
-      <w:r>
-        <w:rPr>
-          <w:u w:val="single" w:color="0000ff"/>
-          <w:rFonts w:ascii="Charis SIL Regular" w:hAnsi="Charis SIL Regular" w:eastAsia="Charis SIL Regular"/>
-          <w:b w:val="0"/>
-          <w:i w:val="0"/>
-          <w:color w:val="000000"/>
-          <w:sz w:val="24"/>
-        </w:rPr>
-        <w:hyperlink r:id="rId17" w:history="1">
-          <w:r>
-            <w:rPr>
-              <w:rStyle w:val="Hyperlink"/>
-            </w:rPr>
-            <w:t xml:space="preserve">n </w:t>
-          </w:r>
-        </w:hyperlink>
-      </w:r>
-      <w:r>
-        <w:rPr>
-          <w:rFonts w:ascii="Charis SIL Regular" w:hAnsi="Charis SIL Regular" w:eastAsia="Charis SIL Regular"/>
-          <w:b w:val="0"/>
-          <w:i w:val="0"/>
-          <w:color w:val="000000"/>
-          <w:sz w:val="24"/>
-        </w:rPr>
-        <w:t>m</w:t>
+        <w:t>manier opgebouwd. Archiefstukken m</w:t>
       </w:r>
       <w:r>
         <w:rPr>

--- a/EXPORTS/DOCX/published/niveau3/Dutch/WMRotterdam.docx
+++ b/EXPORTS/DOCX/published/niveau3/Dutch/WMRotterdam.docx
@@ -305,8 +305,81 @@
           <w:i w:val="0"/>
           <w:color w:val="0000FF"/>
           <w:sz w:val="24"/>
+          <w:u w:val="single"/>
         </w:rPr>
-        <w:t>Prins Hendrik</w:t>
+        <w:hyperlink r:id="rId9" w:history="1">
+          <w:r>
+            <w:rPr>
+              <w:rStyle w:val="Hyperlink"/>
+            </w:rPr>
+            <w:t>Prins</w:t>
+          </w:r>
+        </w:hyperlink>
+      </w:r>
+      <w:r>
+        <w:rPr>
+          <w:rFonts w:ascii="Charis SIL Regular" w:hAnsi="Charis SIL Regular" w:eastAsia="Charis SIL Regular"/>
+          <w:b w:val="0"/>
+          <w:i w:val="0"/>
+          <w:color w:val="0000FF"/>
+          <w:sz w:val="24"/>
+          <w:u w:val="single"/>
+        </w:rPr>
+        <w:t xml:space="preserve"> </w:t>
+      </w:r>
+      <w:r>
+        <w:rPr>
+          <w:rFonts w:ascii="Charis SIL Regular" w:hAnsi="Charis SIL Regular" w:eastAsia="Charis SIL Regular"/>
+          <w:b w:val="0"/>
+          <w:i w:val="0"/>
+          <w:color w:val="0000FF"/>
+          <w:sz w:val="24"/>
+          <w:u w:val="single"/>
+        </w:rPr>
+        <w:hyperlink r:id="rId10" w:history="1">
+          <w:r>
+            <w:rPr>
+              <w:rStyle w:val="Hyperlink"/>
+            </w:rPr>
+            <w:t>H</w:t>
+          </w:r>
+        </w:hyperlink>
+      </w:r>
+      <w:r>
+        <w:rPr>
+          <w:rFonts w:ascii="Charis SIL Regular" w:hAnsi="Charis SIL Regular" w:eastAsia="Charis SIL Regular"/>
+          <w:b w:val="0"/>
+          <w:i w:val="0"/>
+          <w:color w:val="0000FF"/>
+          <w:sz w:val="24"/>
+          <w:u w:val="single"/>
+        </w:rPr>
+        <w:hyperlink r:id="rId10" w:history="1">
+          <w:r>
+            <w:rPr>
+              <w:rStyle w:val="Hyperlink"/>
+            </w:rPr>
+            <w:t>endri</w:t>
+          </w:r>
+        </w:hyperlink>
+      </w:r>
+      <w:r>
+        <w:rPr>
+          <w:rFonts w:ascii="Charis SIL Regular" w:hAnsi="Charis SIL Regular" w:eastAsia="Charis SIL Regular"/>
+          <w:b w:val="0"/>
+          <w:i w:val="0"/>
+          <w:color w:val="0000FF"/>
+          <w:sz w:val="24"/>
+          <w:u w:val="single"/>
+        </w:rPr>
+        <w:hyperlink r:id="rId10" w:history="1">
+          <w:r>
+            <w:rPr>
+              <w:rStyle w:val="Hyperlink"/>
+            </w:rPr>
+            <w:t>k</w:t>
+          </w:r>
+        </w:hyperlink>
       </w:r>
       <w:r>
         <w:rPr>
@@ -348,6 +421,7 @@
       </w:r>
       <w:r>
         <w:rPr>
+          <w:u w:val="single" w:color="0000ff"/>
           <w:rFonts w:ascii="Charis SIL Regular" w:hAnsi="Charis SIL Regular" w:eastAsia="Charis SIL Regular"/>
           <w:b w:val="0"/>
           <w:i w:val="0"/>
@@ -365,6 +439,7 @@
       </w:r>
       <w:r>
         <w:rPr>
+          <w:u w:val="single" w:color="0000ff"/>
           <w:rFonts w:ascii="Charis SIL Regular" w:hAnsi="Charis SIL Regular" w:eastAsia="Charis SIL Regular"/>
           <w:b w:val="0"/>
           <w:i w:val="0"/>
@@ -382,6 +457,7 @@
       </w:r>
       <w:r>
         <w:rPr>
+          <w:u w:val="single" w:color="0000ff"/>
           <w:rFonts w:ascii="Charis SIL Regular" w:hAnsi="Charis SIL Regular" w:eastAsia="Charis SIL Regular"/>
           <w:b w:val="0"/>
           <w:i w:val="0"/>
@@ -982,7 +1058,6 @@
       </w:r>
       <w:r>
         <w:rPr>
-          <w:u w:val="single" w:color="0000ff"/>
           <w:rFonts w:ascii="Charis SIL Regular" w:hAnsi="Charis SIL Regular" w:eastAsia="Charis SIL Regular"/>
           <w:b w:val="0"/>
           <w:i w:val="0"/>
@@ -1770,13 +1845,167 @@
       </w:r>
       <w:r>
         <w:rPr>
+          <w:u w:val="single" w:color="0000ff"/>
           <w:rFonts w:ascii="Charis SIL Regular" w:hAnsi="Charis SIL Regular" w:eastAsia="Charis SIL Regular"/>
           <w:b w:val="0"/>
           <w:i w:val="0"/>
           <w:color w:val="000000"/>
           <w:sz w:val="24"/>
         </w:rPr>
-        <w:t>manier opgebouwd. Archiefstukken m</w:t>
+        <w:hyperlink r:id="rId16" w:history="1">
+          <w:r>
+            <w:rPr>
+              <w:rStyle w:val="Hyperlink"/>
+            </w:rPr>
+            <w:t>ma</w:t>
+          </w:r>
+        </w:hyperlink>
+      </w:r>
+      <w:r>
+        <w:rPr>
+          <w:u w:val="single" w:color="0000ff"/>
+          <w:rFonts w:ascii="Charis SIL Regular" w:hAnsi="Charis SIL Regular" w:eastAsia="Charis SIL Regular"/>
+          <w:b w:val="0"/>
+          <w:i w:val="0"/>
+          <w:color w:val="000000"/>
+          <w:sz w:val="24"/>
+        </w:rPr>
+        <w:hyperlink r:id="rId16" w:history="1">
+          <w:r>
+            <w:rPr>
+              <w:rStyle w:val="Hyperlink"/>
+            </w:rPr>
+            <w:t>nier o</w:t>
+          </w:r>
+        </w:hyperlink>
+      </w:r>
+      <w:r>
+        <w:rPr>
+          <w:rFonts w:ascii="Charis SIL Regular" w:hAnsi="Charis SIL Regular" w:eastAsia="Charis SIL Regular"/>
+          <w:b w:val="0"/>
+          <w:i w:val="0"/>
+          <w:color w:val="000000"/>
+          <w:sz w:val="24"/>
+        </w:rPr>
+        <w:t>pgebou</w:t>
+      </w:r>
+      <w:r>
+        <w:rPr>
+          <w:u w:val="single" w:color="0000ff"/>
+          <w:rFonts w:ascii="Charis SIL Regular" w:hAnsi="Charis SIL Regular" w:eastAsia="Charis SIL Regular"/>
+          <w:b w:val="0"/>
+          <w:i w:val="0"/>
+          <w:color w:val="000000"/>
+          <w:sz w:val="24"/>
+        </w:rPr>
+        <w:hyperlink r:id="rId17" w:history="1">
+          <w:r>
+            <w:rPr>
+              <w:rStyle w:val="Hyperlink"/>
+            </w:rPr>
+            <w:t>wd. Ar</w:t>
+          </w:r>
+        </w:hyperlink>
+      </w:r>
+      <w:r>
+        <w:rPr>
+          <w:u w:val="single" w:color="0000ff"/>
+          <w:rFonts w:ascii="Charis SIL Regular" w:hAnsi="Charis SIL Regular" w:eastAsia="Charis SIL Regular"/>
+          <w:b w:val="0"/>
+          <w:i w:val="0"/>
+          <w:color w:val="000000"/>
+          <w:sz w:val="24"/>
+        </w:rPr>
+        <w:hyperlink r:id="rId17" w:history="1">
+          <w:r>
+            <w:rPr>
+              <w:rStyle w:val="Hyperlink"/>
+            </w:rPr>
+            <w:t>c</w:t>
+          </w:r>
+        </w:hyperlink>
+      </w:r>
+      <w:r>
+        <w:rPr>
+          <w:u w:val="single" w:color="0000ff"/>
+          <w:rFonts w:ascii="Charis SIL Regular" w:hAnsi="Charis SIL Regular" w:eastAsia="Charis SIL Regular"/>
+          <w:b w:val="0"/>
+          <w:i w:val="0"/>
+          <w:color w:val="000000"/>
+          <w:sz w:val="24"/>
+        </w:rPr>
+        <w:hyperlink r:id="rId17" w:history="1">
+          <w:r>
+            <w:rPr>
+              <w:rStyle w:val="Hyperlink"/>
+            </w:rPr>
+            <w:t>hief</w:t>
+          </w:r>
+        </w:hyperlink>
+      </w:r>
+      <w:r>
+        <w:rPr>
+          <w:u w:val="single" w:color="0000ff"/>
+          <w:rFonts w:ascii="Charis SIL Regular" w:hAnsi="Charis SIL Regular" w:eastAsia="Charis SIL Regular"/>
+          <w:b w:val="0"/>
+          <w:i w:val="0"/>
+          <w:color w:val="000000"/>
+          <w:sz w:val="24"/>
+        </w:rPr>
+        <w:hyperlink r:id="rId17" w:history="1">
+          <w:r>
+            <w:rPr>
+              <w:rStyle w:val="Hyperlink"/>
+            </w:rPr>
+            <w:t>stukk</w:t>
+          </w:r>
+        </w:hyperlink>
+      </w:r>
+      <w:r>
+        <w:rPr>
+          <w:u w:val="single" w:color="0000ff"/>
+          <w:rFonts w:ascii="Charis SIL Regular" w:hAnsi="Charis SIL Regular" w:eastAsia="Charis SIL Regular"/>
+          <w:b w:val="0"/>
+          <w:i w:val="0"/>
+          <w:color w:val="000000"/>
+          <w:sz w:val="24"/>
+        </w:rPr>
+        <w:hyperlink r:id="rId17" w:history="1">
+          <w:r>
+            <w:rPr>
+              <w:rStyle w:val="Hyperlink"/>
+            </w:rPr>
+            <w:t>e</w:t>
+          </w:r>
+        </w:hyperlink>
+      </w:r>
+      <w:r>
+        <w:rPr>
+          <w:u w:val="single" w:color="0000ff"/>
+          <w:rFonts w:ascii="Charis SIL Regular" w:hAnsi="Charis SIL Regular" w:eastAsia="Charis SIL Regular"/>
+          <w:b w:val="0"/>
+          <w:i w:val="0"/>
+          <w:color w:val="000000"/>
+          <w:sz w:val="24"/>
+        </w:rPr>
+        <w:hyperlink r:id="rId17" w:history="1">
+          <w:r>
+            <w:rPr>
+              <w:rStyle w:val="Hyperlink"/>
+            </w:rPr>
+            <w:t xml:space="preserve">n </w:t>
+          </w:r>
+        </w:hyperlink>
+      </w:r>
+      <w:r>
+        <w:rPr>
+          <w:rFonts w:ascii="Charis SIL Regular" w:hAnsi="Charis SIL Regular" w:eastAsia="Charis SIL Regular"/>
+          <w:b w:val="0"/>
+          <w:i w:val="0"/>
+          <w:color w:val="000000"/>
+          <w:sz w:val="24"/>
+        </w:rPr>
+        <w:t>m</w:t>
       </w:r>
       <w:r>
         <w:rPr>

--- a/EXPORTS/DOCX/published/niveau3/Dutch/WMRotterdam.docx
+++ b/EXPORTS/DOCX/published/niveau3/Dutch/WMRotterdam.docx
@@ -296,7 +296,29 @@
           <w:color w:val="000000"/>
           <w:sz w:val="24"/>
         </w:rPr>
-        <w:t xml:space="preserve">naar de voorzitter van de Yachtvereniging. Toen </w:t>
+        <w:t>naar de voorzitter van de Yachtvereni</w:t>
+      </w:r>
+      <w:r>
+        <w:rPr>
+          <w:u w:val="single" w:color="0000ff"/>
+          <w:rFonts w:ascii="Charis SIL Regular" w:hAnsi="Charis SIL Regular" w:eastAsia="Charis SIL Regular"/>
+          <w:b w:val="0"/>
+          <w:i w:val="0"/>
+          <w:color w:val="000000"/>
+          <w:sz w:val="24"/>
+        </w:rPr>
+        <w:t xml:space="preserve">ging. Toen </w:t>
+      </w:r>
+      <w:r>
+        <w:rPr>
+          <w:rFonts w:ascii="Charis SIL Regular" w:hAnsi="Charis SIL Regular" w:eastAsia="Charis SIL Regular"/>
+          <w:b w:val="0"/>
+          <w:i w:val="0"/>
+          <w:color w:val="0000FF"/>
+          <w:sz w:val="24"/>
+          <w:u w:val="single"/>
+        </w:rPr>
+        <w:t>Prins H</w:t>
       </w:r>
       <w:r>
         <w:rPr>
@@ -308,53 +330,6 @@
           <w:u w:val="single"/>
         </w:rPr>
         <w:hyperlink r:id="rId9" w:history="1">
-          <w:r>
-            <w:rPr>
-              <w:rStyle w:val="Hyperlink"/>
-            </w:rPr>
-            <w:t>Prins</w:t>
-          </w:r>
-        </w:hyperlink>
-      </w:r>
-      <w:r>
-        <w:rPr>
-          <w:rFonts w:ascii="Charis SIL Regular" w:hAnsi="Charis SIL Regular" w:eastAsia="Charis SIL Regular"/>
-          <w:b w:val="0"/>
-          <w:i w:val="0"/>
-          <w:color w:val="0000FF"/>
-          <w:sz w:val="24"/>
-          <w:u w:val="single"/>
-        </w:rPr>
-        <w:t xml:space="preserve"> </w:t>
-      </w:r>
-      <w:r>
-        <w:rPr>
-          <w:rFonts w:ascii="Charis SIL Regular" w:hAnsi="Charis SIL Regular" w:eastAsia="Charis SIL Regular"/>
-          <w:b w:val="0"/>
-          <w:i w:val="0"/>
-          <w:color w:val="0000FF"/>
-          <w:sz w:val="24"/>
-          <w:u w:val="single"/>
-        </w:rPr>
-        <w:hyperlink r:id="rId10" w:history="1">
-          <w:r>
-            <w:rPr>
-              <w:rStyle w:val="Hyperlink"/>
-            </w:rPr>
-            <w:t>H</w:t>
-          </w:r>
-        </w:hyperlink>
-      </w:r>
-      <w:r>
-        <w:rPr>
-          <w:rFonts w:ascii="Charis SIL Regular" w:hAnsi="Charis SIL Regular" w:eastAsia="Charis SIL Regular"/>
-          <w:b w:val="0"/>
-          <w:i w:val="0"/>
-          <w:color w:val="0000FF"/>
-          <w:sz w:val="24"/>
-          <w:u w:val="single"/>
-        </w:rPr>
-        <w:hyperlink r:id="rId10" w:history="1">
           <w:r>
             <w:rPr>
               <w:rStyle w:val="Hyperlink"/>
@@ -372,7 +347,7 @@
           <w:sz w:val="24"/>
           <w:u w:val="single"/>
         </w:rPr>
-        <w:hyperlink r:id="rId10" w:history="1">
+        <w:hyperlink r:id="rId9" w:history="1">
           <w:r>
             <w:rPr>
               <w:rStyle w:val="Hyperlink"/>
@@ -1011,60 +986,7 @@
           <w:color w:val="000000"/>
           <w:sz w:val="24"/>
         </w:rPr>
-        <w:hyperlink r:id="rId12" w:history="1">
-          <w:r>
-            <w:rPr>
-              <w:rStyle w:val="Hyperlink"/>
-            </w:rPr>
-            <w:t>t van de g</w:t>
-          </w:r>
-        </w:hyperlink>
-      </w:r>
-      <w:r>
-        <w:rPr>
-          <w:u w:val="single" w:color="0000ff"/>
-          <w:rFonts w:ascii="Charis SIL Regular" w:hAnsi="Charis SIL Regular" w:eastAsia="Charis SIL Regular"/>
-          <w:b w:val="0"/>
-          <w:i w:val="0"/>
-          <w:color w:val="000000"/>
-          <w:sz w:val="24"/>
-        </w:rPr>
-        <w:hyperlink r:id="rId12" w:history="1">
-          <w:r>
-            <w:rPr>
-              <w:rStyle w:val="Hyperlink"/>
-            </w:rPr>
-            <w:t>e</w:t>
-          </w:r>
-        </w:hyperlink>
-      </w:r>
-      <w:r>
-        <w:rPr>
-          <w:u w:val="single" w:color="0000ff"/>
-          <w:rFonts w:ascii="Charis SIL Regular" w:hAnsi="Charis SIL Regular" w:eastAsia="Charis SIL Regular"/>
-          <w:b w:val="0"/>
-          <w:i w:val="0"/>
-          <w:color w:val="000000"/>
-          <w:sz w:val="24"/>
-        </w:rPr>
-        <w:hyperlink r:id="rId12" w:history="1">
-          <w:r>
-            <w:rPr>
-              <w:rStyle w:val="Hyperlink"/>
-            </w:rPr>
-            <w:t xml:space="preserve">meente </w:t>
-          </w:r>
-        </w:hyperlink>
-      </w:r>
-      <w:r>
-        <w:rPr>
-          <w:rFonts w:ascii="Charis SIL Regular" w:hAnsi="Charis SIL Regular" w:eastAsia="Charis SIL Regular"/>
-          <w:b w:val="0"/>
-          <w:i w:val="0"/>
-          <w:color w:val="000000"/>
-          <w:sz w:val="24"/>
-        </w:rPr>
-        <w:t>R</w:t>
+        <w:t>t van de gemeente R</w:t>
       </w:r>
       <w:r>
         <w:rPr>
@@ -1845,21 +1767,13 @@
       </w:r>
       <w:r>
         <w:rPr>
-          <w:u w:val="single" w:color="0000ff"/>
           <w:rFonts w:ascii="Charis SIL Regular" w:hAnsi="Charis SIL Regular" w:eastAsia="Charis SIL Regular"/>
           <w:b w:val="0"/>
           <w:i w:val="0"/>
           <w:color w:val="000000"/>
           <w:sz w:val="24"/>
         </w:rPr>
-        <w:hyperlink r:id="rId16" w:history="1">
-          <w:r>
-            <w:rPr>
-              <w:rStyle w:val="Hyperlink"/>
-            </w:rPr>
-            <w:t>ma</w:t>
-          </w:r>
-        </w:hyperlink>
+        <w:t>ma</w:t>
       </w:r>
       <w:r>
         <w:rPr>
@@ -1999,6 +1913,7 @@
       </w:r>
       <w:r>
         <w:rPr>
+          <w:u w:val="single" w:color="0000ff"/>
           <w:rFonts w:ascii="Charis SIL Regular" w:hAnsi="Charis SIL Regular" w:eastAsia="Charis SIL Regular"/>
           <w:b w:val="0"/>
           <w:i w:val="0"/>

--- a/EXPORTS/DOCX/published/niveau3/Dutch/WMRotterdam.docx
+++ b/EXPORTS/DOCX/published/niveau3/Dutch/WMRotterdam.docx
@@ -296,18 +296,7 @@
           <w:color w:val="000000"/>
           <w:sz w:val="24"/>
         </w:rPr>
-        <w:t>naar de voorzitter van de Yachtvereni</w:t>
-      </w:r>
-      <w:r>
-        <w:rPr>
-          <w:u w:val="single" w:color="0000ff"/>
-          <w:rFonts w:ascii="Charis SIL Regular" w:hAnsi="Charis SIL Regular" w:eastAsia="Charis SIL Regular"/>
-          <w:b w:val="0"/>
-          <w:i w:val="0"/>
-          <w:color w:val="000000"/>
-          <w:sz w:val="24"/>
-        </w:rPr>
-        <w:t xml:space="preserve">ging. Toen </w:t>
+        <w:t xml:space="preserve">naar de voorzitter van de Yachtvereniging. Toen </w:t>
       </w:r>
       <w:r>
         <w:rPr>
@@ -316,45 +305,8 @@
           <w:i w:val="0"/>
           <w:color w:val="0000FF"/>
           <w:sz w:val="24"/>
-          <w:u w:val="single"/>
         </w:rPr>
-        <w:t>Prins H</w:t>
-      </w:r>
-      <w:r>
-        <w:rPr>
-          <w:rFonts w:ascii="Charis SIL Regular" w:hAnsi="Charis SIL Regular" w:eastAsia="Charis SIL Regular"/>
-          <w:b w:val="0"/>
-          <w:i w:val="0"/>
-          <w:color w:val="0000FF"/>
-          <w:sz w:val="24"/>
-          <w:u w:val="single"/>
-        </w:rPr>
-        <w:hyperlink r:id="rId9" w:history="1">
-          <w:r>
-            <w:rPr>
-              <w:rStyle w:val="Hyperlink"/>
-            </w:rPr>
-            <w:t>endri</w:t>
-          </w:r>
-        </w:hyperlink>
-      </w:r>
-      <w:r>
-        <w:rPr>
-          <w:rFonts w:ascii="Charis SIL Regular" w:hAnsi="Charis SIL Regular" w:eastAsia="Charis SIL Regular"/>
-          <w:b w:val="0"/>
-          <w:i w:val="0"/>
-          <w:color w:val="0000FF"/>
-          <w:sz w:val="24"/>
-          <w:u w:val="single"/>
-        </w:rPr>
-        <w:hyperlink r:id="rId9" w:history="1">
-          <w:r>
-            <w:rPr>
-              <w:rStyle w:val="Hyperlink"/>
-            </w:rPr>
-            <w:t>k</w:t>
-          </w:r>
-        </w:hyperlink>
+        <w:t>Prins Hendrik</w:t>
       </w:r>
       <w:r>
         <w:rPr>
@@ -396,7 +348,6 @@
       </w:r>
       <w:r>
         <w:rPr>
-          <w:u w:val="single" w:color="0000ff"/>
           <w:rFonts w:ascii="Charis SIL Regular" w:hAnsi="Charis SIL Regular" w:eastAsia="Charis SIL Regular"/>
           <w:b w:val="0"/>
           <w:i w:val="0"/>
@@ -414,7 +365,6 @@
       </w:r>
       <w:r>
         <w:rPr>
-          <w:u w:val="single" w:color="0000ff"/>
           <w:rFonts w:ascii="Charis SIL Regular" w:hAnsi="Charis SIL Regular" w:eastAsia="Charis SIL Regular"/>
           <w:b w:val="0"/>
           <w:i w:val="0"/>
@@ -432,7 +382,6 @@
       </w:r>
       <w:r>
         <w:rPr>
-          <w:u w:val="single" w:color="0000ff"/>
           <w:rFonts w:ascii="Charis SIL Regular" w:hAnsi="Charis SIL Regular" w:eastAsia="Charis SIL Regular"/>
           <w:b w:val="0"/>
           <w:i w:val="0"/>
@@ -986,7 +935,61 @@
           <w:color w:val="000000"/>
           <w:sz w:val="24"/>
         </w:rPr>
-        <w:t>t van de gemeente R</w:t>
+        <w:hyperlink r:id="rId12" w:history="1">
+          <w:r>
+            <w:rPr>
+              <w:rStyle w:val="Hyperlink"/>
+            </w:rPr>
+            <w:t>t van de g</w:t>
+          </w:r>
+        </w:hyperlink>
+      </w:r>
+      <w:r>
+        <w:rPr>
+          <w:u w:val="single" w:color="0000ff"/>
+          <w:rFonts w:ascii="Charis SIL Regular" w:hAnsi="Charis SIL Regular" w:eastAsia="Charis SIL Regular"/>
+          <w:b w:val="0"/>
+          <w:i w:val="0"/>
+          <w:color w:val="000000"/>
+          <w:sz w:val="24"/>
+        </w:rPr>
+        <w:hyperlink r:id="rId12" w:history="1">
+          <w:r>
+            <w:rPr>
+              <w:rStyle w:val="Hyperlink"/>
+            </w:rPr>
+            <w:t>e</w:t>
+          </w:r>
+        </w:hyperlink>
+      </w:r>
+      <w:r>
+        <w:rPr>
+          <w:u w:val="single" w:color="0000ff"/>
+          <w:rFonts w:ascii="Charis SIL Regular" w:hAnsi="Charis SIL Regular" w:eastAsia="Charis SIL Regular"/>
+          <w:b w:val="0"/>
+          <w:i w:val="0"/>
+          <w:color w:val="000000"/>
+          <w:sz w:val="24"/>
+        </w:rPr>
+        <w:hyperlink r:id="rId12" w:history="1">
+          <w:r>
+            <w:rPr>
+              <w:rStyle w:val="Hyperlink"/>
+            </w:rPr>
+            <w:t xml:space="preserve">meente </w:t>
+          </w:r>
+        </w:hyperlink>
+      </w:r>
+      <w:r>
+        <w:rPr>
+          <w:u w:val="single" w:color="0000ff"/>
+          <w:rFonts w:ascii="Charis SIL Regular" w:hAnsi="Charis SIL Regular" w:eastAsia="Charis SIL Regular"/>
+          <w:b w:val="0"/>
+          <w:i w:val="0"/>
+          <w:color w:val="000000"/>
+          <w:sz w:val="24"/>
+        </w:rPr>
+        <w:t>R</w:t>
       </w:r>
       <w:r>
         <w:rPr>
@@ -1767,13 +1770,21 @@
       </w:r>
       <w:r>
         <w:rPr>
+          <w:u w:val="single" w:color="0000ff"/>
           <w:rFonts w:ascii="Charis SIL Regular" w:hAnsi="Charis SIL Regular" w:eastAsia="Charis SIL Regular"/>
           <w:b w:val="0"/>
           <w:i w:val="0"/>
           <w:color w:val="000000"/>
           <w:sz w:val="24"/>
         </w:rPr>
-        <w:t>ma</w:t>
+        <w:hyperlink r:id="rId16" w:history="1">
+          <w:r>
+            <w:rPr>
+              <w:rStyle w:val="Hyperlink"/>
+            </w:rPr>
+            <w:t>ma</w:t>
+          </w:r>
+        </w:hyperlink>
       </w:r>
       <w:r>
         <w:rPr>
@@ -1913,7 +1924,6 @@
       </w:r>
       <w:r>
         <w:rPr>
-          <w:u w:val="single" w:color="0000ff"/>
           <w:rFonts w:ascii="Charis SIL Regular" w:hAnsi="Charis SIL Regular" w:eastAsia="Charis SIL Regular"/>
           <w:b w:val="0"/>
           <w:i w:val="0"/>

--- a/EXPORTS/DOCX/published/niveau3/Dutch/WMRotterdam.docx
+++ b/EXPORTS/DOCX/published/niveau3/Dutch/WMRotterdam.docx
@@ -305,8 +305,81 @@
           <w:i w:val="0"/>
           <w:color w:val="0000FF"/>
           <w:sz w:val="24"/>
+          <w:u w:val="single"/>
         </w:rPr>
-        <w:t>Prins Hendrik</w:t>
+        <w:hyperlink r:id="rId9" w:history="1">
+          <w:r>
+            <w:rPr>
+              <w:rStyle w:val="Hyperlink"/>
+            </w:rPr>
+            <w:t>Prins</w:t>
+          </w:r>
+        </w:hyperlink>
+      </w:r>
+      <w:r>
+        <w:rPr>
+          <w:rFonts w:ascii="Charis SIL Regular" w:hAnsi="Charis SIL Regular" w:eastAsia="Charis SIL Regular"/>
+          <w:b w:val="0"/>
+          <w:i w:val="0"/>
+          <w:color w:val="0000FF"/>
+          <w:sz w:val="24"/>
+          <w:u w:val="single"/>
+        </w:rPr>
+        <w:t xml:space="preserve"> </w:t>
+      </w:r>
+      <w:r>
+        <w:rPr>
+          <w:rFonts w:ascii="Charis SIL Regular" w:hAnsi="Charis SIL Regular" w:eastAsia="Charis SIL Regular"/>
+          <w:b w:val="0"/>
+          <w:i w:val="0"/>
+          <w:color w:val="0000FF"/>
+          <w:sz w:val="24"/>
+          <w:u w:val="single"/>
+        </w:rPr>
+        <w:hyperlink r:id="rId10" w:history="1">
+          <w:r>
+            <w:rPr>
+              <w:rStyle w:val="Hyperlink"/>
+            </w:rPr>
+            <w:t>H</w:t>
+          </w:r>
+        </w:hyperlink>
+      </w:r>
+      <w:r>
+        <w:rPr>
+          <w:rFonts w:ascii="Charis SIL Regular" w:hAnsi="Charis SIL Regular" w:eastAsia="Charis SIL Regular"/>
+          <w:b w:val="0"/>
+          <w:i w:val="0"/>
+          <w:color w:val="0000FF"/>
+          <w:sz w:val="24"/>
+          <w:u w:val="single"/>
+        </w:rPr>
+        <w:hyperlink r:id="rId10" w:history="1">
+          <w:r>
+            <w:rPr>
+              <w:rStyle w:val="Hyperlink"/>
+            </w:rPr>
+            <w:t>endri</w:t>
+          </w:r>
+        </w:hyperlink>
+      </w:r>
+      <w:r>
+        <w:rPr>
+          <w:rFonts w:ascii="Charis SIL Regular" w:hAnsi="Charis SIL Regular" w:eastAsia="Charis SIL Regular"/>
+          <w:b w:val="0"/>
+          <w:i w:val="0"/>
+          <w:color w:val="0000FF"/>
+          <w:sz w:val="24"/>
+          <w:u w:val="single"/>
+        </w:rPr>
+        <w:hyperlink r:id="rId10" w:history="1">
+          <w:r>
+            <w:rPr>
+              <w:rStyle w:val="Hyperlink"/>
+            </w:rPr>
+            <w:t>k</w:t>
+          </w:r>
+        </w:hyperlink>
       </w:r>
       <w:r>
         <w:rPr>
@@ -348,6 +421,7 @@
       </w:r>
       <w:r>
         <w:rPr>
+          <w:u w:val="single" w:color="0000ff"/>
           <w:rFonts w:ascii="Charis SIL Regular" w:hAnsi="Charis SIL Regular" w:eastAsia="Charis SIL Regular"/>
           <w:b w:val="0"/>
           <w:i w:val="0"/>
@@ -365,6 +439,7 @@
       </w:r>
       <w:r>
         <w:rPr>
+          <w:u w:val="single" w:color="0000ff"/>
           <w:rFonts w:ascii="Charis SIL Regular" w:hAnsi="Charis SIL Regular" w:eastAsia="Charis SIL Regular"/>
           <w:b w:val="0"/>
           <w:i w:val="0"/>
@@ -382,6 +457,7 @@
       </w:r>
       <w:r>
         <w:rPr>
+          <w:u w:val="single" w:color="0000ff"/>
           <w:rFonts w:ascii="Charis SIL Regular" w:hAnsi="Charis SIL Regular" w:eastAsia="Charis SIL Regular"/>
           <w:b w:val="0"/>
           <w:i w:val="0"/>
@@ -982,7 +1058,6 @@
       </w:r>
       <w:r>
         <w:rPr>
-          <w:u w:val="single" w:color="0000ff"/>
           <w:rFonts w:ascii="Charis SIL Regular" w:hAnsi="Charis SIL Regular" w:eastAsia="Charis SIL Regular"/>
           <w:b w:val="0"/>
           <w:i w:val="0"/>
@@ -1770,21 +1845,13 @@
       </w:r>
       <w:r>
         <w:rPr>
-          <w:u w:val="single" w:color="0000ff"/>
           <w:rFonts w:ascii="Charis SIL Regular" w:hAnsi="Charis SIL Regular" w:eastAsia="Charis SIL Regular"/>
           <w:b w:val="0"/>
           <w:i w:val="0"/>
           <w:color w:val="000000"/>
           <w:sz w:val="24"/>
         </w:rPr>
-        <w:hyperlink r:id="rId16" w:history="1">
-          <w:r>
-            <w:rPr>
-              <w:rStyle w:val="Hyperlink"/>
-            </w:rPr>
-            <w:t>ma</w:t>
-          </w:r>
-        </w:hyperlink>
+        <w:t>ma</w:t>
       </w:r>
       <w:r>
         <w:rPr>
@@ -1859,14 +1926,7 @@
           <w:color w:val="000000"/>
           <w:sz w:val="24"/>
         </w:rPr>
-        <w:hyperlink r:id="rId17" w:history="1">
-          <w:r>
-            <w:rPr>
-              <w:rStyle w:val="Hyperlink"/>
-            </w:rPr>
-            <w:t>hief</w:t>
-          </w:r>
-        </w:hyperlink>
+        <w:t>hief</w:t>
       </w:r>
       <w:r>
         <w:rPr>
@@ -1924,6 +1984,7 @@
       </w:r>
       <w:r>
         <w:rPr>
+          <w:u w:val="single" w:color="0000ff"/>
           <w:rFonts w:ascii="Charis SIL Regular" w:hAnsi="Charis SIL Regular" w:eastAsia="Charis SIL Regular"/>
           <w:b w:val="0"/>
           <w:i w:val="0"/>

--- a/EXPORTS/DOCX/published/niveau3/Dutch/WMRotterdam.docx
+++ b/EXPORTS/DOCX/published/niveau3/Dutch/WMRotterdam.docx
@@ -296,7 +296,53 @@
           <w:color w:val="000000"/>
           <w:sz w:val="24"/>
         </w:rPr>
-        <w:t xml:space="preserve">naar de voorzitter van de Yachtvereniging. Toen </w:t>
+        <w:t>naar de voorzitter van de Yachtvereni</w:t>
+      </w:r>
+      <w:r>
+        <w:rPr>
+          <w:u w:val="single" w:color="0000ff"/>
+          <w:rFonts w:ascii="Charis SIL Regular" w:hAnsi="Charis SIL Regular" w:eastAsia="Charis SIL Regular"/>
+          <w:b w:val="0"/>
+          <w:i w:val="0"/>
+          <w:color w:val="000000"/>
+          <w:sz w:val="24"/>
+        </w:rPr>
+        <w:hyperlink r:id="rId9" w:history="1">
+          <w:r>
+            <w:rPr>
+              <w:rStyle w:val="Hyperlink"/>
+            </w:rPr>
+            <w:t>ging. Toe</w:t>
+          </w:r>
+        </w:hyperlink>
+      </w:r>
+      <w:r>
+        <w:rPr>
+          <w:u w:val="single" w:color="0000ff"/>
+          <w:rFonts w:ascii="Charis SIL Regular" w:hAnsi="Charis SIL Regular" w:eastAsia="Charis SIL Regular"/>
+          <w:b w:val="0"/>
+          <w:i w:val="0"/>
+          <w:color w:val="000000"/>
+          <w:sz w:val="24"/>
+        </w:rPr>
+        <w:hyperlink r:id="rId9" w:history="1">
+          <w:r>
+            <w:rPr>
+              <w:rStyle w:val="Hyperlink"/>
+            </w:rPr>
+            <w:t>n</w:t>
+          </w:r>
+        </w:hyperlink>
+      </w:r>
+      <w:r>
+        <w:rPr>
+          <w:rFonts w:ascii="Charis SIL Regular" w:hAnsi="Charis SIL Regular" w:eastAsia="Charis SIL Regular"/>
+          <w:b w:val="0"/>
+          <w:i w:val="0"/>
+          <w:color w:val="000000"/>
+          <w:sz w:val="24"/>
+        </w:rPr>
+        <w:t xml:space="preserve"> </w:t>
       </w:r>
       <w:r>
         <w:rPr>
@@ -336,7 +382,7 @@
           <w:sz w:val="24"/>
           <w:u w:val="single"/>
         </w:rPr>
-        <w:hyperlink r:id="rId10" w:history="1">
+        <w:hyperlink r:id="rId9" w:history="1">
           <w:r>
             <w:rPr>
               <w:rStyle w:val="Hyperlink"/>
@@ -354,7 +400,7 @@
           <w:sz w:val="24"/>
           <w:u w:val="single"/>
         </w:rPr>
-        <w:hyperlink r:id="rId10" w:history="1">
+        <w:hyperlink r:id="rId9" w:history="1">
           <w:r>
             <w:rPr>
               <w:rStyle w:val="Hyperlink"/>
@@ -372,7 +418,7 @@
           <w:sz w:val="24"/>
           <w:u w:val="single"/>
         </w:rPr>
-        <w:hyperlink r:id="rId10" w:history="1">
+        <w:hyperlink r:id="rId9" w:history="1">
           <w:r>
             <w:rPr>
               <w:rStyle w:val="Hyperlink"/>
@@ -1769,61 +1815,7 @@
           <w:color w:val="000000"/>
           <w:sz w:val="24"/>
         </w:rPr>
-        <w:t xml:space="preserve">. Beide archieven zijn op </w:t>
-      </w:r>
-      <w:r>
-        <w:rPr>
-          <w:u w:val="single" w:color="0000ff"/>
-          <w:rFonts w:ascii="Charis SIL Regular" w:hAnsi="Charis SIL Regular" w:eastAsia="Charis SIL Regular"/>
-          <w:b w:val="0"/>
-          <w:i w:val="0"/>
-          <w:color w:val="000000"/>
-          <w:sz w:val="24"/>
-        </w:rPr>
-        <w:hyperlink r:id="rId16" w:history="1">
-          <w:r>
-            <w:rPr>
-              <w:rStyle w:val="Hyperlink"/>
-            </w:rPr>
-            <w:t>een so</w:t>
-          </w:r>
-        </w:hyperlink>
-      </w:r>
-      <w:r>
-        <w:rPr>
-          <w:u w:val="single" w:color="0000ff"/>
-          <w:rFonts w:ascii="Charis SIL Regular" w:hAnsi="Charis SIL Regular" w:eastAsia="Charis SIL Regular"/>
-          <w:b w:val="0"/>
-          <w:i w:val="0"/>
-          <w:color w:val="000000"/>
-          <w:sz w:val="24"/>
-        </w:rPr>
-        <w:hyperlink r:id="rId16" w:history="1">
-          <w:r>
-            <w:rPr>
-              <w:rStyle w:val="Hyperlink"/>
-            </w:rPr>
-            <w:t>o</w:t>
-          </w:r>
-        </w:hyperlink>
-      </w:r>
-      <w:r>
-        <w:rPr>
-          <w:u w:val="single" w:color="0000ff"/>
-          <w:rFonts w:ascii="Charis SIL Regular" w:hAnsi="Charis SIL Regular" w:eastAsia="Charis SIL Regular"/>
-          <w:b w:val="0"/>
-          <w:i w:val="0"/>
-          <w:color w:val="000000"/>
-          <w:sz w:val="24"/>
-        </w:rPr>
-        <w:hyperlink r:id="rId16" w:history="1">
-          <w:r>
-            <w:rPr>
-              <w:rStyle w:val="Hyperlink"/>
-            </w:rPr>
-            <w:t>rtge</w:t>
-          </w:r>
-        </w:hyperlink>
+        <w:t>. Beide archieven zijn op een soortge</w:t>
       </w:r>
       <w:r>
         <w:rPr>
@@ -1845,13 +1837,21 @@
       </w:r>
       <w:r>
         <w:rPr>
+          <w:u w:val="single" w:color="0000ff"/>
           <w:rFonts w:ascii="Charis SIL Regular" w:hAnsi="Charis SIL Regular" w:eastAsia="Charis SIL Regular"/>
           <w:b w:val="0"/>
           <w:i w:val="0"/>
           <w:color w:val="000000"/>
           <w:sz w:val="24"/>
         </w:rPr>
-        <w:t>ma</w:t>
+        <w:hyperlink r:id="rId16" w:history="1">
+          <w:r>
+            <w:rPr>
+              <w:rStyle w:val="Hyperlink"/>
+            </w:rPr>
+            <w:t>ma</w:t>
+          </w:r>
+        </w:hyperlink>
       </w:r>
       <w:r>
         <w:rPr>
@@ -1973,25 +1973,7 @@
           <w:color w:val="000000"/>
           <w:sz w:val="24"/>
         </w:rPr>
-        <w:hyperlink r:id="rId17" w:history="1">
-          <w:r>
-            <w:rPr>
-              <w:rStyle w:val="Hyperlink"/>
-            </w:rPr>
-            <w:t xml:space="preserve">n </w:t>
-          </w:r>
-        </w:hyperlink>
-      </w:r>
-      <w:r>
-        <w:rPr>
-          <w:u w:val="single" w:color="0000ff"/>
-          <w:rFonts w:ascii="Charis SIL Regular" w:hAnsi="Charis SIL Regular" w:eastAsia="Charis SIL Regular"/>
-          <w:b w:val="0"/>
-          <w:i w:val="0"/>
-          <w:color w:val="000000"/>
-          <w:sz w:val="24"/>
-        </w:rPr>
-        <w:t>m</w:t>
+        <w:t>n m</w:t>
       </w:r>
       <w:r>
         <w:rPr>
@@ -2031,14 +2013,7 @@
           <w:color w:val="000000"/>
           <w:sz w:val="24"/>
         </w:rPr>
-        <w:hyperlink r:id="rId17" w:history="1">
-          <w:r>
-            <w:rPr>
-              <w:rStyle w:val="Hyperlink"/>
-            </w:rPr>
-            <w:t>betr</w:t>
-          </w:r>
-        </w:hyperlink>
+        <w:t>betr</w:t>
       </w:r>
       <w:r>
         <w:rPr>

--- a/EXPORTS/DOCX/published/niveau3/Dutch/WMRotterdam.docx
+++ b/EXPORTS/DOCX/published/niveau3/Dutch/WMRotterdam.docx
@@ -336,6 +336,7 @@
       </w:r>
       <w:r>
         <w:rPr>
+          <w:u w:val="single" w:color="0000ff"/>
           <w:rFonts w:ascii="Charis SIL Regular" w:hAnsi="Charis SIL Regular" w:eastAsia="Charis SIL Regular"/>
           <w:b w:val="0"/>
           <w:i w:val="0"/>
@@ -1926,7 +1927,14 @@
           <w:color w:val="000000"/>
           <w:sz w:val="24"/>
         </w:rPr>
-        <w:t>hief</w:t>
+        <w:hyperlink r:id="rId17" w:history="1">
+          <w:r>
+            <w:rPr>
+              <w:rStyle w:val="Hyperlink"/>
+            </w:rPr>
+            <w:t>hief</w:t>
+          </w:r>
+        </w:hyperlink>
       </w:r>
       <w:r>
         <w:rPr>
@@ -1973,7 +1981,25 @@
           <w:color w:val="000000"/>
           <w:sz w:val="24"/>
         </w:rPr>
-        <w:t>n m</w:t>
+        <w:hyperlink r:id="rId17" w:history="1">
+          <w:r>
+            <w:rPr>
+              <w:rStyle w:val="Hyperlink"/>
+            </w:rPr>
+            <w:t xml:space="preserve">n </w:t>
+          </w:r>
+        </w:hyperlink>
+      </w:r>
+      <w:r>
+        <w:rPr>
+          <w:u w:val="single" w:color="0000ff"/>
+          <w:rFonts w:ascii="Charis SIL Regular" w:hAnsi="Charis SIL Regular" w:eastAsia="Charis SIL Regular"/>
+          <w:b w:val="0"/>
+          <w:i w:val="0"/>
+          <w:color w:val="000000"/>
+          <w:sz w:val="24"/>
+        </w:rPr>
+        <w:t>m</w:t>
       </w:r>
       <w:r>
         <w:rPr>
@@ -2013,7 +2039,14 @@
           <w:color w:val="000000"/>
           <w:sz w:val="24"/>
         </w:rPr>
-        <w:t>betr</w:t>
+        <w:hyperlink r:id="rId17" w:history="1">
+          <w:r>
+            <w:rPr>
+              <w:rStyle w:val="Hyperlink"/>
+            </w:rPr>
+            <w:t>betr</w:t>
+          </w:r>
+        </w:hyperlink>
       </w:r>
       <w:r>
         <w:rPr>

--- a/EXPORTS/DOCX/published/niveau3/Dutch/WMRotterdam.docx
+++ b/EXPORTS/DOCX/published/niveau3/Dutch/WMRotterdam.docx
@@ -336,7 +336,6 @@
       </w:r>
       <w:r>
         <w:rPr>
-          <w:u w:val="single" w:color="0000ff"/>
           <w:rFonts w:ascii="Charis SIL Regular" w:hAnsi="Charis SIL Regular" w:eastAsia="Charis SIL Regular"/>
           <w:b w:val="0"/>
           <w:i w:val="0"/>
@@ -401,7 +400,7 @@
           <w:sz w:val="24"/>
           <w:u w:val="single"/>
         </w:rPr>
-        <w:hyperlink r:id="rId9" w:history="1">
+        <w:hyperlink r:id="rId10" w:history="1">
           <w:r>
             <w:rPr>
               <w:rStyle w:val="Hyperlink"/>
@@ -419,7 +418,7 @@
           <w:sz w:val="24"/>
           <w:u w:val="single"/>
         </w:rPr>
-        <w:hyperlink r:id="rId9" w:history="1">
+        <w:hyperlink r:id="rId10" w:history="1">
           <w:r>
             <w:rPr>
               <w:rStyle w:val="Hyperlink"/>
@@ -758,14 +757,7 @@
           <w:color w:val="000000"/>
           <w:sz w:val="24"/>
         </w:rPr>
-        <w:hyperlink r:id="rId11" w:history="1">
-          <w:r>
-            <w:rPr>
-              <w:rStyle w:val="Hyperlink"/>
-            </w:rPr>
-            <w:t>dien</w:t>
-          </w:r>
-        </w:hyperlink>
+        <w:t>dien</w:t>
       </w:r>
       <w:r>
         <w:rPr>
@@ -1105,6 +1097,7 @@
       </w:r>
       <w:r>
         <w:rPr>
+          <w:u w:val="single" w:color="0000ff"/>
           <w:rFonts w:ascii="Charis SIL Regular" w:hAnsi="Charis SIL Regular" w:eastAsia="Charis SIL Regular"/>
           <w:b w:val="0"/>
           <w:i w:val="0"/>
@@ -1816,7 +1809,61 @@
           <w:color w:val="000000"/>
           <w:sz w:val="24"/>
         </w:rPr>
-        <w:t>. Beide archieven zijn op een soortge</w:t>
+        <w:t xml:space="preserve">. Beide archieven zijn op </w:t>
+      </w:r>
+      <w:r>
+        <w:rPr>
+          <w:u w:val="single" w:color="0000ff"/>
+          <w:rFonts w:ascii="Charis SIL Regular" w:hAnsi="Charis SIL Regular" w:eastAsia="Charis SIL Regular"/>
+          <w:b w:val="0"/>
+          <w:i w:val="0"/>
+          <w:color w:val="000000"/>
+          <w:sz w:val="24"/>
+        </w:rPr>
+        <w:hyperlink r:id="rId16" w:history="1">
+          <w:r>
+            <w:rPr>
+              <w:rStyle w:val="Hyperlink"/>
+            </w:rPr>
+            <w:t>een so</w:t>
+          </w:r>
+        </w:hyperlink>
+      </w:r>
+      <w:r>
+        <w:rPr>
+          <w:u w:val="single" w:color="0000ff"/>
+          <w:rFonts w:ascii="Charis SIL Regular" w:hAnsi="Charis SIL Regular" w:eastAsia="Charis SIL Regular"/>
+          <w:b w:val="0"/>
+          <w:i w:val="0"/>
+          <w:color w:val="000000"/>
+          <w:sz w:val="24"/>
+        </w:rPr>
+        <w:hyperlink r:id="rId16" w:history="1">
+          <w:r>
+            <w:rPr>
+              <w:rStyle w:val="Hyperlink"/>
+            </w:rPr>
+            <w:t>o</w:t>
+          </w:r>
+        </w:hyperlink>
+      </w:r>
+      <w:r>
+        <w:rPr>
+          <w:u w:val="single" w:color="0000ff"/>
+          <w:rFonts w:ascii="Charis SIL Regular" w:hAnsi="Charis SIL Regular" w:eastAsia="Charis SIL Regular"/>
+          <w:b w:val="0"/>
+          <w:i w:val="0"/>
+          <w:color w:val="000000"/>
+          <w:sz w:val="24"/>
+        </w:rPr>
+        <w:hyperlink r:id="rId16" w:history="1">
+          <w:r>
+            <w:rPr>
+              <w:rStyle w:val="Hyperlink"/>
+            </w:rPr>
+            <w:t>rtge</w:t>
+          </w:r>
+        </w:hyperlink>
       </w:r>
       <w:r>
         <w:rPr>
@@ -1838,168 +1885,13 @@
       </w:r>
       <w:r>
         <w:rPr>
-          <w:u w:val="single" w:color="0000ff"/>
           <w:rFonts w:ascii="Charis SIL Regular" w:hAnsi="Charis SIL Regular" w:eastAsia="Charis SIL Regular"/>
           <w:b w:val="0"/>
           <w:i w:val="0"/>
           <w:color w:val="000000"/>
           <w:sz w:val="24"/>
         </w:rPr>
-        <w:hyperlink r:id="rId16" w:history="1">
-          <w:r>
-            <w:rPr>
-              <w:rStyle w:val="Hyperlink"/>
-            </w:rPr>
-            <w:t>ma</w:t>
-          </w:r>
-        </w:hyperlink>
-      </w:r>
-      <w:r>
-        <w:rPr>
-          <w:u w:val="single" w:color="0000ff"/>
-          <w:rFonts w:ascii="Charis SIL Regular" w:hAnsi="Charis SIL Regular" w:eastAsia="Charis SIL Regular"/>
-          <w:b w:val="0"/>
-          <w:i w:val="0"/>
-          <w:color w:val="000000"/>
-          <w:sz w:val="24"/>
-        </w:rPr>
-        <w:hyperlink r:id="rId16" w:history="1">
-          <w:r>
-            <w:rPr>
-              <w:rStyle w:val="Hyperlink"/>
-            </w:rPr>
-            <w:t>nier o</w:t>
-          </w:r>
-        </w:hyperlink>
-      </w:r>
-      <w:r>
-        <w:rPr>
-          <w:rFonts w:ascii="Charis SIL Regular" w:hAnsi="Charis SIL Regular" w:eastAsia="Charis SIL Regular"/>
-          <w:b w:val="0"/>
-          <w:i w:val="0"/>
-          <w:color w:val="000000"/>
-          <w:sz w:val="24"/>
-        </w:rPr>
-        <w:t>pgebou</w:t>
-      </w:r>
-      <w:r>
-        <w:rPr>
-          <w:u w:val="single" w:color="0000ff"/>
-          <w:rFonts w:ascii="Charis SIL Regular" w:hAnsi="Charis SIL Regular" w:eastAsia="Charis SIL Regular"/>
-          <w:b w:val="0"/>
-          <w:i w:val="0"/>
-          <w:color w:val="000000"/>
-          <w:sz w:val="24"/>
-        </w:rPr>
-        <w:hyperlink r:id="rId17" w:history="1">
-          <w:r>
-            <w:rPr>
-              <w:rStyle w:val="Hyperlink"/>
-            </w:rPr>
-            <w:t>wd. Ar</w:t>
-          </w:r>
-        </w:hyperlink>
-      </w:r>
-      <w:r>
-        <w:rPr>
-          <w:u w:val="single" w:color="0000ff"/>
-          <w:rFonts w:ascii="Charis SIL Regular" w:hAnsi="Charis SIL Regular" w:eastAsia="Charis SIL Regular"/>
-          <w:b w:val="0"/>
-          <w:i w:val="0"/>
-          <w:color w:val="000000"/>
-          <w:sz w:val="24"/>
-        </w:rPr>
-        <w:hyperlink r:id="rId17" w:history="1">
-          <w:r>
-            <w:rPr>
-              <w:rStyle w:val="Hyperlink"/>
-            </w:rPr>
-            <w:t>c</w:t>
-          </w:r>
-        </w:hyperlink>
-      </w:r>
-      <w:r>
-        <w:rPr>
-          <w:u w:val="single" w:color="0000ff"/>
-          <w:rFonts w:ascii="Charis SIL Regular" w:hAnsi="Charis SIL Regular" w:eastAsia="Charis SIL Regular"/>
-          <w:b w:val="0"/>
-          <w:i w:val="0"/>
-          <w:color w:val="000000"/>
-          <w:sz w:val="24"/>
-        </w:rPr>
-        <w:hyperlink r:id="rId17" w:history="1">
-          <w:r>
-            <w:rPr>
-              <w:rStyle w:val="Hyperlink"/>
-            </w:rPr>
-            <w:t>hief</w:t>
-          </w:r>
-        </w:hyperlink>
-      </w:r>
-      <w:r>
-        <w:rPr>
-          <w:u w:val="single" w:color="0000ff"/>
-          <w:rFonts w:ascii="Charis SIL Regular" w:hAnsi="Charis SIL Regular" w:eastAsia="Charis SIL Regular"/>
-          <w:b w:val="0"/>
-          <w:i w:val="0"/>
-          <w:color w:val="000000"/>
-          <w:sz w:val="24"/>
-        </w:rPr>
-        <w:hyperlink r:id="rId17" w:history="1">
-          <w:r>
-            <w:rPr>
-              <w:rStyle w:val="Hyperlink"/>
-            </w:rPr>
-            <w:t>stukk</w:t>
-          </w:r>
-        </w:hyperlink>
-      </w:r>
-      <w:r>
-        <w:rPr>
-          <w:u w:val="single" w:color="0000ff"/>
-          <w:rFonts w:ascii="Charis SIL Regular" w:hAnsi="Charis SIL Regular" w:eastAsia="Charis SIL Regular"/>
-          <w:b w:val="0"/>
-          <w:i w:val="0"/>
-          <w:color w:val="000000"/>
-          <w:sz w:val="24"/>
-        </w:rPr>
-        <w:hyperlink r:id="rId17" w:history="1">
-          <w:r>
-            <w:rPr>
-              <w:rStyle w:val="Hyperlink"/>
-            </w:rPr>
-            <w:t>e</w:t>
-          </w:r>
-        </w:hyperlink>
-      </w:r>
-      <w:r>
-        <w:rPr>
-          <w:u w:val="single" w:color="0000ff"/>
-          <w:rFonts w:ascii="Charis SIL Regular" w:hAnsi="Charis SIL Regular" w:eastAsia="Charis SIL Regular"/>
-          <w:b w:val="0"/>
-          <w:i w:val="0"/>
-          <w:color w:val="000000"/>
-          <w:sz w:val="24"/>
-        </w:rPr>
-        <w:hyperlink r:id="rId17" w:history="1">
-          <w:r>
-            <w:rPr>
-              <w:rStyle w:val="Hyperlink"/>
-            </w:rPr>
-            <w:t xml:space="preserve">n </w:t>
-          </w:r>
-        </w:hyperlink>
-      </w:r>
-      <w:r>
-        <w:rPr>
-          <w:u w:val="single" w:color="0000ff"/>
-          <w:rFonts w:ascii="Charis SIL Regular" w:hAnsi="Charis SIL Regular" w:eastAsia="Charis SIL Regular"/>
-          <w:b w:val="0"/>
-          <w:i w:val="0"/>
-          <w:color w:val="000000"/>
-          <w:sz w:val="24"/>
-        </w:rPr>
-        <w:t>m</w:t>
+        <w:t>manier opgebouwd. Archiefstukken m</w:t>
       </w:r>
       <w:r>
         <w:rPr>

--- a/EXPORTS/DOCX/published/niveau3/Dutch/WMRotterdam.docx
+++ b/EXPORTS/DOCX/published/niveau3/Dutch/WMRotterdam.docx
@@ -336,6 +336,7 @@
       </w:r>
       <w:r>
         <w:rPr>
+          <w:u w:val="single" w:color="0000ff"/>
           <w:rFonts w:ascii="Charis SIL Regular" w:hAnsi="Charis SIL Regular" w:eastAsia="Charis SIL Regular"/>
           <w:b w:val="0"/>
           <w:i w:val="0"/>
@@ -400,7 +401,7 @@
           <w:sz w:val="24"/>
           <w:u w:val="single"/>
         </w:rPr>
-        <w:hyperlink r:id="rId10" w:history="1">
+        <w:hyperlink r:id="rId9" w:history="1">
           <w:r>
             <w:rPr>
               <w:rStyle w:val="Hyperlink"/>
@@ -418,7 +419,7 @@
           <w:sz w:val="24"/>
           <w:u w:val="single"/>
         </w:rPr>
-        <w:hyperlink r:id="rId10" w:history="1">
+        <w:hyperlink r:id="rId9" w:history="1">
           <w:r>
             <w:rPr>
               <w:rStyle w:val="Hyperlink"/>
@@ -757,7 +758,14 @@
           <w:color w:val="000000"/>
           <w:sz w:val="24"/>
         </w:rPr>
-        <w:t>dien</w:t>
+        <w:hyperlink r:id="rId11" w:history="1">
+          <w:r>
+            <w:rPr>
+              <w:rStyle w:val="Hyperlink"/>
+            </w:rPr>
+            <w:t>dien</w:t>
+          </w:r>
+        </w:hyperlink>
       </w:r>
       <w:r>
         <w:rPr>
@@ -1097,7 +1105,6 @@
       </w:r>
       <w:r>
         <w:rPr>
-          <w:u w:val="single" w:color="0000ff"/>
           <w:rFonts w:ascii="Charis SIL Regular" w:hAnsi="Charis SIL Regular" w:eastAsia="Charis SIL Regular"/>
           <w:b w:val="0"/>
           <w:i w:val="0"/>
@@ -1885,13 +1892,167 @@
       </w:r>
       <w:r>
         <w:rPr>
+          <w:u w:val="single" w:color="0000ff"/>
           <w:rFonts w:ascii="Charis SIL Regular" w:hAnsi="Charis SIL Regular" w:eastAsia="Charis SIL Regular"/>
           <w:b w:val="0"/>
           <w:i w:val="0"/>
           <w:color w:val="000000"/>
           <w:sz w:val="24"/>
         </w:rPr>
-        <w:t>manier opgebouwd. Archiefstukken m</w:t>
+        <w:hyperlink r:id="rId16" w:history="1">
+          <w:r>
+            <w:rPr>
+              <w:rStyle w:val="Hyperlink"/>
+            </w:rPr>
+            <w:t>ma</w:t>
+          </w:r>
+        </w:hyperlink>
+      </w:r>
+      <w:r>
+        <w:rPr>
+          <w:u w:val="single" w:color="0000ff"/>
+          <w:rFonts w:ascii="Charis SIL Regular" w:hAnsi="Charis SIL Regular" w:eastAsia="Charis SIL Regular"/>
+          <w:b w:val="0"/>
+          <w:i w:val="0"/>
+          <w:color w:val="000000"/>
+          <w:sz w:val="24"/>
+        </w:rPr>
+        <w:hyperlink r:id="rId16" w:history="1">
+          <w:r>
+            <w:rPr>
+              <w:rStyle w:val="Hyperlink"/>
+            </w:rPr>
+            <w:t>nier o</w:t>
+          </w:r>
+        </w:hyperlink>
+      </w:r>
+      <w:r>
+        <w:rPr>
+          <w:rFonts w:ascii="Charis SIL Regular" w:hAnsi="Charis SIL Regular" w:eastAsia="Charis SIL Regular"/>
+          <w:b w:val="0"/>
+          <w:i w:val="0"/>
+          <w:color w:val="000000"/>
+          <w:sz w:val="24"/>
+        </w:rPr>
+        <w:t>pgebou</w:t>
+      </w:r>
+      <w:r>
+        <w:rPr>
+          <w:u w:val="single" w:color="0000ff"/>
+          <w:rFonts w:ascii="Charis SIL Regular" w:hAnsi="Charis SIL Regular" w:eastAsia="Charis SIL Regular"/>
+          <w:b w:val="0"/>
+          <w:i w:val="0"/>
+          <w:color w:val="000000"/>
+          <w:sz w:val="24"/>
+        </w:rPr>
+        <w:hyperlink r:id="rId17" w:history="1">
+          <w:r>
+            <w:rPr>
+              <w:rStyle w:val="Hyperlink"/>
+            </w:rPr>
+            <w:t>wd. Ar</w:t>
+          </w:r>
+        </w:hyperlink>
+      </w:r>
+      <w:r>
+        <w:rPr>
+          <w:u w:val="single" w:color="0000ff"/>
+          <w:rFonts w:ascii="Charis SIL Regular" w:hAnsi="Charis SIL Regular" w:eastAsia="Charis SIL Regular"/>
+          <w:b w:val="0"/>
+          <w:i w:val="0"/>
+          <w:color w:val="000000"/>
+          <w:sz w:val="24"/>
+        </w:rPr>
+        <w:hyperlink r:id="rId17" w:history="1">
+          <w:r>
+            <w:rPr>
+              <w:rStyle w:val="Hyperlink"/>
+            </w:rPr>
+            <w:t>c</w:t>
+          </w:r>
+        </w:hyperlink>
+      </w:r>
+      <w:r>
+        <w:rPr>
+          <w:u w:val="single" w:color="0000ff"/>
+          <w:rFonts w:ascii="Charis SIL Regular" w:hAnsi="Charis SIL Regular" w:eastAsia="Charis SIL Regular"/>
+          <w:b w:val="0"/>
+          <w:i w:val="0"/>
+          <w:color w:val="000000"/>
+          <w:sz w:val="24"/>
+        </w:rPr>
+        <w:hyperlink r:id="rId17" w:history="1">
+          <w:r>
+            <w:rPr>
+              <w:rStyle w:val="Hyperlink"/>
+            </w:rPr>
+            <w:t>hief</w:t>
+          </w:r>
+        </w:hyperlink>
+      </w:r>
+      <w:r>
+        <w:rPr>
+          <w:u w:val="single" w:color="0000ff"/>
+          <w:rFonts w:ascii="Charis SIL Regular" w:hAnsi="Charis SIL Regular" w:eastAsia="Charis SIL Regular"/>
+          <w:b w:val="0"/>
+          <w:i w:val="0"/>
+          <w:color w:val="000000"/>
+          <w:sz w:val="24"/>
+        </w:rPr>
+        <w:hyperlink r:id="rId17" w:history="1">
+          <w:r>
+            <w:rPr>
+              <w:rStyle w:val="Hyperlink"/>
+            </w:rPr>
+            <w:t>stukk</w:t>
+          </w:r>
+        </w:hyperlink>
+      </w:r>
+      <w:r>
+        <w:rPr>
+          <w:u w:val="single" w:color="0000ff"/>
+          <w:rFonts w:ascii="Charis SIL Regular" w:hAnsi="Charis SIL Regular" w:eastAsia="Charis SIL Regular"/>
+          <w:b w:val="0"/>
+          <w:i w:val="0"/>
+          <w:color w:val="000000"/>
+          <w:sz w:val="24"/>
+        </w:rPr>
+        <w:hyperlink r:id="rId17" w:history="1">
+          <w:r>
+            <w:rPr>
+              <w:rStyle w:val="Hyperlink"/>
+            </w:rPr>
+            <w:t>e</w:t>
+          </w:r>
+        </w:hyperlink>
+      </w:r>
+      <w:r>
+        <w:rPr>
+          <w:u w:val="single" w:color="0000ff"/>
+          <w:rFonts w:ascii="Charis SIL Regular" w:hAnsi="Charis SIL Regular" w:eastAsia="Charis SIL Regular"/>
+          <w:b w:val="0"/>
+          <w:i w:val="0"/>
+          <w:color w:val="000000"/>
+          <w:sz w:val="24"/>
+        </w:rPr>
+        <w:hyperlink r:id="rId17" w:history="1">
+          <w:r>
+            <w:rPr>
+              <w:rStyle w:val="Hyperlink"/>
+            </w:rPr>
+            <w:t xml:space="preserve">n </w:t>
+          </w:r>
+        </w:hyperlink>
+      </w:r>
+      <w:r>
+        <w:rPr>
+          <w:rFonts w:ascii="Charis SIL Regular" w:hAnsi="Charis SIL Regular" w:eastAsia="Charis SIL Regular"/>
+          <w:b w:val="0"/>
+          <w:i w:val="0"/>
+          <w:color w:val="000000"/>
+          <w:sz w:val="24"/>
+        </w:rPr>
+        <w:t>m</w:t>
       </w:r>
       <w:r>
         <w:rPr>

--- a/EXPORTS/DOCX/published/niveau3/Dutch/WMRotterdam.docx
+++ b/EXPORTS/DOCX/published/niveau3/Dutch/WMRotterdam.docx
@@ -336,7 +336,6 @@
       </w:r>
       <w:r>
         <w:rPr>
-          <w:u w:val="single" w:color="0000ff"/>
           <w:rFonts w:ascii="Charis SIL Regular" w:hAnsi="Charis SIL Regular" w:eastAsia="Charis SIL Regular"/>
           <w:b w:val="0"/>
           <w:i w:val="0"/>
@@ -2046,6 +2045,7 @@
       </w:r>
       <w:r>
         <w:rPr>
+          <w:u w:val="single" w:color="0000ff"/>
           <w:rFonts w:ascii="Charis SIL Regular" w:hAnsi="Charis SIL Regular" w:eastAsia="Charis SIL Regular"/>
           <w:b w:val="0"/>
           <w:i w:val="0"/>

--- a/EXPORTS/DOCX/published/niveau3/Dutch/WMRotterdam.docx
+++ b/EXPORTS/DOCX/published/niveau3/Dutch/WMRotterdam.docx
@@ -336,6 +336,7 @@
       </w:r>
       <w:r>
         <w:rPr>
+          <w:u w:val="single" w:color="0000ff"/>
           <w:rFonts w:ascii="Charis SIL Regular" w:hAnsi="Charis SIL Regular" w:eastAsia="Charis SIL Regular"/>
           <w:b w:val="0"/>
           <w:i w:val="0"/>
@@ -746,25 +747,7 @@
           <w:color w:val="000000"/>
           <w:sz w:val="24"/>
         </w:rPr>
-        <w:t xml:space="preserve">Advies van het museum plaatsnam, </w:t>
-      </w:r>
-      <w:r>
-        <w:rPr>
-          <w:u w:val="single" w:color="0000ff"/>
-          <w:rFonts w:ascii="Charis SIL Regular" w:hAnsi="Charis SIL Regular" w:eastAsia="Charis SIL Regular"/>
-          <w:b w:val="0"/>
-          <w:i w:val="0"/>
-          <w:color w:val="000000"/>
-          <w:sz w:val="24"/>
-        </w:rPr>
-        <w:hyperlink r:id="rId11" w:history="1">
-          <w:r>
-            <w:rPr>
-              <w:rStyle w:val="Hyperlink"/>
-            </w:rPr>
-            <w:t>dien</w:t>
-          </w:r>
-        </w:hyperlink>
+        <w:t>Advies van het museum plaatsnam, dien</w:t>
       </w:r>
       <w:r>
         <w:rPr>
@@ -1891,215 +1874,13 @@
       </w:r>
       <w:r>
         <w:rPr>
-          <w:u w:val="single" w:color="0000ff"/>
           <w:rFonts w:ascii="Charis SIL Regular" w:hAnsi="Charis SIL Regular" w:eastAsia="Charis SIL Regular"/>
           <w:b w:val="0"/>
           <w:i w:val="0"/>
           <w:color w:val="000000"/>
           <w:sz w:val="24"/>
         </w:rPr>
-        <w:hyperlink r:id="rId16" w:history="1">
-          <w:r>
-            <w:rPr>
-              <w:rStyle w:val="Hyperlink"/>
-            </w:rPr>
-            <w:t>ma</w:t>
-          </w:r>
-        </w:hyperlink>
-      </w:r>
-      <w:r>
-        <w:rPr>
-          <w:u w:val="single" w:color="0000ff"/>
-          <w:rFonts w:ascii="Charis SIL Regular" w:hAnsi="Charis SIL Regular" w:eastAsia="Charis SIL Regular"/>
-          <w:b w:val="0"/>
-          <w:i w:val="0"/>
-          <w:color w:val="000000"/>
-          <w:sz w:val="24"/>
-        </w:rPr>
-        <w:hyperlink r:id="rId16" w:history="1">
-          <w:r>
-            <w:rPr>
-              <w:rStyle w:val="Hyperlink"/>
-            </w:rPr>
-            <w:t>nier o</w:t>
-          </w:r>
-        </w:hyperlink>
-      </w:r>
-      <w:r>
-        <w:rPr>
-          <w:rFonts w:ascii="Charis SIL Regular" w:hAnsi="Charis SIL Regular" w:eastAsia="Charis SIL Regular"/>
-          <w:b w:val="0"/>
-          <w:i w:val="0"/>
-          <w:color w:val="000000"/>
-          <w:sz w:val="24"/>
-        </w:rPr>
-        <w:t>pgebou</w:t>
-      </w:r>
-      <w:r>
-        <w:rPr>
-          <w:u w:val="single" w:color="0000ff"/>
-          <w:rFonts w:ascii="Charis SIL Regular" w:hAnsi="Charis SIL Regular" w:eastAsia="Charis SIL Regular"/>
-          <w:b w:val="0"/>
-          <w:i w:val="0"/>
-          <w:color w:val="000000"/>
-          <w:sz w:val="24"/>
-        </w:rPr>
-        <w:hyperlink r:id="rId17" w:history="1">
-          <w:r>
-            <w:rPr>
-              <w:rStyle w:val="Hyperlink"/>
-            </w:rPr>
-            <w:t>wd. Ar</w:t>
-          </w:r>
-        </w:hyperlink>
-      </w:r>
-      <w:r>
-        <w:rPr>
-          <w:u w:val="single" w:color="0000ff"/>
-          <w:rFonts w:ascii="Charis SIL Regular" w:hAnsi="Charis SIL Regular" w:eastAsia="Charis SIL Regular"/>
-          <w:b w:val="0"/>
-          <w:i w:val="0"/>
-          <w:color w:val="000000"/>
-          <w:sz w:val="24"/>
-        </w:rPr>
-        <w:hyperlink r:id="rId17" w:history="1">
-          <w:r>
-            <w:rPr>
-              <w:rStyle w:val="Hyperlink"/>
-            </w:rPr>
-            <w:t>c</w:t>
-          </w:r>
-        </w:hyperlink>
-      </w:r>
-      <w:r>
-        <w:rPr>
-          <w:u w:val="single" w:color="0000ff"/>
-          <w:rFonts w:ascii="Charis SIL Regular" w:hAnsi="Charis SIL Regular" w:eastAsia="Charis SIL Regular"/>
-          <w:b w:val="0"/>
-          <w:i w:val="0"/>
-          <w:color w:val="000000"/>
-          <w:sz w:val="24"/>
-        </w:rPr>
-        <w:hyperlink r:id="rId17" w:history="1">
-          <w:r>
-            <w:rPr>
-              <w:rStyle w:val="Hyperlink"/>
-            </w:rPr>
-            <w:t>hief</w:t>
-          </w:r>
-        </w:hyperlink>
-      </w:r>
-      <w:r>
-        <w:rPr>
-          <w:u w:val="single" w:color="0000ff"/>
-          <w:rFonts w:ascii="Charis SIL Regular" w:hAnsi="Charis SIL Regular" w:eastAsia="Charis SIL Regular"/>
-          <w:b w:val="0"/>
-          <w:i w:val="0"/>
-          <w:color w:val="000000"/>
-          <w:sz w:val="24"/>
-        </w:rPr>
-        <w:hyperlink r:id="rId17" w:history="1">
-          <w:r>
-            <w:rPr>
-              <w:rStyle w:val="Hyperlink"/>
-            </w:rPr>
-            <w:t>stukk</w:t>
-          </w:r>
-        </w:hyperlink>
-      </w:r>
-      <w:r>
-        <w:rPr>
-          <w:u w:val="single" w:color="0000ff"/>
-          <w:rFonts w:ascii="Charis SIL Regular" w:hAnsi="Charis SIL Regular" w:eastAsia="Charis SIL Regular"/>
-          <w:b w:val="0"/>
-          <w:i w:val="0"/>
-          <w:color w:val="000000"/>
-          <w:sz w:val="24"/>
-        </w:rPr>
-        <w:hyperlink r:id="rId17" w:history="1">
-          <w:r>
-            <w:rPr>
-              <w:rStyle w:val="Hyperlink"/>
-            </w:rPr>
-            <w:t>e</w:t>
-          </w:r>
-        </w:hyperlink>
-      </w:r>
-      <w:r>
-        <w:rPr>
-          <w:u w:val="single" w:color="0000ff"/>
-          <w:rFonts w:ascii="Charis SIL Regular" w:hAnsi="Charis SIL Regular" w:eastAsia="Charis SIL Regular"/>
-          <w:b w:val="0"/>
-          <w:i w:val="0"/>
-          <w:color w:val="000000"/>
-          <w:sz w:val="24"/>
-        </w:rPr>
-        <w:hyperlink r:id="rId17" w:history="1">
-          <w:r>
-            <w:rPr>
-              <w:rStyle w:val="Hyperlink"/>
-            </w:rPr>
-            <w:t xml:space="preserve">n </w:t>
-          </w:r>
-        </w:hyperlink>
-      </w:r>
-      <w:r>
-        <w:rPr>
-          <w:u w:val="single" w:color="0000ff"/>
-          <w:rFonts w:ascii="Charis SIL Regular" w:hAnsi="Charis SIL Regular" w:eastAsia="Charis SIL Regular"/>
-          <w:b w:val="0"/>
-          <w:i w:val="0"/>
-          <w:color w:val="000000"/>
-          <w:sz w:val="24"/>
-        </w:rPr>
-        <w:t>m</w:t>
-      </w:r>
-      <w:r>
-        <w:rPr>
-          <w:u w:val="single" w:color="0000ff"/>
-          <w:rFonts w:ascii="Charis SIL Regular" w:hAnsi="Charis SIL Regular" w:eastAsia="Charis SIL Regular"/>
-          <w:b w:val="0"/>
-          <w:i w:val="0"/>
-          <w:color w:val="000000"/>
-          <w:sz w:val="24"/>
-        </w:rPr>
-        <w:hyperlink r:id="rId17" w:history="1">
-          <w:r>
-            <w:rPr>
-              <w:rStyle w:val="Hyperlink"/>
-            </w:rPr>
-            <w:t>et</w:t>
-          </w:r>
-        </w:hyperlink>
-      </w:r>
-      <w:r>
-        <w:rPr>
-          <w:u w:val="single" w:color="0000ff"/>
-          <w:rFonts w:ascii="Charis SIL Regular" w:hAnsi="Charis SIL Regular" w:eastAsia="Charis SIL Regular"/>
-          <w:b w:val="0"/>
-          <w:i w:val="0"/>
-          <w:color w:val="000000"/>
-          <w:sz w:val="24"/>
-        </w:rPr>
-        <w:t xml:space="preserve"> </w:t>
-      </w:r>
-      <w:r>
-        <w:rPr>
-          <w:u w:val="single" w:color="0000ff"/>
-          <w:rFonts w:ascii="Charis SIL Regular" w:hAnsi="Charis SIL Regular" w:eastAsia="Charis SIL Regular"/>
-          <w:b w:val="0"/>
-          <w:i w:val="0"/>
-          <w:color w:val="000000"/>
-          <w:sz w:val="24"/>
-        </w:rPr>
-        <w:hyperlink r:id="rId17" w:history="1">
-          <w:r>
-            <w:rPr>
-              <w:rStyle w:val="Hyperlink"/>
-            </w:rPr>
-            <w:t>betr</w:t>
-          </w:r>
-        </w:hyperlink>
+        <w:t>manier opgebouwd. Archiefstukken met betr</w:t>
       </w:r>
       <w:r>
         <w:rPr>

--- a/EXPORTS/DOCX/published/niveau3/Dutch/WMRotterdam.docx
+++ b/EXPORTS/DOCX/published/niveau3/Dutch/WMRotterdam.docx
@@ -336,6 +336,7 @@
       </w:r>
       <w:r>
         <w:rPr>
+          <w:u w:val="single" w:color="0000ff"/>
           <w:rFonts w:ascii="Charis SIL Regular" w:hAnsi="Charis SIL Regular" w:eastAsia="Charis SIL Regular"/>
           <w:b w:val="0"/>
           <w:i w:val="0"/>
@@ -1891,13 +1892,168 @@
       </w:r>
       <w:r>
         <w:rPr>
+          <w:u w:val="single" w:color="0000ff"/>
           <w:rFonts w:ascii="Charis SIL Regular" w:hAnsi="Charis SIL Regular" w:eastAsia="Charis SIL Regular"/>
           <w:b w:val="0"/>
           <w:i w:val="0"/>
           <w:color w:val="000000"/>
           <w:sz w:val="24"/>
         </w:rPr>
-        <w:t>manier opgebouwd. Archiefstukken m</w:t>
+        <w:hyperlink r:id="rId16" w:history="1">
+          <w:r>
+            <w:rPr>
+              <w:rStyle w:val="Hyperlink"/>
+            </w:rPr>
+            <w:t>ma</w:t>
+          </w:r>
+        </w:hyperlink>
+      </w:r>
+      <w:r>
+        <w:rPr>
+          <w:u w:val="single" w:color="0000ff"/>
+          <w:rFonts w:ascii="Charis SIL Regular" w:hAnsi="Charis SIL Regular" w:eastAsia="Charis SIL Regular"/>
+          <w:b w:val="0"/>
+          <w:i w:val="0"/>
+          <w:color w:val="000000"/>
+          <w:sz w:val="24"/>
+        </w:rPr>
+        <w:hyperlink r:id="rId16" w:history="1">
+          <w:r>
+            <w:rPr>
+              <w:rStyle w:val="Hyperlink"/>
+            </w:rPr>
+            <w:t>nier o</w:t>
+          </w:r>
+        </w:hyperlink>
+      </w:r>
+      <w:r>
+        <w:rPr>
+          <w:rFonts w:ascii="Charis SIL Regular" w:hAnsi="Charis SIL Regular" w:eastAsia="Charis SIL Regular"/>
+          <w:b w:val="0"/>
+          <w:i w:val="0"/>
+          <w:color w:val="000000"/>
+          <w:sz w:val="24"/>
+        </w:rPr>
+        <w:t>pgebou</w:t>
+      </w:r>
+      <w:r>
+        <w:rPr>
+          <w:u w:val="single" w:color="0000ff"/>
+          <w:rFonts w:ascii="Charis SIL Regular" w:hAnsi="Charis SIL Regular" w:eastAsia="Charis SIL Regular"/>
+          <w:b w:val="0"/>
+          <w:i w:val="0"/>
+          <w:color w:val="000000"/>
+          <w:sz w:val="24"/>
+        </w:rPr>
+        <w:hyperlink r:id="rId17" w:history="1">
+          <w:r>
+            <w:rPr>
+              <w:rStyle w:val="Hyperlink"/>
+            </w:rPr>
+            <w:t>wd. Ar</w:t>
+          </w:r>
+        </w:hyperlink>
+      </w:r>
+      <w:r>
+        <w:rPr>
+          <w:u w:val="single" w:color="0000ff"/>
+          <w:rFonts w:ascii="Charis SIL Regular" w:hAnsi="Charis SIL Regular" w:eastAsia="Charis SIL Regular"/>
+          <w:b w:val="0"/>
+          <w:i w:val="0"/>
+          <w:color w:val="000000"/>
+          <w:sz w:val="24"/>
+        </w:rPr>
+        <w:hyperlink r:id="rId17" w:history="1">
+          <w:r>
+            <w:rPr>
+              <w:rStyle w:val="Hyperlink"/>
+            </w:rPr>
+            <w:t>c</w:t>
+          </w:r>
+        </w:hyperlink>
+      </w:r>
+      <w:r>
+        <w:rPr>
+          <w:u w:val="single" w:color="0000ff"/>
+          <w:rFonts w:ascii="Charis SIL Regular" w:hAnsi="Charis SIL Regular" w:eastAsia="Charis SIL Regular"/>
+          <w:b w:val="0"/>
+          <w:i w:val="0"/>
+          <w:color w:val="000000"/>
+          <w:sz w:val="24"/>
+        </w:rPr>
+        <w:hyperlink r:id="rId17" w:history="1">
+          <w:r>
+            <w:rPr>
+              <w:rStyle w:val="Hyperlink"/>
+            </w:rPr>
+            <w:t>hief</w:t>
+          </w:r>
+        </w:hyperlink>
+      </w:r>
+      <w:r>
+        <w:rPr>
+          <w:u w:val="single" w:color="0000ff"/>
+          <w:rFonts w:ascii="Charis SIL Regular" w:hAnsi="Charis SIL Regular" w:eastAsia="Charis SIL Regular"/>
+          <w:b w:val="0"/>
+          <w:i w:val="0"/>
+          <w:color w:val="000000"/>
+          <w:sz w:val="24"/>
+        </w:rPr>
+        <w:hyperlink r:id="rId17" w:history="1">
+          <w:r>
+            <w:rPr>
+              <w:rStyle w:val="Hyperlink"/>
+            </w:rPr>
+            <w:t>stukk</w:t>
+          </w:r>
+        </w:hyperlink>
+      </w:r>
+      <w:r>
+        <w:rPr>
+          <w:u w:val="single" w:color="0000ff"/>
+          <w:rFonts w:ascii="Charis SIL Regular" w:hAnsi="Charis SIL Regular" w:eastAsia="Charis SIL Regular"/>
+          <w:b w:val="0"/>
+          <w:i w:val="0"/>
+          <w:color w:val="000000"/>
+          <w:sz w:val="24"/>
+        </w:rPr>
+        <w:hyperlink r:id="rId17" w:history="1">
+          <w:r>
+            <w:rPr>
+              <w:rStyle w:val="Hyperlink"/>
+            </w:rPr>
+            <w:t>e</w:t>
+          </w:r>
+        </w:hyperlink>
+      </w:r>
+      <w:r>
+        <w:rPr>
+          <w:u w:val="single" w:color="0000ff"/>
+          <w:rFonts w:ascii="Charis SIL Regular" w:hAnsi="Charis SIL Regular" w:eastAsia="Charis SIL Regular"/>
+          <w:b w:val="0"/>
+          <w:i w:val="0"/>
+          <w:color w:val="000000"/>
+          <w:sz w:val="24"/>
+        </w:rPr>
+        <w:hyperlink r:id="rId17" w:history="1">
+          <w:r>
+            <w:rPr>
+              <w:rStyle w:val="Hyperlink"/>
+            </w:rPr>
+            <w:t xml:space="preserve">n </w:t>
+          </w:r>
+        </w:hyperlink>
+      </w:r>
+      <w:r>
+        <w:rPr>
+          <w:u w:val="single" w:color="0000ff"/>
+          <w:rFonts w:ascii="Charis SIL Regular" w:hAnsi="Charis SIL Regular" w:eastAsia="Charis SIL Regular"/>
+          <w:b w:val="0"/>
+          <w:i w:val="0"/>
+          <w:color w:val="000000"/>
+          <w:sz w:val="24"/>
+        </w:rPr>
+        <w:t>m</w:t>
       </w:r>
       <w:r>
         <w:rPr>

--- a/EXPORTS/DOCX/published/niveau3/Dutch/WMRotterdam.docx
+++ b/EXPORTS/DOCX/published/niveau3/Dutch/WMRotterdam.docx
@@ -1892,168 +1892,13 @@
       </w:r>
       <w:r>
         <w:rPr>
-          <w:u w:val="single" w:color="0000ff"/>
           <w:rFonts w:ascii="Charis SIL Regular" w:hAnsi="Charis SIL Regular" w:eastAsia="Charis SIL Regular"/>
           <w:b w:val="0"/>
           <w:i w:val="0"/>
           <w:color w:val="000000"/>
           <w:sz w:val="24"/>
         </w:rPr>
-        <w:hyperlink r:id="rId16" w:history="1">
-          <w:r>
-            <w:rPr>
-              <w:rStyle w:val="Hyperlink"/>
-            </w:rPr>
-            <w:t>ma</w:t>
-          </w:r>
-        </w:hyperlink>
-      </w:r>
-      <w:r>
-        <w:rPr>
-          <w:u w:val="single" w:color="0000ff"/>
-          <w:rFonts w:ascii="Charis SIL Regular" w:hAnsi="Charis SIL Regular" w:eastAsia="Charis SIL Regular"/>
-          <w:b w:val="0"/>
-          <w:i w:val="0"/>
-          <w:color w:val="000000"/>
-          <w:sz w:val="24"/>
-        </w:rPr>
-        <w:hyperlink r:id="rId16" w:history="1">
-          <w:r>
-            <w:rPr>
-              <w:rStyle w:val="Hyperlink"/>
-            </w:rPr>
-            <w:t>nier o</w:t>
-          </w:r>
-        </w:hyperlink>
-      </w:r>
-      <w:r>
-        <w:rPr>
-          <w:rFonts w:ascii="Charis SIL Regular" w:hAnsi="Charis SIL Regular" w:eastAsia="Charis SIL Regular"/>
-          <w:b w:val="0"/>
-          <w:i w:val="0"/>
-          <w:color w:val="000000"/>
-          <w:sz w:val="24"/>
-        </w:rPr>
-        <w:t>pgebou</w:t>
-      </w:r>
-      <w:r>
-        <w:rPr>
-          <w:u w:val="single" w:color="0000ff"/>
-          <w:rFonts w:ascii="Charis SIL Regular" w:hAnsi="Charis SIL Regular" w:eastAsia="Charis SIL Regular"/>
-          <w:b w:val="0"/>
-          <w:i w:val="0"/>
-          <w:color w:val="000000"/>
-          <w:sz w:val="24"/>
-        </w:rPr>
-        <w:hyperlink r:id="rId17" w:history="1">
-          <w:r>
-            <w:rPr>
-              <w:rStyle w:val="Hyperlink"/>
-            </w:rPr>
-            <w:t>wd. Ar</w:t>
-          </w:r>
-        </w:hyperlink>
-      </w:r>
-      <w:r>
-        <w:rPr>
-          <w:u w:val="single" w:color="0000ff"/>
-          <w:rFonts w:ascii="Charis SIL Regular" w:hAnsi="Charis SIL Regular" w:eastAsia="Charis SIL Regular"/>
-          <w:b w:val="0"/>
-          <w:i w:val="0"/>
-          <w:color w:val="000000"/>
-          <w:sz w:val="24"/>
-        </w:rPr>
-        <w:hyperlink r:id="rId17" w:history="1">
-          <w:r>
-            <w:rPr>
-              <w:rStyle w:val="Hyperlink"/>
-            </w:rPr>
-            <w:t>c</w:t>
-          </w:r>
-        </w:hyperlink>
-      </w:r>
-      <w:r>
-        <w:rPr>
-          <w:u w:val="single" w:color="0000ff"/>
-          <w:rFonts w:ascii="Charis SIL Regular" w:hAnsi="Charis SIL Regular" w:eastAsia="Charis SIL Regular"/>
-          <w:b w:val="0"/>
-          <w:i w:val="0"/>
-          <w:color w:val="000000"/>
-          <w:sz w:val="24"/>
-        </w:rPr>
-        <w:hyperlink r:id="rId17" w:history="1">
-          <w:r>
-            <w:rPr>
-              <w:rStyle w:val="Hyperlink"/>
-            </w:rPr>
-            <w:t>hief</w:t>
-          </w:r>
-        </w:hyperlink>
-      </w:r>
-      <w:r>
-        <w:rPr>
-          <w:u w:val="single" w:color="0000ff"/>
-          <w:rFonts w:ascii="Charis SIL Regular" w:hAnsi="Charis SIL Regular" w:eastAsia="Charis SIL Regular"/>
-          <w:b w:val="0"/>
-          <w:i w:val="0"/>
-          <w:color w:val="000000"/>
-          <w:sz w:val="24"/>
-        </w:rPr>
-        <w:hyperlink r:id="rId17" w:history="1">
-          <w:r>
-            <w:rPr>
-              <w:rStyle w:val="Hyperlink"/>
-            </w:rPr>
-            <w:t>stukk</w:t>
-          </w:r>
-        </w:hyperlink>
-      </w:r>
-      <w:r>
-        <w:rPr>
-          <w:u w:val="single" w:color="0000ff"/>
-          <w:rFonts w:ascii="Charis SIL Regular" w:hAnsi="Charis SIL Regular" w:eastAsia="Charis SIL Regular"/>
-          <w:b w:val="0"/>
-          <w:i w:val="0"/>
-          <w:color w:val="000000"/>
-          <w:sz w:val="24"/>
-        </w:rPr>
-        <w:hyperlink r:id="rId17" w:history="1">
-          <w:r>
-            <w:rPr>
-              <w:rStyle w:val="Hyperlink"/>
-            </w:rPr>
-            <w:t>e</w:t>
-          </w:r>
-        </w:hyperlink>
-      </w:r>
-      <w:r>
-        <w:rPr>
-          <w:u w:val="single" w:color="0000ff"/>
-          <w:rFonts w:ascii="Charis SIL Regular" w:hAnsi="Charis SIL Regular" w:eastAsia="Charis SIL Regular"/>
-          <w:b w:val="0"/>
-          <w:i w:val="0"/>
-          <w:color w:val="000000"/>
-          <w:sz w:val="24"/>
-        </w:rPr>
-        <w:hyperlink r:id="rId17" w:history="1">
-          <w:r>
-            <w:rPr>
-              <w:rStyle w:val="Hyperlink"/>
-            </w:rPr>
-            <w:t xml:space="preserve">n </w:t>
-          </w:r>
-        </w:hyperlink>
-      </w:r>
-      <w:r>
-        <w:rPr>
-          <w:u w:val="single" w:color="0000ff"/>
-          <w:rFonts w:ascii="Charis SIL Regular" w:hAnsi="Charis SIL Regular" w:eastAsia="Charis SIL Regular"/>
-          <w:b w:val="0"/>
-          <w:i w:val="0"/>
-          <w:color w:val="000000"/>
-          <w:sz w:val="24"/>
-        </w:rPr>
-        <w:t>m</w:t>
+        <w:t>manier opgebouwd. Archiefstukken m</w:t>
       </w:r>
       <w:r>
         <w:rPr>

--- a/EXPORTS/DOCX/published/niveau3/Dutch/WMRotterdam.docx
+++ b/EXPORTS/DOCX/published/niveau3/Dutch/WMRotterdam.docx
@@ -336,7 +336,6 @@
       </w:r>
       <w:r>
         <w:rPr>
-          <w:u w:val="single" w:color="0000ff"/>
           <w:rFonts w:ascii="Charis SIL Regular" w:hAnsi="Charis SIL Regular" w:eastAsia="Charis SIL Regular"/>
           <w:b w:val="0"/>
           <w:i w:val="0"/>
@@ -747,25 +746,7 @@
           <w:color w:val="000000"/>
           <w:sz w:val="24"/>
         </w:rPr>
-        <w:t xml:space="preserve">Advies van het museum plaatsnam, </w:t>
-      </w:r>
-      <w:r>
-        <w:rPr>
-          <w:u w:val="single" w:color="0000ff"/>
-          <w:rFonts w:ascii="Charis SIL Regular" w:hAnsi="Charis SIL Regular" w:eastAsia="Charis SIL Regular"/>
-          <w:b w:val="0"/>
-          <w:i w:val="0"/>
-          <w:color w:val="000000"/>
-          <w:sz w:val="24"/>
-        </w:rPr>
-        <w:hyperlink r:id="rId11" w:history="1">
-          <w:r>
-            <w:rPr>
-              <w:rStyle w:val="Hyperlink"/>
-            </w:rPr>
-            <w:t>dien</w:t>
-          </w:r>
-        </w:hyperlink>
+        <w:t>Advies van het museum plaatsnam, dien</w:t>
       </w:r>
       <w:r>
         <w:rPr>
@@ -1892,13 +1873,168 @@
       </w:r>
       <w:r>
         <w:rPr>
+          <w:u w:val="single" w:color="0000ff"/>
           <w:rFonts w:ascii="Charis SIL Regular" w:hAnsi="Charis SIL Regular" w:eastAsia="Charis SIL Regular"/>
           <w:b w:val="0"/>
           <w:i w:val="0"/>
           <w:color w:val="000000"/>
           <w:sz w:val="24"/>
         </w:rPr>
-        <w:t>manier opgebouwd. Archiefstukken m</w:t>
+        <w:hyperlink r:id="rId16" w:history="1">
+          <w:r>
+            <w:rPr>
+              <w:rStyle w:val="Hyperlink"/>
+            </w:rPr>
+            <w:t>ma</w:t>
+          </w:r>
+        </w:hyperlink>
+      </w:r>
+      <w:r>
+        <w:rPr>
+          <w:u w:val="single" w:color="0000ff"/>
+          <w:rFonts w:ascii="Charis SIL Regular" w:hAnsi="Charis SIL Regular" w:eastAsia="Charis SIL Regular"/>
+          <w:b w:val="0"/>
+          <w:i w:val="0"/>
+          <w:color w:val="000000"/>
+          <w:sz w:val="24"/>
+        </w:rPr>
+        <w:hyperlink r:id="rId16" w:history="1">
+          <w:r>
+            <w:rPr>
+              <w:rStyle w:val="Hyperlink"/>
+            </w:rPr>
+            <w:t>nier o</w:t>
+          </w:r>
+        </w:hyperlink>
+      </w:r>
+      <w:r>
+        <w:rPr>
+          <w:rFonts w:ascii="Charis SIL Regular" w:hAnsi="Charis SIL Regular" w:eastAsia="Charis SIL Regular"/>
+          <w:b w:val="0"/>
+          <w:i w:val="0"/>
+          <w:color w:val="000000"/>
+          <w:sz w:val="24"/>
+        </w:rPr>
+        <w:t>pgebou</w:t>
+      </w:r>
+      <w:r>
+        <w:rPr>
+          <w:u w:val="single" w:color="0000ff"/>
+          <w:rFonts w:ascii="Charis SIL Regular" w:hAnsi="Charis SIL Regular" w:eastAsia="Charis SIL Regular"/>
+          <w:b w:val="0"/>
+          <w:i w:val="0"/>
+          <w:color w:val="000000"/>
+          <w:sz w:val="24"/>
+        </w:rPr>
+        <w:hyperlink r:id="rId17" w:history="1">
+          <w:r>
+            <w:rPr>
+              <w:rStyle w:val="Hyperlink"/>
+            </w:rPr>
+            <w:t>wd. Ar</w:t>
+          </w:r>
+        </w:hyperlink>
+      </w:r>
+      <w:r>
+        <w:rPr>
+          <w:u w:val="single" w:color="0000ff"/>
+          <w:rFonts w:ascii="Charis SIL Regular" w:hAnsi="Charis SIL Regular" w:eastAsia="Charis SIL Regular"/>
+          <w:b w:val="0"/>
+          <w:i w:val="0"/>
+          <w:color w:val="000000"/>
+          <w:sz w:val="24"/>
+        </w:rPr>
+        <w:hyperlink r:id="rId17" w:history="1">
+          <w:r>
+            <w:rPr>
+              <w:rStyle w:val="Hyperlink"/>
+            </w:rPr>
+            <w:t>c</w:t>
+          </w:r>
+        </w:hyperlink>
+      </w:r>
+      <w:r>
+        <w:rPr>
+          <w:u w:val="single" w:color="0000ff"/>
+          <w:rFonts w:ascii="Charis SIL Regular" w:hAnsi="Charis SIL Regular" w:eastAsia="Charis SIL Regular"/>
+          <w:b w:val="0"/>
+          <w:i w:val="0"/>
+          <w:color w:val="000000"/>
+          <w:sz w:val="24"/>
+        </w:rPr>
+        <w:hyperlink r:id="rId17" w:history="1">
+          <w:r>
+            <w:rPr>
+              <w:rStyle w:val="Hyperlink"/>
+            </w:rPr>
+            <w:t>hief</w:t>
+          </w:r>
+        </w:hyperlink>
+      </w:r>
+      <w:r>
+        <w:rPr>
+          <w:u w:val="single" w:color="0000ff"/>
+          <w:rFonts w:ascii="Charis SIL Regular" w:hAnsi="Charis SIL Regular" w:eastAsia="Charis SIL Regular"/>
+          <w:b w:val="0"/>
+          <w:i w:val="0"/>
+          <w:color w:val="000000"/>
+          <w:sz w:val="24"/>
+        </w:rPr>
+        <w:hyperlink r:id="rId17" w:history="1">
+          <w:r>
+            <w:rPr>
+              <w:rStyle w:val="Hyperlink"/>
+            </w:rPr>
+            <w:t>stukk</w:t>
+          </w:r>
+        </w:hyperlink>
+      </w:r>
+      <w:r>
+        <w:rPr>
+          <w:u w:val="single" w:color="0000ff"/>
+          <w:rFonts w:ascii="Charis SIL Regular" w:hAnsi="Charis SIL Regular" w:eastAsia="Charis SIL Regular"/>
+          <w:b w:val="0"/>
+          <w:i w:val="0"/>
+          <w:color w:val="000000"/>
+          <w:sz w:val="24"/>
+        </w:rPr>
+        <w:hyperlink r:id="rId17" w:history="1">
+          <w:r>
+            <w:rPr>
+              <w:rStyle w:val="Hyperlink"/>
+            </w:rPr>
+            <w:t>e</w:t>
+          </w:r>
+        </w:hyperlink>
+      </w:r>
+      <w:r>
+        <w:rPr>
+          <w:u w:val="single" w:color="0000ff"/>
+          <w:rFonts w:ascii="Charis SIL Regular" w:hAnsi="Charis SIL Regular" w:eastAsia="Charis SIL Regular"/>
+          <w:b w:val="0"/>
+          <w:i w:val="0"/>
+          <w:color w:val="000000"/>
+          <w:sz w:val="24"/>
+        </w:rPr>
+        <w:hyperlink r:id="rId17" w:history="1">
+          <w:r>
+            <w:rPr>
+              <w:rStyle w:val="Hyperlink"/>
+            </w:rPr>
+            <w:t xml:space="preserve">n </w:t>
+          </w:r>
+        </w:hyperlink>
+      </w:r>
+      <w:r>
+        <w:rPr>
+          <w:u w:val="single" w:color="0000ff"/>
+          <w:rFonts w:ascii="Charis SIL Regular" w:hAnsi="Charis SIL Regular" w:eastAsia="Charis SIL Regular"/>
+          <w:b w:val="0"/>
+          <w:i w:val="0"/>
+          <w:color w:val="000000"/>
+          <w:sz w:val="24"/>
+        </w:rPr>
+        <w:t>m</w:t>
       </w:r>
       <w:r>
         <w:rPr>

--- a/EXPORTS/DOCX/published/niveau3/Dutch/WMRotterdam.docx
+++ b/EXPORTS/DOCX/published/niveau3/Dutch/WMRotterdam.docx
@@ -336,6 +336,7 @@
       </w:r>
       <w:r>
         <w:rPr>
+          <w:u w:val="single" w:color="0000ff"/>
           <w:rFonts w:ascii="Charis SIL Regular" w:hAnsi="Charis SIL Regular" w:eastAsia="Charis SIL Regular"/>
           <w:b w:val="0"/>
           <w:i w:val="0"/>
@@ -353,7 +354,7 @@
           <w:sz w:val="24"/>
           <w:u w:val="single"/>
         </w:rPr>
-        <w:hyperlink r:id="rId9" w:history="1">
+        <w:hyperlink r:id="rId10" w:history="1">
           <w:r>
             <w:rPr>
               <w:rStyle w:val="Hyperlink"/>
@@ -380,52 +381,8 @@
           <w:i w:val="0"/>
           <w:color w:val="0000FF"/>
           <w:sz w:val="24"/>
-          <w:u w:val="single"/>
         </w:rPr>
-        <w:hyperlink r:id="rId9" w:history="1">
-          <w:r>
-            <w:rPr>
-              <w:rStyle w:val="Hyperlink"/>
-            </w:rPr>
-            <w:t>H</w:t>
-          </w:r>
-        </w:hyperlink>
-      </w:r>
-      <w:r>
-        <w:rPr>
-          <w:rFonts w:ascii="Charis SIL Regular" w:hAnsi="Charis SIL Regular" w:eastAsia="Charis SIL Regular"/>
-          <w:b w:val="0"/>
-          <w:i w:val="0"/>
-          <w:color w:val="0000FF"/>
-          <w:sz w:val="24"/>
-          <w:u w:val="single"/>
-        </w:rPr>
-        <w:hyperlink r:id="rId9" w:history="1">
-          <w:r>
-            <w:rPr>
-              <w:rStyle w:val="Hyperlink"/>
-            </w:rPr>
-            <w:t>endri</w:t>
-          </w:r>
-        </w:hyperlink>
-      </w:r>
-      <w:r>
-        <w:rPr>
-          <w:rFonts w:ascii="Charis SIL Regular" w:hAnsi="Charis SIL Regular" w:eastAsia="Charis SIL Regular"/>
-          <w:b w:val="0"/>
-          <w:i w:val="0"/>
-          <w:color w:val="0000FF"/>
-          <w:sz w:val="24"/>
-          <w:u w:val="single"/>
-        </w:rPr>
-        <w:hyperlink r:id="rId9" w:history="1">
-          <w:r>
-            <w:rPr>
-              <w:rStyle w:val="Hyperlink"/>
-            </w:rPr>
-            <w:t>k</w:t>
-          </w:r>
-        </w:hyperlink>
+        <w:t>Hendrik</w:t>
       </w:r>
       <w:r>
         <w:rPr>
@@ -746,7 +703,25 @@
           <w:color w:val="000000"/>
           <w:sz w:val="24"/>
         </w:rPr>
-        <w:t>Advies van het museum plaatsnam, dien</w:t>
+        <w:t xml:space="preserve">Advies van het museum plaatsnam, </w:t>
+      </w:r>
+      <w:r>
+        <w:rPr>
+          <w:u w:val="single" w:color="0000ff"/>
+          <w:rFonts w:ascii="Charis SIL Regular" w:hAnsi="Charis SIL Regular" w:eastAsia="Charis SIL Regular"/>
+          <w:b w:val="0"/>
+          <w:i w:val="0"/>
+          <w:color w:val="000000"/>
+          <w:sz w:val="24"/>
+        </w:rPr>
+        <w:hyperlink r:id="rId11" w:history="1">
+          <w:r>
+            <w:rPr>
+              <w:rStyle w:val="Hyperlink"/>
+            </w:rPr>
+            <w:t>dien</w:t>
+          </w:r>
+        </w:hyperlink>
       </w:r>
       <w:r>
         <w:rPr>
@@ -1068,31 +1043,13 @@
       </w:r>
       <w:r>
         <w:rPr>
-          <w:u w:val="single" w:color="0000ff"/>
           <w:rFonts w:ascii="Charis SIL Regular" w:hAnsi="Charis SIL Regular" w:eastAsia="Charis SIL Regular"/>
           <w:b w:val="0"/>
           <w:i w:val="0"/>
           <w:color w:val="000000"/>
           <w:sz w:val="24"/>
         </w:rPr>
-        <w:hyperlink r:id="rId12" w:history="1">
-          <w:r>
-            <w:rPr>
-              <w:rStyle w:val="Hyperlink"/>
-            </w:rPr>
-            <w:t xml:space="preserve">meente </w:t>
-          </w:r>
-        </w:hyperlink>
-      </w:r>
-      <w:r>
-        <w:rPr>
-          <w:rFonts w:ascii="Charis SIL Regular" w:hAnsi="Charis SIL Regular" w:eastAsia="Charis SIL Regular"/>
-          <w:b w:val="0"/>
-          <w:i w:val="0"/>
-          <w:color w:val="000000"/>
-          <w:sz w:val="24"/>
-        </w:rPr>
-        <w:t>R</w:t>
+        <w:t>meente R</w:t>
       </w:r>
       <w:r>
         <w:rPr>
@@ -1873,21 +1830,13 @@
       </w:r>
       <w:r>
         <w:rPr>
-          <w:u w:val="single" w:color="0000ff"/>
           <w:rFonts w:ascii="Charis SIL Regular" w:hAnsi="Charis SIL Regular" w:eastAsia="Charis SIL Regular"/>
           <w:b w:val="0"/>
           <w:i w:val="0"/>
           <w:color w:val="000000"/>
           <w:sz w:val="24"/>
         </w:rPr>
-        <w:hyperlink r:id="rId16" w:history="1">
-          <w:r>
-            <w:rPr>
-              <w:rStyle w:val="Hyperlink"/>
-            </w:rPr>
-            <w:t>ma</w:t>
-          </w:r>
-        </w:hyperlink>
+        <w:t>ma</w:t>
       </w:r>
       <w:r>
         <w:rPr>
@@ -1926,115 +1875,7 @@
           <w:color w:val="000000"/>
           <w:sz w:val="24"/>
         </w:rPr>
-        <w:hyperlink r:id="rId17" w:history="1">
-          <w:r>
-            <w:rPr>
-              <w:rStyle w:val="Hyperlink"/>
-            </w:rPr>
-            <w:t>wd. Ar</w:t>
-          </w:r>
-        </w:hyperlink>
-      </w:r>
-      <w:r>
-        <w:rPr>
-          <w:u w:val="single" w:color="0000ff"/>
-          <w:rFonts w:ascii="Charis SIL Regular" w:hAnsi="Charis SIL Regular" w:eastAsia="Charis SIL Regular"/>
-          <w:b w:val="0"/>
-          <w:i w:val="0"/>
-          <w:color w:val="000000"/>
-          <w:sz w:val="24"/>
-        </w:rPr>
-        <w:hyperlink r:id="rId17" w:history="1">
-          <w:r>
-            <w:rPr>
-              <w:rStyle w:val="Hyperlink"/>
-            </w:rPr>
-            <w:t>c</w:t>
-          </w:r>
-        </w:hyperlink>
-      </w:r>
-      <w:r>
-        <w:rPr>
-          <w:u w:val="single" w:color="0000ff"/>
-          <w:rFonts w:ascii="Charis SIL Regular" w:hAnsi="Charis SIL Regular" w:eastAsia="Charis SIL Regular"/>
-          <w:b w:val="0"/>
-          <w:i w:val="0"/>
-          <w:color w:val="000000"/>
-          <w:sz w:val="24"/>
-        </w:rPr>
-        <w:hyperlink r:id="rId17" w:history="1">
-          <w:r>
-            <w:rPr>
-              <w:rStyle w:val="Hyperlink"/>
-            </w:rPr>
-            <w:t>hief</w:t>
-          </w:r>
-        </w:hyperlink>
-      </w:r>
-      <w:r>
-        <w:rPr>
-          <w:u w:val="single" w:color="0000ff"/>
-          <w:rFonts w:ascii="Charis SIL Regular" w:hAnsi="Charis SIL Regular" w:eastAsia="Charis SIL Regular"/>
-          <w:b w:val="0"/>
-          <w:i w:val="0"/>
-          <w:color w:val="000000"/>
-          <w:sz w:val="24"/>
-        </w:rPr>
-        <w:hyperlink r:id="rId17" w:history="1">
-          <w:r>
-            <w:rPr>
-              <w:rStyle w:val="Hyperlink"/>
-            </w:rPr>
-            <w:t>stukk</w:t>
-          </w:r>
-        </w:hyperlink>
-      </w:r>
-      <w:r>
-        <w:rPr>
-          <w:u w:val="single" w:color="0000ff"/>
-          <w:rFonts w:ascii="Charis SIL Regular" w:hAnsi="Charis SIL Regular" w:eastAsia="Charis SIL Regular"/>
-          <w:b w:val="0"/>
-          <w:i w:val="0"/>
-          <w:color w:val="000000"/>
-          <w:sz w:val="24"/>
-        </w:rPr>
-        <w:hyperlink r:id="rId17" w:history="1">
-          <w:r>
-            <w:rPr>
-              <w:rStyle w:val="Hyperlink"/>
-            </w:rPr>
-            <w:t>e</w:t>
-          </w:r>
-        </w:hyperlink>
-      </w:r>
-      <w:r>
-        <w:rPr>
-          <w:u w:val="single" w:color="0000ff"/>
-          <w:rFonts w:ascii="Charis SIL Regular" w:hAnsi="Charis SIL Regular" w:eastAsia="Charis SIL Regular"/>
-          <w:b w:val="0"/>
-          <w:i w:val="0"/>
-          <w:color w:val="000000"/>
-          <w:sz w:val="24"/>
-        </w:rPr>
-        <w:hyperlink r:id="rId17" w:history="1">
-          <w:r>
-            <w:rPr>
-              <w:rStyle w:val="Hyperlink"/>
-            </w:rPr>
-            <w:t xml:space="preserve">n </w:t>
-          </w:r>
-        </w:hyperlink>
-      </w:r>
-      <w:r>
-        <w:rPr>
-          <w:u w:val="single" w:color="0000ff"/>
-          <w:rFonts w:ascii="Charis SIL Regular" w:hAnsi="Charis SIL Regular" w:eastAsia="Charis SIL Regular"/>
-          <w:b w:val="0"/>
-          <w:i w:val="0"/>
-          <w:color w:val="000000"/>
-          <w:sz w:val="24"/>
-        </w:rPr>
-        <w:t>m</w:t>
+        <w:t>wd. Archiefstukken m</w:t>
       </w:r>
       <w:r>
         <w:rPr>

--- a/EXPORTS/DOCX/published/niveau3/Dutch/WMRotterdam.docx
+++ b/EXPORTS/DOCX/published/niveau3/Dutch/WMRotterdam.docx
@@ -354,7 +354,7 @@
           <w:sz w:val="24"/>
           <w:u w:val="single"/>
         </w:rPr>
-        <w:hyperlink r:id="rId10" w:history="1">
+        <w:hyperlink r:id="rId9" w:history="1">
           <w:r>
             <w:rPr>
               <w:rStyle w:val="Hyperlink"/>
@@ -381,8 +381,52 @@
           <w:i w:val="0"/>
           <w:color w:val="0000FF"/>
           <w:sz w:val="24"/>
+          <w:u w:val="single"/>
         </w:rPr>
-        <w:t>Hendrik</w:t>
+        <w:hyperlink r:id="rId9" w:history="1">
+          <w:r>
+            <w:rPr>
+              <w:rStyle w:val="Hyperlink"/>
+            </w:rPr>
+            <w:t>H</w:t>
+          </w:r>
+        </w:hyperlink>
+      </w:r>
+      <w:r>
+        <w:rPr>
+          <w:rFonts w:ascii="Charis SIL Regular" w:hAnsi="Charis SIL Regular" w:eastAsia="Charis SIL Regular"/>
+          <w:b w:val="0"/>
+          <w:i w:val="0"/>
+          <w:color w:val="0000FF"/>
+          <w:sz w:val="24"/>
+          <w:u w:val="single"/>
+        </w:rPr>
+        <w:hyperlink r:id="rId9" w:history="1">
+          <w:r>
+            <w:rPr>
+              <w:rStyle w:val="Hyperlink"/>
+            </w:rPr>
+            <w:t>endri</w:t>
+          </w:r>
+        </w:hyperlink>
+      </w:r>
+      <w:r>
+        <w:rPr>
+          <w:rFonts w:ascii="Charis SIL Regular" w:hAnsi="Charis SIL Regular" w:eastAsia="Charis SIL Regular"/>
+          <w:b w:val="0"/>
+          <w:i w:val="0"/>
+          <w:color w:val="0000FF"/>
+          <w:sz w:val="24"/>
+          <w:u w:val="single"/>
+        </w:rPr>
+        <w:hyperlink r:id="rId9" w:history="1">
+          <w:r>
+            <w:rPr>
+              <w:rStyle w:val="Hyperlink"/>
+            </w:rPr>
+            <w:t>k</w:t>
+          </w:r>
+        </w:hyperlink>
       </w:r>
       <w:r>
         <w:rPr>
@@ -1043,13 +1087,31 @@
       </w:r>
       <w:r>
         <w:rPr>
+          <w:u w:val="single" w:color="0000ff"/>
           <w:rFonts w:ascii="Charis SIL Regular" w:hAnsi="Charis SIL Regular" w:eastAsia="Charis SIL Regular"/>
           <w:b w:val="0"/>
           <w:i w:val="0"/>
           <w:color w:val="000000"/>
           <w:sz w:val="24"/>
         </w:rPr>
-        <w:t>meente R</w:t>
+        <w:hyperlink r:id="rId12" w:history="1">
+          <w:r>
+            <w:rPr>
+              <w:rStyle w:val="Hyperlink"/>
+            </w:rPr>
+            <w:t xml:space="preserve">meente </w:t>
+          </w:r>
+        </w:hyperlink>
+      </w:r>
+      <w:r>
+        <w:rPr>
+          <w:rFonts w:ascii="Charis SIL Regular" w:hAnsi="Charis SIL Regular" w:eastAsia="Charis SIL Regular"/>
+          <w:b w:val="0"/>
+          <w:i w:val="0"/>
+          <w:color w:val="000000"/>
+          <w:sz w:val="24"/>
+        </w:rPr>
+        <w:t>R</w:t>
       </w:r>
       <w:r>
         <w:rPr>
@@ -1830,13 +1892,21 @@
       </w:r>
       <w:r>
         <w:rPr>
+          <w:u w:val="single" w:color="0000ff"/>
           <w:rFonts w:ascii="Charis SIL Regular" w:hAnsi="Charis SIL Regular" w:eastAsia="Charis SIL Regular"/>
           <w:b w:val="0"/>
           <w:i w:val="0"/>
           <w:color w:val="000000"/>
           <w:sz w:val="24"/>
         </w:rPr>
-        <w:t>ma</w:t>
+        <w:hyperlink r:id="rId16" w:history="1">
+          <w:r>
+            <w:rPr>
+              <w:rStyle w:val="Hyperlink"/>
+            </w:rPr>
+            <w:t>ma</w:t>
+          </w:r>
+        </w:hyperlink>
       </w:r>
       <w:r>
         <w:rPr>
@@ -1875,7 +1945,114 @@
           <w:color w:val="000000"/>
           <w:sz w:val="24"/>
         </w:rPr>
-        <w:t>wd. Archiefstukken m</w:t>
+        <w:hyperlink r:id="rId17" w:history="1">
+          <w:r>
+            <w:rPr>
+              <w:rStyle w:val="Hyperlink"/>
+            </w:rPr>
+            <w:t>wd. Ar</w:t>
+          </w:r>
+        </w:hyperlink>
+      </w:r>
+      <w:r>
+        <w:rPr>
+          <w:u w:val="single" w:color="0000ff"/>
+          <w:rFonts w:ascii="Charis SIL Regular" w:hAnsi="Charis SIL Regular" w:eastAsia="Charis SIL Regular"/>
+          <w:b w:val="0"/>
+          <w:i w:val="0"/>
+          <w:color w:val="000000"/>
+          <w:sz w:val="24"/>
+        </w:rPr>
+        <w:hyperlink r:id="rId17" w:history="1">
+          <w:r>
+            <w:rPr>
+              <w:rStyle w:val="Hyperlink"/>
+            </w:rPr>
+            <w:t>c</w:t>
+          </w:r>
+        </w:hyperlink>
+      </w:r>
+      <w:r>
+        <w:rPr>
+          <w:u w:val="single" w:color="0000ff"/>
+          <w:rFonts w:ascii="Charis SIL Regular" w:hAnsi="Charis SIL Regular" w:eastAsia="Charis SIL Regular"/>
+          <w:b w:val="0"/>
+          <w:i w:val="0"/>
+          <w:color w:val="000000"/>
+          <w:sz w:val="24"/>
+        </w:rPr>
+        <w:hyperlink r:id="rId17" w:history="1">
+          <w:r>
+            <w:rPr>
+              <w:rStyle w:val="Hyperlink"/>
+            </w:rPr>
+            <w:t>hief</w:t>
+          </w:r>
+        </w:hyperlink>
+      </w:r>
+      <w:r>
+        <w:rPr>
+          <w:u w:val="single" w:color="0000ff"/>
+          <w:rFonts w:ascii="Charis SIL Regular" w:hAnsi="Charis SIL Regular" w:eastAsia="Charis SIL Regular"/>
+          <w:b w:val="0"/>
+          <w:i w:val="0"/>
+          <w:color w:val="000000"/>
+          <w:sz w:val="24"/>
+        </w:rPr>
+        <w:hyperlink r:id="rId17" w:history="1">
+          <w:r>
+            <w:rPr>
+              <w:rStyle w:val="Hyperlink"/>
+            </w:rPr>
+            <w:t>stukk</w:t>
+          </w:r>
+        </w:hyperlink>
+      </w:r>
+      <w:r>
+        <w:rPr>
+          <w:u w:val="single" w:color="0000ff"/>
+          <w:rFonts w:ascii="Charis SIL Regular" w:hAnsi="Charis SIL Regular" w:eastAsia="Charis SIL Regular"/>
+          <w:b w:val="0"/>
+          <w:i w:val="0"/>
+          <w:color w:val="000000"/>
+          <w:sz w:val="24"/>
+        </w:rPr>
+        <w:hyperlink r:id="rId17" w:history="1">
+          <w:r>
+            <w:rPr>
+              <w:rStyle w:val="Hyperlink"/>
+            </w:rPr>
+            <w:t>e</w:t>
+          </w:r>
+        </w:hyperlink>
+      </w:r>
+      <w:r>
+        <w:rPr>
+          <w:u w:val="single" w:color="0000ff"/>
+          <w:rFonts w:ascii="Charis SIL Regular" w:hAnsi="Charis SIL Regular" w:eastAsia="Charis SIL Regular"/>
+          <w:b w:val="0"/>
+          <w:i w:val="0"/>
+          <w:color w:val="000000"/>
+          <w:sz w:val="24"/>
+        </w:rPr>
+        <w:hyperlink r:id="rId17" w:history="1">
+          <w:r>
+            <w:rPr>
+              <w:rStyle w:val="Hyperlink"/>
+            </w:rPr>
+            <w:t xml:space="preserve">n </w:t>
+          </w:r>
+        </w:hyperlink>
+      </w:r>
+      <w:r>
+        <w:rPr>
+          <w:rFonts w:ascii="Charis SIL Regular" w:hAnsi="Charis SIL Regular" w:eastAsia="Charis SIL Regular"/>
+          <w:b w:val="0"/>
+          <w:i w:val="0"/>
+          <w:color w:val="000000"/>
+          <w:sz w:val="24"/>
+        </w:rPr>
+        <w:t>m</w:t>
       </w:r>
       <w:r>
         <w:rPr>

--- a/EXPORTS/DOCX/published/niveau3/Dutch/WMRotterdam.docx
+++ b/EXPORTS/DOCX/published/niveau3/Dutch/WMRotterdam.docx
@@ -296,54 +296,7 @@
           <w:color w:val="000000"/>
           <w:sz w:val="24"/>
         </w:rPr>
-        <w:t>naar de voorzitter van de Yachtvereni</w:t>
-      </w:r>
-      <w:r>
-        <w:rPr>
-          <w:u w:val="single" w:color="0000ff"/>
-          <w:rFonts w:ascii="Charis SIL Regular" w:hAnsi="Charis SIL Regular" w:eastAsia="Charis SIL Regular"/>
-          <w:b w:val="0"/>
-          <w:i w:val="0"/>
-          <w:color w:val="000000"/>
-          <w:sz w:val="24"/>
-        </w:rPr>
-        <w:hyperlink r:id="rId9" w:history="1">
-          <w:r>
-            <w:rPr>
-              <w:rStyle w:val="Hyperlink"/>
-            </w:rPr>
-            <w:t>ging. Toe</w:t>
-          </w:r>
-        </w:hyperlink>
-      </w:r>
-      <w:r>
-        <w:rPr>
-          <w:u w:val="single" w:color="0000ff"/>
-          <w:rFonts w:ascii="Charis SIL Regular" w:hAnsi="Charis SIL Regular" w:eastAsia="Charis SIL Regular"/>
-          <w:b w:val="0"/>
-          <w:i w:val="0"/>
-          <w:color w:val="000000"/>
-          <w:sz w:val="24"/>
-        </w:rPr>
-        <w:hyperlink r:id="rId9" w:history="1">
-          <w:r>
-            <w:rPr>
-              <w:rStyle w:val="Hyperlink"/>
-            </w:rPr>
-            <w:t>n</w:t>
-          </w:r>
-        </w:hyperlink>
-      </w:r>
-      <w:r>
-        <w:rPr>
-          <w:u w:val="single" w:color="0000ff"/>
-          <w:rFonts w:ascii="Charis SIL Regular" w:hAnsi="Charis SIL Regular" w:eastAsia="Charis SIL Regular"/>
-          <w:b w:val="0"/>
-          <w:i w:val="0"/>
-          <w:color w:val="000000"/>
-          <w:sz w:val="24"/>
-        </w:rPr>
-        <w:t xml:space="preserve"> </w:t>
+        <w:t xml:space="preserve">naar de voorzitter van de Yachtvereniging. Toen </w:t>
       </w:r>
       <w:r>
         <w:rPr>
@@ -383,7 +336,7 @@
           <w:sz w:val="24"/>
           <w:u w:val="single"/>
         </w:rPr>
-        <w:hyperlink r:id="rId9" w:history="1">
+        <w:hyperlink r:id="rId10" w:history="1">
           <w:r>
             <w:rPr>
               <w:rStyle w:val="Hyperlink"/>
@@ -401,7 +354,7 @@
           <w:sz w:val="24"/>
           <w:u w:val="single"/>
         </w:rPr>
-        <w:hyperlink r:id="rId9" w:history="1">
+        <w:hyperlink r:id="rId10" w:history="1">
           <w:r>
             <w:rPr>
               <w:rStyle w:val="Hyperlink"/>
@@ -419,7 +372,7 @@
           <w:sz w:val="24"/>
           <w:u w:val="single"/>
         </w:rPr>
-        <w:hyperlink r:id="rId9" w:history="1">
+        <w:hyperlink r:id="rId10" w:history="1">
           <w:r>
             <w:rPr>
               <w:rStyle w:val="Hyperlink"/>

--- a/EXPORTS/DOCX/published/niveau3/Dutch/WMRotterdam.docx
+++ b/EXPORTS/DOCX/published/niveau3/Dutch/WMRotterdam.docx
@@ -296,7 +296,54 @@
           <w:color w:val="000000"/>
           <w:sz w:val="24"/>
         </w:rPr>
-        <w:t xml:space="preserve">naar de voorzitter van de Yachtvereniging. Toen </w:t>
+        <w:t>naar de voorzitter van de Yachtvereni</w:t>
+      </w:r>
+      <w:r>
+        <w:rPr>
+          <w:u w:val="single" w:color="0000ff"/>
+          <w:rFonts w:ascii="Charis SIL Regular" w:hAnsi="Charis SIL Regular" w:eastAsia="Charis SIL Regular"/>
+          <w:b w:val="0"/>
+          <w:i w:val="0"/>
+          <w:color w:val="000000"/>
+          <w:sz w:val="24"/>
+        </w:rPr>
+        <w:hyperlink r:id="rId9" w:history="1">
+          <w:r>
+            <w:rPr>
+              <w:rStyle w:val="Hyperlink"/>
+            </w:rPr>
+            <w:t>ging. Toe</w:t>
+          </w:r>
+        </w:hyperlink>
+      </w:r>
+      <w:r>
+        <w:rPr>
+          <w:u w:val="single" w:color="0000ff"/>
+          <w:rFonts w:ascii="Charis SIL Regular" w:hAnsi="Charis SIL Regular" w:eastAsia="Charis SIL Regular"/>
+          <w:b w:val="0"/>
+          <w:i w:val="0"/>
+          <w:color w:val="000000"/>
+          <w:sz w:val="24"/>
+        </w:rPr>
+        <w:hyperlink r:id="rId9" w:history="1">
+          <w:r>
+            <w:rPr>
+              <w:rStyle w:val="Hyperlink"/>
+            </w:rPr>
+            <w:t>n</w:t>
+          </w:r>
+        </w:hyperlink>
+      </w:r>
+      <w:r>
+        <w:rPr>
+          <w:u w:val="single" w:color="0000ff"/>
+          <w:rFonts w:ascii="Charis SIL Regular" w:hAnsi="Charis SIL Regular" w:eastAsia="Charis SIL Regular"/>
+          <w:b w:val="0"/>
+          <w:i w:val="0"/>
+          <w:color w:val="000000"/>
+          <w:sz w:val="24"/>
+        </w:rPr>
+        <w:t xml:space="preserve"> </w:t>
       </w:r>
       <w:r>
         <w:rPr>
@@ -336,7 +383,7 @@
           <w:sz w:val="24"/>
           <w:u w:val="single"/>
         </w:rPr>
-        <w:hyperlink r:id="rId10" w:history="1">
+        <w:hyperlink r:id="rId9" w:history="1">
           <w:r>
             <w:rPr>
               <w:rStyle w:val="Hyperlink"/>
@@ -354,7 +401,7 @@
           <w:sz w:val="24"/>
           <w:u w:val="single"/>
         </w:rPr>
-        <w:hyperlink r:id="rId10" w:history="1">
+        <w:hyperlink r:id="rId9" w:history="1">
           <w:r>
             <w:rPr>
               <w:rStyle w:val="Hyperlink"/>
@@ -372,7 +419,7 @@
           <w:sz w:val="24"/>
           <w:u w:val="single"/>
         </w:rPr>
-        <w:hyperlink r:id="rId10" w:history="1">
+        <w:hyperlink r:id="rId9" w:history="1">
           <w:r>
             <w:rPr>
               <w:rStyle w:val="Hyperlink"/>
@@ -1845,167 +1892,13 @@
       </w:r>
       <w:r>
         <w:rPr>
-          <w:u w:val="single" w:color="0000ff"/>
           <w:rFonts w:ascii="Charis SIL Regular" w:hAnsi="Charis SIL Regular" w:eastAsia="Charis SIL Regular"/>
           <w:b w:val="0"/>
           <w:i w:val="0"/>
           <w:color w:val="000000"/>
           <w:sz w:val="24"/>
         </w:rPr>
-        <w:hyperlink r:id="rId16" w:history="1">
-          <w:r>
-            <w:rPr>
-              <w:rStyle w:val="Hyperlink"/>
-            </w:rPr>
-            <w:t>ma</w:t>
-          </w:r>
-        </w:hyperlink>
-      </w:r>
-      <w:r>
-        <w:rPr>
-          <w:u w:val="single" w:color="0000ff"/>
-          <w:rFonts w:ascii="Charis SIL Regular" w:hAnsi="Charis SIL Regular" w:eastAsia="Charis SIL Regular"/>
-          <w:b w:val="0"/>
-          <w:i w:val="0"/>
-          <w:color w:val="000000"/>
-          <w:sz w:val="24"/>
-        </w:rPr>
-        <w:hyperlink r:id="rId16" w:history="1">
-          <w:r>
-            <w:rPr>
-              <w:rStyle w:val="Hyperlink"/>
-            </w:rPr>
-            <w:t>nier o</w:t>
-          </w:r>
-        </w:hyperlink>
-      </w:r>
-      <w:r>
-        <w:rPr>
-          <w:rFonts w:ascii="Charis SIL Regular" w:hAnsi="Charis SIL Regular" w:eastAsia="Charis SIL Regular"/>
-          <w:b w:val="0"/>
-          <w:i w:val="0"/>
-          <w:color w:val="000000"/>
-          <w:sz w:val="24"/>
-        </w:rPr>
-        <w:t>pgebou</w:t>
-      </w:r>
-      <w:r>
-        <w:rPr>
-          <w:u w:val="single" w:color="0000ff"/>
-          <w:rFonts w:ascii="Charis SIL Regular" w:hAnsi="Charis SIL Regular" w:eastAsia="Charis SIL Regular"/>
-          <w:b w:val="0"/>
-          <w:i w:val="0"/>
-          <w:color w:val="000000"/>
-          <w:sz w:val="24"/>
-        </w:rPr>
-        <w:hyperlink r:id="rId17" w:history="1">
-          <w:r>
-            <w:rPr>
-              <w:rStyle w:val="Hyperlink"/>
-            </w:rPr>
-            <w:t>wd. Ar</w:t>
-          </w:r>
-        </w:hyperlink>
-      </w:r>
-      <w:r>
-        <w:rPr>
-          <w:u w:val="single" w:color="0000ff"/>
-          <w:rFonts w:ascii="Charis SIL Regular" w:hAnsi="Charis SIL Regular" w:eastAsia="Charis SIL Regular"/>
-          <w:b w:val="0"/>
-          <w:i w:val="0"/>
-          <w:color w:val="000000"/>
-          <w:sz w:val="24"/>
-        </w:rPr>
-        <w:hyperlink r:id="rId17" w:history="1">
-          <w:r>
-            <w:rPr>
-              <w:rStyle w:val="Hyperlink"/>
-            </w:rPr>
-            <w:t>c</w:t>
-          </w:r>
-        </w:hyperlink>
-      </w:r>
-      <w:r>
-        <w:rPr>
-          <w:u w:val="single" w:color="0000ff"/>
-          <w:rFonts w:ascii="Charis SIL Regular" w:hAnsi="Charis SIL Regular" w:eastAsia="Charis SIL Regular"/>
-          <w:b w:val="0"/>
-          <w:i w:val="0"/>
-          <w:color w:val="000000"/>
-          <w:sz w:val="24"/>
-        </w:rPr>
-        <w:hyperlink r:id="rId17" w:history="1">
-          <w:r>
-            <w:rPr>
-              <w:rStyle w:val="Hyperlink"/>
-            </w:rPr>
-            <w:t>hief</w:t>
-          </w:r>
-        </w:hyperlink>
-      </w:r>
-      <w:r>
-        <w:rPr>
-          <w:u w:val="single" w:color="0000ff"/>
-          <w:rFonts w:ascii="Charis SIL Regular" w:hAnsi="Charis SIL Regular" w:eastAsia="Charis SIL Regular"/>
-          <w:b w:val="0"/>
-          <w:i w:val="0"/>
-          <w:color w:val="000000"/>
-          <w:sz w:val="24"/>
-        </w:rPr>
-        <w:hyperlink r:id="rId17" w:history="1">
-          <w:r>
-            <w:rPr>
-              <w:rStyle w:val="Hyperlink"/>
-            </w:rPr>
-            <w:t>stukk</w:t>
-          </w:r>
-        </w:hyperlink>
-      </w:r>
-      <w:r>
-        <w:rPr>
-          <w:u w:val="single" w:color="0000ff"/>
-          <w:rFonts w:ascii="Charis SIL Regular" w:hAnsi="Charis SIL Regular" w:eastAsia="Charis SIL Regular"/>
-          <w:b w:val="0"/>
-          <w:i w:val="0"/>
-          <w:color w:val="000000"/>
-          <w:sz w:val="24"/>
-        </w:rPr>
-        <w:hyperlink r:id="rId17" w:history="1">
-          <w:r>
-            <w:rPr>
-              <w:rStyle w:val="Hyperlink"/>
-            </w:rPr>
-            <w:t>e</w:t>
-          </w:r>
-        </w:hyperlink>
-      </w:r>
-      <w:r>
-        <w:rPr>
-          <w:u w:val="single" w:color="0000ff"/>
-          <w:rFonts w:ascii="Charis SIL Regular" w:hAnsi="Charis SIL Regular" w:eastAsia="Charis SIL Regular"/>
-          <w:b w:val="0"/>
-          <w:i w:val="0"/>
-          <w:color w:val="000000"/>
-          <w:sz w:val="24"/>
-        </w:rPr>
-        <w:hyperlink r:id="rId17" w:history="1">
-          <w:r>
-            <w:rPr>
-              <w:rStyle w:val="Hyperlink"/>
-            </w:rPr>
-            <w:t xml:space="preserve">n </w:t>
-          </w:r>
-        </w:hyperlink>
-      </w:r>
-      <w:r>
-        <w:rPr>
-          <w:rFonts w:ascii="Charis SIL Regular" w:hAnsi="Charis SIL Regular" w:eastAsia="Charis SIL Regular"/>
-          <w:b w:val="0"/>
-          <w:i w:val="0"/>
-          <w:color w:val="000000"/>
-          <w:sz w:val="24"/>
-        </w:rPr>
-        <w:t>m</w:t>
+        <w:t>manier opgebouwd. Archiefstukken m</w:t>
       </w:r>
       <w:r>
         <w:rPr>

--- a/EXPORTS/DOCX/published/niveau3/Dutch/WMRotterdam.docx
+++ b/EXPORTS/DOCX/published/niveau3/Dutch/WMRotterdam.docx
@@ -336,7 +336,6 @@
       </w:r>
       <w:r>
         <w:rPr>
-          <w:u w:val="single" w:color="0000ff"/>
           <w:rFonts w:ascii="Charis SIL Regular" w:hAnsi="Charis SIL Regular" w:eastAsia="Charis SIL Regular"/>
           <w:b w:val="0"/>
           <w:i w:val="0"/>
@@ -1892,13 +1891,167 @@
       </w:r>
       <w:r>
         <w:rPr>
+          <w:u w:val="single" w:color="0000ff"/>
           <w:rFonts w:ascii="Charis SIL Regular" w:hAnsi="Charis SIL Regular" w:eastAsia="Charis SIL Regular"/>
           <w:b w:val="0"/>
           <w:i w:val="0"/>
           <w:color w:val="000000"/>
           <w:sz w:val="24"/>
         </w:rPr>
-        <w:t>manier opgebouwd. Archiefstukken m</w:t>
+        <w:hyperlink r:id="rId16" w:history="1">
+          <w:r>
+            <w:rPr>
+              <w:rStyle w:val="Hyperlink"/>
+            </w:rPr>
+            <w:t>ma</w:t>
+          </w:r>
+        </w:hyperlink>
+      </w:r>
+      <w:r>
+        <w:rPr>
+          <w:u w:val="single" w:color="0000ff"/>
+          <w:rFonts w:ascii="Charis SIL Regular" w:hAnsi="Charis SIL Regular" w:eastAsia="Charis SIL Regular"/>
+          <w:b w:val="0"/>
+          <w:i w:val="0"/>
+          <w:color w:val="000000"/>
+          <w:sz w:val="24"/>
+        </w:rPr>
+        <w:hyperlink r:id="rId16" w:history="1">
+          <w:r>
+            <w:rPr>
+              <w:rStyle w:val="Hyperlink"/>
+            </w:rPr>
+            <w:t>nier o</w:t>
+          </w:r>
+        </w:hyperlink>
+      </w:r>
+      <w:r>
+        <w:rPr>
+          <w:rFonts w:ascii="Charis SIL Regular" w:hAnsi="Charis SIL Regular" w:eastAsia="Charis SIL Regular"/>
+          <w:b w:val="0"/>
+          <w:i w:val="0"/>
+          <w:color w:val="000000"/>
+          <w:sz w:val="24"/>
+        </w:rPr>
+        <w:t>pgebou</w:t>
+      </w:r>
+      <w:r>
+        <w:rPr>
+          <w:u w:val="single" w:color="0000ff"/>
+          <w:rFonts w:ascii="Charis SIL Regular" w:hAnsi="Charis SIL Regular" w:eastAsia="Charis SIL Regular"/>
+          <w:b w:val="0"/>
+          <w:i w:val="0"/>
+          <w:color w:val="000000"/>
+          <w:sz w:val="24"/>
+        </w:rPr>
+        <w:hyperlink r:id="rId17" w:history="1">
+          <w:r>
+            <w:rPr>
+              <w:rStyle w:val="Hyperlink"/>
+            </w:rPr>
+            <w:t>wd. Ar</w:t>
+          </w:r>
+        </w:hyperlink>
+      </w:r>
+      <w:r>
+        <w:rPr>
+          <w:u w:val="single" w:color="0000ff"/>
+          <w:rFonts w:ascii="Charis SIL Regular" w:hAnsi="Charis SIL Regular" w:eastAsia="Charis SIL Regular"/>
+          <w:b w:val="0"/>
+          <w:i w:val="0"/>
+          <w:color w:val="000000"/>
+          <w:sz w:val="24"/>
+        </w:rPr>
+        <w:hyperlink r:id="rId17" w:history="1">
+          <w:r>
+            <w:rPr>
+              <w:rStyle w:val="Hyperlink"/>
+            </w:rPr>
+            <w:t>c</w:t>
+          </w:r>
+        </w:hyperlink>
+      </w:r>
+      <w:r>
+        <w:rPr>
+          <w:u w:val="single" w:color="0000ff"/>
+          <w:rFonts w:ascii="Charis SIL Regular" w:hAnsi="Charis SIL Regular" w:eastAsia="Charis SIL Regular"/>
+          <w:b w:val="0"/>
+          <w:i w:val="0"/>
+          <w:color w:val="000000"/>
+          <w:sz w:val="24"/>
+        </w:rPr>
+        <w:hyperlink r:id="rId17" w:history="1">
+          <w:r>
+            <w:rPr>
+              <w:rStyle w:val="Hyperlink"/>
+            </w:rPr>
+            <w:t>hief</w:t>
+          </w:r>
+        </w:hyperlink>
+      </w:r>
+      <w:r>
+        <w:rPr>
+          <w:u w:val="single" w:color="0000ff"/>
+          <w:rFonts w:ascii="Charis SIL Regular" w:hAnsi="Charis SIL Regular" w:eastAsia="Charis SIL Regular"/>
+          <w:b w:val="0"/>
+          <w:i w:val="0"/>
+          <w:color w:val="000000"/>
+          <w:sz w:val="24"/>
+        </w:rPr>
+        <w:hyperlink r:id="rId17" w:history="1">
+          <w:r>
+            <w:rPr>
+              <w:rStyle w:val="Hyperlink"/>
+            </w:rPr>
+            <w:t>stukk</w:t>
+          </w:r>
+        </w:hyperlink>
+      </w:r>
+      <w:r>
+        <w:rPr>
+          <w:u w:val="single" w:color="0000ff"/>
+          <w:rFonts w:ascii="Charis SIL Regular" w:hAnsi="Charis SIL Regular" w:eastAsia="Charis SIL Regular"/>
+          <w:b w:val="0"/>
+          <w:i w:val="0"/>
+          <w:color w:val="000000"/>
+          <w:sz w:val="24"/>
+        </w:rPr>
+        <w:hyperlink r:id="rId17" w:history="1">
+          <w:r>
+            <w:rPr>
+              <w:rStyle w:val="Hyperlink"/>
+            </w:rPr>
+            <w:t>e</w:t>
+          </w:r>
+        </w:hyperlink>
+      </w:r>
+      <w:r>
+        <w:rPr>
+          <w:u w:val="single" w:color="0000ff"/>
+          <w:rFonts w:ascii="Charis SIL Regular" w:hAnsi="Charis SIL Regular" w:eastAsia="Charis SIL Regular"/>
+          <w:b w:val="0"/>
+          <w:i w:val="0"/>
+          <w:color w:val="000000"/>
+          <w:sz w:val="24"/>
+        </w:rPr>
+        <w:hyperlink r:id="rId17" w:history="1">
+          <w:r>
+            <w:rPr>
+              <w:rStyle w:val="Hyperlink"/>
+            </w:rPr>
+            <w:t xml:space="preserve">n </w:t>
+          </w:r>
+        </w:hyperlink>
+      </w:r>
+      <w:r>
+        <w:rPr>
+          <w:rFonts w:ascii="Charis SIL Regular" w:hAnsi="Charis SIL Regular" w:eastAsia="Charis SIL Regular"/>
+          <w:b w:val="0"/>
+          <w:i w:val="0"/>
+          <w:color w:val="000000"/>
+          <w:sz w:val="24"/>
+        </w:rPr>
+        <w:t>m</w:t>
       </w:r>
       <w:r>
         <w:rPr>

--- a/EXPORTS/DOCX/published/niveau3/Dutch/WMRotterdam.docx
+++ b/EXPORTS/DOCX/published/niveau3/Dutch/WMRotterdam.docx
@@ -296,53 +296,7 @@
           <w:color w:val="000000"/>
           <w:sz w:val="24"/>
         </w:rPr>
-        <w:t>naar de voorzitter van de Yachtvereni</w:t>
-      </w:r>
-      <w:r>
-        <w:rPr>
-          <w:u w:val="single" w:color="0000ff"/>
-          <w:rFonts w:ascii="Charis SIL Regular" w:hAnsi="Charis SIL Regular" w:eastAsia="Charis SIL Regular"/>
-          <w:b w:val="0"/>
-          <w:i w:val="0"/>
-          <w:color w:val="000000"/>
-          <w:sz w:val="24"/>
-        </w:rPr>
-        <w:hyperlink r:id="rId9" w:history="1">
-          <w:r>
-            <w:rPr>
-              <w:rStyle w:val="Hyperlink"/>
-            </w:rPr>
-            <w:t>ging. Toe</w:t>
-          </w:r>
-        </w:hyperlink>
-      </w:r>
-      <w:r>
-        <w:rPr>
-          <w:u w:val="single" w:color="0000ff"/>
-          <w:rFonts w:ascii="Charis SIL Regular" w:hAnsi="Charis SIL Regular" w:eastAsia="Charis SIL Regular"/>
-          <w:b w:val="0"/>
-          <w:i w:val="0"/>
-          <w:color w:val="000000"/>
-          <w:sz w:val="24"/>
-        </w:rPr>
-        <w:hyperlink r:id="rId9" w:history="1">
-          <w:r>
-            <w:rPr>
-              <w:rStyle w:val="Hyperlink"/>
-            </w:rPr>
-            <w:t>n</w:t>
-          </w:r>
-        </w:hyperlink>
-      </w:r>
-      <w:r>
-        <w:rPr>
-          <w:rFonts w:ascii="Charis SIL Regular" w:hAnsi="Charis SIL Regular" w:eastAsia="Charis SIL Regular"/>
-          <w:b w:val="0"/>
-          <w:i w:val="0"/>
-          <w:color w:val="000000"/>
-          <w:sz w:val="24"/>
-        </w:rPr>
-        <w:t xml:space="preserve"> </w:t>
+        <w:t xml:space="preserve">naar de voorzitter van de Yachtvereniging. Toen </w:t>
       </w:r>
       <w:r>
         <w:rPr>
@@ -353,7 +307,7 @@
           <w:sz w:val="24"/>
           <w:u w:val="single"/>
         </w:rPr>
-        <w:hyperlink r:id="rId9" w:history="1">
+        <w:hyperlink r:id="rId10" w:history="1">
           <w:r>
             <w:rPr>
               <w:rStyle w:val="Hyperlink"/>
@@ -382,7 +336,7 @@
           <w:sz w:val="24"/>
           <w:u w:val="single"/>
         </w:rPr>
-        <w:hyperlink r:id="rId9" w:history="1">
+        <w:hyperlink r:id="rId10" w:history="1">
           <w:r>
             <w:rPr>
               <w:rStyle w:val="Hyperlink"/>
@@ -400,7 +354,7 @@
           <w:sz w:val="24"/>
           <w:u w:val="single"/>
         </w:rPr>
-        <w:hyperlink r:id="rId9" w:history="1">
+        <w:hyperlink r:id="rId10" w:history="1">
           <w:r>
             <w:rPr>
               <w:rStyle w:val="Hyperlink"/>
@@ -418,7 +372,7 @@
           <w:sz w:val="24"/>
           <w:u w:val="single"/>
         </w:rPr>
-        <w:hyperlink r:id="rId9" w:history="1">
+        <w:hyperlink r:id="rId10" w:history="1">
           <w:r>
             <w:rPr>
               <w:rStyle w:val="Hyperlink"/>
@@ -1104,6 +1058,7 @@
       </w:r>
       <w:r>
         <w:rPr>
+          <w:u w:val="single" w:color="0000ff"/>
           <w:rFonts w:ascii="Charis SIL Regular" w:hAnsi="Charis SIL Regular" w:eastAsia="Charis SIL Regular"/>
           <w:b w:val="0"/>
           <w:i w:val="0"/>
@@ -1891,21 +1846,13 @@
       </w:r>
       <w:r>
         <w:rPr>
-          <w:u w:val="single" w:color="0000ff"/>
           <w:rFonts w:ascii="Charis SIL Regular" w:hAnsi="Charis SIL Regular" w:eastAsia="Charis SIL Regular"/>
           <w:b w:val="0"/>
           <w:i w:val="0"/>
           <w:color w:val="000000"/>
           <w:sz w:val="24"/>
         </w:rPr>
-        <w:hyperlink r:id="rId16" w:history="1">
-          <w:r>
-            <w:rPr>
-              <w:rStyle w:val="Hyperlink"/>
-            </w:rPr>
-            <w:t>ma</w:t>
-          </w:r>
-        </w:hyperlink>
+        <w:t>ma</w:t>
       </w:r>
       <w:r>
         <w:rPr>

--- a/EXPORTS/DOCX/published/niveau3/Dutch/WMRotterdam.docx
+++ b/EXPORTS/DOCX/published/niveau3/Dutch/WMRotterdam.docx
@@ -296,34 +296,52 @@
           <w:color w:val="000000"/>
           <w:sz w:val="24"/>
         </w:rPr>
-        <w:t xml:space="preserve">naar de voorzitter van de Yachtvereniging. Toen </w:t>
+        <w:t>naar de voorzitter van de Yachtvereni</w:t>
       </w:r>
       <w:r>
         <w:rPr>
+          <w:u w:val="single" w:color="0000ff"/>
           <w:rFonts w:ascii="Charis SIL Regular" w:hAnsi="Charis SIL Regular" w:eastAsia="Charis SIL Regular"/>
           <w:b w:val="0"/>
           <w:i w:val="0"/>
-          <w:color w:val="0000FF"/>
+          <w:color w:val="000000"/>
           <w:sz w:val="24"/>
-          <w:u w:val="single"/>
         </w:rPr>
-        <w:hyperlink r:id="rId10" w:history="1">
+        <w:hyperlink r:id="rId9" w:history="1">
           <w:r>
             <w:rPr>
               <w:rStyle w:val="Hyperlink"/>
             </w:rPr>
-            <w:t>Prins</w:t>
+            <w:t>ging. Toe</w:t>
           </w:r>
         </w:hyperlink>
       </w:r>
       <w:r>
         <w:rPr>
+          <w:u w:val="single" w:color="0000ff"/>
           <w:rFonts w:ascii="Charis SIL Regular" w:hAnsi="Charis SIL Regular" w:eastAsia="Charis SIL Regular"/>
           <w:b w:val="0"/>
           <w:i w:val="0"/>
-          <w:color w:val="0000FF"/>
+          <w:color w:val="000000"/>
           <w:sz w:val="24"/>
-          <w:u w:val="single"/>
+        </w:rPr>
+        <w:hyperlink r:id="rId9" w:history="1">
+          <w:r>
+            <w:rPr>
+              <w:rStyle w:val="Hyperlink"/>
+            </w:rPr>
+            <w:t>n</w:t>
+          </w:r>
+        </w:hyperlink>
+      </w:r>
+      <w:r>
+        <w:rPr>
+          <w:u w:val="single" w:color="0000ff"/>
+          <w:rFonts w:ascii="Charis SIL Regular" w:hAnsi="Charis SIL Regular" w:eastAsia="Charis SIL Regular"/>
+          <w:b w:val="0"/>
+          <w:i w:val="0"/>
+          <w:color w:val="000000"/>
+          <w:sz w:val="24"/>
         </w:rPr>
         <w:t xml:space="preserve"> </w:t>
       </w:r>
@@ -336,50 +354,7 @@
           <w:sz w:val="24"/>
           <w:u w:val="single"/>
         </w:rPr>
-        <w:hyperlink r:id="rId10" w:history="1">
-          <w:r>
-            <w:rPr>
-              <w:rStyle w:val="Hyperlink"/>
-            </w:rPr>
-            <w:t>H</w:t>
-          </w:r>
-        </w:hyperlink>
-      </w:r>
-      <w:r>
-        <w:rPr>
-          <w:rFonts w:ascii="Charis SIL Regular" w:hAnsi="Charis SIL Regular" w:eastAsia="Charis SIL Regular"/>
-          <w:b w:val="0"/>
-          <w:i w:val="0"/>
-          <w:color w:val="0000FF"/>
-          <w:sz w:val="24"/>
-          <w:u w:val="single"/>
-        </w:rPr>
-        <w:hyperlink r:id="rId10" w:history="1">
-          <w:r>
-            <w:rPr>
-              <w:rStyle w:val="Hyperlink"/>
-            </w:rPr>
-            <w:t>endri</w:t>
-          </w:r>
-        </w:hyperlink>
-      </w:r>
-      <w:r>
-        <w:rPr>
-          <w:rFonts w:ascii="Charis SIL Regular" w:hAnsi="Charis SIL Regular" w:eastAsia="Charis SIL Regular"/>
-          <w:b w:val="0"/>
-          <w:i w:val="0"/>
-          <w:color w:val="0000FF"/>
-          <w:sz w:val="24"/>
-          <w:u w:val="single"/>
-        </w:rPr>
-        <w:hyperlink r:id="rId10" w:history="1">
-          <w:r>
-            <w:rPr>
-              <w:rStyle w:val="Hyperlink"/>
-            </w:rPr>
-            <w:t>k</w:t>
-          </w:r>
-        </w:hyperlink>
+        <w:t>Prins Hendrik</w:t>
       </w:r>
       <w:r>
         <w:rPr>
@@ -421,7 +396,6 @@
       </w:r>
       <w:r>
         <w:rPr>
-          <w:u w:val="single" w:color="0000ff"/>
           <w:rFonts w:ascii="Charis SIL Regular" w:hAnsi="Charis SIL Regular" w:eastAsia="Charis SIL Regular"/>
           <w:b w:val="0"/>
           <w:i w:val="0"/>
@@ -439,7 +413,6 @@
       </w:r>
       <w:r>
         <w:rPr>
-          <w:u w:val="single" w:color="0000ff"/>
           <w:rFonts w:ascii="Charis SIL Regular" w:hAnsi="Charis SIL Regular" w:eastAsia="Charis SIL Regular"/>
           <w:b w:val="0"/>
           <w:i w:val="0"/>
@@ -457,7 +430,6 @@
       </w:r>
       <w:r>
         <w:rPr>
-          <w:u w:val="single" w:color="0000ff"/>
           <w:rFonts w:ascii="Charis SIL Regular" w:hAnsi="Charis SIL Regular" w:eastAsia="Charis SIL Regular"/>
           <w:b w:val="0"/>
           <w:i w:val="0"/>

--- a/EXPORTS/DOCX/published/niveau3/Dutch/WMRotterdam.docx
+++ b/EXPORTS/DOCX/published/niveau3/Dutch/WMRotterdam.docx
@@ -296,52 +296,34 @@
           <w:color w:val="000000"/>
           <w:sz w:val="24"/>
         </w:rPr>
-        <w:t>naar de voorzitter van de Yachtvereni</w:t>
+        <w:t xml:space="preserve">naar de voorzitter van de Yachtvereniging. Toen </w:t>
       </w:r>
       <w:r>
         <w:rPr>
-          <w:u w:val="single" w:color="0000ff"/>
           <w:rFonts w:ascii="Charis SIL Regular" w:hAnsi="Charis SIL Regular" w:eastAsia="Charis SIL Regular"/>
           <w:b w:val="0"/>
           <w:i w:val="0"/>
-          <w:color w:val="000000"/>
+          <w:color w:val="0000FF"/>
           <w:sz w:val="24"/>
+          <w:u w:val="single"/>
         </w:rPr>
         <w:hyperlink r:id="rId9" w:history="1">
           <w:r>
             <w:rPr>
               <w:rStyle w:val="Hyperlink"/>
             </w:rPr>
-            <w:t>ging. Toe</w:t>
+            <w:t>Prins</w:t>
           </w:r>
         </w:hyperlink>
       </w:r>
       <w:r>
         <w:rPr>
-          <w:u w:val="single" w:color="0000ff"/>
           <w:rFonts w:ascii="Charis SIL Regular" w:hAnsi="Charis SIL Regular" w:eastAsia="Charis SIL Regular"/>
           <w:b w:val="0"/>
           <w:i w:val="0"/>
-          <w:color w:val="000000"/>
+          <w:color w:val="0000FF"/>
           <w:sz w:val="24"/>
-        </w:rPr>
-        <w:hyperlink r:id="rId9" w:history="1">
-          <w:r>
-            <w:rPr>
-              <w:rStyle w:val="Hyperlink"/>
-            </w:rPr>
-            <w:t>n</w:t>
-          </w:r>
-        </w:hyperlink>
-      </w:r>
-      <w:r>
-        <w:rPr>
-          <w:u w:val="single" w:color="0000ff"/>
-          <w:rFonts w:ascii="Charis SIL Regular" w:hAnsi="Charis SIL Regular" w:eastAsia="Charis SIL Regular"/>
-          <w:b w:val="0"/>
-          <w:i w:val="0"/>
-          <w:color w:val="000000"/>
-          <w:sz w:val="24"/>
+          <w:u w:val="single"/>
         </w:rPr>
         <w:t xml:space="preserve"> </w:t>
       </w:r>
@@ -354,7 +336,50 @@
           <w:sz w:val="24"/>
           <w:u w:val="single"/>
         </w:rPr>
-        <w:t>Prins Hendrik</w:t>
+        <w:hyperlink r:id="rId9" w:history="1">
+          <w:r>
+            <w:rPr>
+              <w:rStyle w:val="Hyperlink"/>
+            </w:rPr>
+            <w:t>H</w:t>
+          </w:r>
+        </w:hyperlink>
+      </w:r>
+      <w:r>
+        <w:rPr>
+          <w:rFonts w:ascii="Charis SIL Regular" w:hAnsi="Charis SIL Regular" w:eastAsia="Charis SIL Regular"/>
+          <w:b w:val="0"/>
+          <w:i w:val="0"/>
+          <w:color w:val="0000FF"/>
+          <w:sz w:val="24"/>
+          <w:u w:val="single"/>
+        </w:rPr>
+        <w:hyperlink r:id="rId9" w:history="1">
+          <w:r>
+            <w:rPr>
+              <w:rStyle w:val="Hyperlink"/>
+            </w:rPr>
+            <w:t>endri</w:t>
+          </w:r>
+        </w:hyperlink>
+      </w:r>
+      <w:r>
+        <w:rPr>
+          <w:rFonts w:ascii="Charis SIL Regular" w:hAnsi="Charis SIL Regular" w:eastAsia="Charis SIL Regular"/>
+          <w:b w:val="0"/>
+          <w:i w:val="0"/>
+          <w:color w:val="0000FF"/>
+          <w:sz w:val="24"/>
+          <w:u w:val="single"/>
+        </w:rPr>
+        <w:hyperlink r:id="rId9" w:history="1">
+          <w:r>
+            <w:rPr>
+              <w:rStyle w:val="Hyperlink"/>
+            </w:rPr>
+            <w:t>k</w:t>
+          </w:r>
+        </w:hyperlink>
       </w:r>
       <w:r>
         <w:rPr>
@@ -396,6 +421,7 @@
       </w:r>
       <w:r>
         <w:rPr>
+          <w:u w:val="single" w:color="0000ff"/>
           <w:rFonts w:ascii="Charis SIL Regular" w:hAnsi="Charis SIL Regular" w:eastAsia="Charis SIL Regular"/>
           <w:b w:val="0"/>
           <w:i w:val="0"/>
@@ -413,6 +439,7 @@
       </w:r>
       <w:r>
         <w:rPr>
+          <w:u w:val="single" w:color="0000ff"/>
           <w:rFonts w:ascii="Charis SIL Regular" w:hAnsi="Charis SIL Regular" w:eastAsia="Charis SIL Regular"/>
           <w:b w:val="0"/>
           <w:i w:val="0"/>
@@ -430,6 +457,7 @@
       </w:r>
       <w:r>
         <w:rPr>
+          <w:u w:val="single" w:color="0000ff"/>
           <w:rFonts w:ascii="Charis SIL Regular" w:hAnsi="Charis SIL Regular" w:eastAsia="Charis SIL Regular"/>
           <w:b w:val="0"/>
           <w:i w:val="0"/>
@@ -1030,7 +1058,6 @@
       </w:r>
       <w:r>
         <w:rPr>
-          <w:u w:val="single" w:color="0000ff"/>
           <w:rFonts w:ascii="Charis SIL Regular" w:hAnsi="Charis SIL Regular" w:eastAsia="Charis SIL Regular"/>
           <w:b w:val="0"/>
           <w:i w:val="0"/>
@@ -1742,61 +1769,7 @@
           <w:color w:val="000000"/>
           <w:sz w:val="24"/>
         </w:rPr>
-        <w:t xml:space="preserve">. Beide archieven zijn op </w:t>
-      </w:r>
-      <w:r>
-        <w:rPr>
-          <w:u w:val="single" w:color="0000ff"/>
-          <w:rFonts w:ascii="Charis SIL Regular" w:hAnsi="Charis SIL Regular" w:eastAsia="Charis SIL Regular"/>
-          <w:b w:val="0"/>
-          <w:i w:val="0"/>
-          <w:color w:val="000000"/>
-          <w:sz w:val="24"/>
-        </w:rPr>
-        <w:hyperlink r:id="rId16" w:history="1">
-          <w:r>
-            <w:rPr>
-              <w:rStyle w:val="Hyperlink"/>
-            </w:rPr>
-            <w:t>een so</w:t>
-          </w:r>
-        </w:hyperlink>
-      </w:r>
-      <w:r>
-        <w:rPr>
-          <w:u w:val="single" w:color="0000ff"/>
-          <w:rFonts w:ascii="Charis SIL Regular" w:hAnsi="Charis SIL Regular" w:eastAsia="Charis SIL Regular"/>
-          <w:b w:val="0"/>
-          <w:i w:val="0"/>
-          <w:color w:val="000000"/>
-          <w:sz w:val="24"/>
-        </w:rPr>
-        <w:hyperlink r:id="rId16" w:history="1">
-          <w:r>
-            <w:rPr>
-              <w:rStyle w:val="Hyperlink"/>
-            </w:rPr>
-            <w:t>o</w:t>
-          </w:r>
-        </w:hyperlink>
-      </w:r>
-      <w:r>
-        <w:rPr>
-          <w:u w:val="single" w:color="0000ff"/>
-          <w:rFonts w:ascii="Charis SIL Regular" w:hAnsi="Charis SIL Regular" w:eastAsia="Charis SIL Regular"/>
-          <w:b w:val="0"/>
-          <w:i w:val="0"/>
-          <w:color w:val="000000"/>
-          <w:sz w:val="24"/>
-        </w:rPr>
-        <w:hyperlink r:id="rId16" w:history="1">
-          <w:r>
-            <w:rPr>
-              <w:rStyle w:val="Hyperlink"/>
-            </w:rPr>
-            <w:t>rtge</w:t>
-          </w:r>
-        </w:hyperlink>
+        <w:t>. Beide archieven zijn op een soortge</w:t>
       </w:r>
       <w:r>
         <w:rPr>
@@ -1818,6 +1791,7 @@
       </w:r>
       <w:r>
         <w:rPr>
+          <w:u w:val="single" w:color="0000ff"/>
           <w:rFonts w:ascii="Charis SIL Regular" w:hAnsi="Charis SIL Regular" w:eastAsia="Charis SIL Regular"/>
           <w:b w:val="0"/>
           <w:i w:val="0"/>
@@ -1863,50 +1837,7 @@
           <w:color w:val="000000"/>
           <w:sz w:val="24"/>
         </w:rPr>
-        <w:hyperlink r:id="rId17" w:history="1">
-          <w:r>
-            <w:rPr>
-              <w:rStyle w:val="Hyperlink"/>
-            </w:rPr>
-            <w:t>wd. Ar</w:t>
-          </w:r>
-        </w:hyperlink>
-      </w:r>
-      <w:r>
-        <w:rPr>
-          <w:u w:val="single" w:color="0000ff"/>
-          <w:rFonts w:ascii="Charis SIL Regular" w:hAnsi="Charis SIL Regular" w:eastAsia="Charis SIL Regular"/>
-          <w:b w:val="0"/>
-          <w:i w:val="0"/>
-          <w:color w:val="000000"/>
-          <w:sz w:val="24"/>
-        </w:rPr>
-        <w:hyperlink r:id="rId17" w:history="1">
-          <w:r>
-            <w:rPr>
-              <w:rStyle w:val="Hyperlink"/>
-            </w:rPr>
-            <w:t>c</w:t>
-          </w:r>
-        </w:hyperlink>
-      </w:r>
-      <w:r>
-        <w:rPr>
-          <w:u w:val="single" w:color="0000ff"/>
-          <w:rFonts w:ascii="Charis SIL Regular" w:hAnsi="Charis SIL Regular" w:eastAsia="Charis SIL Regular"/>
-          <w:b w:val="0"/>
-          <w:i w:val="0"/>
-          <w:color w:val="000000"/>
-          <w:sz w:val="24"/>
-        </w:rPr>
-        <w:hyperlink r:id="rId17" w:history="1">
-          <w:r>
-            <w:rPr>
-              <w:rStyle w:val="Hyperlink"/>
-            </w:rPr>
-            <w:t>hief</w:t>
-          </w:r>
-        </w:hyperlink>
+        <w:t>wd. Archief</w:t>
       </w:r>
       <w:r>
         <w:rPr>
@@ -1953,24 +1884,7 @@
           <w:color w:val="000000"/>
           <w:sz w:val="24"/>
         </w:rPr>
-        <w:hyperlink r:id="rId17" w:history="1">
-          <w:r>
-            <w:rPr>
-              <w:rStyle w:val="Hyperlink"/>
-            </w:rPr>
-            <w:t xml:space="preserve">n </w:t>
-          </w:r>
-        </w:hyperlink>
-      </w:r>
-      <w:r>
-        <w:rPr>
-          <w:rFonts w:ascii="Charis SIL Regular" w:hAnsi="Charis SIL Regular" w:eastAsia="Charis SIL Regular"/>
-          <w:b w:val="0"/>
-          <w:i w:val="0"/>
-          <w:color w:val="000000"/>
-          <w:sz w:val="24"/>
-        </w:rPr>
-        <w:t>m</w:t>
+        <w:t>n m</w:t>
       </w:r>
       <w:r>
         <w:rPr>

--- a/EXPORTS/DOCX/published/niveau3/Dutch/WMRotterdam.docx
+++ b/EXPORTS/DOCX/published/niveau3/Dutch/WMRotterdam.docx
@@ -296,7 +296,54 @@
           <w:color w:val="000000"/>
           <w:sz w:val="24"/>
         </w:rPr>
-        <w:t xml:space="preserve">naar de voorzitter van de Yachtvereniging. Toen </w:t>
+        <w:t>naar de voorzitter van de Yachtvereni</w:t>
+      </w:r>
+      <w:r>
+        <w:rPr>
+          <w:u w:val="single" w:color="0000ff"/>
+          <w:rFonts w:ascii="Charis SIL Regular" w:hAnsi="Charis SIL Regular" w:eastAsia="Charis SIL Regular"/>
+          <w:b w:val="0"/>
+          <w:i w:val="0"/>
+          <w:color w:val="000000"/>
+          <w:sz w:val="24"/>
+        </w:rPr>
+        <w:hyperlink r:id="rId9" w:history="1">
+          <w:r>
+            <w:rPr>
+              <w:rStyle w:val="Hyperlink"/>
+            </w:rPr>
+            <w:t>ging. Toe</w:t>
+          </w:r>
+        </w:hyperlink>
+      </w:r>
+      <w:r>
+        <w:rPr>
+          <w:u w:val="single" w:color="0000ff"/>
+          <w:rFonts w:ascii="Charis SIL Regular" w:hAnsi="Charis SIL Regular" w:eastAsia="Charis SIL Regular"/>
+          <w:b w:val="0"/>
+          <w:i w:val="0"/>
+          <w:color w:val="000000"/>
+          <w:sz w:val="24"/>
+        </w:rPr>
+        <w:hyperlink r:id="rId9" w:history="1">
+          <w:r>
+            <w:rPr>
+              <w:rStyle w:val="Hyperlink"/>
+            </w:rPr>
+            <w:t>n</w:t>
+          </w:r>
+        </w:hyperlink>
+      </w:r>
+      <w:r>
+        <w:rPr>
+          <w:u w:val="single" w:color="0000ff"/>
+          <w:rFonts w:ascii="Charis SIL Regular" w:hAnsi="Charis SIL Regular" w:eastAsia="Charis SIL Regular"/>
+          <w:b w:val="0"/>
+          <w:i w:val="0"/>
+          <w:color w:val="000000"/>
+          <w:sz w:val="24"/>
+        </w:rPr>
+        <w:t xml:space="preserve"> </w:t>
       </w:r>
       <w:r>
         <w:rPr>
@@ -307,7 +354,7 @@
           <w:sz w:val="24"/>
           <w:u w:val="single"/>
         </w:rPr>
-        <w:hyperlink r:id="rId9" w:history="1">
+        <w:hyperlink r:id="rId10" w:history="1">
           <w:r>
             <w:rPr>
               <w:rStyle w:val="Hyperlink"/>
@@ -336,7 +383,7 @@
           <w:sz w:val="24"/>
           <w:u w:val="single"/>
         </w:rPr>
-        <w:hyperlink r:id="rId9" w:history="1">
+        <w:hyperlink r:id="rId10" w:history="1">
           <w:r>
             <w:rPr>
               <w:rStyle w:val="Hyperlink"/>
@@ -354,7 +401,7 @@
           <w:sz w:val="24"/>
           <w:u w:val="single"/>
         </w:rPr>
-        <w:hyperlink r:id="rId9" w:history="1">
+        <w:hyperlink r:id="rId10" w:history="1">
           <w:r>
             <w:rPr>
               <w:rStyle w:val="Hyperlink"/>
@@ -1058,6 +1105,7 @@
       </w:r>
       <w:r>
         <w:rPr>
+          <w:u w:val="single" w:color="0000ff"/>
           <w:rFonts w:ascii="Charis SIL Regular" w:hAnsi="Charis SIL Regular" w:eastAsia="Charis SIL Regular"/>
           <w:b w:val="0"/>
           <w:i w:val="0"/>
@@ -1769,7 +1817,61 @@
           <w:color w:val="000000"/>
           <w:sz w:val="24"/>
         </w:rPr>
-        <w:t>. Beide archieven zijn op een soortge</w:t>
+        <w:t xml:space="preserve">. Beide archieven zijn op </w:t>
+      </w:r>
+      <w:r>
+        <w:rPr>
+          <w:u w:val="single" w:color="0000ff"/>
+          <w:rFonts w:ascii="Charis SIL Regular" w:hAnsi="Charis SIL Regular" w:eastAsia="Charis SIL Regular"/>
+          <w:b w:val="0"/>
+          <w:i w:val="0"/>
+          <w:color w:val="000000"/>
+          <w:sz w:val="24"/>
+        </w:rPr>
+        <w:hyperlink r:id="rId16" w:history="1">
+          <w:r>
+            <w:rPr>
+              <w:rStyle w:val="Hyperlink"/>
+            </w:rPr>
+            <w:t>een so</w:t>
+          </w:r>
+        </w:hyperlink>
+      </w:r>
+      <w:r>
+        <w:rPr>
+          <w:u w:val="single" w:color="0000ff"/>
+          <w:rFonts w:ascii="Charis SIL Regular" w:hAnsi="Charis SIL Regular" w:eastAsia="Charis SIL Regular"/>
+          <w:b w:val="0"/>
+          <w:i w:val="0"/>
+          <w:color w:val="000000"/>
+          <w:sz w:val="24"/>
+        </w:rPr>
+        <w:hyperlink r:id="rId16" w:history="1">
+          <w:r>
+            <w:rPr>
+              <w:rStyle w:val="Hyperlink"/>
+            </w:rPr>
+            <w:t>o</w:t>
+          </w:r>
+        </w:hyperlink>
+      </w:r>
+      <w:r>
+        <w:rPr>
+          <w:u w:val="single" w:color="0000ff"/>
+          <w:rFonts w:ascii="Charis SIL Regular" w:hAnsi="Charis SIL Regular" w:eastAsia="Charis SIL Regular"/>
+          <w:b w:val="0"/>
+          <w:i w:val="0"/>
+          <w:color w:val="000000"/>
+          <w:sz w:val="24"/>
+        </w:rPr>
+        <w:hyperlink r:id="rId16" w:history="1">
+          <w:r>
+            <w:rPr>
+              <w:rStyle w:val="Hyperlink"/>
+            </w:rPr>
+            <w:t>rtge</w:t>
+          </w:r>
+        </w:hyperlink>
       </w:r>
       <w:r>
         <w:rPr>
@@ -1798,7 +1900,14 @@
           <w:color w:val="000000"/>
           <w:sz w:val="24"/>
         </w:rPr>
-        <w:t>ma</w:t>
+        <w:hyperlink r:id="rId16" w:history="1">
+          <w:r>
+            <w:rPr>
+              <w:rStyle w:val="Hyperlink"/>
+            </w:rPr>
+            <w:t>ma</w:t>
+          </w:r>
+        </w:hyperlink>
       </w:r>
       <w:r>
         <w:rPr>
@@ -1837,7 +1946,50 @@
           <w:color w:val="000000"/>
           <w:sz w:val="24"/>
         </w:rPr>
-        <w:t>wd. Archief</w:t>
+        <w:hyperlink r:id="rId17" w:history="1">
+          <w:r>
+            <w:rPr>
+              <w:rStyle w:val="Hyperlink"/>
+            </w:rPr>
+            <w:t>wd. Ar</w:t>
+          </w:r>
+        </w:hyperlink>
+      </w:r>
+      <w:r>
+        <w:rPr>
+          <w:u w:val="single" w:color="0000ff"/>
+          <w:rFonts w:ascii="Charis SIL Regular" w:hAnsi="Charis SIL Regular" w:eastAsia="Charis SIL Regular"/>
+          <w:b w:val="0"/>
+          <w:i w:val="0"/>
+          <w:color w:val="000000"/>
+          <w:sz w:val="24"/>
+        </w:rPr>
+        <w:hyperlink r:id="rId17" w:history="1">
+          <w:r>
+            <w:rPr>
+              <w:rStyle w:val="Hyperlink"/>
+            </w:rPr>
+            <w:t>c</w:t>
+          </w:r>
+        </w:hyperlink>
+      </w:r>
+      <w:r>
+        <w:rPr>
+          <w:u w:val="single" w:color="0000ff"/>
+          <w:rFonts w:ascii="Charis SIL Regular" w:hAnsi="Charis SIL Regular" w:eastAsia="Charis SIL Regular"/>
+          <w:b w:val="0"/>
+          <w:i w:val="0"/>
+          <w:color w:val="000000"/>
+          <w:sz w:val="24"/>
+        </w:rPr>
+        <w:hyperlink r:id="rId17" w:history="1">
+          <w:r>
+            <w:rPr>
+              <w:rStyle w:val="Hyperlink"/>
+            </w:rPr>
+            <w:t>hief</w:t>
+          </w:r>
+        </w:hyperlink>
       </w:r>
       <w:r>
         <w:rPr>
@@ -1884,7 +2036,25 @@
           <w:color w:val="000000"/>
           <w:sz w:val="24"/>
         </w:rPr>
-        <w:t>n m</w:t>
+        <w:hyperlink r:id="rId17" w:history="1">
+          <w:r>
+            <w:rPr>
+              <w:rStyle w:val="Hyperlink"/>
+            </w:rPr>
+            <w:t xml:space="preserve">n </w:t>
+          </w:r>
+        </w:hyperlink>
+      </w:r>
+      <w:r>
+        <w:rPr>
+          <w:u w:val="single" w:color="0000ff"/>
+          <w:rFonts w:ascii="Charis SIL Regular" w:hAnsi="Charis SIL Regular" w:eastAsia="Charis SIL Regular"/>
+          <w:b w:val="0"/>
+          <w:i w:val="0"/>
+          <w:color w:val="000000"/>
+          <w:sz w:val="24"/>
+        </w:rPr>
+        <w:t>m</w:t>
       </w:r>
       <w:r>
         <w:rPr>

--- a/EXPORTS/DOCX/published/niveau3/Dutch/WMRotterdam.docx
+++ b/EXPORTS/DOCX/published/niveau3/Dutch/WMRotterdam.docx
@@ -318,32 +318,13 @@
       </w:r>
       <w:r>
         <w:rPr>
-          <w:u w:val="single" w:color="0000ff"/>
           <w:rFonts w:ascii="Charis SIL Regular" w:hAnsi="Charis SIL Regular" w:eastAsia="Charis SIL Regular"/>
           <w:b w:val="0"/>
           <w:i w:val="0"/>
           <w:color w:val="000000"/>
           <w:sz w:val="24"/>
         </w:rPr>
-        <w:hyperlink r:id="rId9" w:history="1">
-          <w:r>
-            <w:rPr>
-              <w:rStyle w:val="Hyperlink"/>
-            </w:rPr>
-            <w:t>n</w:t>
-          </w:r>
-        </w:hyperlink>
-      </w:r>
-      <w:r>
-        <w:rPr>
-          <w:u w:val="single" w:color="0000ff"/>
-          <w:rFonts w:ascii="Charis SIL Regular" w:hAnsi="Charis SIL Regular" w:eastAsia="Charis SIL Regular"/>
-          <w:b w:val="0"/>
-          <w:i w:val="0"/>
-          <w:color w:val="000000"/>
-          <w:sz w:val="24"/>
-        </w:rPr>
-        <w:t xml:space="preserve"> </w:t>
+        <w:t xml:space="preserve">n </w:t>
       </w:r>
       <w:r>
         <w:rPr>
@@ -352,81 +333,8 @@
           <w:i w:val="0"/>
           <w:color w:val="0000FF"/>
           <w:sz w:val="24"/>
-          <w:u w:val="single"/>
         </w:rPr>
-        <w:hyperlink r:id="rId10" w:history="1">
-          <w:r>
-            <w:rPr>
-              <w:rStyle w:val="Hyperlink"/>
-            </w:rPr>
-            <w:t>Prins</w:t>
-          </w:r>
-        </w:hyperlink>
-      </w:r>
-      <w:r>
-        <w:rPr>
-          <w:rFonts w:ascii="Charis SIL Regular" w:hAnsi="Charis SIL Regular" w:eastAsia="Charis SIL Regular"/>
-          <w:b w:val="0"/>
-          <w:i w:val="0"/>
-          <w:color w:val="0000FF"/>
-          <w:sz w:val="24"/>
-          <w:u w:val="single"/>
-        </w:rPr>
-        <w:t xml:space="preserve"> </w:t>
-      </w:r>
-      <w:r>
-        <w:rPr>
-          <w:rFonts w:ascii="Charis SIL Regular" w:hAnsi="Charis SIL Regular" w:eastAsia="Charis SIL Regular"/>
-          <w:b w:val="0"/>
-          <w:i w:val="0"/>
-          <w:color w:val="0000FF"/>
-          <w:sz w:val="24"/>
-          <w:u w:val="single"/>
-        </w:rPr>
-        <w:hyperlink r:id="rId10" w:history="1">
-          <w:r>
-            <w:rPr>
-              <w:rStyle w:val="Hyperlink"/>
-            </w:rPr>
-            <w:t>H</w:t>
-          </w:r>
-        </w:hyperlink>
-      </w:r>
-      <w:r>
-        <w:rPr>
-          <w:rFonts w:ascii="Charis SIL Regular" w:hAnsi="Charis SIL Regular" w:eastAsia="Charis SIL Regular"/>
-          <w:b w:val="0"/>
-          <w:i w:val="0"/>
-          <w:color w:val="0000FF"/>
-          <w:sz w:val="24"/>
-          <w:u w:val="single"/>
-        </w:rPr>
-        <w:hyperlink r:id="rId10" w:history="1">
-          <w:r>
-            <w:rPr>
-              <w:rStyle w:val="Hyperlink"/>
-            </w:rPr>
-            <w:t>endri</w:t>
-          </w:r>
-        </w:hyperlink>
-      </w:r>
-      <w:r>
-        <w:rPr>
-          <w:rFonts w:ascii="Charis SIL Regular" w:hAnsi="Charis SIL Regular" w:eastAsia="Charis SIL Regular"/>
-          <w:b w:val="0"/>
-          <w:i w:val="0"/>
-          <w:color w:val="0000FF"/>
-          <w:sz w:val="24"/>
-          <w:u w:val="single"/>
-        </w:rPr>
-        <w:hyperlink r:id="rId9" w:history="1">
-          <w:r>
-            <w:rPr>
-              <w:rStyle w:val="Hyperlink"/>
-            </w:rPr>
-            <w:t>k</w:t>
-          </w:r>
-        </w:hyperlink>
+        <w:t>Prins Hendrik</w:t>
       </w:r>
       <w:r>
         <w:rPr>
@@ -468,7 +376,6 @@
       </w:r>
       <w:r>
         <w:rPr>
-          <w:u w:val="single" w:color="0000ff"/>
           <w:rFonts w:ascii="Charis SIL Regular" w:hAnsi="Charis SIL Regular" w:eastAsia="Charis SIL Regular"/>
           <w:b w:val="0"/>
           <w:i w:val="0"/>
@@ -486,7 +393,6 @@
       </w:r>
       <w:r>
         <w:rPr>
-          <w:u w:val="single" w:color="0000ff"/>
           <w:rFonts w:ascii="Charis SIL Regular" w:hAnsi="Charis SIL Regular" w:eastAsia="Charis SIL Regular"/>
           <w:b w:val="0"/>
           <w:i w:val="0"/>
@@ -504,7 +410,6 @@
       </w:r>
       <w:r>
         <w:rPr>
-          <w:u w:val="single" w:color="0000ff"/>
           <w:rFonts w:ascii="Charis SIL Regular" w:hAnsi="Charis SIL Regular" w:eastAsia="Charis SIL Regular"/>
           <w:b w:val="0"/>
           <w:i w:val="0"/>
@@ -747,25 +652,7 @@
           <w:color w:val="000000"/>
           <w:sz w:val="24"/>
         </w:rPr>
-        <w:t xml:space="preserve">Advies van het museum plaatsnam, </w:t>
-      </w:r>
-      <w:r>
-        <w:rPr>
-          <w:u w:val="single" w:color="0000ff"/>
-          <w:rFonts w:ascii="Charis SIL Regular" w:hAnsi="Charis SIL Regular" w:eastAsia="Charis SIL Regular"/>
-          <w:b w:val="0"/>
-          <w:i w:val="0"/>
-          <w:color w:val="000000"/>
-          <w:sz w:val="24"/>
-        </w:rPr>
-        <w:hyperlink r:id="rId11" w:history="1">
-          <w:r>
-            <w:rPr>
-              <w:rStyle w:val="Hyperlink"/>
-            </w:rPr>
-            <w:t>dien</w:t>
-          </w:r>
-        </w:hyperlink>
+        <w:t>Advies van het museum plaatsnam, dien</w:t>
       </w:r>
       <w:r>
         <w:rPr>
@@ -1047,72 +934,7 @@
           <w:color w:val="000000"/>
           <w:sz w:val="24"/>
         </w:rPr>
-        <w:t>De collectie is overigens nog altijd het bezi</w:t>
-      </w:r>
-      <w:r>
-        <w:rPr>
-          <w:u w:val="single" w:color="0000ff"/>
-          <w:rFonts w:ascii="Charis SIL Regular" w:hAnsi="Charis SIL Regular" w:eastAsia="Charis SIL Regular"/>
-          <w:b w:val="0"/>
-          <w:i w:val="0"/>
-          <w:color w:val="000000"/>
-          <w:sz w:val="24"/>
-        </w:rPr>
-        <w:hyperlink r:id="rId12" w:history="1">
-          <w:r>
-            <w:rPr>
-              <w:rStyle w:val="Hyperlink"/>
-            </w:rPr>
-            <w:t>t van de g</w:t>
-          </w:r>
-        </w:hyperlink>
-      </w:r>
-      <w:r>
-        <w:rPr>
-          <w:u w:val="single" w:color="0000ff"/>
-          <w:rFonts w:ascii="Charis SIL Regular" w:hAnsi="Charis SIL Regular" w:eastAsia="Charis SIL Regular"/>
-          <w:b w:val="0"/>
-          <w:i w:val="0"/>
-          <w:color w:val="000000"/>
-          <w:sz w:val="24"/>
-        </w:rPr>
-        <w:hyperlink r:id="rId12" w:history="1">
-          <w:r>
-            <w:rPr>
-              <w:rStyle w:val="Hyperlink"/>
-            </w:rPr>
-            <w:t>e</w:t>
-          </w:r>
-        </w:hyperlink>
-      </w:r>
-      <w:r>
-        <w:rPr>
-          <w:u w:val="single" w:color="0000ff"/>
-          <w:rFonts w:ascii="Charis SIL Regular" w:hAnsi="Charis SIL Regular" w:eastAsia="Charis SIL Regular"/>
-          <w:b w:val="0"/>
-          <w:i w:val="0"/>
-          <w:color w:val="000000"/>
-          <w:sz w:val="24"/>
-        </w:rPr>
-        <w:hyperlink r:id="rId12" w:history="1">
-          <w:r>
-            <w:rPr>
-              <w:rStyle w:val="Hyperlink"/>
-            </w:rPr>
-            <w:t xml:space="preserve">meente </w:t>
-          </w:r>
-        </w:hyperlink>
-      </w:r>
-      <w:r>
-        <w:rPr>
-          <w:u w:val="single" w:color="0000ff"/>
-          <w:rFonts w:ascii="Charis SIL Regular" w:hAnsi="Charis SIL Regular" w:eastAsia="Charis SIL Regular"/>
-          <w:b w:val="0"/>
-          <w:i w:val="0"/>
-          <w:color w:val="000000"/>
-          <w:sz w:val="24"/>
-        </w:rPr>
-        <w:t>R</w:t>
+        <w:t>De collectie is overigens nog altijd het bezit van de gemeente R</w:t>
       </w:r>
       <w:r>
         <w:rPr>
@@ -1893,168 +1715,13 @@
       </w:r>
       <w:r>
         <w:rPr>
-          <w:u w:val="single" w:color="0000ff"/>
           <w:rFonts w:ascii="Charis SIL Regular" w:hAnsi="Charis SIL Regular" w:eastAsia="Charis SIL Regular"/>
           <w:b w:val="0"/>
           <w:i w:val="0"/>
           <w:color w:val="000000"/>
           <w:sz w:val="24"/>
         </w:rPr>
-        <w:hyperlink r:id="rId16" w:history="1">
-          <w:r>
-            <w:rPr>
-              <w:rStyle w:val="Hyperlink"/>
-            </w:rPr>
-            <w:t>ma</w:t>
-          </w:r>
-        </w:hyperlink>
-      </w:r>
-      <w:r>
-        <w:rPr>
-          <w:u w:val="single" w:color="0000ff"/>
-          <w:rFonts w:ascii="Charis SIL Regular" w:hAnsi="Charis SIL Regular" w:eastAsia="Charis SIL Regular"/>
-          <w:b w:val="0"/>
-          <w:i w:val="0"/>
-          <w:color w:val="000000"/>
-          <w:sz w:val="24"/>
-        </w:rPr>
-        <w:hyperlink r:id="rId16" w:history="1">
-          <w:r>
-            <w:rPr>
-              <w:rStyle w:val="Hyperlink"/>
-            </w:rPr>
-            <w:t>nier o</w:t>
-          </w:r>
-        </w:hyperlink>
-      </w:r>
-      <w:r>
-        <w:rPr>
-          <w:rFonts w:ascii="Charis SIL Regular" w:hAnsi="Charis SIL Regular" w:eastAsia="Charis SIL Regular"/>
-          <w:b w:val="0"/>
-          <w:i w:val="0"/>
-          <w:color w:val="000000"/>
-          <w:sz w:val="24"/>
-        </w:rPr>
-        <w:t>pgebou</w:t>
-      </w:r>
-      <w:r>
-        <w:rPr>
-          <w:u w:val="single" w:color="0000ff"/>
-          <w:rFonts w:ascii="Charis SIL Regular" w:hAnsi="Charis SIL Regular" w:eastAsia="Charis SIL Regular"/>
-          <w:b w:val="0"/>
-          <w:i w:val="0"/>
-          <w:color w:val="000000"/>
-          <w:sz w:val="24"/>
-        </w:rPr>
-        <w:hyperlink r:id="rId17" w:history="1">
-          <w:r>
-            <w:rPr>
-              <w:rStyle w:val="Hyperlink"/>
-            </w:rPr>
-            <w:t>wd. Ar</w:t>
-          </w:r>
-        </w:hyperlink>
-      </w:r>
-      <w:r>
-        <w:rPr>
-          <w:u w:val="single" w:color="0000ff"/>
-          <w:rFonts w:ascii="Charis SIL Regular" w:hAnsi="Charis SIL Regular" w:eastAsia="Charis SIL Regular"/>
-          <w:b w:val="0"/>
-          <w:i w:val="0"/>
-          <w:color w:val="000000"/>
-          <w:sz w:val="24"/>
-        </w:rPr>
-        <w:hyperlink r:id="rId17" w:history="1">
-          <w:r>
-            <w:rPr>
-              <w:rStyle w:val="Hyperlink"/>
-            </w:rPr>
-            <w:t>c</w:t>
-          </w:r>
-        </w:hyperlink>
-      </w:r>
-      <w:r>
-        <w:rPr>
-          <w:u w:val="single" w:color="0000ff"/>
-          <w:rFonts w:ascii="Charis SIL Regular" w:hAnsi="Charis SIL Regular" w:eastAsia="Charis SIL Regular"/>
-          <w:b w:val="0"/>
-          <w:i w:val="0"/>
-          <w:color w:val="000000"/>
-          <w:sz w:val="24"/>
-        </w:rPr>
-        <w:hyperlink r:id="rId17" w:history="1">
-          <w:r>
-            <w:rPr>
-              <w:rStyle w:val="Hyperlink"/>
-            </w:rPr>
-            <w:t>hief</w:t>
-          </w:r>
-        </w:hyperlink>
-      </w:r>
-      <w:r>
-        <w:rPr>
-          <w:u w:val="single" w:color="0000ff"/>
-          <w:rFonts w:ascii="Charis SIL Regular" w:hAnsi="Charis SIL Regular" w:eastAsia="Charis SIL Regular"/>
-          <w:b w:val="0"/>
-          <w:i w:val="0"/>
-          <w:color w:val="000000"/>
-          <w:sz w:val="24"/>
-        </w:rPr>
-        <w:hyperlink r:id="rId17" w:history="1">
-          <w:r>
-            <w:rPr>
-              <w:rStyle w:val="Hyperlink"/>
-            </w:rPr>
-            <w:t>stukk</w:t>
-          </w:r>
-        </w:hyperlink>
-      </w:r>
-      <w:r>
-        <w:rPr>
-          <w:u w:val="single" w:color="0000ff"/>
-          <w:rFonts w:ascii="Charis SIL Regular" w:hAnsi="Charis SIL Regular" w:eastAsia="Charis SIL Regular"/>
-          <w:b w:val="0"/>
-          <w:i w:val="0"/>
-          <w:color w:val="000000"/>
-          <w:sz w:val="24"/>
-        </w:rPr>
-        <w:hyperlink r:id="rId17" w:history="1">
-          <w:r>
-            <w:rPr>
-              <w:rStyle w:val="Hyperlink"/>
-            </w:rPr>
-            <w:t>e</w:t>
-          </w:r>
-        </w:hyperlink>
-      </w:r>
-      <w:r>
-        <w:rPr>
-          <w:u w:val="single" w:color="0000ff"/>
-          <w:rFonts w:ascii="Charis SIL Regular" w:hAnsi="Charis SIL Regular" w:eastAsia="Charis SIL Regular"/>
-          <w:b w:val="0"/>
-          <w:i w:val="0"/>
-          <w:color w:val="000000"/>
-          <w:sz w:val="24"/>
-        </w:rPr>
-        <w:hyperlink r:id="rId17" w:history="1">
-          <w:r>
-            <w:rPr>
-              <w:rStyle w:val="Hyperlink"/>
-            </w:rPr>
-            <w:t xml:space="preserve">n </w:t>
-          </w:r>
-        </w:hyperlink>
-      </w:r>
-      <w:r>
-        <w:rPr>
-          <w:u w:val="single" w:color="0000ff"/>
-          <w:rFonts w:ascii="Charis SIL Regular" w:hAnsi="Charis SIL Regular" w:eastAsia="Charis SIL Regular"/>
-          <w:b w:val="0"/>
-          <w:i w:val="0"/>
-          <w:color w:val="000000"/>
-          <w:sz w:val="24"/>
-        </w:rPr>
-        <w:t>m</w:t>
+        <w:t>manier opgebouwd. Archiefstukken m</w:t>
       </w:r>
       <w:r>
         <w:rPr>

--- a/EXPORTS/DOCX/published/niveau3/Dutch/WMRotterdam.docx
+++ b/EXPORTS/DOCX/published/niveau3/Dutch/WMRotterdam.docx
@@ -296,23 +296,23 @@
           <w:color w:val="000000"/>
           <w:sz w:val="24"/>
         </w:rPr>
-        <w:t>naar de voorzitter van de Yachtvereni</w:t>
+        <w:t xml:space="preserve">naar de voorzitter van de Yachtvereniging. Toen </w:t>
       </w:r>
       <w:r>
         <w:rPr>
-          <w:u w:val="single" w:color="0000ff"/>
           <w:rFonts w:ascii="Charis SIL Regular" w:hAnsi="Charis SIL Regular" w:eastAsia="Charis SIL Regular"/>
           <w:b w:val="0"/>
           <w:i w:val="0"/>
-          <w:color w:val="000000"/>
+          <w:color w:val="0000FF"/>
           <w:sz w:val="24"/>
+          <w:u w:val="single"/>
         </w:rPr>
         <w:hyperlink r:id="rId9" w:history="1">
           <w:r>
             <w:rPr>
               <w:rStyle w:val="Hyperlink"/>
             </w:rPr>
-            <w:t>ging. Toe</w:t>
+            <w:t>Prins</w:t>
           </w:r>
         </w:hyperlink>
       </w:r>
@@ -321,10 +321,11 @@
           <w:rFonts w:ascii="Charis SIL Regular" w:hAnsi="Charis SIL Regular" w:eastAsia="Charis SIL Regular"/>
           <w:b w:val="0"/>
           <w:i w:val="0"/>
-          <w:color w:val="000000"/>
+          <w:color w:val="0000FF"/>
           <w:sz w:val="24"/>
+          <w:u w:val="single"/>
         </w:rPr>
-        <w:t xml:space="preserve">n </w:t>
+        <w:t xml:space="preserve"> </w:t>
       </w:r>
       <w:r>
         <w:rPr>
@@ -333,8 +334,52 @@
           <w:i w:val="0"/>
           <w:color w:val="0000FF"/>
           <w:sz w:val="24"/>
+          <w:u w:val="single"/>
         </w:rPr>
-        <w:t>Prins Hendrik</w:t>
+        <w:hyperlink r:id="rId10" w:history="1">
+          <w:r>
+            <w:rPr>
+              <w:rStyle w:val="Hyperlink"/>
+            </w:rPr>
+            <w:t>H</w:t>
+          </w:r>
+        </w:hyperlink>
+      </w:r>
+      <w:r>
+        <w:rPr>
+          <w:rFonts w:ascii="Charis SIL Regular" w:hAnsi="Charis SIL Regular" w:eastAsia="Charis SIL Regular"/>
+          <w:b w:val="0"/>
+          <w:i w:val="0"/>
+          <w:color w:val="0000FF"/>
+          <w:sz w:val="24"/>
+          <w:u w:val="single"/>
+        </w:rPr>
+        <w:hyperlink r:id="rId10" w:history="1">
+          <w:r>
+            <w:rPr>
+              <w:rStyle w:val="Hyperlink"/>
+            </w:rPr>
+            <w:t>endri</w:t>
+          </w:r>
+        </w:hyperlink>
+      </w:r>
+      <w:r>
+        <w:rPr>
+          <w:rFonts w:ascii="Charis SIL Regular" w:hAnsi="Charis SIL Regular" w:eastAsia="Charis SIL Regular"/>
+          <w:b w:val="0"/>
+          <w:i w:val="0"/>
+          <w:color w:val="0000FF"/>
+          <w:sz w:val="24"/>
+          <w:u w:val="single"/>
+        </w:rPr>
+        <w:hyperlink r:id="rId10" w:history="1">
+          <w:r>
+            <w:rPr>
+              <w:rStyle w:val="Hyperlink"/>
+            </w:rPr>
+            <w:t>k</w:t>
+          </w:r>
+        </w:hyperlink>
       </w:r>
       <w:r>
         <w:rPr>
@@ -376,6 +421,7 @@
       </w:r>
       <w:r>
         <w:rPr>
+          <w:u w:val="single" w:color="0000ff"/>
           <w:rFonts w:ascii="Charis SIL Regular" w:hAnsi="Charis SIL Regular" w:eastAsia="Charis SIL Regular"/>
           <w:b w:val="0"/>
           <w:i w:val="0"/>
@@ -393,6 +439,7 @@
       </w:r>
       <w:r>
         <w:rPr>
+          <w:u w:val="single" w:color="0000ff"/>
           <w:rFonts w:ascii="Charis SIL Regular" w:hAnsi="Charis SIL Regular" w:eastAsia="Charis SIL Regular"/>
           <w:b w:val="0"/>
           <w:i w:val="0"/>
@@ -410,6 +457,7 @@
       </w:r>
       <w:r>
         <w:rPr>
+          <w:u w:val="single" w:color="0000ff"/>
           <w:rFonts w:ascii="Charis SIL Regular" w:hAnsi="Charis SIL Regular" w:eastAsia="Charis SIL Regular"/>
           <w:b w:val="0"/>
           <w:i w:val="0"/>
@@ -652,7 +700,25 @@
           <w:color w:val="000000"/>
           <w:sz w:val="24"/>
         </w:rPr>
-        <w:t>Advies van het museum plaatsnam, dien</w:t>
+        <w:t xml:space="preserve">Advies van het museum plaatsnam, </w:t>
+      </w:r>
+      <w:r>
+        <w:rPr>
+          <w:u w:val="single" w:color="0000ff"/>
+          <w:rFonts w:ascii="Charis SIL Regular" w:hAnsi="Charis SIL Regular" w:eastAsia="Charis SIL Regular"/>
+          <w:b w:val="0"/>
+          <w:i w:val="0"/>
+          <w:color w:val="000000"/>
+          <w:sz w:val="24"/>
+        </w:rPr>
+        <w:hyperlink r:id="rId11" w:history="1">
+          <w:r>
+            <w:rPr>
+              <w:rStyle w:val="Hyperlink"/>
+            </w:rPr>
+            <w:t>dien</w:t>
+          </w:r>
+        </w:hyperlink>
       </w:r>
       <w:r>
         <w:rPr>
@@ -934,7 +1000,71 @@
           <w:color w:val="000000"/>
           <w:sz w:val="24"/>
         </w:rPr>
-        <w:t>De collectie is overigens nog altijd het bezit van de gemeente R</w:t>
+        <w:t>De collectie is overigens nog altijd het bezi</w:t>
+      </w:r>
+      <w:r>
+        <w:rPr>
+          <w:u w:val="single" w:color="0000ff"/>
+          <w:rFonts w:ascii="Charis SIL Regular" w:hAnsi="Charis SIL Regular" w:eastAsia="Charis SIL Regular"/>
+          <w:b w:val="0"/>
+          <w:i w:val="0"/>
+          <w:color w:val="000000"/>
+          <w:sz w:val="24"/>
+        </w:rPr>
+        <w:hyperlink r:id="rId12" w:history="1">
+          <w:r>
+            <w:rPr>
+              <w:rStyle w:val="Hyperlink"/>
+            </w:rPr>
+            <w:t>t van de g</w:t>
+          </w:r>
+        </w:hyperlink>
+      </w:r>
+      <w:r>
+        <w:rPr>
+          <w:u w:val="single" w:color="0000ff"/>
+          <w:rFonts w:ascii="Charis SIL Regular" w:hAnsi="Charis SIL Regular" w:eastAsia="Charis SIL Regular"/>
+          <w:b w:val="0"/>
+          <w:i w:val="0"/>
+          <w:color w:val="000000"/>
+          <w:sz w:val="24"/>
+        </w:rPr>
+        <w:hyperlink r:id="rId12" w:history="1">
+          <w:r>
+            <w:rPr>
+              <w:rStyle w:val="Hyperlink"/>
+            </w:rPr>
+            <w:t>e</w:t>
+          </w:r>
+        </w:hyperlink>
+      </w:r>
+      <w:r>
+        <w:rPr>
+          <w:u w:val="single" w:color="0000ff"/>
+          <w:rFonts w:ascii="Charis SIL Regular" w:hAnsi="Charis SIL Regular" w:eastAsia="Charis SIL Regular"/>
+          <w:b w:val="0"/>
+          <w:i w:val="0"/>
+          <w:color w:val="000000"/>
+          <w:sz w:val="24"/>
+        </w:rPr>
+        <w:hyperlink r:id="rId12" w:history="1">
+          <w:r>
+            <w:rPr>
+              <w:rStyle w:val="Hyperlink"/>
+            </w:rPr>
+            <w:t xml:space="preserve">meente </w:t>
+          </w:r>
+        </w:hyperlink>
+      </w:r>
+      <w:r>
+        <w:rPr>
+          <w:rFonts w:ascii="Charis SIL Regular" w:hAnsi="Charis SIL Regular" w:eastAsia="Charis SIL Regular"/>
+          <w:b w:val="0"/>
+          <w:i w:val="0"/>
+          <w:color w:val="000000"/>
+          <w:sz w:val="24"/>
+        </w:rPr>
+        <w:t>R</w:t>
       </w:r>
       <w:r>
         <w:rPr>
@@ -1721,7 +1851,71 @@
           <w:color w:val="000000"/>
           <w:sz w:val="24"/>
         </w:rPr>
-        <w:t>manier opgebouwd. Archiefstukken m</w:t>
+        <w:t>manier opgebouwd. Archief</w:t>
+      </w:r>
+      <w:r>
+        <w:rPr>
+          <w:u w:val="single" w:color="0000ff"/>
+          <w:rFonts w:ascii="Charis SIL Regular" w:hAnsi="Charis SIL Regular" w:eastAsia="Charis SIL Regular"/>
+          <w:b w:val="0"/>
+          <w:i w:val="0"/>
+          <w:color w:val="000000"/>
+          <w:sz w:val="24"/>
+        </w:rPr>
+        <w:hyperlink r:id="rId17" w:history="1">
+          <w:r>
+            <w:rPr>
+              <w:rStyle w:val="Hyperlink"/>
+            </w:rPr>
+            <w:t>stukk</w:t>
+          </w:r>
+        </w:hyperlink>
+      </w:r>
+      <w:r>
+        <w:rPr>
+          <w:u w:val="single" w:color="0000ff"/>
+          <w:rFonts w:ascii="Charis SIL Regular" w:hAnsi="Charis SIL Regular" w:eastAsia="Charis SIL Regular"/>
+          <w:b w:val="0"/>
+          <w:i w:val="0"/>
+          <w:color w:val="000000"/>
+          <w:sz w:val="24"/>
+        </w:rPr>
+        <w:hyperlink r:id="rId17" w:history="1">
+          <w:r>
+            <w:rPr>
+              <w:rStyle w:val="Hyperlink"/>
+            </w:rPr>
+            <w:t>e</w:t>
+          </w:r>
+        </w:hyperlink>
+      </w:r>
+      <w:r>
+        <w:rPr>
+          <w:u w:val="single" w:color="0000ff"/>
+          <w:rFonts w:ascii="Charis SIL Regular" w:hAnsi="Charis SIL Regular" w:eastAsia="Charis SIL Regular"/>
+          <w:b w:val="0"/>
+          <w:i w:val="0"/>
+          <w:color w:val="000000"/>
+          <w:sz w:val="24"/>
+        </w:rPr>
+        <w:hyperlink r:id="rId17" w:history="1">
+          <w:r>
+            <w:rPr>
+              <w:rStyle w:val="Hyperlink"/>
+            </w:rPr>
+            <w:t xml:space="preserve">n </w:t>
+          </w:r>
+        </w:hyperlink>
+      </w:r>
+      <w:r>
+        <w:rPr>
+          <w:rFonts w:ascii="Charis SIL Regular" w:hAnsi="Charis SIL Regular" w:eastAsia="Charis SIL Regular"/>
+          <w:b w:val="0"/>
+          <w:i w:val="0"/>
+          <w:color w:val="000000"/>
+          <w:sz w:val="24"/>
+        </w:rPr>
+        <w:t>m</w:t>
       </w:r>
       <w:r>
         <w:rPr>

--- a/EXPORTS/DOCX/published/niveau3/Dutch/WMRotterdam.docx
+++ b/EXPORTS/DOCX/published/niveau3/Dutch/WMRotterdam.docx
@@ -296,7 +296,18 @@
           <w:color w:val="000000"/>
           <w:sz w:val="24"/>
         </w:rPr>
-        <w:t xml:space="preserve">naar de voorzitter van de Yachtvereniging. Toen </w:t>
+        <w:t>naar de voorzitter van de Yachtvereni</w:t>
+      </w:r>
+      <w:r>
+        <w:rPr>
+          <w:u w:val="single" w:color="0000ff"/>
+          <w:rFonts w:ascii="Charis SIL Regular" w:hAnsi="Charis SIL Regular" w:eastAsia="Charis SIL Regular"/>
+          <w:b w:val="0"/>
+          <w:i w:val="0"/>
+          <w:color w:val="000000"/>
+          <w:sz w:val="24"/>
+        </w:rPr>
+        <w:t xml:space="preserve">ging. Toen </w:t>
       </w:r>
       <w:r>
         <w:rPr>
@@ -307,7 +318,7 @@
           <w:sz w:val="24"/>
           <w:u w:val="single"/>
         </w:rPr>
-        <w:hyperlink r:id="rId9" w:history="1">
+        <w:hyperlink r:id="rId10" w:history="1">
           <w:r>
             <w:rPr>
               <w:rStyle w:val="Hyperlink"/>
@@ -711,14 +722,7 @@
           <w:color w:val="000000"/>
           <w:sz w:val="24"/>
         </w:rPr>
-        <w:hyperlink r:id="rId11" w:history="1">
-          <w:r>
-            <w:rPr>
-              <w:rStyle w:val="Hyperlink"/>
-            </w:rPr>
-            <w:t>dien</w:t>
-          </w:r>
-        </w:hyperlink>
+        <w:t>dien</w:t>
       </w:r>
       <w:r>
         <w:rPr>
@@ -1845,13 +1849,103 @@
       </w:r>
       <w:r>
         <w:rPr>
+          <w:u w:val="single" w:color="0000ff"/>
           <w:rFonts w:ascii="Charis SIL Regular" w:hAnsi="Charis SIL Regular" w:eastAsia="Charis SIL Regular"/>
           <w:b w:val="0"/>
           <w:i w:val="0"/>
           <w:color w:val="000000"/>
           <w:sz w:val="24"/>
         </w:rPr>
-        <w:t>manier opgebouwd. Archief</w:t>
+        <w:hyperlink r:id="rId16" w:history="1">
+          <w:r>
+            <w:rPr>
+              <w:rStyle w:val="Hyperlink"/>
+            </w:rPr>
+            <w:t>ma</w:t>
+          </w:r>
+        </w:hyperlink>
+      </w:r>
+      <w:r>
+        <w:rPr>
+          <w:u w:val="single" w:color="0000ff"/>
+          <w:rFonts w:ascii="Charis SIL Regular" w:hAnsi="Charis SIL Regular" w:eastAsia="Charis SIL Regular"/>
+          <w:b w:val="0"/>
+          <w:i w:val="0"/>
+          <w:color w:val="000000"/>
+          <w:sz w:val="24"/>
+        </w:rPr>
+        <w:hyperlink r:id="rId16" w:history="1">
+          <w:r>
+            <w:rPr>
+              <w:rStyle w:val="Hyperlink"/>
+            </w:rPr>
+            <w:t>nier o</w:t>
+          </w:r>
+        </w:hyperlink>
+      </w:r>
+      <w:r>
+        <w:rPr>
+          <w:rFonts w:ascii="Charis SIL Regular" w:hAnsi="Charis SIL Regular" w:eastAsia="Charis SIL Regular"/>
+          <w:b w:val="0"/>
+          <w:i w:val="0"/>
+          <w:color w:val="000000"/>
+          <w:sz w:val="24"/>
+        </w:rPr>
+        <w:t>pgebou</w:t>
+      </w:r>
+      <w:r>
+        <w:rPr>
+          <w:u w:val="single" w:color="0000ff"/>
+          <w:rFonts w:ascii="Charis SIL Regular" w:hAnsi="Charis SIL Regular" w:eastAsia="Charis SIL Regular"/>
+          <w:b w:val="0"/>
+          <w:i w:val="0"/>
+          <w:color w:val="000000"/>
+          <w:sz w:val="24"/>
+        </w:rPr>
+        <w:hyperlink r:id="rId17" w:history="1">
+          <w:r>
+            <w:rPr>
+              <w:rStyle w:val="Hyperlink"/>
+            </w:rPr>
+            <w:t>wd. Ar</w:t>
+          </w:r>
+        </w:hyperlink>
+      </w:r>
+      <w:r>
+        <w:rPr>
+          <w:u w:val="single" w:color="0000ff"/>
+          <w:rFonts w:ascii="Charis SIL Regular" w:hAnsi="Charis SIL Regular" w:eastAsia="Charis SIL Regular"/>
+          <w:b w:val="0"/>
+          <w:i w:val="0"/>
+          <w:color w:val="000000"/>
+          <w:sz w:val="24"/>
+        </w:rPr>
+        <w:hyperlink r:id="rId17" w:history="1">
+          <w:r>
+            <w:rPr>
+              <w:rStyle w:val="Hyperlink"/>
+            </w:rPr>
+            <w:t>c</w:t>
+          </w:r>
+        </w:hyperlink>
+      </w:r>
+      <w:r>
+        <w:rPr>
+          <w:u w:val="single" w:color="0000ff"/>
+          <w:rFonts w:ascii="Charis SIL Regular" w:hAnsi="Charis SIL Regular" w:eastAsia="Charis SIL Regular"/>
+          <w:b w:val="0"/>
+          <w:i w:val="0"/>
+          <w:color w:val="000000"/>
+          <w:sz w:val="24"/>
+        </w:rPr>
+        <w:hyperlink r:id="rId17" w:history="1">
+          <w:r>
+            <w:rPr>
+              <w:rStyle w:val="Hyperlink"/>
+            </w:rPr>
+            <w:t>hief</w:t>
+          </w:r>
+        </w:hyperlink>
       </w:r>
       <w:r>
         <w:rPr>

--- a/EXPORTS/DOCX/published/niveau3/Dutch/WMRotterdam.docx
+++ b/EXPORTS/DOCX/published/niveau3/Dutch/WMRotterdam.docx
@@ -307,7 +307,43 @@
           <w:color w:val="000000"/>
           <w:sz w:val="24"/>
         </w:rPr>
-        <w:t xml:space="preserve">ging. Toen </w:t>
+        <w:hyperlink r:id="rId9" w:history="1">
+          <w:r>
+            <w:rPr>
+              <w:rStyle w:val="Hyperlink"/>
+            </w:rPr>
+            <w:t>ging. Toe</w:t>
+          </w:r>
+        </w:hyperlink>
+      </w:r>
+      <w:r>
+        <w:rPr>
+          <w:u w:val="single" w:color="0000ff"/>
+          <w:rFonts w:ascii="Charis SIL Regular" w:hAnsi="Charis SIL Regular" w:eastAsia="Charis SIL Regular"/>
+          <w:b w:val="0"/>
+          <w:i w:val="0"/>
+          <w:color w:val="000000"/>
+          <w:sz w:val="24"/>
+        </w:rPr>
+        <w:hyperlink r:id="rId9" w:history="1">
+          <w:r>
+            <w:rPr>
+              <w:rStyle w:val="Hyperlink"/>
+            </w:rPr>
+            <w:t>n</w:t>
+          </w:r>
+        </w:hyperlink>
+      </w:r>
+      <w:r>
+        <w:rPr>
+          <w:u w:val="single" w:color="0000ff"/>
+          <w:rFonts w:ascii="Charis SIL Regular" w:hAnsi="Charis SIL Regular" w:eastAsia="Charis SIL Regular"/>
+          <w:b w:val="0"/>
+          <w:i w:val="0"/>
+          <w:color w:val="000000"/>
+          <w:sz w:val="24"/>
+        </w:rPr>
+        <w:t xml:space="preserve"> </w:t>
       </w:r>
       <w:r>
         <w:rPr>
@@ -318,7 +354,7 @@
           <w:sz w:val="24"/>
           <w:u w:val="single"/>
         </w:rPr>
-        <w:hyperlink r:id="rId10" w:history="1">
+        <w:hyperlink r:id="rId9" w:history="1">
           <w:r>
             <w:rPr>
               <w:rStyle w:val="Hyperlink"/>
@@ -347,7 +383,7 @@
           <w:sz w:val="24"/>
           <w:u w:val="single"/>
         </w:rPr>
-        <w:hyperlink r:id="rId10" w:history="1">
+        <w:hyperlink r:id="rId9" w:history="1">
           <w:r>
             <w:rPr>
               <w:rStyle w:val="Hyperlink"/>
@@ -365,7 +401,7 @@
           <w:sz w:val="24"/>
           <w:u w:val="single"/>
         </w:rPr>
-        <w:hyperlink r:id="rId10" w:history="1">
+        <w:hyperlink r:id="rId9" w:history="1">
           <w:r>
             <w:rPr>
               <w:rStyle w:val="Hyperlink"/>
@@ -383,7 +419,7 @@
           <w:sz w:val="24"/>
           <w:u w:val="single"/>
         </w:rPr>
-        <w:hyperlink r:id="rId10" w:history="1">
+        <w:hyperlink r:id="rId9" w:history="1">
           <w:r>
             <w:rPr>
               <w:rStyle w:val="Hyperlink"/>
@@ -711,18 +747,7 @@
           <w:color w:val="000000"/>
           <w:sz w:val="24"/>
         </w:rPr>
-        <w:t xml:space="preserve">Advies van het museum plaatsnam, </w:t>
-      </w:r>
-      <w:r>
-        <w:rPr>
-          <w:u w:val="single" w:color="0000ff"/>
-          <w:rFonts w:ascii="Charis SIL Regular" w:hAnsi="Charis SIL Regular" w:eastAsia="Charis SIL Regular"/>
-          <w:b w:val="0"/>
-          <w:i w:val="0"/>
-          <w:color w:val="000000"/>
-          <w:sz w:val="24"/>
-        </w:rPr>
-        <w:t>dien</w:t>
+        <w:t>Advies van het museum plaatsnam, dien</w:t>
       </w:r>
       <w:r>
         <w:rPr>
@@ -1902,161 +1927,7 @@
           <w:color w:val="000000"/>
           <w:sz w:val="24"/>
         </w:rPr>
-        <w:hyperlink r:id="rId17" w:history="1">
-          <w:r>
-            <w:rPr>
-              <w:rStyle w:val="Hyperlink"/>
-            </w:rPr>
-            <w:t>wd. Ar</w:t>
-          </w:r>
-        </w:hyperlink>
-      </w:r>
-      <w:r>
-        <w:rPr>
-          <w:u w:val="single" w:color="0000ff"/>
-          <w:rFonts w:ascii="Charis SIL Regular" w:hAnsi="Charis SIL Regular" w:eastAsia="Charis SIL Regular"/>
-          <w:b w:val="0"/>
-          <w:i w:val="0"/>
-          <w:color w:val="000000"/>
-          <w:sz w:val="24"/>
-        </w:rPr>
-        <w:hyperlink r:id="rId17" w:history="1">
-          <w:r>
-            <w:rPr>
-              <w:rStyle w:val="Hyperlink"/>
-            </w:rPr>
-            <w:t>c</w:t>
-          </w:r>
-        </w:hyperlink>
-      </w:r>
-      <w:r>
-        <w:rPr>
-          <w:u w:val="single" w:color="0000ff"/>
-          <w:rFonts w:ascii="Charis SIL Regular" w:hAnsi="Charis SIL Regular" w:eastAsia="Charis SIL Regular"/>
-          <w:b w:val="0"/>
-          <w:i w:val="0"/>
-          <w:color w:val="000000"/>
-          <w:sz w:val="24"/>
-        </w:rPr>
-        <w:hyperlink r:id="rId17" w:history="1">
-          <w:r>
-            <w:rPr>
-              <w:rStyle w:val="Hyperlink"/>
-            </w:rPr>
-            <w:t>hief</w:t>
-          </w:r>
-        </w:hyperlink>
-      </w:r>
-      <w:r>
-        <w:rPr>
-          <w:u w:val="single" w:color="0000ff"/>
-          <w:rFonts w:ascii="Charis SIL Regular" w:hAnsi="Charis SIL Regular" w:eastAsia="Charis SIL Regular"/>
-          <w:b w:val="0"/>
-          <w:i w:val="0"/>
-          <w:color w:val="000000"/>
-          <w:sz w:val="24"/>
-        </w:rPr>
-        <w:hyperlink r:id="rId17" w:history="1">
-          <w:r>
-            <w:rPr>
-              <w:rStyle w:val="Hyperlink"/>
-            </w:rPr>
-            <w:t>stukk</w:t>
-          </w:r>
-        </w:hyperlink>
-      </w:r>
-      <w:r>
-        <w:rPr>
-          <w:u w:val="single" w:color="0000ff"/>
-          <w:rFonts w:ascii="Charis SIL Regular" w:hAnsi="Charis SIL Regular" w:eastAsia="Charis SIL Regular"/>
-          <w:b w:val="0"/>
-          <w:i w:val="0"/>
-          <w:color w:val="000000"/>
-          <w:sz w:val="24"/>
-        </w:rPr>
-        <w:hyperlink r:id="rId17" w:history="1">
-          <w:r>
-            <w:rPr>
-              <w:rStyle w:val="Hyperlink"/>
-            </w:rPr>
-            <w:t>e</w:t>
-          </w:r>
-        </w:hyperlink>
-      </w:r>
-      <w:r>
-        <w:rPr>
-          <w:u w:val="single" w:color="0000ff"/>
-          <w:rFonts w:ascii="Charis SIL Regular" w:hAnsi="Charis SIL Regular" w:eastAsia="Charis SIL Regular"/>
-          <w:b w:val="0"/>
-          <w:i w:val="0"/>
-          <w:color w:val="000000"/>
-          <w:sz w:val="24"/>
-        </w:rPr>
-        <w:hyperlink r:id="rId17" w:history="1">
-          <w:r>
-            <w:rPr>
-              <w:rStyle w:val="Hyperlink"/>
-            </w:rPr>
-            <w:t xml:space="preserve">n </w:t>
-          </w:r>
-        </w:hyperlink>
-      </w:r>
-      <w:r>
-        <w:rPr>
-          <w:rFonts w:ascii="Charis SIL Regular" w:hAnsi="Charis SIL Regular" w:eastAsia="Charis SIL Regular"/>
-          <w:b w:val="0"/>
-          <w:i w:val="0"/>
-          <w:color w:val="000000"/>
-          <w:sz w:val="24"/>
-        </w:rPr>
-        <w:t>m</w:t>
-      </w:r>
-      <w:r>
-        <w:rPr>
-          <w:u w:val="single" w:color="0000ff"/>
-          <w:rFonts w:ascii="Charis SIL Regular" w:hAnsi="Charis SIL Regular" w:eastAsia="Charis SIL Regular"/>
-          <w:b w:val="0"/>
-          <w:i w:val="0"/>
-          <w:color w:val="000000"/>
-          <w:sz w:val="24"/>
-        </w:rPr>
-        <w:hyperlink r:id="rId17" w:history="1">
-          <w:r>
-            <w:rPr>
-              <w:rStyle w:val="Hyperlink"/>
-            </w:rPr>
-            <w:t>et</w:t>
-          </w:r>
-        </w:hyperlink>
-      </w:r>
-      <w:r>
-        <w:rPr>
-          <w:u w:val="single" w:color="0000ff"/>
-          <w:rFonts w:ascii="Charis SIL Regular" w:hAnsi="Charis SIL Regular" w:eastAsia="Charis SIL Regular"/>
-          <w:b w:val="0"/>
-          <w:i w:val="0"/>
-          <w:color w:val="000000"/>
-          <w:sz w:val="24"/>
-        </w:rPr>
-        <w:t xml:space="preserve"> </w:t>
-      </w:r>
-      <w:r>
-        <w:rPr>
-          <w:u w:val="single" w:color="0000ff"/>
-          <w:rFonts w:ascii="Charis SIL Regular" w:hAnsi="Charis SIL Regular" w:eastAsia="Charis SIL Regular"/>
-          <w:b w:val="0"/>
-          <w:i w:val="0"/>
-          <w:color w:val="000000"/>
-          <w:sz w:val="24"/>
-        </w:rPr>
-        <w:hyperlink r:id="rId17" w:history="1">
-          <w:r>
-            <w:rPr>
-              <w:rStyle w:val="Hyperlink"/>
-            </w:rPr>
-            <w:t>betr</w:t>
-          </w:r>
-        </w:hyperlink>
+        <w:t>wd. Archiefstukken met betr</w:t>
       </w:r>
       <w:r>
         <w:rPr>

--- a/EXPORTS/DOCX/published/niveau3/Dutch/WMRotterdam.docx
+++ b/EXPORTS/DOCX/published/niveau3/Dutch/WMRotterdam.docx
@@ -307,43 +307,7 @@
           <w:color w:val="000000"/>
           <w:sz w:val="24"/>
         </w:rPr>
-        <w:hyperlink r:id="rId9" w:history="1">
-          <w:r>
-            <w:rPr>
-              <w:rStyle w:val="Hyperlink"/>
-            </w:rPr>
-            <w:t>ging. Toe</w:t>
-          </w:r>
-        </w:hyperlink>
-      </w:r>
-      <w:r>
-        <w:rPr>
-          <w:u w:val="single" w:color="0000ff"/>
-          <w:rFonts w:ascii="Charis SIL Regular" w:hAnsi="Charis SIL Regular" w:eastAsia="Charis SIL Regular"/>
-          <w:b w:val="0"/>
-          <w:i w:val="0"/>
-          <w:color w:val="000000"/>
-          <w:sz w:val="24"/>
-        </w:rPr>
-        <w:hyperlink r:id="rId9" w:history="1">
-          <w:r>
-            <w:rPr>
-              <w:rStyle w:val="Hyperlink"/>
-            </w:rPr>
-            <w:t>n</w:t>
-          </w:r>
-        </w:hyperlink>
-      </w:r>
-      <w:r>
-        <w:rPr>
-          <w:u w:val="single" w:color="0000ff"/>
-          <w:rFonts w:ascii="Charis SIL Regular" w:hAnsi="Charis SIL Regular" w:eastAsia="Charis SIL Regular"/>
-          <w:b w:val="0"/>
-          <w:i w:val="0"/>
-          <w:color w:val="000000"/>
-          <w:sz w:val="24"/>
-        </w:rPr>
-        <w:t xml:space="preserve"> </w:t>
+        <w:t xml:space="preserve">ging. Toen </w:t>
       </w:r>
       <w:r>
         <w:rPr>
@@ -354,7 +318,7 @@
           <w:sz w:val="24"/>
           <w:u w:val="single"/>
         </w:rPr>
-        <w:hyperlink r:id="rId9" w:history="1">
+        <w:hyperlink r:id="rId10" w:history="1">
           <w:r>
             <w:rPr>
               <w:rStyle w:val="Hyperlink"/>
@@ -383,7 +347,7 @@
           <w:sz w:val="24"/>
           <w:u w:val="single"/>
         </w:rPr>
-        <w:hyperlink r:id="rId9" w:history="1">
+        <w:hyperlink r:id="rId10" w:history="1">
           <w:r>
             <w:rPr>
               <w:rStyle w:val="Hyperlink"/>
@@ -747,7 +711,25 @@
           <w:color w:val="000000"/>
           <w:sz w:val="24"/>
         </w:rPr>
-        <w:t>Advies van het museum plaatsnam, dien</w:t>
+        <w:t xml:space="preserve">Advies van het museum plaatsnam, </w:t>
+      </w:r>
+      <w:r>
+        <w:rPr>
+          <w:u w:val="single" w:color="0000ff"/>
+          <w:rFonts w:ascii="Charis SIL Regular" w:hAnsi="Charis SIL Regular" w:eastAsia="Charis SIL Regular"/>
+          <w:b w:val="0"/>
+          <w:i w:val="0"/>
+          <w:color w:val="000000"/>
+          <w:sz w:val="24"/>
+        </w:rPr>
+        <w:hyperlink r:id="rId11" w:history="1">
+          <w:r>
+            <w:rPr>
+              <w:rStyle w:val="Hyperlink"/>
+            </w:rPr>
+            <w:t>dien</w:t>
+          </w:r>
+        </w:hyperlink>
       </w:r>
       <w:r>
         <w:rPr>
@@ -1874,21 +1856,13 @@
       </w:r>
       <w:r>
         <w:rPr>
-          <w:u w:val="single" w:color="0000ff"/>
           <w:rFonts w:ascii="Charis SIL Regular" w:hAnsi="Charis SIL Regular" w:eastAsia="Charis SIL Regular"/>
           <w:b w:val="0"/>
           <w:i w:val="0"/>
           <w:color w:val="000000"/>
           <w:sz w:val="24"/>
         </w:rPr>
-        <w:hyperlink r:id="rId16" w:history="1">
-          <w:r>
-            <w:rPr>
-              <w:rStyle w:val="Hyperlink"/>
-            </w:rPr>
-            <w:t>ma</w:t>
-          </w:r>
-        </w:hyperlink>
+        <w:t>ma</w:t>
       </w:r>
       <w:r>
         <w:rPr>
@@ -1927,7 +1901,161 @@
           <w:color w:val="000000"/>
           <w:sz w:val="24"/>
         </w:rPr>
-        <w:t>wd. Archiefstukken met betr</w:t>
+        <w:hyperlink r:id="rId17" w:history="1">
+          <w:r>
+            <w:rPr>
+              <w:rStyle w:val="Hyperlink"/>
+            </w:rPr>
+            <w:t>wd. Ar</w:t>
+          </w:r>
+        </w:hyperlink>
+      </w:r>
+      <w:r>
+        <w:rPr>
+          <w:u w:val="single" w:color="0000ff"/>
+          <w:rFonts w:ascii="Charis SIL Regular" w:hAnsi="Charis SIL Regular" w:eastAsia="Charis SIL Regular"/>
+          <w:b w:val="0"/>
+          <w:i w:val="0"/>
+          <w:color w:val="000000"/>
+          <w:sz w:val="24"/>
+        </w:rPr>
+        <w:hyperlink r:id="rId17" w:history="1">
+          <w:r>
+            <w:rPr>
+              <w:rStyle w:val="Hyperlink"/>
+            </w:rPr>
+            <w:t>c</w:t>
+          </w:r>
+        </w:hyperlink>
+      </w:r>
+      <w:r>
+        <w:rPr>
+          <w:u w:val="single" w:color="0000ff"/>
+          <w:rFonts w:ascii="Charis SIL Regular" w:hAnsi="Charis SIL Regular" w:eastAsia="Charis SIL Regular"/>
+          <w:b w:val="0"/>
+          <w:i w:val="0"/>
+          <w:color w:val="000000"/>
+          <w:sz w:val="24"/>
+        </w:rPr>
+        <w:hyperlink r:id="rId17" w:history="1">
+          <w:r>
+            <w:rPr>
+              <w:rStyle w:val="Hyperlink"/>
+            </w:rPr>
+            <w:t>hief</w:t>
+          </w:r>
+        </w:hyperlink>
+      </w:r>
+      <w:r>
+        <w:rPr>
+          <w:u w:val="single" w:color="0000ff"/>
+          <w:rFonts w:ascii="Charis SIL Regular" w:hAnsi="Charis SIL Regular" w:eastAsia="Charis SIL Regular"/>
+          <w:b w:val="0"/>
+          <w:i w:val="0"/>
+          <w:color w:val="000000"/>
+          <w:sz w:val="24"/>
+        </w:rPr>
+        <w:hyperlink r:id="rId17" w:history="1">
+          <w:r>
+            <w:rPr>
+              <w:rStyle w:val="Hyperlink"/>
+            </w:rPr>
+            <w:t>stukk</w:t>
+          </w:r>
+        </w:hyperlink>
+      </w:r>
+      <w:r>
+        <w:rPr>
+          <w:u w:val="single" w:color="0000ff"/>
+          <w:rFonts w:ascii="Charis SIL Regular" w:hAnsi="Charis SIL Regular" w:eastAsia="Charis SIL Regular"/>
+          <w:b w:val="0"/>
+          <w:i w:val="0"/>
+          <w:color w:val="000000"/>
+          <w:sz w:val="24"/>
+        </w:rPr>
+        <w:hyperlink r:id="rId17" w:history="1">
+          <w:r>
+            <w:rPr>
+              <w:rStyle w:val="Hyperlink"/>
+            </w:rPr>
+            <w:t>e</w:t>
+          </w:r>
+        </w:hyperlink>
+      </w:r>
+      <w:r>
+        <w:rPr>
+          <w:u w:val="single" w:color="0000ff"/>
+          <w:rFonts w:ascii="Charis SIL Regular" w:hAnsi="Charis SIL Regular" w:eastAsia="Charis SIL Regular"/>
+          <w:b w:val="0"/>
+          <w:i w:val="0"/>
+          <w:color w:val="000000"/>
+          <w:sz w:val="24"/>
+        </w:rPr>
+        <w:hyperlink r:id="rId17" w:history="1">
+          <w:r>
+            <w:rPr>
+              <w:rStyle w:val="Hyperlink"/>
+            </w:rPr>
+            <w:t xml:space="preserve">n </w:t>
+          </w:r>
+        </w:hyperlink>
+      </w:r>
+      <w:r>
+        <w:rPr>
+          <w:rFonts w:ascii="Charis SIL Regular" w:hAnsi="Charis SIL Regular" w:eastAsia="Charis SIL Regular"/>
+          <w:b w:val="0"/>
+          <w:i w:val="0"/>
+          <w:color w:val="000000"/>
+          <w:sz w:val="24"/>
+        </w:rPr>
+        <w:t>m</w:t>
+      </w:r>
+      <w:r>
+        <w:rPr>
+          <w:u w:val="single" w:color="0000ff"/>
+          <w:rFonts w:ascii="Charis SIL Regular" w:hAnsi="Charis SIL Regular" w:eastAsia="Charis SIL Regular"/>
+          <w:b w:val="0"/>
+          <w:i w:val="0"/>
+          <w:color w:val="000000"/>
+          <w:sz w:val="24"/>
+        </w:rPr>
+        <w:hyperlink r:id="rId17" w:history="1">
+          <w:r>
+            <w:rPr>
+              <w:rStyle w:val="Hyperlink"/>
+            </w:rPr>
+            <w:t>et</w:t>
+          </w:r>
+        </w:hyperlink>
+      </w:r>
+      <w:r>
+        <w:rPr>
+          <w:u w:val="single" w:color="0000ff"/>
+          <w:rFonts w:ascii="Charis SIL Regular" w:hAnsi="Charis SIL Regular" w:eastAsia="Charis SIL Regular"/>
+          <w:b w:val="0"/>
+          <w:i w:val="0"/>
+          <w:color w:val="000000"/>
+          <w:sz w:val="24"/>
+        </w:rPr>
+        <w:t xml:space="preserve"> </w:t>
+      </w:r>
+      <w:r>
+        <w:rPr>
+          <w:u w:val="single" w:color="0000ff"/>
+          <w:rFonts w:ascii="Charis SIL Regular" w:hAnsi="Charis SIL Regular" w:eastAsia="Charis SIL Regular"/>
+          <w:b w:val="0"/>
+          <w:i w:val="0"/>
+          <w:color w:val="000000"/>
+          <w:sz w:val="24"/>
+        </w:rPr>
+        <w:hyperlink r:id="rId17" w:history="1">
+          <w:r>
+            <w:rPr>
+              <w:rStyle w:val="Hyperlink"/>
+            </w:rPr>
+            <w:t>betr</w:t>
+          </w:r>
+        </w:hyperlink>
       </w:r>
       <w:r>
         <w:rPr>

--- a/EXPORTS/DOCX/published/niveau3/Dutch/WMRotterdam.docx
+++ b/EXPORTS/DOCX/published/niveau3/Dutch/WMRotterdam.docx
@@ -296,18 +296,7 @@
           <w:color w:val="000000"/>
           <w:sz w:val="24"/>
         </w:rPr>
-        <w:t>naar de voorzitter van de Yachtvereni</w:t>
-      </w:r>
-      <w:r>
-        <w:rPr>
-          <w:u w:val="single" w:color="0000ff"/>
-          <w:rFonts w:ascii="Charis SIL Regular" w:hAnsi="Charis SIL Regular" w:eastAsia="Charis SIL Regular"/>
-          <w:b w:val="0"/>
-          <w:i w:val="0"/>
-          <w:color w:val="000000"/>
-          <w:sz w:val="24"/>
-        </w:rPr>
-        <w:t xml:space="preserve">ging. Toen </w:t>
+        <w:t xml:space="preserve">naar de voorzitter van de Yachtvereniging. Toen </w:t>
       </w:r>
       <w:r>
         <w:rPr>
@@ -318,7 +307,7 @@
           <w:sz w:val="24"/>
           <w:u w:val="single"/>
         </w:rPr>
-        <w:hyperlink r:id="rId10" w:history="1">
+        <w:hyperlink r:id="rId9" w:history="1">
           <w:r>
             <w:rPr>
               <w:rStyle w:val="Hyperlink"/>
@@ -347,7 +336,7 @@
           <w:sz w:val="24"/>
           <w:u w:val="single"/>
         </w:rPr>
-        <w:hyperlink r:id="rId10" w:history="1">
+        <w:hyperlink r:id="rId9" w:history="1">
           <w:r>
             <w:rPr>
               <w:rStyle w:val="Hyperlink"/>
@@ -1856,13 +1845,21 @@
       </w:r>
       <w:r>
         <w:rPr>
+          <w:u w:val="single" w:color="0000ff"/>
           <w:rFonts w:ascii="Charis SIL Regular" w:hAnsi="Charis SIL Regular" w:eastAsia="Charis SIL Regular"/>
           <w:b w:val="0"/>
           <w:i w:val="0"/>
           <w:color w:val="000000"/>
           <w:sz w:val="24"/>
         </w:rPr>
-        <w:t>ma</w:t>
+        <w:hyperlink r:id="rId16" w:history="1">
+          <w:r>
+            <w:rPr>
+              <w:rStyle w:val="Hyperlink"/>
+            </w:rPr>
+            <w:t>ma</w:t>
+          </w:r>
+        </w:hyperlink>
       </w:r>
       <w:r>
         <w:rPr>

--- a/EXPORTS/DOCX/published/niveau3/Dutch/WMRotterdam.docx
+++ b/EXPORTS/DOCX/published/niveau3/Dutch/WMRotterdam.docx
@@ -307,7 +307,7 @@
           <w:sz w:val="24"/>
           <w:u w:val="single"/>
         </w:rPr>
-        <w:hyperlink r:id="rId9" w:history="1">
+        <w:hyperlink r:id="rId10" w:history="1">
           <w:r>
             <w:rPr>
               <w:rStyle w:val="Hyperlink"/>
@@ -336,7 +336,7 @@
           <w:sz w:val="24"/>
           <w:u w:val="single"/>
         </w:rPr>
-        <w:hyperlink r:id="rId9" w:history="1">
+        <w:hyperlink r:id="rId10" w:history="1">
           <w:r>
             <w:rPr>
               <w:rStyle w:val="Hyperlink"/>
@@ -1000,71 +1000,7 @@
           <w:color w:val="000000"/>
           <w:sz w:val="24"/>
         </w:rPr>
-        <w:t>De collectie is overigens nog altijd het bezi</w:t>
-      </w:r>
-      <w:r>
-        <w:rPr>
-          <w:u w:val="single" w:color="0000ff"/>
-          <w:rFonts w:ascii="Charis SIL Regular" w:hAnsi="Charis SIL Regular" w:eastAsia="Charis SIL Regular"/>
-          <w:b w:val="0"/>
-          <w:i w:val="0"/>
-          <w:color w:val="000000"/>
-          <w:sz w:val="24"/>
-        </w:rPr>
-        <w:hyperlink r:id="rId12" w:history="1">
-          <w:r>
-            <w:rPr>
-              <w:rStyle w:val="Hyperlink"/>
-            </w:rPr>
-            <w:t>t van de g</w:t>
-          </w:r>
-        </w:hyperlink>
-      </w:r>
-      <w:r>
-        <w:rPr>
-          <w:u w:val="single" w:color="0000ff"/>
-          <w:rFonts w:ascii="Charis SIL Regular" w:hAnsi="Charis SIL Regular" w:eastAsia="Charis SIL Regular"/>
-          <w:b w:val="0"/>
-          <w:i w:val="0"/>
-          <w:color w:val="000000"/>
-          <w:sz w:val="24"/>
-        </w:rPr>
-        <w:hyperlink r:id="rId12" w:history="1">
-          <w:r>
-            <w:rPr>
-              <w:rStyle w:val="Hyperlink"/>
-            </w:rPr>
-            <w:t>e</w:t>
-          </w:r>
-        </w:hyperlink>
-      </w:r>
-      <w:r>
-        <w:rPr>
-          <w:u w:val="single" w:color="0000ff"/>
-          <w:rFonts w:ascii="Charis SIL Regular" w:hAnsi="Charis SIL Regular" w:eastAsia="Charis SIL Regular"/>
-          <w:b w:val="0"/>
-          <w:i w:val="0"/>
-          <w:color w:val="000000"/>
-          <w:sz w:val="24"/>
-        </w:rPr>
-        <w:hyperlink r:id="rId12" w:history="1">
-          <w:r>
-            <w:rPr>
-              <w:rStyle w:val="Hyperlink"/>
-            </w:rPr>
-            <w:t xml:space="preserve">meente </w:t>
-          </w:r>
-        </w:hyperlink>
-      </w:r>
-      <w:r>
-        <w:rPr>
-          <w:rFonts w:ascii="Charis SIL Regular" w:hAnsi="Charis SIL Regular" w:eastAsia="Charis SIL Regular"/>
-          <w:b w:val="0"/>
-          <w:i w:val="0"/>
-          <w:color w:val="000000"/>
-          <w:sz w:val="24"/>
-        </w:rPr>
-        <w:t>R</w:t>
+        <w:t>De collectie is overigens nog altijd het bezit van de gemeente R</w:t>
       </w:r>
       <w:r>
         <w:rPr>
@@ -1845,167 +1781,13 @@
       </w:r>
       <w:r>
         <w:rPr>
-          <w:u w:val="single" w:color="0000ff"/>
           <w:rFonts w:ascii="Charis SIL Regular" w:hAnsi="Charis SIL Regular" w:eastAsia="Charis SIL Regular"/>
           <w:b w:val="0"/>
           <w:i w:val="0"/>
           <w:color w:val="000000"/>
           <w:sz w:val="24"/>
         </w:rPr>
-        <w:hyperlink r:id="rId16" w:history="1">
-          <w:r>
-            <w:rPr>
-              <w:rStyle w:val="Hyperlink"/>
-            </w:rPr>
-            <w:t>ma</w:t>
-          </w:r>
-        </w:hyperlink>
-      </w:r>
-      <w:r>
-        <w:rPr>
-          <w:u w:val="single" w:color="0000ff"/>
-          <w:rFonts w:ascii="Charis SIL Regular" w:hAnsi="Charis SIL Regular" w:eastAsia="Charis SIL Regular"/>
-          <w:b w:val="0"/>
-          <w:i w:val="0"/>
-          <w:color w:val="000000"/>
-          <w:sz w:val="24"/>
-        </w:rPr>
-        <w:hyperlink r:id="rId16" w:history="1">
-          <w:r>
-            <w:rPr>
-              <w:rStyle w:val="Hyperlink"/>
-            </w:rPr>
-            <w:t>nier o</w:t>
-          </w:r>
-        </w:hyperlink>
-      </w:r>
-      <w:r>
-        <w:rPr>
-          <w:rFonts w:ascii="Charis SIL Regular" w:hAnsi="Charis SIL Regular" w:eastAsia="Charis SIL Regular"/>
-          <w:b w:val="0"/>
-          <w:i w:val="0"/>
-          <w:color w:val="000000"/>
-          <w:sz w:val="24"/>
-        </w:rPr>
-        <w:t>pgebou</w:t>
-      </w:r>
-      <w:r>
-        <w:rPr>
-          <w:u w:val="single" w:color="0000ff"/>
-          <w:rFonts w:ascii="Charis SIL Regular" w:hAnsi="Charis SIL Regular" w:eastAsia="Charis SIL Regular"/>
-          <w:b w:val="0"/>
-          <w:i w:val="0"/>
-          <w:color w:val="000000"/>
-          <w:sz w:val="24"/>
-        </w:rPr>
-        <w:hyperlink r:id="rId17" w:history="1">
-          <w:r>
-            <w:rPr>
-              <w:rStyle w:val="Hyperlink"/>
-            </w:rPr>
-            <w:t>wd. Ar</w:t>
-          </w:r>
-        </w:hyperlink>
-      </w:r>
-      <w:r>
-        <w:rPr>
-          <w:u w:val="single" w:color="0000ff"/>
-          <w:rFonts w:ascii="Charis SIL Regular" w:hAnsi="Charis SIL Regular" w:eastAsia="Charis SIL Regular"/>
-          <w:b w:val="0"/>
-          <w:i w:val="0"/>
-          <w:color w:val="000000"/>
-          <w:sz w:val="24"/>
-        </w:rPr>
-        <w:hyperlink r:id="rId17" w:history="1">
-          <w:r>
-            <w:rPr>
-              <w:rStyle w:val="Hyperlink"/>
-            </w:rPr>
-            <w:t>c</w:t>
-          </w:r>
-        </w:hyperlink>
-      </w:r>
-      <w:r>
-        <w:rPr>
-          <w:u w:val="single" w:color="0000ff"/>
-          <w:rFonts w:ascii="Charis SIL Regular" w:hAnsi="Charis SIL Regular" w:eastAsia="Charis SIL Regular"/>
-          <w:b w:val="0"/>
-          <w:i w:val="0"/>
-          <w:color w:val="000000"/>
-          <w:sz w:val="24"/>
-        </w:rPr>
-        <w:hyperlink r:id="rId17" w:history="1">
-          <w:r>
-            <w:rPr>
-              <w:rStyle w:val="Hyperlink"/>
-            </w:rPr>
-            <w:t>hief</w:t>
-          </w:r>
-        </w:hyperlink>
-      </w:r>
-      <w:r>
-        <w:rPr>
-          <w:u w:val="single" w:color="0000ff"/>
-          <w:rFonts w:ascii="Charis SIL Regular" w:hAnsi="Charis SIL Regular" w:eastAsia="Charis SIL Regular"/>
-          <w:b w:val="0"/>
-          <w:i w:val="0"/>
-          <w:color w:val="000000"/>
-          <w:sz w:val="24"/>
-        </w:rPr>
-        <w:hyperlink r:id="rId17" w:history="1">
-          <w:r>
-            <w:rPr>
-              <w:rStyle w:val="Hyperlink"/>
-            </w:rPr>
-            <w:t>stukk</w:t>
-          </w:r>
-        </w:hyperlink>
-      </w:r>
-      <w:r>
-        <w:rPr>
-          <w:u w:val="single" w:color="0000ff"/>
-          <w:rFonts w:ascii="Charis SIL Regular" w:hAnsi="Charis SIL Regular" w:eastAsia="Charis SIL Regular"/>
-          <w:b w:val="0"/>
-          <w:i w:val="0"/>
-          <w:color w:val="000000"/>
-          <w:sz w:val="24"/>
-        </w:rPr>
-        <w:hyperlink r:id="rId17" w:history="1">
-          <w:r>
-            <w:rPr>
-              <w:rStyle w:val="Hyperlink"/>
-            </w:rPr>
-            <w:t>e</w:t>
-          </w:r>
-        </w:hyperlink>
-      </w:r>
-      <w:r>
-        <w:rPr>
-          <w:u w:val="single" w:color="0000ff"/>
-          <w:rFonts w:ascii="Charis SIL Regular" w:hAnsi="Charis SIL Regular" w:eastAsia="Charis SIL Regular"/>
-          <w:b w:val="0"/>
-          <w:i w:val="0"/>
-          <w:color w:val="000000"/>
-          <w:sz w:val="24"/>
-        </w:rPr>
-        <w:hyperlink r:id="rId17" w:history="1">
-          <w:r>
-            <w:rPr>
-              <w:rStyle w:val="Hyperlink"/>
-            </w:rPr>
-            <w:t xml:space="preserve">n </w:t>
-          </w:r>
-        </w:hyperlink>
-      </w:r>
-      <w:r>
-        <w:rPr>
-          <w:rFonts w:ascii="Charis SIL Regular" w:hAnsi="Charis SIL Regular" w:eastAsia="Charis SIL Regular"/>
-          <w:b w:val="0"/>
-          <w:i w:val="0"/>
-          <w:color w:val="000000"/>
-          <w:sz w:val="24"/>
-        </w:rPr>
-        <w:t>m</w:t>
+        <w:t>manier opgebouwd. Archiefstukken m</w:t>
       </w:r>
       <w:r>
         <w:rPr>

--- a/EXPORTS/DOCX/published/niveau3/Dutch/WMRotterdam.docx
+++ b/EXPORTS/DOCX/published/niveau3/Dutch/WMRotterdam.docx
@@ -305,81 +305,8 @@
           <w:i w:val="0"/>
           <w:color w:val="0000FF"/>
           <w:sz w:val="24"/>
-          <w:u w:val="single"/>
         </w:rPr>
-        <w:hyperlink r:id="rId10" w:history="1">
-          <w:r>
-            <w:rPr>
-              <w:rStyle w:val="Hyperlink"/>
-            </w:rPr>
-            <w:t>Prins</w:t>
-          </w:r>
-        </w:hyperlink>
-      </w:r>
-      <w:r>
-        <w:rPr>
-          <w:rFonts w:ascii="Charis SIL Regular" w:hAnsi="Charis SIL Regular" w:eastAsia="Charis SIL Regular"/>
-          <w:b w:val="0"/>
-          <w:i w:val="0"/>
-          <w:color w:val="0000FF"/>
-          <w:sz w:val="24"/>
-          <w:u w:val="single"/>
-        </w:rPr>
-        <w:t xml:space="preserve"> </w:t>
-      </w:r>
-      <w:r>
-        <w:rPr>
-          <w:rFonts w:ascii="Charis SIL Regular" w:hAnsi="Charis SIL Regular" w:eastAsia="Charis SIL Regular"/>
-          <w:b w:val="0"/>
-          <w:i w:val="0"/>
-          <w:color w:val="0000FF"/>
-          <w:sz w:val="24"/>
-          <w:u w:val="single"/>
-        </w:rPr>
-        <w:hyperlink r:id="rId10" w:history="1">
-          <w:r>
-            <w:rPr>
-              <w:rStyle w:val="Hyperlink"/>
-            </w:rPr>
-            <w:t>H</w:t>
-          </w:r>
-        </w:hyperlink>
-      </w:r>
-      <w:r>
-        <w:rPr>
-          <w:rFonts w:ascii="Charis SIL Regular" w:hAnsi="Charis SIL Regular" w:eastAsia="Charis SIL Regular"/>
-          <w:b w:val="0"/>
-          <w:i w:val="0"/>
-          <w:color w:val="0000FF"/>
-          <w:sz w:val="24"/>
-          <w:u w:val="single"/>
-        </w:rPr>
-        <w:hyperlink r:id="rId9" w:history="1">
-          <w:r>
-            <w:rPr>
-              <w:rStyle w:val="Hyperlink"/>
-            </w:rPr>
-            <w:t>endri</w:t>
-          </w:r>
-        </w:hyperlink>
-      </w:r>
-      <w:r>
-        <w:rPr>
-          <w:rFonts w:ascii="Charis SIL Regular" w:hAnsi="Charis SIL Regular" w:eastAsia="Charis SIL Regular"/>
-          <w:b w:val="0"/>
-          <w:i w:val="0"/>
-          <w:color w:val="0000FF"/>
-          <w:sz w:val="24"/>
-          <w:u w:val="single"/>
-        </w:rPr>
-        <w:hyperlink r:id="rId9" w:history="1">
-          <w:r>
-            <w:rPr>
-              <w:rStyle w:val="Hyperlink"/>
-            </w:rPr>
-            <w:t>k</w:t>
-          </w:r>
-        </w:hyperlink>
+        <w:t>Prins Hendrik</w:t>
       </w:r>
       <w:r>
         <w:rPr>
@@ -421,7 +348,6 @@
       </w:r>
       <w:r>
         <w:rPr>
-          <w:u w:val="single" w:color="0000ff"/>
           <w:rFonts w:ascii="Charis SIL Regular" w:hAnsi="Charis SIL Regular" w:eastAsia="Charis SIL Regular"/>
           <w:b w:val="0"/>
           <w:i w:val="0"/>
@@ -439,7 +365,6 @@
       </w:r>
       <w:r>
         <w:rPr>
-          <w:u w:val="single" w:color="0000ff"/>
           <w:rFonts w:ascii="Charis SIL Regular" w:hAnsi="Charis SIL Regular" w:eastAsia="Charis SIL Regular"/>
           <w:b w:val="0"/>
           <w:i w:val="0"/>
@@ -457,7 +382,6 @@
       </w:r>
       <w:r>
         <w:rPr>
-          <w:u w:val="single" w:color="0000ff"/>
           <w:rFonts w:ascii="Charis SIL Regular" w:hAnsi="Charis SIL Regular" w:eastAsia="Charis SIL Regular"/>
           <w:b w:val="0"/>
           <w:i w:val="0"/>
@@ -1000,7 +924,72 @@
           <w:color w:val="000000"/>
           <w:sz w:val="24"/>
         </w:rPr>
-        <w:t>De collectie is overigens nog altijd het bezit van de gemeente R</w:t>
+        <w:t>De collectie is overigens nog altijd het bezi</w:t>
+      </w:r>
+      <w:r>
+        <w:rPr>
+          <w:u w:val="single" w:color="0000ff"/>
+          <w:rFonts w:ascii="Charis SIL Regular" w:hAnsi="Charis SIL Regular" w:eastAsia="Charis SIL Regular"/>
+          <w:b w:val="0"/>
+          <w:i w:val="0"/>
+          <w:color w:val="000000"/>
+          <w:sz w:val="24"/>
+        </w:rPr>
+        <w:hyperlink r:id="rId12" w:history="1">
+          <w:r>
+            <w:rPr>
+              <w:rStyle w:val="Hyperlink"/>
+            </w:rPr>
+            <w:t>t van de g</w:t>
+          </w:r>
+        </w:hyperlink>
+      </w:r>
+      <w:r>
+        <w:rPr>
+          <w:u w:val="single" w:color="0000ff"/>
+          <w:rFonts w:ascii="Charis SIL Regular" w:hAnsi="Charis SIL Regular" w:eastAsia="Charis SIL Regular"/>
+          <w:b w:val="0"/>
+          <w:i w:val="0"/>
+          <w:color w:val="000000"/>
+          <w:sz w:val="24"/>
+        </w:rPr>
+        <w:hyperlink r:id="rId12" w:history="1">
+          <w:r>
+            <w:rPr>
+              <w:rStyle w:val="Hyperlink"/>
+            </w:rPr>
+            <w:t>e</w:t>
+          </w:r>
+        </w:hyperlink>
+      </w:r>
+      <w:r>
+        <w:rPr>
+          <w:u w:val="single" w:color="0000ff"/>
+          <w:rFonts w:ascii="Charis SIL Regular" w:hAnsi="Charis SIL Regular" w:eastAsia="Charis SIL Regular"/>
+          <w:b w:val="0"/>
+          <w:i w:val="0"/>
+          <w:color w:val="000000"/>
+          <w:sz w:val="24"/>
+        </w:rPr>
+        <w:hyperlink r:id="rId12" w:history="1">
+          <w:r>
+            <w:rPr>
+              <w:rStyle w:val="Hyperlink"/>
+            </w:rPr>
+            <w:t xml:space="preserve">meente </w:t>
+          </w:r>
+        </w:hyperlink>
+      </w:r>
+      <w:r>
+        <w:rPr>
+          <w:u w:val="single" w:color="0000ff"/>
+          <w:rFonts w:ascii="Charis SIL Regular" w:hAnsi="Charis SIL Regular" w:eastAsia="Charis SIL Regular"/>
+          <w:b w:val="0"/>
+          <w:i w:val="0"/>
+          <w:color w:val="000000"/>
+          <w:sz w:val="24"/>
+        </w:rPr>
+        <w:t>R</w:t>
       </w:r>
       <w:r>
         <w:rPr>
@@ -1787,54 +1776,7 @@
           <w:color w:val="000000"/>
           <w:sz w:val="24"/>
         </w:rPr>
-        <w:t>manier opgebouwd. Archiefstukken m</w:t>
-      </w:r>
-      <w:r>
-        <w:rPr>
-          <w:u w:val="single" w:color="0000ff"/>
-          <w:rFonts w:ascii="Charis SIL Regular" w:hAnsi="Charis SIL Regular" w:eastAsia="Charis SIL Regular"/>
-          <w:b w:val="0"/>
-          <w:i w:val="0"/>
-          <w:color w:val="000000"/>
-          <w:sz w:val="24"/>
-        </w:rPr>
-        <w:hyperlink r:id="rId17" w:history="1">
-          <w:r>
-            <w:rPr>
-              <w:rStyle w:val="Hyperlink"/>
-            </w:rPr>
-            <w:t>et</w:t>
-          </w:r>
-        </w:hyperlink>
-      </w:r>
-      <w:r>
-        <w:rPr>
-          <w:u w:val="single" w:color="0000ff"/>
-          <w:rFonts w:ascii="Charis SIL Regular" w:hAnsi="Charis SIL Regular" w:eastAsia="Charis SIL Regular"/>
-          <w:b w:val="0"/>
-          <w:i w:val="0"/>
-          <w:color w:val="000000"/>
-          <w:sz w:val="24"/>
-        </w:rPr>
-        <w:t xml:space="preserve"> </w:t>
-      </w:r>
-      <w:r>
-        <w:rPr>
-          <w:u w:val="single" w:color="0000ff"/>
-          <w:rFonts w:ascii="Charis SIL Regular" w:hAnsi="Charis SIL Regular" w:eastAsia="Charis SIL Regular"/>
-          <w:b w:val="0"/>
-          <w:i w:val="0"/>
-          <w:color w:val="000000"/>
-          <w:sz w:val="24"/>
-        </w:rPr>
-        <w:hyperlink r:id="rId17" w:history="1">
-          <w:r>
-            <w:rPr>
-              <w:rStyle w:val="Hyperlink"/>
-            </w:rPr>
-            <w:t>betr</w:t>
-          </w:r>
-        </w:hyperlink>
+        <w:t>manier opgebouwd. Archiefstukken met betr</w:t>
       </w:r>
       <w:r>
         <w:rPr>

--- a/EXPORTS/DOCX/published/niveau3/Dutch/WMRotterdam.docx
+++ b/EXPORTS/DOCX/published/niveau3/Dutch/WMRotterdam.docx
@@ -305,8 +305,81 @@
           <w:i w:val="0"/>
           <w:color w:val="0000FF"/>
           <w:sz w:val="24"/>
+          <w:u w:val="single"/>
         </w:rPr>
-        <w:t>Prins Hendrik</w:t>
+        <w:hyperlink r:id="rId10" w:history="1">
+          <w:r>
+            <w:rPr>
+              <w:rStyle w:val="Hyperlink"/>
+            </w:rPr>
+            <w:t>Prins</w:t>
+          </w:r>
+        </w:hyperlink>
+      </w:r>
+      <w:r>
+        <w:rPr>
+          <w:rFonts w:ascii="Charis SIL Regular" w:hAnsi="Charis SIL Regular" w:eastAsia="Charis SIL Regular"/>
+          <w:b w:val="0"/>
+          <w:i w:val="0"/>
+          <w:color w:val="0000FF"/>
+          <w:sz w:val="24"/>
+          <w:u w:val="single"/>
+        </w:rPr>
+        <w:t xml:space="preserve"> </w:t>
+      </w:r>
+      <w:r>
+        <w:rPr>
+          <w:rFonts w:ascii="Charis SIL Regular" w:hAnsi="Charis SIL Regular" w:eastAsia="Charis SIL Regular"/>
+          <w:b w:val="0"/>
+          <w:i w:val="0"/>
+          <w:color w:val="0000FF"/>
+          <w:sz w:val="24"/>
+          <w:u w:val="single"/>
+        </w:rPr>
+        <w:hyperlink r:id="rId10" w:history="1">
+          <w:r>
+            <w:rPr>
+              <w:rStyle w:val="Hyperlink"/>
+            </w:rPr>
+            <w:t>H</w:t>
+          </w:r>
+        </w:hyperlink>
+      </w:r>
+      <w:r>
+        <w:rPr>
+          <w:rFonts w:ascii="Charis SIL Regular" w:hAnsi="Charis SIL Regular" w:eastAsia="Charis SIL Regular"/>
+          <w:b w:val="0"/>
+          <w:i w:val="0"/>
+          <w:color w:val="0000FF"/>
+          <w:sz w:val="24"/>
+          <w:u w:val="single"/>
+        </w:rPr>
+        <w:hyperlink r:id="rId9" w:history="1">
+          <w:r>
+            <w:rPr>
+              <w:rStyle w:val="Hyperlink"/>
+            </w:rPr>
+            <w:t>endri</w:t>
+          </w:r>
+        </w:hyperlink>
+      </w:r>
+      <w:r>
+        <w:rPr>
+          <w:rFonts w:ascii="Charis SIL Regular" w:hAnsi="Charis SIL Regular" w:eastAsia="Charis SIL Regular"/>
+          <w:b w:val="0"/>
+          <w:i w:val="0"/>
+          <w:color w:val="0000FF"/>
+          <w:sz w:val="24"/>
+          <w:u w:val="single"/>
+        </w:rPr>
+        <w:hyperlink r:id="rId9" w:history="1">
+          <w:r>
+            <w:rPr>
+              <w:rStyle w:val="Hyperlink"/>
+            </w:rPr>
+            <w:t>k</w:t>
+          </w:r>
+        </w:hyperlink>
       </w:r>
       <w:r>
         <w:rPr>
@@ -348,6 +421,7 @@
       </w:r>
       <w:r>
         <w:rPr>
+          <w:u w:val="single" w:color="0000ff"/>
           <w:rFonts w:ascii="Charis SIL Regular" w:hAnsi="Charis SIL Regular" w:eastAsia="Charis SIL Regular"/>
           <w:b w:val="0"/>
           <w:i w:val="0"/>
@@ -365,6 +439,7 @@
       </w:r>
       <w:r>
         <w:rPr>
+          <w:u w:val="single" w:color="0000ff"/>
           <w:rFonts w:ascii="Charis SIL Regular" w:hAnsi="Charis SIL Regular" w:eastAsia="Charis SIL Regular"/>
           <w:b w:val="0"/>
           <w:i w:val="0"/>
@@ -382,6 +457,7 @@
       </w:r>
       <w:r>
         <w:rPr>
+          <w:u w:val="single" w:color="0000ff"/>
           <w:rFonts w:ascii="Charis SIL Regular" w:hAnsi="Charis SIL Regular" w:eastAsia="Charis SIL Regular"/>
           <w:b w:val="0"/>
           <w:i w:val="0"/>
@@ -935,61 +1011,7 @@
           <w:color w:val="000000"/>
           <w:sz w:val="24"/>
         </w:rPr>
-        <w:hyperlink r:id="rId12" w:history="1">
-          <w:r>
-            <w:rPr>
-              <w:rStyle w:val="Hyperlink"/>
-            </w:rPr>
-            <w:t>t van de g</w:t>
-          </w:r>
-        </w:hyperlink>
-      </w:r>
-      <w:r>
-        <w:rPr>
-          <w:u w:val="single" w:color="0000ff"/>
-          <w:rFonts w:ascii="Charis SIL Regular" w:hAnsi="Charis SIL Regular" w:eastAsia="Charis SIL Regular"/>
-          <w:b w:val="0"/>
-          <w:i w:val="0"/>
-          <w:color w:val="000000"/>
-          <w:sz w:val="24"/>
-        </w:rPr>
-        <w:hyperlink r:id="rId12" w:history="1">
-          <w:r>
-            <w:rPr>
-              <w:rStyle w:val="Hyperlink"/>
-            </w:rPr>
-            <w:t>e</w:t>
-          </w:r>
-        </w:hyperlink>
-      </w:r>
-      <w:r>
-        <w:rPr>
-          <w:u w:val="single" w:color="0000ff"/>
-          <w:rFonts w:ascii="Charis SIL Regular" w:hAnsi="Charis SIL Regular" w:eastAsia="Charis SIL Regular"/>
-          <w:b w:val="0"/>
-          <w:i w:val="0"/>
-          <w:color w:val="000000"/>
-          <w:sz w:val="24"/>
-        </w:rPr>
-        <w:hyperlink r:id="rId12" w:history="1">
-          <w:r>
-            <w:rPr>
-              <w:rStyle w:val="Hyperlink"/>
-            </w:rPr>
-            <w:t xml:space="preserve">meente </w:t>
-          </w:r>
-        </w:hyperlink>
-      </w:r>
-      <w:r>
-        <w:rPr>
-          <w:u w:val="single" w:color="0000ff"/>
-          <w:rFonts w:ascii="Charis SIL Regular" w:hAnsi="Charis SIL Regular" w:eastAsia="Charis SIL Regular"/>
-          <w:b w:val="0"/>
-          <w:i w:val="0"/>
-          <w:color w:val="000000"/>
-          <w:sz w:val="24"/>
-        </w:rPr>
-        <w:t>R</w:t>
+        <w:t>t van de gemeente R</w:t>
       </w:r>
       <w:r>
         <w:rPr>
@@ -1770,13 +1792,214 @@
       </w:r>
       <w:r>
         <w:rPr>
+          <w:u w:val="single" w:color="0000ff"/>
           <w:rFonts w:ascii="Charis SIL Regular" w:hAnsi="Charis SIL Regular" w:eastAsia="Charis SIL Regular"/>
           <w:b w:val="0"/>
           <w:i w:val="0"/>
           <w:color w:val="000000"/>
           <w:sz w:val="24"/>
         </w:rPr>
-        <w:t>manier opgebouwd. Archiefstukken met betr</w:t>
+        <w:hyperlink r:id="rId16" w:history="1">
+          <w:r>
+            <w:rPr>
+              <w:rStyle w:val="Hyperlink"/>
+            </w:rPr>
+            <w:t>ma</w:t>
+          </w:r>
+        </w:hyperlink>
+      </w:r>
+      <w:r>
+        <w:rPr>
+          <w:u w:val="single" w:color="0000ff"/>
+          <w:rFonts w:ascii="Charis SIL Regular" w:hAnsi="Charis SIL Regular" w:eastAsia="Charis SIL Regular"/>
+          <w:b w:val="0"/>
+          <w:i w:val="0"/>
+          <w:color w:val="000000"/>
+          <w:sz w:val="24"/>
+        </w:rPr>
+        <w:hyperlink r:id="rId16" w:history="1">
+          <w:r>
+            <w:rPr>
+              <w:rStyle w:val="Hyperlink"/>
+            </w:rPr>
+            <w:t>nier o</w:t>
+          </w:r>
+        </w:hyperlink>
+      </w:r>
+      <w:r>
+        <w:rPr>
+          <w:rFonts w:ascii="Charis SIL Regular" w:hAnsi="Charis SIL Regular" w:eastAsia="Charis SIL Regular"/>
+          <w:b w:val="0"/>
+          <w:i w:val="0"/>
+          <w:color w:val="000000"/>
+          <w:sz w:val="24"/>
+        </w:rPr>
+        <w:t>pgebou</w:t>
+      </w:r>
+      <w:r>
+        <w:rPr>
+          <w:u w:val="single" w:color="0000ff"/>
+          <w:rFonts w:ascii="Charis SIL Regular" w:hAnsi="Charis SIL Regular" w:eastAsia="Charis SIL Regular"/>
+          <w:b w:val="0"/>
+          <w:i w:val="0"/>
+          <w:color w:val="000000"/>
+          <w:sz w:val="24"/>
+        </w:rPr>
+        <w:hyperlink r:id="rId17" w:history="1">
+          <w:r>
+            <w:rPr>
+              <w:rStyle w:val="Hyperlink"/>
+            </w:rPr>
+            <w:t>wd. Ar</w:t>
+          </w:r>
+        </w:hyperlink>
+      </w:r>
+      <w:r>
+        <w:rPr>
+          <w:u w:val="single" w:color="0000ff"/>
+          <w:rFonts w:ascii="Charis SIL Regular" w:hAnsi="Charis SIL Regular" w:eastAsia="Charis SIL Regular"/>
+          <w:b w:val="0"/>
+          <w:i w:val="0"/>
+          <w:color w:val="000000"/>
+          <w:sz w:val="24"/>
+        </w:rPr>
+        <w:hyperlink r:id="rId17" w:history="1">
+          <w:r>
+            <w:rPr>
+              <w:rStyle w:val="Hyperlink"/>
+            </w:rPr>
+            <w:t>c</w:t>
+          </w:r>
+        </w:hyperlink>
+      </w:r>
+      <w:r>
+        <w:rPr>
+          <w:u w:val="single" w:color="0000ff"/>
+          <w:rFonts w:ascii="Charis SIL Regular" w:hAnsi="Charis SIL Regular" w:eastAsia="Charis SIL Regular"/>
+          <w:b w:val="0"/>
+          <w:i w:val="0"/>
+          <w:color w:val="000000"/>
+          <w:sz w:val="24"/>
+        </w:rPr>
+        <w:hyperlink r:id="rId17" w:history="1">
+          <w:r>
+            <w:rPr>
+              <w:rStyle w:val="Hyperlink"/>
+            </w:rPr>
+            <w:t>hief</w:t>
+          </w:r>
+        </w:hyperlink>
+      </w:r>
+      <w:r>
+        <w:rPr>
+          <w:u w:val="single" w:color="0000ff"/>
+          <w:rFonts w:ascii="Charis SIL Regular" w:hAnsi="Charis SIL Regular" w:eastAsia="Charis SIL Regular"/>
+          <w:b w:val="0"/>
+          <w:i w:val="0"/>
+          <w:color w:val="000000"/>
+          <w:sz w:val="24"/>
+        </w:rPr>
+        <w:hyperlink r:id="rId17" w:history="1">
+          <w:r>
+            <w:rPr>
+              <w:rStyle w:val="Hyperlink"/>
+            </w:rPr>
+            <w:t>stukk</w:t>
+          </w:r>
+        </w:hyperlink>
+      </w:r>
+      <w:r>
+        <w:rPr>
+          <w:u w:val="single" w:color="0000ff"/>
+          <w:rFonts w:ascii="Charis SIL Regular" w:hAnsi="Charis SIL Regular" w:eastAsia="Charis SIL Regular"/>
+          <w:b w:val="0"/>
+          <w:i w:val="0"/>
+          <w:color w:val="000000"/>
+          <w:sz w:val="24"/>
+        </w:rPr>
+        <w:hyperlink r:id="rId17" w:history="1">
+          <w:r>
+            <w:rPr>
+              <w:rStyle w:val="Hyperlink"/>
+            </w:rPr>
+            <w:t>e</w:t>
+          </w:r>
+        </w:hyperlink>
+      </w:r>
+      <w:r>
+        <w:rPr>
+          <w:u w:val="single" w:color="0000ff"/>
+          <w:rFonts w:ascii="Charis SIL Regular" w:hAnsi="Charis SIL Regular" w:eastAsia="Charis SIL Regular"/>
+          <w:b w:val="0"/>
+          <w:i w:val="0"/>
+          <w:color w:val="000000"/>
+          <w:sz w:val="24"/>
+        </w:rPr>
+        <w:hyperlink r:id="rId17" w:history="1">
+          <w:r>
+            <w:rPr>
+              <w:rStyle w:val="Hyperlink"/>
+            </w:rPr>
+            <w:t xml:space="preserve">n </w:t>
+          </w:r>
+        </w:hyperlink>
+      </w:r>
+      <w:r>
+        <w:rPr>
+          <w:rFonts w:ascii="Charis SIL Regular" w:hAnsi="Charis SIL Regular" w:eastAsia="Charis SIL Regular"/>
+          <w:b w:val="0"/>
+          <w:i w:val="0"/>
+          <w:color w:val="000000"/>
+          <w:sz w:val="24"/>
+        </w:rPr>
+        <w:t>m</w:t>
+      </w:r>
+      <w:r>
+        <w:rPr>
+          <w:u w:val="single" w:color="0000ff"/>
+          <w:rFonts w:ascii="Charis SIL Regular" w:hAnsi="Charis SIL Regular" w:eastAsia="Charis SIL Regular"/>
+          <w:b w:val="0"/>
+          <w:i w:val="0"/>
+          <w:color w:val="000000"/>
+          <w:sz w:val="24"/>
+        </w:rPr>
+        <w:hyperlink r:id="rId17" w:history="1">
+          <w:r>
+            <w:rPr>
+              <w:rStyle w:val="Hyperlink"/>
+            </w:rPr>
+            <w:t>et</w:t>
+          </w:r>
+        </w:hyperlink>
+      </w:r>
+      <w:r>
+        <w:rPr>
+          <w:u w:val="single" w:color="0000ff"/>
+          <w:rFonts w:ascii="Charis SIL Regular" w:hAnsi="Charis SIL Regular" w:eastAsia="Charis SIL Regular"/>
+          <w:b w:val="0"/>
+          <w:i w:val="0"/>
+          <w:color w:val="000000"/>
+          <w:sz w:val="24"/>
+        </w:rPr>
+        <w:t xml:space="preserve"> </w:t>
+      </w:r>
+      <w:r>
+        <w:rPr>
+          <w:u w:val="single" w:color="0000ff"/>
+          <w:rFonts w:ascii="Charis SIL Regular" w:hAnsi="Charis SIL Regular" w:eastAsia="Charis SIL Regular"/>
+          <w:b w:val="0"/>
+          <w:i w:val="0"/>
+          <w:color w:val="000000"/>
+          <w:sz w:val="24"/>
+        </w:rPr>
+        <w:hyperlink r:id="rId17" w:history="1">
+          <w:r>
+            <w:rPr>
+              <w:rStyle w:val="Hyperlink"/>
+            </w:rPr>
+            <w:t>betr</w:t>
+          </w:r>
+        </w:hyperlink>
       </w:r>
       <w:r>
         <w:rPr>

--- a/EXPORTS/DOCX/published/niveau3/Dutch/WMRotterdam.docx
+++ b/EXPORTS/DOCX/published/niveau3/Dutch/WMRotterdam.docx
@@ -296,7 +296,54 @@
           <w:color w:val="000000"/>
           <w:sz w:val="24"/>
         </w:rPr>
-        <w:t xml:space="preserve">naar de voorzitter van de Yachtvereniging. Toen </w:t>
+        <w:t>naar de voorzitter van de Yachtvereni</w:t>
+      </w:r>
+      <w:r>
+        <w:rPr>
+          <w:u w:val="single" w:color="0000ff"/>
+          <w:rFonts w:ascii="Charis SIL Regular" w:hAnsi="Charis SIL Regular" w:eastAsia="Charis SIL Regular"/>
+          <w:b w:val="0"/>
+          <w:i w:val="0"/>
+          <w:color w:val="000000"/>
+          <w:sz w:val="24"/>
+        </w:rPr>
+        <w:hyperlink r:id="rId9" w:history="1">
+          <w:r>
+            <w:rPr>
+              <w:rStyle w:val="Hyperlink"/>
+            </w:rPr>
+            <w:t>ging. Toe</w:t>
+          </w:r>
+        </w:hyperlink>
+      </w:r>
+      <w:r>
+        <w:rPr>
+          <w:u w:val="single" w:color="0000ff"/>
+          <w:rFonts w:ascii="Charis SIL Regular" w:hAnsi="Charis SIL Regular" w:eastAsia="Charis SIL Regular"/>
+          <w:b w:val="0"/>
+          <w:i w:val="0"/>
+          <w:color w:val="000000"/>
+          <w:sz w:val="24"/>
+        </w:rPr>
+        <w:hyperlink r:id="rId9" w:history="1">
+          <w:r>
+            <w:rPr>
+              <w:rStyle w:val="Hyperlink"/>
+            </w:rPr>
+            <w:t>n</w:t>
+          </w:r>
+        </w:hyperlink>
+      </w:r>
+      <w:r>
+        <w:rPr>
+          <w:u w:val="single" w:color="0000ff"/>
+          <w:rFonts w:ascii="Charis SIL Regular" w:hAnsi="Charis SIL Regular" w:eastAsia="Charis SIL Regular"/>
+          <w:b w:val="0"/>
+          <w:i w:val="0"/>
+          <w:color w:val="000000"/>
+          <w:sz w:val="24"/>
+        </w:rPr>
+        <w:t xml:space="preserve"> </w:t>
       </w:r>
       <w:r>
         <w:rPr>
@@ -307,7 +354,7 @@
           <w:sz w:val="24"/>
           <w:u w:val="single"/>
         </w:rPr>
-        <w:hyperlink r:id="rId10" w:history="1">
+        <w:hyperlink r:id="rId9" w:history="1">
           <w:r>
             <w:rPr>
               <w:rStyle w:val="Hyperlink"/>
@@ -336,7 +383,7 @@
           <w:sz w:val="24"/>
           <w:u w:val="single"/>
         </w:rPr>
-        <w:hyperlink r:id="rId10" w:history="1">
+        <w:hyperlink r:id="rId9" w:history="1">
           <w:r>
             <w:rPr>
               <w:rStyle w:val="Hyperlink"/>
@@ -700,25 +747,7 @@
           <w:color w:val="000000"/>
           <w:sz w:val="24"/>
         </w:rPr>
-        <w:t xml:space="preserve">Advies van het museum plaatsnam, </w:t>
-      </w:r>
-      <w:r>
-        <w:rPr>
-          <w:u w:val="single" w:color="0000ff"/>
-          <w:rFonts w:ascii="Charis SIL Regular" w:hAnsi="Charis SIL Regular" w:eastAsia="Charis SIL Regular"/>
-          <w:b w:val="0"/>
-          <w:i w:val="0"/>
-          <w:color w:val="000000"/>
-          <w:sz w:val="24"/>
-        </w:rPr>
-        <w:hyperlink r:id="rId11" w:history="1">
-          <w:r>
-            <w:rPr>
-              <w:rStyle w:val="Hyperlink"/>
-            </w:rPr>
-            <w:t>dien</w:t>
-          </w:r>
-        </w:hyperlink>
+        <w:t>Advies van het museum plaatsnam, dien</w:t>
       </w:r>
       <w:r>
         <w:rPr>
@@ -1011,7 +1040,60 @@
           <w:color w:val="000000"/>
           <w:sz w:val="24"/>
         </w:rPr>
-        <w:t>t van de gemeente R</w:t>
+        <w:hyperlink r:id="rId12" w:history="1">
+          <w:r>
+            <w:rPr>
+              <w:rStyle w:val="Hyperlink"/>
+            </w:rPr>
+            <w:t>t van de g</w:t>
+          </w:r>
+        </w:hyperlink>
+      </w:r>
+      <w:r>
+        <w:rPr>
+          <w:u w:val="single" w:color="0000ff"/>
+          <w:rFonts w:ascii="Charis SIL Regular" w:hAnsi="Charis SIL Regular" w:eastAsia="Charis SIL Regular"/>
+          <w:b w:val="0"/>
+          <w:i w:val="0"/>
+          <w:color w:val="000000"/>
+          <w:sz w:val="24"/>
+        </w:rPr>
+        <w:hyperlink r:id="rId12" w:history="1">
+          <w:r>
+            <w:rPr>
+              <w:rStyle w:val="Hyperlink"/>
+            </w:rPr>
+            <w:t>e</w:t>
+          </w:r>
+        </w:hyperlink>
+      </w:r>
+      <w:r>
+        <w:rPr>
+          <w:u w:val="single" w:color="0000ff"/>
+          <w:rFonts w:ascii="Charis SIL Regular" w:hAnsi="Charis SIL Regular" w:eastAsia="Charis SIL Regular"/>
+          <w:b w:val="0"/>
+          <w:i w:val="0"/>
+          <w:color w:val="000000"/>
+          <w:sz w:val="24"/>
+        </w:rPr>
+        <w:hyperlink r:id="rId12" w:history="1">
+          <w:r>
+            <w:rPr>
+              <w:rStyle w:val="Hyperlink"/>
+            </w:rPr>
+            <w:t xml:space="preserve">meente </w:t>
+          </w:r>
+        </w:hyperlink>
+      </w:r>
+      <w:r>
+        <w:rPr>
+          <w:rFonts w:ascii="Charis SIL Regular" w:hAnsi="Charis SIL Regular" w:eastAsia="Charis SIL Regular"/>
+          <w:b w:val="0"/>
+          <w:i w:val="0"/>
+          <w:color w:val="000000"/>
+          <w:sz w:val="24"/>
+        </w:rPr>
+        <w:t>R</w:t>
       </w:r>
       <w:r>
         <w:rPr>
@@ -1946,6 +2028,7 @@
       </w:r>
       <w:r>
         <w:rPr>
+          <w:u w:val="single" w:color="0000ff"/>
           <w:rFonts w:ascii="Charis SIL Regular" w:hAnsi="Charis SIL Regular" w:eastAsia="Charis SIL Regular"/>
           <w:b w:val="0"/>
           <w:i w:val="0"/>

--- a/EXPORTS/DOCX/published/niveau3/Dutch/WMRotterdam.docx
+++ b/EXPORTS/DOCX/published/niveau3/Dutch/WMRotterdam.docx
@@ -747,7 +747,25 @@
           <w:color w:val="000000"/>
           <w:sz w:val="24"/>
         </w:rPr>
-        <w:t>Advies van het museum plaatsnam, dien</w:t>
+        <w:t xml:space="preserve">Advies van het museum plaatsnam, </w:t>
+      </w:r>
+      <w:r>
+        <w:rPr>
+          <w:u w:val="single" w:color="0000ff"/>
+          <w:rFonts w:ascii="Charis SIL Regular" w:hAnsi="Charis SIL Regular" w:eastAsia="Charis SIL Regular"/>
+          <w:b w:val="0"/>
+          <w:i w:val="0"/>
+          <w:color w:val="000000"/>
+          <w:sz w:val="24"/>
+        </w:rPr>
+        <w:hyperlink r:id="rId11" w:history="1">
+          <w:r>
+            <w:rPr>
+              <w:rStyle w:val="Hyperlink"/>
+            </w:rPr>
+            <w:t>dien</w:t>
+          </w:r>
+        </w:hyperlink>
       </w:r>
       <w:r>
         <w:rPr>
@@ -2028,7 +2046,6 @@
       </w:r>
       <w:r>
         <w:rPr>
-          <w:u w:val="single" w:color="0000ff"/>
           <w:rFonts w:ascii="Charis SIL Regular" w:hAnsi="Charis SIL Regular" w:eastAsia="Charis SIL Regular"/>
           <w:b w:val="0"/>
           <w:i w:val="0"/>

--- a/EXPORTS/DOCX/published/niveau3/Dutch/WMRotterdam.docx
+++ b/EXPORTS/DOCX/published/niveau3/Dutch/WMRotterdam.docx
@@ -296,54 +296,7 @@
           <w:color w:val="000000"/>
           <w:sz w:val="24"/>
         </w:rPr>
-        <w:t>naar de voorzitter van de Yachtvereni</w:t>
-      </w:r>
-      <w:r>
-        <w:rPr>
-          <w:u w:val="single" w:color="0000ff"/>
-          <w:rFonts w:ascii="Charis SIL Regular" w:hAnsi="Charis SIL Regular" w:eastAsia="Charis SIL Regular"/>
-          <w:b w:val="0"/>
-          <w:i w:val="0"/>
-          <w:color w:val="000000"/>
-          <w:sz w:val="24"/>
-        </w:rPr>
-        <w:hyperlink r:id="rId9" w:history="1">
-          <w:r>
-            <w:rPr>
-              <w:rStyle w:val="Hyperlink"/>
-            </w:rPr>
-            <w:t>ging. Toe</w:t>
-          </w:r>
-        </w:hyperlink>
-      </w:r>
-      <w:r>
-        <w:rPr>
-          <w:u w:val="single" w:color="0000ff"/>
-          <w:rFonts w:ascii="Charis SIL Regular" w:hAnsi="Charis SIL Regular" w:eastAsia="Charis SIL Regular"/>
-          <w:b w:val="0"/>
-          <w:i w:val="0"/>
-          <w:color w:val="000000"/>
-          <w:sz w:val="24"/>
-        </w:rPr>
-        <w:hyperlink r:id="rId9" w:history="1">
-          <w:r>
-            <w:rPr>
-              <w:rStyle w:val="Hyperlink"/>
-            </w:rPr>
-            <w:t>n</w:t>
-          </w:r>
-        </w:hyperlink>
-      </w:r>
-      <w:r>
-        <w:rPr>
-          <w:u w:val="single" w:color="0000ff"/>
-          <w:rFonts w:ascii="Charis SIL Regular" w:hAnsi="Charis SIL Regular" w:eastAsia="Charis SIL Regular"/>
-          <w:b w:val="0"/>
-          <w:i w:val="0"/>
-          <w:color w:val="000000"/>
-          <w:sz w:val="24"/>
-        </w:rPr>
-        <w:t xml:space="preserve"> </w:t>
+        <w:t xml:space="preserve">naar de voorzitter van de Yachtvereniging. Toen </w:t>
       </w:r>
       <w:r>
         <w:rPr>
@@ -383,7 +336,7 @@
           <w:sz w:val="24"/>
           <w:u w:val="single"/>
         </w:rPr>
-        <w:hyperlink r:id="rId9" w:history="1">
+        <w:hyperlink r:id="rId10" w:history="1">
           <w:r>
             <w:rPr>
               <w:rStyle w:val="Hyperlink"/>
@@ -401,7 +354,7 @@
           <w:sz w:val="24"/>
           <w:u w:val="single"/>
         </w:rPr>
-        <w:hyperlink r:id="rId9" w:history="1">
+        <w:hyperlink r:id="rId10" w:history="1">
           <w:r>
             <w:rPr>
               <w:rStyle w:val="Hyperlink"/>
@@ -419,7 +372,7 @@
           <w:sz w:val="24"/>
           <w:u w:val="single"/>
         </w:rPr>
-        <w:hyperlink r:id="rId9" w:history="1">
+        <w:hyperlink r:id="rId10" w:history="1">
           <w:r>
             <w:rPr>
               <w:rStyle w:val="Hyperlink"/>
@@ -1892,214 +1845,13 @@
       </w:r>
       <w:r>
         <w:rPr>
-          <w:u w:val="single" w:color="0000ff"/>
           <w:rFonts w:ascii="Charis SIL Regular" w:hAnsi="Charis SIL Regular" w:eastAsia="Charis SIL Regular"/>
           <w:b w:val="0"/>
           <w:i w:val="0"/>
           <w:color w:val="000000"/>
           <w:sz w:val="24"/>
         </w:rPr>
-        <w:hyperlink r:id="rId16" w:history="1">
-          <w:r>
-            <w:rPr>
-              <w:rStyle w:val="Hyperlink"/>
-            </w:rPr>
-            <w:t>ma</w:t>
-          </w:r>
-        </w:hyperlink>
-      </w:r>
-      <w:r>
-        <w:rPr>
-          <w:u w:val="single" w:color="0000ff"/>
-          <w:rFonts w:ascii="Charis SIL Regular" w:hAnsi="Charis SIL Regular" w:eastAsia="Charis SIL Regular"/>
-          <w:b w:val="0"/>
-          <w:i w:val="0"/>
-          <w:color w:val="000000"/>
-          <w:sz w:val="24"/>
-        </w:rPr>
-        <w:hyperlink r:id="rId16" w:history="1">
-          <w:r>
-            <w:rPr>
-              <w:rStyle w:val="Hyperlink"/>
-            </w:rPr>
-            <w:t>nier o</w:t>
-          </w:r>
-        </w:hyperlink>
-      </w:r>
-      <w:r>
-        <w:rPr>
-          <w:rFonts w:ascii="Charis SIL Regular" w:hAnsi="Charis SIL Regular" w:eastAsia="Charis SIL Regular"/>
-          <w:b w:val="0"/>
-          <w:i w:val="0"/>
-          <w:color w:val="000000"/>
-          <w:sz w:val="24"/>
-        </w:rPr>
-        <w:t>pgebou</w:t>
-      </w:r>
-      <w:r>
-        <w:rPr>
-          <w:u w:val="single" w:color="0000ff"/>
-          <w:rFonts w:ascii="Charis SIL Regular" w:hAnsi="Charis SIL Regular" w:eastAsia="Charis SIL Regular"/>
-          <w:b w:val="0"/>
-          <w:i w:val="0"/>
-          <w:color w:val="000000"/>
-          <w:sz w:val="24"/>
-        </w:rPr>
-        <w:hyperlink r:id="rId17" w:history="1">
-          <w:r>
-            <w:rPr>
-              <w:rStyle w:val="Hyperlink"/>
-            </w:rPr>
-            <w:t>wd. Ar</w:t>
-          </w:r>
-        </w:hyperlink>
-      </w:r>
-      <w:r>
-        <w:rPr>
-          <w:u w:val="single" w:color="0000ff"/>
-          <w:rFonts w:ascii="Charis SIL Regular" w:hAnsi="Charis SIL Regular" w:eastAsia="Charis SIL Regular"/>
-          <w:b w:val="0"/>
-          <w:i w:val="0"/>
-          <w:color w:val="000000"/>
-          <w:sz w:val="24"/>
-        </w:rPr>
-        <w:hyperlink r:id="rId17" w:history="1">
-          <w:r>
-            <w:rPr>
-              <w:rStyle w:val="Hyperlink"/>
-            </w:rPr>
-            <w:t>c</w:t>
-          </w:r>
-        </w:hyperlink>
-      </w:r>
-      <w:r>
-        <w:rPr>
-          <w:u w:val="single" w:color="0000ff"/>
-          <w:rFonts w:ascii="Charis SIL Regular" w:hAnsi="Charis SIL Regular" w:eastAsia="Charis SIL Regular"/>
-          <w:b w:val="0"/>
-          <w:i w:val="0"/>
-          <w:color w:val="000000"/>
-          <w:sz w:val="24"/>
-        </w:rPr>
-        <w:hyperlink r:id="rId17" w:history="1">
-          <w:r>
-            <w:rPr>
-              <w:rStyle w:val="Hyperlink"/>
-            </w:rPr>
-            <w:t>hief</w:t>
-          </w:r>
-        </w:hyperlink>
-      </w:r>
-      <w:r>
-        <w:rPr>
-          <w:u w:val="single" w:color="0000ff"/>
-          <w:rFonts w:ascii="Charis SIL Regular" w:hAnsi="Charis SIL Regular" w:eastAsia="Charis SIL Regular"/>
-          <w:b w:val="0"/>
-          <w:i w:val="0"/>
-          <w:color w:val="000000"/>
-          <w:sz w:val="24"/>
-        </w:rPr>
-        <w:hyperlink r:id="rId17" w:history="1">
-          <w:r>
-            <w:rPr>
-              <w:rStyle w:val="Hyperlink"/>
-            </w:rPr>
-            <w:t>stukk</w:t>
-          </w:r>
-        </w:hyperlink>
-      </w:r>
-      <w:r>
-        <w:rPr>
-          <w:u w:val="single" w:color="0000ff"/>
-          <w:rFonts w:ascii="Charis SIL Regular" w:hAnsi="Charis SIL Regular" w:eastAsia="Charis SIL Regular"/>
-          <w:b w:val="0"/>
-          <w:i w:val="0"/>
-          <w:color w:val="000000"/>
-          <w:sz w:val="24"/>
-        </w:rPr>
-        <w:hyperlink r:id="rId17" w:history="1">
-          <w:r>
-            <w:rPr>
-              <w:rStyle w:val="Hyperlink"/>
-            </w:rPr>
-            <w:t>e</w:t>
-          </w:r>
-        </w:hyperlink>
-      </w:r>
-      <w:r>
-        <w:rPr>
-          <w:u w:val="single" w:color="0000ff"/>
-          <w:rFonts w:ascii="Charis SIL Regular" w:hAnsi="Charis SIL Regular" w:eastAsia="Charis SIL Regular"/>
-          <w:b w:val="0"/>
-          <w:i w:val="0"/>
-          <w:color w:val="000000"/>
-          <w:sz w:val="24"/>
-        </w:rPr>
-        <w:hyperlink r:id="rId17" w:history="1">
-          <w:r>
-            <w:rPr>
-              <w:rStyle w:val="Hyperlink"/>
-            </w:rPr>
-            <w:t xml:space="preserve">n </w:t>
-          </w:r>
-        </w:hyperlink>
-      </w:r>
-      <w:r>
-        <w:rPr>
-          <w:rFonts w:ascii="Charis SIL Regular" w:hAnsi="Charis SIL Regular" w:eastAsia="Charis SIL Regular"/>
-          <w:b w:val="0"/>
-          <w:i w:val="0"/>
-          <w:color w:val="000000"/>
-          <w:sz w:val="24"/>
-        </w:rPr>
-        <w:t>m</w:t>
-      </w:r>
-      <w:r>
-        <w:rPr>
-          <w:u w:val="single" w:color="0000ff"/>
-          <w:rFonts w:ascii="Charis SIL Regular" w:hAnsi="Charis SIL Regular" w:eastAsia="Charis SIL Regular"/>
-          <w:b w:val="0"/>
-          <w:i w:val="0"/>
-          <w:color w:val="000000"/>
-          <w:sz w:val="24"/>
-        </w:rPr>
-        <w:hyperlink r:id="rId17" w:history="1">
-          <w:r>
-            <w:rPr>
-              <w:rStyle w:val="Hyperlink"/>
-            </w:rPr>
-            <w:t>et</w:t>
-          </w:r>
-        </w:hyperlink>
-      </w:r>
-      <w:r>
-        <w:rPr>
-          <w:u w:val="single" w:color="0000ff"/>
-          <w:rFonts w:ascii="Charis SIL Regular" w:hAnsi="Charis SIL Regular" w:eastAsia="Charis SIL Regular"/>
-          <w:b w:val="0"/>
-          <w:i w:val="0"/>
-          <w:color w:val="000000"/>
-          <w:sz w:val="24"/>
-        </w:rPr>
-        <w:t xml:space="preserve"> </w:t>
-      </w:r>
-      <w:r>
-        <w:rPr>
-          <w:u w:val="single" w:color="0000ff"/>
-          <w:rFonts w:ascii="Charis SIL Regular" w:hAnsi="Charis SIL Regular" w:eastAsia="Charis SIL Regular"/>
-          <w:b w:val="0"/>
-          <w:i w:val="0"/>
-          <w:color w:val="000000"/>
-          <w:sz w:val="24"/>
-        </w:rPr>
-        <w:hyperlink r:id="rId17" w:history="1">
-          <w:r>
-            <w:rPr>
-              <w:rStyle w:val="Hyperlink"/>
-            </w:rPr>
-            <w:t>betr</w:t>
-          </w:r>
-        </w:hyperlink>
+        <w:t>manier opgebouwd. Archiefstukken met betr</w:t>
       </w:r>
       <w:r>
         <w:rPr>

--- a/EXPORTS/DOCX/published/niveau3/Dutch/WMRotterdam.docx
+++ b/EXPORTS/DOCX/published/niveau3/Dutch/WMRotterdam.docx
@@ -296,7 +296,54 @@
           <w:color w:val="000000"/>
           <w:sz w:val="24"/>
         </w:rPr>
-        <w:t xml:space="preserve">naar de voorzitter van de Yachtvereniging. Toen </w:t>
+        <w:t>naar de voorzitter van de Yachtvereni</w:t>
+      </w:r>
+      <w:r>
+        <w:rPr>
+          <w:u w:val="single" w:color="0000ff"/>
+          <w:rFonts w:ascii="Charis SIL Regular" w:hAnsi="Charis SIL Regular" w:eastAsia="Charis SIL Regular"/>
+          <w:b w:val="0"/>
+          <w:i w:val="0"/>
+          <w:color w:val="000000"/>
+          <w:sz w:val="24"/>
+        </w:rPr>
+        <w:hyperlink r:id="rId9" w:history="1">
+          <w:r>
+            <w:rPr>
+              <w:rStyle w:val="Hyperlink"/>
+            </w:rPr>
+            <w:t>ging. Toe</w:t>
+          </w:r>
+        </w:hyperlink>
+      </w:r>
+      <w:r>
+        <w:rPr>
+          <w:u w:val="single" w:color="0000ff"/>
+          <w:rFonts w:ascii="Charis SIL Regular" w:hAnsi="Charis SIL Regular" w:eastAsia="Charis SIL Regular"/>
+          <w:b w:val="0"/>
+          <w:i w:val="0"/>
+          <w:color w:val="000000"/>
+          <w:sz w:val="24"/>
+        </w:rPr>
+        <w:hyperlink r:id="rId9" w:history="1">
+          <w:r>
+            <w:rPr>
+              <w:rStyle w:val="Hyperlink"/>
+            </w:rPr>
+            <w:t>n</w:t>
+          </w:r>
+        </w:hyperlink>
+      </w:r>
+      <w:r>
+        <w:rPr>
+          <w:u w:val="single" w:color="0000ff"/>
+          <w:rFonts w:ascii="Charis SIL Regular" w:hAnsi="Charis SIL Regular" w:eastAsia="Charis SIL Regular"/>
+          <w:b w:val="0"/>
+          <w:i w:val="0"/>
+          <w:color w:val="000000"/>
+          <w:sz w:val="24"/>
+        </w:rPr>
+        <w:t xml:space="preserve"> </w:t>
       </w:r>
       <w:r>
         <w:rPr>
@@ -336,7 +383,7 @@
           <w:sz w:val="24"/>
           <w:u w:val="single"/>
         </w:rPr>
-        <w:hyperlink r:id="rId10" w:history="1">
+        <w:hyperlink r:id="rId9" w:history="1">
           <w:r>
             <w:rPr>
               <w:rStyle w:val="Hyperlink"/>
@@ -354,7 +401,7 @@
           <w:sz w:val="24"/>
           <w:u w:val="single"/>
         </w:rPr>
-        <w:hyperlink r:id="rId10" w:history="1">
+        <w:hyperlink r:id="rId9" w:history="1">
           <w:r>
             <w:rPr>
               <w:rStyle w:val="Hyperlink"/>
@@ -372,7 +419,7 @@
           <w:sz w:val="24"/>
           <w:u w:val="single"/>
         </w:rPr>
-        <w:hyperlink r:id="rId10" w:history="1">
+        <w:hyperlink r:id="rId9" w:history="1">
           <w:r>
             <w:rPr>
               <w:rStyle w:val="Hyperlink"/>
@@ -1851,7 +1898,201 @@
           <w:color w:val="000000"/>
           <w:sz w:val="24"/>
         </w:rPr>
-        <w:t>manier opgebouwd. Archiefstukken met betr</w:t>
+        <w:t>ma</w:t>
+      </w:r>
+      <w:r>
+        <w:rPr>
+          <w:u w:val="single" w:color="0000ff"/>
+          <w:rFonts w:ascii="Charis SIL Regular" w:hAnsi="Charis SIL Regular" w:eastAsia="Charis SIL Regular"/>
+          <w:b w:val="0"/>
+          <w:i w:val="0"/>
+          <w:color w:val="000000"/>
+          <w:sz w:val="24"/>
+        </w:rPr>
+        <w:hyperlink r:id="rId16" w:history="1">
+          <w:r>
+            <w:rPr>
+              <w:rStyle w:val="Hyperlink"/>
+            </w:rPr>
+            <w:t>nier o</w:t>
+          </w:r>
+        </w:hyperlink>
+      </w:r>
+      <w:r>
+        <w:rPr>
+          <w:rFonts w:ascii="Charis SIL Regular" w:hAnsi="Charis SIL Regular" w:eastAsia="Charis SIL Regular"/>
+          <w:b w:val="0"/>
+          <w:i w:val="0"/>
+          <w:color w:val="000000"/>
+          <w:sz w:val="24"/>
+        </w:rPr>
+        <w:t>pgebou</w:t>
+      </w:r>
+      <w:r>
+        <w:rPr>
+          <w:u w:val="single" w:color="0000ff"/>
+          <w:rFonts w:ascii="Charis SIL Regular" w:hAnsi="Charis SIL Regular" w:eastAsia="Charis SIL Regular"/>
+          <w:b w:val="0"/>
+          <w:i w:val="0"/>
+          <w:color w:val="000000"/>
+          <w:sz w:val="24"/>
+        </w:rPr>
+        <w:hyperlink r:id="rId17" w:history="1">
+          <w:r>
+            <w:rPr>
+              <w:rStyle w:val="Hyperlink"/>
+            </w:rPr>
+            <w:t>wd. Ar</w:t>
+          </w:r>
+        </w:hyperlink>
+      </w:r>
+      <w:r>
+        <w:rPr>
+          <w:u w:val="single" w:color="0000ff"/>
+          <w:rFonts w:ascii="Charis SIL Regular" w:hAnsi="Charis SIL Regular" w:eastAsia="Charis SIL Regular"/>
+          <w:b w:val="0"/>
+          <w:i w:val="0"/>
+          <w:color w:val="000000"/>
+          <w:sz w:val="24"/>
+        </w:rPr>
+        <w:hyperlink r:id="rId17" w:history="1">
+          <w:r>
+            <w:rPr>
+              <w:rStyle w:val="Hyperlink"/>
+            </w:rPr>
+            <w:t>c</w:t>
+          </w:r>
+        </w:hyperlink>
+      </w:r>
+      <w:r>
+        <w:rPr>
+          <w:u w:val="single" w:color="0000ff"/>
+          <w:rFonts w:ascii="Charis SIL Regular" w:hAnsi="Charis SIL Regular" w:eastAsia="Charis SIL Regular"/>
+          <w:b w:val="0"/>
+          <w:i w:val="0"/>
+          <w:color w:val="000000"/>
+          <w:sz w:val="24"/>
+        </w:rPr>
+        <w:hyperlink r:id="rId17" w:history="1">
+          <w:r>
+            <w:rPr>
+              <w:rStyle w:val="Hyperlink"/>
+            </w:rPr>
+            <w:t>hief</w:t>
+          </w:r>
+        </w:hyperlink>
+      </w:r>
+      <w:r>
+        <w:rPr>
+          <w:u w:val="single" w:color="0000ff"/>
+          <w:rFonts w:ascii="Charis SIL Regular" w:hAnsi="Charis SIL Regular" w:eastAsia="Charis SIL Regular"/>
+          <w:b w:val="0"/>
+          <w:i w:val="0"/>
+          <w:color w:val="000000"/>
+          <w:sz w:val="24"/>
+        </w:rPr>
+        <w:hyperlink r:id="rId17" w:history="1">
+          <w:r>
+            <w:rPr>
+              <w:rStyle w:val="Hyperlink"/>
+            </w:rPr>
+            <w:t>stukk</w:t>
+          </w:r>
+        </w:hyperlink>
+      </w:r>
+      <w:r>
+        <w:rPr>
+          <w:u w:val="single" w:color="0000ff"/>
+          <w:rFonts w:ascii="Charis SIL Regular" w:hAnsi="Charis SIL Regular" w:eastAsia="Charis SIL Regular"/>
+          <w:b w:val="0"/>
+          <w:i w:val="0"/>
+          <w:color w:val="000000"/>
+          <w:sz w:val="24"/>
+        </w:rPr>
+        <w:hyperlink r:id="rId17" w:history="1">
+          <w:r>
+            <w:rPr>
+              <w:rStyle w:val="Hyperlink"/>
+            </w:rPr>
+            <w:t>e</w:t>
+          </w:r>
+        </w:hyperlink>
+      </w:r>
+      <w:r>
+        <w:rPr>
+          <w:u w:val="single" w:color="0000ff"/>
+          <w:rFonts w:ascii="Charis SIL Regular" w:hAnsi="Charis SIL Regular" w:eastAsia="Charis SIL Regular"/>
+          <w:b w:val="0"/>
+          <w:i w:val="0"/>
+          <w:color w:val="000000"/>
+          <w:sz w:val="24"/>
+        </w:rPr>
+        <w:hyperlink r:id="rId17" w:history="1">
+          <w:r>
+            <w:rPr>
+              <w:rStyle w:val="Hyperlink"/>
+            </w:rPr>
+            <w:t xml:space="preserve">n </w:t>
+          </w:r>
+        </w:hyperlink>
+      </w:r>
+      <w:r>
+        <w:rPr>
+          <w:u w:val="single" w:color="0000ff"/>
+          <w:rFonts w:ascii="Charis SIL Regular" w:hAnsi="Charis SIL Regular" w:eastAsia="Charis SIL Regular"/>
+          <w:b w:val="0"/>
+          <w:i w:val="0"/>
+          <w:color w:val="000000"/>
+          <w:sz w:val="24"/>
+        </w:rPr>
+        <w:t>m</w:t>
+      </w:r>
+      <w:r>
+        <w:rPr>
+          <w:u w:val="single" w:color="0000ff"/>
+          <w:rFonts w:ascii="Charis SIL Regular" w:hAnsi="Charis SIL Regular" w:eastAsia="Charis SIL Regular"/>
+          <w:b w:val="0"/>
+          <w:i w:val="0"/>
+          <w:color w:val="000000"/>
+          <w:sz w:val="24"/>
+        </w:rPr>
+        <w:hyperlink r:id="rId17" w:history="1">
+          <w:r>
+            <w:rPr>
+              <w:rStyle w:val="Hyperlink"/>
+            </w:rPr>
+            <w:t>et</w:t>
+          </w:r>
+        </w:hyperlink>
+      </w:r>
+      <w:r>
+        <w:rPr>
+          <w:u w:val="single" w:color="0000ff"/>
+          <w:rFonts w:ascii="Charis SIL Regular" w:hAnsi="Charis SIL Regular" w:eastAsia="Charis SIL Regular"/>
+          <w:b w:val="0"/>
+          <w:i w:val="0"/>
+          <w:color w:val="000000"/>
+          <w:sz w:val="24"/>
+        </w:rPr>
+        <w:t xml:space="preserve"> </w:t>
+      </w:r>
+      <w:r>
+        <w:rPr>
+          <w:u w:val="single" w:color="0000ff"/>
+          <w:rFonts w:ascii="Charis SIL Regular" w:hAnsi="Charis SIL Regular" w:eastAsia="Charis SIL Regular"/>
+          <w:b w:val="0"/>
+          <w:i w:val="0"/>
+          <w:color w:val="000000"/>
+          <w:sz w:val="24"/>
+        </w:rPr>
+        <w:hyperlink r:id="rId17" w:history="1">
+          <w:r>
+            <w:rPr>
+              <w:rStyle w:val="Hyperlink"/>
+            </w:rPr>
+            <w:t>betr</w:t>
+          </w:r>
+        </w:hyperlink>
       </w:r>
       <w:r>
         <w:rPr>

--- a/EXPORTS/DOCX/published/niveau3/Dutch/WMRotterdam.docx
+++ b/EXPORTS/DOCX/published/niveau3/Dutch/WMRotterdam.docx
@@ -307,43 +307,7 @@
           <w:color w:val="000000"/>
           <w:sz w:val="24"/>
         </w:rPr>
-        <w:hyperlink r:id="rId9" w:history="1">
-          <w:r>
-            <w:rPr>
-              <w:rStyle w:val="Hyperlink"/>
-            </w:rPr>
-            <w:t>ging. Toe</w:t>
-          </w:r>
-        </w:hyperlink>
-      </w:r>
-      <w:r>
-        <w:rPr>
-          <w:u w:val="single" w:color="0000ff"/>
-          <w:rFonts w:ascii="Charis SIL Regular" w:hAnsi="Charis SIL Regular" w:eastAsia="Charis SIL Regular"/>
-          <w:b w:val="0"/>
-          <w:i w:val="0"/>
-          <w:color w:val="000000"/>
-          <w:sz w:val="24"/>
-        </w:rPr>
-        <w:hyperlink r:id="rId9" w:history="1">
-          <w:r>
-            <w:rPr>
-              <w:rStyle w:val="Hyperlink"/>
-            </w:rPr>
-            <w:t>n</w:t>
-          </w:r>
-        </w:hyperlink>
-      </w:r>
-      <w:r>
-        <w:rPr>
-          <w:u w:val="single" w:color="0000ff"/>
-          <w:rFonts w:ascii="Charis SIL Regular" w:hAnsi="Charis SIL Regular" w:eastAsia="Charis SIL Regular"/>
-          <w:b w:val="0"/>
-          <w:i w:val="0"/>
-          <w:color w:val="000000"/>
-          <w:sz w:val="24"/>
-        </w:rPr>
-        <w:t xml:space="preserve"> </w:t>
+        <w:t xml:space="preserve">ging. Toen </w:t>
       </w:r>
       <w:r>
         <w:rPr>
@@ -354,43 +318,7 @@
           <w:sz w:val="24"/>
           <w:u w:val="single"/>
         </w:rPr>
-        <w:hyperlink r:id="rId9" w:history="1">
-          <w:r>
-            <w:rPr>
-              <w:rStyle w:val="Hyperlink"/>
-            </w:rPr>
-            <w:t>Prins</w:t>
-          </w:r>
-        </w:hyperlink>
-      </w:r>
-      <w:r>
-        <w:rPr>
-          <w:rFonts w:ascii="Charis SIL Regular" w:hAnsi="Charis SIL Regular" w:eastAsia="Charis SIL Regular"/>
-          <w:b w:val="0"/>
-          <w:i w:val="0"/>
-          <w:color w:val="0000FF"/>
-          <w:sz w:val="24"/>
-          <w:u w:val="single"/>
-        </w:rPr>
-        <w:t xml:space="preserve"> </w:t>
-      </w:r>
-      <w:r>
-        <w:rPr>
-          <w:rFonts w:ascii="Charis SIL Regular" w:hAnsi="Charis SIL Regular" w:eastAsia="Charis SIL Regular"/>
-          <w:b w:val="0"/>
-          <w:i w:val="0"/>
-          <w:color w:val="0000FF"/>
-          <w:sz w:val="24"/>
-          <w:u w:val="single"/>
-        </w:rPr>
-        <w:hyperlink r:id="rId9" w:history="1">
-          <w:r>
-            <w:rPr>
-              <w:rStyle w:val="Hyperlink"/>
-            </w:rPr>
-            <w:t>H</w:t>
-          </w:r>
-        </w:hyperlink>
+        <w:t>Prins H</w:t>
       </w:r>
       <w:r>
         <w:rPr>
@@ -1047,71 +975,7 @@
           <w:color w:val="000000"/>
           <w:sz w:val="24"/>
         </w:rPr>
-        <w:t>De collectie is overigens nog altijd het bezi</w:t>
-      </w:r>
-      <w:r>
-        <w:rPr>
-          <w:u w:val="single" w:color="0000ff"/>
-          <w:rFonts w:ascii="Charis SIL Regular" w:hAnsi="Charis SIL Regular" w:eastAsia="Charis SIL Regular"/>
-          <w:b w:val="0"/>
-          <w:i w:val="0"/>
-          <w:color w:val="000000"/>
-          <w:sz w:val="24"/>
-        </w:rPr>
-        <w:hyperlink r:id="rId12" w:history="1">
-          <w:r>
-            <w:rPr>
-              <w:rStyle w:val="Hyperlink"/>
-            </w:rPr>
-            <w:t>t van de g</w:t>
-          </w:r>
-        </w:hyperlink>
-      </w:r>
-      <w:r>
-        <w:rPr>
-          <w:u w:val="single" w:color="0000ff"/>
-          <w:rFonts w:ascii="Charis SIL Regular" w:hAnsi="Charis SIL Regular" w:eastAsia="Charis SIL Regular"/>
-          <w:b w:val="0"/>
-          <w:i w:val="0"/>
-          <w:color w:val="000000"/>
-          <w:sz w:val="24"/>
-        </w:rPr>
-        <w:hyperlink r:id="rId12" w:history="1">
-          <w:r>
-            <w:rPr>
-              <w:rStyle w:val="Hyperlink"/>
-            </w:rPr>
-            <w:t>e</w:t>
-          </w:r>
-        </w:hyperlink>
-      </w:r>
-      <w:r>
-        <w:rPr>
-          <w:u w:val="single" w:color="0000ff"/>
-          <w:rFonts w:ascii="Charis SIL Regular" w:hAnsi="Charis SIL Regular" w:eastAsia="Charis SIL Regular"/>
-          <w:b w:val="0"/>
-          <w:i w:val="0"/>
-          <w:color w:val="000000"/>
-          <w:sz w:val="24"/>
-        </w:rPr>
-        <w:hyperlink r:id="rId12" w:history="1">
-          <w:r>
-            <w:rPr>
-              <w:rStyle w:val="Hyperlink"/>
-            </w:rPr>
-            <w:t xml:space="preserve">meente </w:t>
-          </w:r>
-        </w:hyperlink>
-      </w:r>
-      <w:r>
-        <w:rPr>
-          <w:rFonts w:ascii="Charis SIL Regular" w:hAnsi="Charis SIL Regular" w:eastAsia="Charis SIL Regular"/>
-          <w:b w:val="0"/>
-          <w:i w:val="0"/>
-          <w:color w:val="000000"/>
-          <w:sz w:val="24"/>
-        </w:rPr>
-        <w:t>R</w:t>
+        <w:t>De collectie is overigens nog altijd het bezit van de gemeente R</w:t>
       </w:r>
       <w:r>
         <w:rPr>
@@ -1863,14 +1727,7 @@
           <w:color w:val="000000"/>
           <w:sz w:val="24"/>
         </w:rPr>
-        <w:hyperlink r:id="rId16" w:history="1">
-          <w:r>
-            <w:rPr>
-              <w:rStyle w:val="Hyperlink"/>
-            </w:rPr>
-            <w:t>rtge</w:t>
-          </w:r>
-        </w:hyperlink>
+        <w:t>rtge</w:t>
       </w:r>
       <w:r>
         <w:rPr>

--- a/EXPORTS/DOCX/published/niveau3/Dutch/WMRotterdam.docx
+++ b/EXPORTS/DOCX/published/niveau3/Dutch/WMRotterdam.docx
@@ -307,7 +307,43 @@
           <w:color w:val="000000"/>
           <w:sz w:val="24"/>
         </w:rPr>
-        <w:t xml:space="preserve">ging. Toen </w:t>
+        <w:hyperlink r:id="rId9" w:history="1">
+          <w:r>
+            <w:rPr>
+              <w:rStyle w:val="Hyperlink"/>
+            </w:rPr>
+            <w:t>ging. Toe</w:t>
+          </w:r>
+        </w:hyperlink>
+      </w:r>
+      <w:r>
+        <w:rPr>
+          <w:u w:val="single" w:color="0000ff"/>
+          <w:rFonts w:ascii="Charis SIL Regular" w:hAnsi="Charis SIL Regular" w:eastAsia="Charis SIL Regular"/>
+          <w:b w:val="0"/>
+          <w:i w:val="0"/>
+          <w:color w:val="000000"/>
+          <w:sz w:val="24"/>
+        </w:rPr>
+        <w:hyperlink r:id="rId9" w:history="1">
+          <w:r>
+            <w:rPr>
+              <w:rStyle w:val="Hyperlink"/>
+            </w:rPr>
+            <w:t>n</w:t>
+          </w:r>
+        </w:hyperlink>
+      </w:r>
+      <w:r>
+        <w:rPr>
+          <w:u w:val="single" w:color="0000ff"/>
+          <w:rFonts w:ascii="Charis SIL Regular" w:hAnsi="Charis SIL Regular" w:eastAsia="Charis SIL Regular"/>
+          <w:b w:val="0"/>
+          <w:i w:val="0"/>
+          <w:color w:val="000000"/>
+          <w:sz w:val="24"/>
+        </w:rPr>
+        <w:t xml:space="preserve"> </w:t>
       </w:r>
       <w:r>
         <w:rPr>
@@ -318,7 +354,43 @@
           <w:sz w:val="24"/>
           <w:u w:val="single"/>
         </w:rPr>
-        <w:t>Prins H</w:t>
+        <w:hyperlink r:id="rId10" w:history="1">
+          <w:r>
+            <w:rPr>
+              <w:rStyle w:val="Hyperlink"/>
+            </w:rPr>
+            <w:t>Prins</w:t>
+          </w:r>
+        </w:hyperlink>
+      </w:r>
+      <w:r>
+        <w:rPr>
+          <w:rFonts w:ascii="Charis SIL Regular" w:hAnsi="Charis SIL Regular" w:eastAsia="Charis SIL Regular"/>
+          <w:b w:val="0"/>
+          <w:i w:val="0"/>
+          <w:color w:val="0000FF"/>
+          <w:sz w:val="24"/>
+          <w:u w:val="single"/>
+        </w:rPr>
+        <w:t xml:space="preserve"> </w:t>
+      </w:r>
+      <w:r>
+        <w:rPr>
+          <w:rFonts w:ascii="Charis SIL Regular" w:hAnsi="Charis SIL Regular" w:eastAsia="Charis SIL Regular"/>
+          <w:b w:val="0"/>
+          <w:i w:val="0"/>
+          <w:color w:val="0000FF"/>
+          <w:sz w:val="24"/>
+          <w:u w:val="single"/>
+        </w:rPr>
+        <w:hyperlink r:id="rId10" w:history="1">
+          <w:r>
+            <w:rPr>
+              <w:rStyle w:val="Hyperlink"/>
+            </w:rPr>
+            <w:t>H</w:t>
+          </w:r>
+        </w:hyperlink>
       </w:r>
       <w:r>
         <w:rPr>
@@ -1727,7 +1799,14 @@
           <w:color w:val="000000"/>
           <w:sz w:val="24"/>
         </w:rPr>
-        <w:t>rtge</w:t>
+        <w:hyperlink r:id="rId16" w:history="1">
+          <w:r>
+            <w:rPr>
+              <w:rStyle w:val="Hyperlink"/>
+            </w:rPr>
+            <w:t>rtge</w:t>
+          </w:r>
+        </w:hyperlink>
       </w:r>
       <w:r>
         <w:rPr>
@@ -1755,154 +1834,7 @@
           <w:color w:val="000000"/>
           <w:sz w:val="24"/>
         </w:rPr>
-        <w:t>ma</w:t>
-      </w:r>
-      <w:r>
-        <w:rPr>
-          <w:u w:val="single" w:color="0000ff"/>
-          <w:rFonts w:ascii="Charis SIL Regular" w:hAnsi="Charis SIL Regular" w:eastAsia="Charis SIL Regular"/>
-          <w:b w:val="0"/>
-          <w:i w:val="0"/>
-          <w:color w:val="000000"/>
-          <w:sz w:val="24"/>
-        </w:rPr>
-        <w:hyperlink r:id="rId16" w:history="1">
-          <w:r>
-            <w:rPr>
-              <w:rStyle w:val="Hyperlink"/>
-            </w:rPr>
-            <w:t>nier o</w:t>
-          </w:r>
-        </w:hyperlink>
-      </w:r>
-      <w:r>
-        <w:rPr>
-          <w:rFonts w:ascii="Charis SIL Regular" w:hAnsi="Charis SIL Regular" w:eastAsia="Charis SIL Regular"/>
-          <w:b w:val="0"/>
-          <w:i w:val="0"/>
-          <w:color w:val="000000"/>
-          <w:sz w:val="24"/>
-        </w:rPr>
-        <w:t>pgebou</w:t>
-      </w:r>
-      <w:r>
-        <w:rPr>
-          <w:u w:val="single" w:color="0000ff"/>
-          <w:rFonts w:ascii="Charis SIL Regular" w:hAnsi="Charis SIL Regular" w:eastAsia="Charis SIL Regular"/>
-          <w:b w:val="0"/>
-          <w:i w:val="0"/>
-          <w:color w:val="000000"/>
-          <w:sz w:val="24"/>
-        </w:rPr>
-        <w:hyperlink r:id="rId17" w:history="1">
-          <w:r>
-            <w:rPr>
-              <w:rStyle w:val="Hyperlink"/>
-            </w:rPr>
-            <w:t>wd. Ar</w:t>
-          </w:r>
-        </w:hyperlink>
-      </w:r>
-      <w:r>
-        <w:rPr>
-          <w:u w:val="single" w:color="0000ff"/>
-          <w:rFonts w:ascii="Charis SIL Regular" w:hAnsi="Charis SIL Regular" w:eastAsia="Charis SIL Regular"/>
-          <w:b w:val="0"/>
-          <w:i w:val="0"/>
-          <w:color w:val="000000"/>
-          <w:sz w:val="24"/>
-        </w:rPr>
-        <w:hyperlink r:id="rId17" w:history="1">
-          <w:r>
-            <w:rPr>
-              <w:rStyle w:val="Hyperlink"/>
-            </w:rPr>
-            <w:t>c</w:t>
-          </w:r>
-        </w:hyperlink>
-      </w:r>
-      <w:r>
-        <w:rPr>
-          <w:u w:val="single" w:color="0000ff"/>
-          <w:rFonts w:ascii="Charis SIL Regular" w:hAnsi="Charis SIL Regular" w:eastAsia="Charis SIL Regular"/>
-          <w:b w:val="0"/>
-          <w:i w:val="0"/>
-          <w:color w:val="000000"/>
-          <w:sz w:val="24"/>
-        </w:rPr>
-        <w:hyperlink r:id="rId17" w:history="1">
-          <w:r>
-            <w:rPr>
-              <w:rStyle w:val="Hyperlink"/>
-            </w:rPr>
-            <w:t>hief</w:t>
-          </w:r>
-        </w:hyperlink>
-      </w:r>
-      <w:r>
-        <w:rPr>
-          <w:u w:val="single" w:color="0000ff"/>
-          <w:rFonts w:ascii="Charis SIL Regular" w:hAnsi="Charis SIL Regular" w:eastAsia="Charis SIL Regular"/>
-          <w:b w:val="0"/>
-          <w:i w:val="0"/>
-          <w:color w:val="000000"/>
-          <w:sz w:val="24"/>
-        </w:rPr>
-        <w:hyperlink r:id="rId17" w:history="1">
-          <w:r>
-            <w:rPr>
-              <w:rStyle w:val="Hyperlink"/>
-            </w:rPr>
-            <w:t>stukk</w:t>
-          </w:r>
-        </w:hyperlink>
-      </w:r>
-      <w:r>
-        <w:rPr>
-          <w:u w:val="single" w:color="0000ff"/>
-          <w:rFonts w:ascii="Charis SIL Regular" w:hAnsi="Charis SIL Regular" w:eastAsia="Charis SIL Regular"/>
-          <w:b w:val="0"/>
-          <w:i w:val="0"/>
-          <w:color w:val="000000"/>
-          <w:sz w:val="24"/>
-        </w:rPr>
-        <w:hyperlink r:id="rId17" w:history="1">
-          <w:r>
-            <w:rPr>
-              <w:rStyle w:val="Hyperlink"/>
-            </w:rPr>
-            <w:t>e</w:t>
-          </w:r>
-        </w:hyperlink>
-      </w:r>
-      <w:r>
-        <w:rPr>
-          <w:u w:val="single" w:color="0000ff"/>
-          <w:rFonts w:ascii="Charis SIL Regular" w:hAnsi="Charis SIL Regular" w:eastAsia="Charis SIL Regular"/>
-          <w:b w:val="0"/>
-          <w:i w:val="0"/>
-          <w:color w:val="000000"/>
-          <w:sz w:val="24"/>
-        </w:rPr>
-        <w:hyperlink r:id="rId17" w:history="1">
-          <w:r>
-            <w:rPr>
-              <w:rStyle w:val="Hyperlink"/>
-            </w:rPr>
-            <w:t xml:space="preserve">n </w:t>
-          </w:r>
-        </w:hyperlink>
-      </w:r>
-      <w:r>
-        <w:rPr>
-          <w:u w:val="single" w:color="0000ff"/>
-          <w:rFonts w:ascii="Charis SIL Regular" w:hAnsi="Charis SIL Regular" w:eastAsia="Charis SIL Regular"/>
-          <w:b w:val="0"/>
-          <w:i w:val="0"/>
-          <w:color w:val="000000"/>
-          <w:sz w:val="24"/>
-        </w:rPr>
-        <w:t>m</w:t>
+        <w:t>manier opgebouwd. Archiefstukken m</w:t>
       </w:r>
       <w:r>
         <w:rPr>

--- a/EXPORTS/DOCX/published/niveau3/Dutch/WMRotterdam.docx
+++ b/EXPORTS/DOCX/published/niveau3/Dutch/WMRotterdam.docx
@@ -336,7 +336,6 @@
       </w:r>
       <w:r>
         <w:rPr>
-          <w:u w:val="single" w:color="0000ff"/>
           <w:rFonts w:ascii="Charis SIL Regular" w:hAnsi="Charis SIL Regular" w:eastAsia="Charis SIL Regular"/>
           <w:b w:val="0"/>
           <w:i w:val="0"/>

--- a/EXPORTS/DOCX/published/niveau3/Dutch/WMRotterdam.docx
+++ b/EXPORTS/DOCX/published/niveau3/Dutch/WMRotterdam.docx
@@ -352,8 +352,9 @@
           <w:i w:val="0"/>
           <w:color w:val="0000FF"/>
           <w:sz w:val="24"/>
+          <w:u w:val="single"/>
         </w:rPr>
-        <w:t xml:space="preserve">Prins </w:t>
+        <w:t>Prins H</w:t>
       </w:r>
       <w:r>
         <w:rPr>
@@ -364,25 +365,7 @@
           <w:sz w:val="24"/>
           <w:u w:val="single"/>
         </w:rPr>
-        <w:hyperlink r:id="rId10" w:history="1">
-          <w:r>
-            <w:rPr>
-              <w:rStyle w:val="Hyperlink"/>
-            </w:rPr>
-            <w:t>H</w:t>
-          </w:r>
-        </w:hyperlink>
-      </w:r>
-      <w:r>
-        <w:rPr>
-          <w:rFonts w:ascii="Charis SIL Regular" w:hAnsi="Charis SIL Regular" w:eastAsia="Charis SIL Regular"/>
-          <w:b w:val="0"/>
-          <w:i w:val="0"/>
-          <w:color w:val="0000FF"/>
-          <w:sz w:val="24"/>
-          <w:u w:val="single"/>
-        </w:rPr>
-        <w:hyperlink r:id="rId10" w:history="1">
+        <w:hyperlink r:id="rId9" w:history="1">
           <w:r>
             <w:rPr>
               <w:rStyle w:val="Hyperlink"/>
@@ -400,7 +383,7 @@
           <w:sz w:val="24"/>
           <w:u w:val="single"/>
         </w:rPr>
-        <w:hyperlink r:id="rId10" w:history="1">
+        <w:hyperlink r:id="rId9" w:history="1">
           <w:r>
             <w:rPr>
               <w:rStyle w:val="Hyperlink"/>
@@ -1032,7 +1015,60 @@
           <w:color w:val="000000"/>
           <w:sz w:val="24"/>
         </w:rPr>
-        <w:t>t van de gemeente R</w:t>
+        <w:hyperlink r:id="rId12" w:history="1">
+          <w:r>
+            <w:rPr>
+              <w:rStyle w:val="Hyperlink"/>
+            </w:rPr>
+            <w:t>t van de g</w:t>
+          </w:r>
+        </w:hyperlink>
+      </w:r>
+      <w:r>
+        <w:rPr>
+          <w:u w:val="single" w:color="0000ff"/>
+          <w:rFonts w:ascii="Charis SIL Regular" w:hAnsi="Charis SIL Regular" w:eastAsia="Charis SIL Regular"/>
+          <w:b w:val="0"/>
+          <w:i w:val="0"/>
+          <w:color w:val="000000"/>
+          <w:sz w:val="24"/>
+        </w:rPr>
+        <w:hyperlink r:id="rId12" w:history="1">
+          <w:r>
+            <w:rPr>
+              <w:rStyle w:val="Hyperlink"/>
+            </w:rPr>
+            <w:t>e</w:t>
+          </w:r>
+        </w:hyperlink>
+      </w:r>
+      <w:r>
+        <w:rPr>
+          <w:u w:val="single" w:color="0000ff"/>
+          <w:rFonts w:ascii="Charis SIL Regular" w:hAnsi="Charis SIL Regular" w:eastAsia="Charis SIL Regular"/>
+          <w:b w:val="0"/>
+          <w:i w:val="0"/>
+          <w:color w:val="000000"/>
+          <w:sz w:val="24"/>
+        </w:rPr>
+        <w:hyperlink r:id="rId12" w:history="1">
+          <w:r>
+            <w:rPr>
+              <w:rStyle w:val="Hyperlink"/>
+            </w:rPr>
+            <w:t xml:space="preserve">meente </w:t>
+          </w:r>
+        </w:hyperlink>
+      </w:r>
+      <w:r>
+        <w:rPr>
+          <w:rFonts w:ascii="Charis SIL Regular" w:hAnsi="Charis SIL Regular" w:eastAsia="Charis SIL Regular"/>
+          <w:b w:val="0"/>
+          <w:i w:val="0"/>
+          <w:color w:val="000000"/>
+          <w:sz w:val="24"/>
+        </w:rPr>
+        <w:t>R</w:t>
       </w:r>
       <w:r>
         <w:rPr>
@@ -1813,13 +1849,215 @@
       </w:r>
       <w:r>
         <w:rPr>
+          <w:u w:val="single" w:color="0000ff"/>
           <w:rFonts w:ascii="Charis SIL Regular" w:hAnsi="Charis SIL Regular" w:eastAsia="Charis SIL Regular"/>
           <w:b w:val="0"/>
           <w:i w:val="0"/>
           <w:color w:val="000000"/>
           <w:sz w:val="24"/>
         </w:rPr>
-        <w:t>manier opgebouwd. Archiefstukken met betr</w:t>
+        <w:hyperlink r:id="rId16" w:history="1">
+          <w:r>
+            <w:rPr>
+              <w:rStyle w:val="Hyperlink"/>
+            </w:rPr>
+            <w:t>ma</w:t>
+          </w:r>
+        </w:hyperlink>
+      </w:r>
+      <w:r>
+        <w:rPr>
+          <w:u w:val="single" w:color="0000ff"/>
+          <w:rFonts w:ascii="Charis SIL Regular" w:hAnsi="Charis SIL Regular" w:eastAsia="Charis SIL Regular"/>
+          <w:b w:val="0"/>
+          <w:i w:val="0"/>
+          <w:color w:val="000000"/>
+          <w:sz w:val="24"/>
+        </w:rPr>
+        <w:hyperlink r:id="rId16" w:history="1">
+          <w:r>
+            <w:rPr>
+              <w:rStyle w:val="Hyperlink"/>
+            </w:rPr>
+            <w:t>nier o</w:t>
+          </w:r>
+        </w:hyperlink>
+      </w:r>
+      <w:r>
+        <w:rPr>
+          <w:rFonts w:ascii="Charis SIL Regular" w:hAnsi="Charis SIL Regular" w:eastAsia="Charis SIL Regular"/>
+          <w:b w:val="0"/>
+          <w:i w:val="0"/>
+          <w:color w:val="000000"/>
+          <w:sz w:val="24"/>
+        </w:rPr>
+        <w:t>pgebou</w:t>
+      </w:r>
+      <w:r>
+        <w:rPr>
+          <w:u w:val="single" w:color="0000ff"/>
+          <w:rFonts w:ascii="Charis SIL Regular" w:hAnsi="Charis SIL Regular" w:eastAsia="Charis SIL Regular"/>
+          <w:b w:val="0"/>
+          <w:i w:val="0"/>
+          <w:color w:val="000000"/>
+          <w:sz w:val="24"/>
+        </w:rPr>
+        <w:hyperlink r:id="rId17" w:history="1">
+          <w:r>
+            <w:rPr>
+              <w:rStyle w:val="Hyperlink"/>
+            </w:rPr>
+            <w:t>wd. Ar</w:t>
+          </w:r>
+        </w:hyperlink>
+      </w:r>
+      <w:r>
+        <w:rPr>
+          <w:u w:val="single" w:color="0000ff"/>
+          <w:rFonts w:ascii="Charis SIL Regular" w:hAnsi="Charis SIL Regular" w:eastAsia="Charis SIL Regular"/>
+          <w:b w:val="0"/>
+          <w:i w:val="0"/>
+          <w:color w:val="000000"/>
+          <w:sz w:val="24"/>
+        </w:rPr>
+        <w:hyperlink r:id="rId17" w:history="1">
+          <w:r>
+            <w:rPr>
+              <w:rStyle w:val="Hyperlink"/>
+            </w:rPr>
+            <w:t>c</w:t>
+          </w:r>
+        </w:hyperlink>
+      </w:r>
+      <w:r>
+        <w:rPr>
+          <w:u w:val="single" w:color="0000ff"/>
+          <w:rFonts w:ascii="Charis SIL Regular" w:hAnsi="Charis SIL Regular" w:eastAsia="Charis SIL Regular"/>
+          <w:b w:val="0"/>
+          <w:i w:val="0"/>
+          <w:color w:val="000000"/>
+          <w:sz w:val="24"/>
+        </w:rPr>
+        <w:hyperlink r:id="rId17" w:history="1">
+          <w:r>
+            <w:rPr>
+              <w:rStyle w:val="Hyperlink"/>
+            </w:rPr>
+            <w:t>hief</w:t>
+          </w:r>
+        </w:hyperlink>
+      </w:r>
+      <w:r>
+        <w:rPr>
+          <w:u w:val="single" w:color="0000ff"/>
+          <w:rFonts w:ascii="Charis SIL Regular" w:hAnsi="Charis SIL Regular" w:eastAsia="Charis SIL Regular"/>
+          <w:b w:val="0"/>
+          <w:i w:val="0"/>
+          <w:color w:val="000000"/>
+          <w:sz w:val="24"/>
+        </w:rPr>
+        <w:hyperlink r:id="rId17" w:history="1">
+          <w:r>
+            <w:rPr>
+              <w:rStyle w:val="Hyperlink"/>
+            </w:rPr>
+            <w:t>stukk</w:t>
+          </w:r>
+        </w:hyperlink>
+      </w:r>
+      <w:r>
+        <w:rPr>
+          <w:u w:val="single" w:color="0000ff"/>
+          <w:rFonts w:ascii="Charis SIL Regular" w:hAnsi="Charis SIL Regular" w:eastAsia="Charis SIL Regular"/>
+          <w:b w:val="0"/>
+          <w:i w:val="0"/>
+          <w:color w:val="000000"/>
+          <w:sz w:val="24"/>
+        </w:rPr>
+        <w:hyperlink r:id="rId17" w:history="1">
+          <w:r>
+            <w:rPr>
+              <w:rStyle w:val="Hyperlink"/>
+            </w:rPr>
+            <w:t>e</w:t>
+          </w:r>
+        </w:hyperlink>
+      </w:r>
+      <w:r>
+        <w:rPr>
+          <w:u w:val="single" w:color="0000ff"/>
+          <w:rFonts w:ascii="Charis SIL Regular" w:hAnsi="Charis SIL Regular" w:eastAsia="Charis SIL Regular"/>
+          <w:b w:val="0"/>
+          <w:i w:val="0"/>
+          <w:color w:val="000000"/>
+          <w:sz w:val="24"/>
+        </w:rPr>
+        <w:hyperlink r:id="rId17" w:history="1">
+          <w:r>
+            <w:rPr>
+              <w:rStyle w:val="Hyperlink"/>
+            </w:rPr>
+            <w:t xml:space="preserve">n </w:t>
+          </w:r>
+        </w:hyperlink>
+      </w:r>
+      <w:r>
+        <w:rPr>
+          <w:u w:val="single" w:color="0000ff"/>
+          <w:rFonts w:ascii="Charis SIL Regular" w:hAnsi="Charis SIL Regular" w:eastAsia="Charis SIL Regular"/>
+          <w:b w:val="0"/>
+          <w:i w:val="0"/>
+          <w:color w:val="000000"/>
+          <w:sz w:val="24"/>
+        </w:rPr>
+        <w:t>m</w:t>
+      </w:r>
+      <w:r>
+        <w:rPr>
+          <w:u w:val="single" w:color="0000ff"/>
+          <w:rFonts w:ascii="Charis SIL Regular" w:hAnsi="Charis SIL Regular" w:eastAsia="Charis SIL Regular"/>
+          <w:b w:val="0"/>
+          <w:i w:val="0"/>
+          <w:color w:val="000000"/>
+          <w:sz w:val="24"/>
+        </w:rPr>
+        <w:hyperlink r:id="rId17" w:history="1">
+          <w:r>
+            <w:rPr>
+              <w:rStyle w:val="Hyperlink"/>
+            </w:rPr>
+            <w:t>et</w:t>
+          </w:r>
+        </w:hyperlink>
+      </w:r>
+      <w:r>
+        <w:rPr>
+          <w:u w:val="single" w:color="0000ff"/>
+          <w:rFonts w:ascii="Charis SIL Regular" w:hAnsi="Charis SIL Regular" w:eastAsia="Charis SIL Regular"/>
+          <w:b w:val="0"/>
+          <w:i w:val="0"/>
+          <w:color w:val="000000"/>
+          <w:sz w:val="24"/>
+        </w:rPr>
+        <w:t xml:space="preserve"> </w:t>
+      </w:r>
+      <w:r>
+        <w:rPr>
+          <w:u w:val="single" w:color="0000ff"/>
+          <w:rFonts w:ascii="Charis SIL Regular" w:hAnsi="Charis SIL Regular" w:eastAsia="Charis SIL Regular"/>
+          <w:b w:val="0"/>
+          <w:i w:val="0"/>
+          <w:color w:val="000000"/>
+          <w:sz w:val="24"/>
+        </w:rPr>
+        <w:hyperlink r:id="rId17" w:history="1">
+          <w:r>
+            <w:rPr>
+              <w:rStyle w:val="Hyperlink"/>
+            </w:rPr>
+            <w:t>betr</w:t>
+          </w:r>
+        </w:hyperlink>
       </w:r>
       <w:r>
         <w:rPr>

--- a/EXPORTS/DOCX/published/niveau3/Dutch/WMRotterdam.docx
+++ b/EXPORTS/DOCX/published/niveau3/Dutch/WMRotterdam.docx
@@ -296,54 +296,7 @@
           <w:color w:val="000000"/>
           <w:sz w:val="24"/>
         </w:rPr>
-        <w:t>naar de voorzitter van de Yachtvereni</w:t>
-      </w:r>
-      <w:r>
-        <w:rPr>
-          <w:u w:val="single" w:color="0000ff"/>
-          <w:rFonts w:ascii="Charis SIL Regular" w:hAnsi="Charis SIL Regular" w:eastAsia="Charis SIL Regular"/>
-          <w:b w:val="0"/>
-          <w:i w:val="0"/>
-          <w:color w:val="000000"/>
-          <w:sz w:val="24"/>
-        </w:rPr>
-        <w:hyperlink r:id="rId9" w:history="1">
-          <w:r>
-            <w:rPr>
-              <w:rStyle w:val="Hyperlink"/>
-            </w:rPr>
-            <w:t>ging. Toe</w:t>
-          </w:r>
-        </w:hyperlink>
-      </w:r>
-      <w:r>
-        <w:rPr>
-          <w:u w:val="single" w:color="0000ff"/>
-          <w:rFonts w:ascii="Charis SIL Regular" w:hAnsi="Charis SIL Regular" w:eastAsia="Charis SIL Regular"/>
-          <w:b w:val="0"/>
-          <w:i w:val="0"/>
-          <w:color w:val="000000"/>
-          <w:sz w:val="24"/>
-        </w:rPr>
-        <w:hyperlink r:id="rId9" w:history="1">
-          <w:r>
-            <w:rPr>
-              <w:rStyle w:val="Hyperlink"/>
-            </w:rPr>
-            <w:t>n</w:t>
-          </w:r>
-        </w:hyperlink>
-      </w:r>
-      <w:r>
-        <w:rPr>
-          <w:u w:val="single" w:color="0000ff"/>
-          <w:rFonts w:ascii="Charis SIL Regular" w:hAnsi="Charis SIL Regular" w:eastAsia="Charis SIL Regular"/>
-          <w:b w:val="0"/>
-          <w:i w:val="0"/>
-          <w:color w:val="000000"/>
-          <w:sz w:val="24"/>
-        </w:rPr>
-        <w:t xml:space="preserve"> </w:t>
+        <w:t xml:space="preserve">naar de voorzitter van de Yachtvereniging. Toen </w:t>
       </w:r>
       <w:r>
         <w:rPr>
@@ -352,45 +305,8 @@
           <w:i w:val="0"/>
           <w:color w:val="0000FF"/>
           <w:sz w:val="24"/>
-          <w:u w:val="single"/>
         </w:rPr>
-        <w:t>Prins H</w:t>
-      </w:r>
-      <w:r>
-        <w:rPr>
-          <w:rFonts w:ascii="Charis SIL Regular" w:hAnsi="Charis SIL Regular" w:eastAsia="Charis SIL Regular"/>
-          <w:b w:val="0"/>
-          <w:i w:val="0"/>
-          <w:color w:val="0000FF"/>
-          <w:sz w:val="24"/>
-          <w:u w:val="single"/>
-        </w:rPr>
-        <w:hyperlink r:id="rId9" w:history="1">
-          <w:r>
-            <w:rPr>
-              <w:rStyle w:val="Hyperlink"/>
-            </w:rPr>
-            <w:t>endri</w:t>
-          </w:r>
-        </w:hyperlink>
-      </w:r>
-      <w:r>
-        <w:rPr>
-          <w:rFonts w:ascii="Charis SIL Regular" w:hAnsi="Charis SIL Regular" w:eastAsia="Charis SIL Regular"/>
-          <w:b w:val="0"/>
-          <w:i w:val="0"/>
-          <w:color w:val="0000FF"/>
-          <w:sz w:val="24"/>
-          <w:u w:val="single"/>
-        </w:rPr>
-        <w:hyperlink r:id="rId9" w:history="1">
-          <w:r>
-            <w:rPr>
-              <w:rStyle w:val="Hyperlink"/>
-            </w:rPr>
-            <w:t>k</w:t>
-          </w:r>
-        </w:hyperlink>
+        <w:t>Prins Hendrik</w:t>
       </w:r>
       <w:r>
         <w:rPr>
@@ -432,7 +348,6 @@
       </w:r>
       <w:r>
         <w:rPr>
-          <w:u w:val="single" w:color="0000ff"/>
           <w:rFonts w:ascii="Charis SIL Regular" w:hAnsi="Charis SIL Regular" w:eastAsia="Charis SIL Regular"/>
           <w:b w:val="0"/>
           <w:i w:val="0"/>
@@ -450,7 +365,6 @@
       </w:r>
       <w:r>
         <w:rPr>
-          <w:u w:val="single" w:color="0000ff"/>
           <w:rFonts w:ascii="Charis SIL Regular" w:hAnsi="Charis SIL Regular" w:eastAsia="Charis SIL Regular"/>
           <w:b w:val="0"/>
           <w:i w:val="0"/>
@@ -468,7 +382,6 @@
       </w:r>
       <w:r>
         <w:rPr>
-          <w:u w:val="single" w:color="0000ff"/>
           <w:rFonts w:ascii="Charis SIL Regular" w:hAnsi="Charis SIL Regular" w:eastAsia="Charis SIL Regular"/>
           <w:b w:val="0"/>
           <w:i w:val="0"/>
@@ -722,7 +635,14 @@
           <w:color w:val="000000"/>
           <w:sz w:val="24"/>
         </w:rPr>
-        <w:t>dien</w:t>
+        <w:hyperlink r:id="rId11" w:history="1">
+          <w:r>
+            <w:rPr>
+              <w:rStyle w:val="Hyperlink"/>
+            </w:rPr>
+            <w:t>dien</w:t>
+          </w:r>
+        </w:hyperlink>
       </w:r>
       <w:r>
         <w:rPr>
@@ -1062,6 +982,7 @@
       </w:r>
       <w:r>
         <w:rPr>
+          <w:u w:val="single" w:color="0000ff"/>
           <w:rFonts w:ascii="Charis SIL Regular" w:hAnsi="Charis SIL Regular" w:eastAsia="Charis SIL Regular"/>
           <w:b w:val="0"/>
           <w:i w:val="0"/>
@@ -3436,7 +3357,7 @@
         <w:autoSpaceDN w:val="0"/>
         <w:autoSpaceDE w:val="0"/>
         <w:widowControl/>
-        <w:spacing w:line="538" w:lineRule="exact" w:before="478" w:after="0"/>
+        <w:spacing w:line="538" w:lineRule="exact" w:before="458" w:after="0"/>
         <w:ind w:left="0" w:right="0" w:firstLine="0"/>
         <w:jc w:val="left"/>
       </w:pPr>

--- a/EXPORTS/DOCX/published/niveau3/Dutch/WMRotterdam.docx
+++ b/EXPORTS/DOCX/published/niveau3/Dutch/WMRotterdam.docx
@@ -296,7 +296,53 @@
           <w:color w:val="000000"/>
           <w:sz w:val="24"/>
         </w:rPr>
-        <w:t xml:space="preserve">naar de voorzitter van de Yachtvereniging. Toen </w:t>
+        <w:t>naar de voorzitter van de Yachtvereni</w:t>
+      </w:r>
+      <w:r>
+        <w:rPr>
+          <w:u w:val="single" w:color="0000ff"/>
+          <w:rFonts w:ascii="Charis SIL Regular" w:hAnsi="Charis SIL Regular" w:eastAsia="Charis SIL Regular"/>
+          <w:b w:val="0"/>
+          <w:i w:val="0"/>
+          <w:color w:val="000000"/>
+          <w:sz w:val="24"/>
+        </w:rPr>
+        <w:hyperlink r:id="rId9" w:history="1">
+          <w:r>
+            <w:rPr>
+              <w:rStyle w:val="Hyperlink"/>
+            </w:rPr>
+            <w:t>ging. Toe</w:t>
+          </w:r>
+        </w:hyperlink>
+      </w:r>
+      <w:r>
+        <w:rPr>
+          <w:u w:val="single" w:color="0000ff"/>
+          <w:rFonts w:ascii="Charis SIL Regular" w:hAnsi="Charis SIL Regular" w:eastAsia="Charis SIL Regular"/>
+          <w:b w:val="0"/>
+          <w:i w:val="0"/>
+          <w:color w:val="000000"/>
+          <w:sz w:val="24"/>
+        </w:rPr>
+        <w:hyperlink r:id="rId9" w:history="1">
+          <w:r>
+            <w:rPr>
+              <w:rStyle w:val="Hyperlink"/>
+            </w:rPr>
+            <w:t>n</w:t>
+          </w:r>
+        </w:hyperlink>
+      </w:r>
+      <w:r>
+        <w:rPr>
+          <w:rFonts w:ascii="Charis SIL Regular" w:hAnsi="Charis SIL Regular" w:eastAsia="Charis SIL Regular"/>
+          <w:b w:val="0"/>
+          <w:i w:val="0"/>
+          <w:color w:val="000000"/>
+          <w:sz w:val="24"/>
+        </w:rPr>
+        <w:t xml:space="preserve"> </w:t>
       </w:r>
       <w:r>
         <w:rPr>
@@ -305,8 +351,81 @@
           <w:i w:val="0"/>
           <w:color w:val="0000FF"/>
           <w:sz w:val="24"/>
+          <w:u w:val="single"/>
         </w:rPr>
-        <w:t>Prins Hendrik</w:t>
+        <w:hyperlink r:id="rId9" w:history="1">
+          <w:r>
+            <w:rPr>
+              <w:rStyle w:val="Hyperlink"/>
+            </w:rPr>
+            <w:t>Prins</w:t>
+          </w:r>
+        </w:hyperlink>
+      </w:r>
+      <w:r>
+        <w:rPr>
+          <w:rFonts w:ascii="Charis SIL Regular" w:hAnsi="Charis SIL Regular" w:eastAsia="Charis SIL Regular"/>
+          <w:b w:val="0"/>
+          <w:i w:val="0"/>
+          <w:color w:val="0000FF"/>
+          <w:sz w:val="24"/>
+          <w:u w:val="single"/>
+        </w:rPr>
+        <w:t xml:space="preserve"> </w:t>
+      </w:r>
+      <w:r>
+        <w:rPr>
+          <w:rFonts w:ascii="Charis SIL Regular" w:hAnsi="Charis SIL Regular" w:eastAsia="Charis SIL Regular"/>
+          <w:b w:val="0"/>
+          <w:i w:val="0"/>
+          <w:color w:val="0000FF"/>
+          <w:sz w:val="24"/>
+          <w:u w:val="single"/>
+        </w:rPr>
+        <w:hyperlink r:id="rId9" w:history="1">
+          <w:r>
+            <w:rPr>
+              <w:rStyle w:val="Hyperlink"/>
+            </w:rPr>
+            <w:t>H</w:t>
+          </w:r>
+        </w:hyperlink>
+      </w:r>
+      <w:r>
+        <w:rPr>
+          <w:rFonts w:ascii="Charis SIL Regular" w:hAnsi="Charis SIL Regular" w:eastAsia="Charis SIL Regular"/>
+          <w:b w:val="0"/>
+          <w:i w:val="0"/>
+          <w:color w:val="0000FF"/>
+          <w:sz w:val="24"/>
+          <w:u w:val="single"/>
+        </w:rPr>
+        <w:hyperlink r:id="rId9" w:history="1">
+          <w:r>
+            <w:rPr>
+              <w:rStyle w:val="Hyperlink"/>
+            </w:rPr>
+            <w:t>endri</w:t>
+          </w:r>
+        </w:hyperlink>
+      </w:r>
+      <w:r>
+        <w:rPr>
+          <w:rFonts w:ascii="Charis SIL Regular" w:hAnsi="Charis SIL Regular" w:eastAsia="Charis SIL Regular"/>
+          <w:b w:val="0"/>
+          <w:i w:val="0"/>
+          <w:color w:val="0000FF"/>
+          <w:sz w:val="24"/>
+          <w:u w:val="single"/>
+        </w:rPr>
+        <w:hyperlink r:id="rId9" w:history="1">
+          <w:r>
+            <w:rPr>
+              <w:rStyle w:val="Hyperlink"/>
+            </w:rPr>
+            <w:t>k</w:t>
+          </w:r>
+        </w:hyperlink>
       </w:r>
       <w:r>
         <w:rPr>
@@ -348,6 +467,7 @@
       </w:r>
       <w:r>
         <w:rPr>
+          <w:u w:val="single" w:color="0000ff"/>
           <w:rFonts w:ascii="Charis SIL Regular" w:hAnsi="Charis SIL Regular" w:eastAsia="Charis SIL Regular"/>
           <w:b w:val="0"/>
           <w:i w:val="0"/>
@@ -365,6 +485,7 @@
       </w:r>
       <w:r>
         <w:rPr>
+          <w:u w:val="single" w:color="0000ff"/>
           <w:rFonts w:ascii="Charis SIL Regular" w:hAnsi="Charis SIL Regular" w:eastAsia="Charis SIL Regular"/>
           <w:b w:val="0"/>
           <w:i w:val="0"/>
@@ -382,6 +503,7 @@
       </w:r>
       <w:r>
         <w:rPr>
+          <w:u w:val="single" w:color="0000ff"/>
           <w:rFonts w:ascii="Charis SIL Regular" w:hAnsi="Charis SIL Regular" w:eastAsia="Charis SIL Regular"/>
           <w:b w:val="0"/>
           <w:i w:val="0"/>
@@ -982,7 +1104,6 @@
       </w:r>
       <w:r>
         <w:rPr>
-          <w:u w:val="single" w:color="0000ff"/>
           <w:rFonts w:ascii="Charis SIL Regular" w:hAnsi="Charis SIL Regular" w:eastAsia="Charis SIL Regular"/>
           <w:b w:val="0"/>
           <w:i w:val="0"/>
@@ -1770,21 +1891,13 @@
       </w:r>
       <w:r>
         <w:rPr>
-          <w:u w:val="single" w:color="0000ff"/>
           <w:rFonts w:ascii="Charis SIL Regular" w:hAnsi="Charis SIL Regular" w:eastAsia="Charis SIL Regular"/>
           <w:b w:val="0"/>
           <w:i w:val="0"/>
           <w:color w:val="000000"/>
           <w:sz w:val="24"/>
         </w:rPr>
-        <w:hyperlink r:id="rId16" w:history="1">
-          <w:r>
-            <w:rPr>
-              <w:rStyle w:val="Hyperlink"/>
-            </w:rPr>
-            <w:t>ma</w:t>
-          </w:r>
-        </w:hyperlink>
+        <w:t>ma</w:t>
       </w:r>
       <w:r>
         <w:rPr>
@@ -1924,7 +2037,6 @@
       </w:r>
       <w:r>
         <w:rPr>
-          <w:u w:val="single" w:color="0000ff"/>
           <w:rFonts w:ascii="Charis SIL Regular" w:hAnsi="Charis SIL Regular" w:eastAsia="Charis SIL Regular"/>
           <w:b w:val="0"/>
           <w:i w:val="0"/>

--- a/EXPORTS/DOCX/published/niveau3/Dutch/WMRotterdam.docx
+++ b/EXPORTS/DOCX/published/niveau3/Dutch/WMRotterdam.docx
@@ -336,6 +336,7 @@
       </w:r>
       <w:r>
         <w:rPr>
+          <w:u w:val="single" w:color="0000ff"/>
           <w:rFonts w:ascii="Charis SIL Regular" w:hAnsi="Charis SIL Regular" w:eastAsia="Charis SIL Regular"/>
           <w:b w:val="0"/>
           <w:i w:val="0"/>
@@ -400,7 +401,7 @@
           <w:sz w:val="24"/>
           <w:u w:val="single"/>
         </w:rPr>
-        <w:hyperlink r:id="rId9" w:history="1">
+        <w:hyperlink r:id="rId10" w:history="1">
           <w:r>
             <w:rPr>
               <w:rStyle w:val="Hyperlink"/>
@@ -418,7 +419,7 @@
           <w:sz w:val="24"/>
           <w:u w:val="single"/>
         </w:rPr>
-        <w:hyperlink r:id="rId9" w:history="1">
+        <w:hyperlink r:id="rId10" w:history="1">
           <w:r>
             <w:rPr>
               <w:rStyle w:val="Hyperlink"/>
@@ -1046,71 +1047,7 @@
           <w:color w:val="000000"/>
           <w:sz w:val="24"/>
         </w:rPr>
-        <w:t>De collectie is overigens nog altijd het bezi</w:t>
-      </w:r>
-      <w:r>
-        <w:rPr>
-          <w:u w:val="single" w:color="0000ff"/>
-          <w:rFonts w:ascii="Charis SIL Regular" w:hAnsi="Charis SIL Regular" w:eastAsia="Charis SIL Regular"/>
-          <w:b w:val="0"/>
-          <w:i w:val="0"/>
-          <w:color w:val="000000"/>
-          <w:sz w:val="24"/>
-        </w:rPr>
-        <w:hyperlink r:id="rId12" w:history="1">
-          <w:r>
-            <w:rPr>
-              <w:rStyle w:val="Hyperlink"/>
-            </w:rPr>
-            <w:t>t van de g</w:t>
-          </w:r>
-        </w:hyperlink>
-      </w:r>
-      <w:r>
-        <w:rPr>
-          <w:u w:val="single" w:color="0000ff"/>
-          <w:rFonts w:ascii="Charis SIL Regular" w:hAnsi="Charis SIL Regular" w:eastAsia="Charis SIL Regular"/>
-          <w:b w:val="0"/>
-          <w:i w:val="0"/>
-          <w:color w:val="000000"/>
-          <w:sz w:val="24"/>
-        </w:rPr>
-        <w:hyperlink r:id="rId12" w:history="1">
-          <w:r>
-            <w:rPr>
-              <w:rStyle w:val="Hyperlink"/>
-            </w:rPr>
-            <w:t>e</w:t>
-          </w:r>
-        </w:hyperlink>
-      </w:r>
-      <w:r>
-        <w:rPr>
-          <w:u w:val="single" w:color="0000ff"/>
-          <w:rFonts w:ascii="Charis SIL Regular" w:hAnsi="Charis SIL Regular" w:eastAsia="Charis SIL Regular"/>
-          <w:b w:val="0"/>
-          <w:i w:val="0"/>
-          <w:color w:val="000000"/>
-          <w:sz w:val="24"/>
-        </w:rPr>
-        <w:hyperlink r:id="rId12" w:history="1">
-          <w:r>
-            <w:rPr>
-              <w:rStyle w:val="Hyperlink"/>
-            </w:rPr>
-            <w:t xml:space="preserve">meente </w:t>
-          </w:r>
-        </w:hyperlink>
-      </w:r>
-      <w:r>
-        <w:rPr>
-          <w:rFonts w:ascii="Charis SIL Regular" w:hAnsi="Charis SIL Regular" w:eastAsia="Charis SIL Regular"/>
-          <w:b w:val="0"/>
-          <w:i w:val="0"/>
-          <w:color w:val="000000"/>
-          <w:sz w:val="24"/>
-        </w:rPr>
-        <w:t>R</w:t>
+        <w:t>De collectie is overigens nog altijd het bezit van de gemeente R</w:t>
       </w:r>
       <w:r>
         <w:rPr>
@@ -1891,13 +1828,21 @@
       </w:r>
       <w:r>
         <w:rPr>
+          <w:u w:val="single" w:color="0000ff"/>
           <w:rFonts w:ascii="Charis SIL Regular" w:hAnsi="Charis SIL Regular" w:eastAsia="Charis SIL Regular"/>
           <w:b w:val="0"/>
           <w:i w:val="0"/>
           <w:color w:val="000000"/>
           <w:sz w:val="24"/>
         </w:rPr>
-        <w:t>ma</w:t>
+        <w:hyperlink r:id="rId16" w:history="1">
+          <w:r>
+            <w:rPr>
+              <w:rStyle w:val="Hyperlink"/>
+            </w:rPr>
+            <w:t>ma</w:t>
+          </w:r>
+        </w:hyperlink>
       </w:r>
       <w:r>
         <w:rPr>
@@ -2037,6 +1982,7 @@
       </w:r>
       <w:r>
         <w:rPr>
+          <w:u w:val="single" w:color="0000ff"/>
           <w:rFonts w:ascii="Charis SIL Regular" w:hAnsi="Charis SIL Regular" w:eastAsia="Charis SIL Regular"/>
           <w:b w:val="0"/>
           <w:i w:val="0"/>

--- a/EXPORTS/DOCX/published/niveau3/Dutch/WMRotterdam.docx
+++ b/EXPORTS/DOCX/published/niveau3/Dutch/WMRotterdam.docx
@@ -296,54 +296,7 @@
           <w:color w:val="000000"/>
           <w:sz w:val="24"/>
         </w:rPr>
-        <w:t>naar de voorzitter van de Yachtvereni</w:t>
-      </w:r>
-      <w:r>
-        <w:rPr>
-          <w:u w:val="single" w:color="0000ff"/>
-          <w:rFonts w:ascii="Charis SIL Regular" w:hAnsi="Charis SIL Regular" w:eastAsia="Charis SIL Regular"/>
-          <w:b w:val="0"/>
-          <w:i w:val="0"/>
-          <w:color w:val="000000"/>
-          <w:sz w:val="24"/>
-        </w:rPr>
-        <w:hyperlink r:id="rId9" w:history="1">
-          <w:r>
-            <w:rPr>
-              <w:rStyle w:val="Hyperlink"/>
-            </w:rPr>
-            <w:t>ging. Toe</w:t>
-          </w:r>
-        </w:hyperlink>
-      </w:r>
-      <w:r>
-        <w:rPr>
-          <w:u w:val="single" w:color="0000ff"/>
-          <w:rFonts w:ascii="Charis SIL Regular" w:hAnsi="Charis SIL Regular" w:eastAsia="Charis SIL Regular"/>
-          <w:b w:val="0"/>
-          <w:i w:val="0"/>
-          <w:color w:val="000000"/>
-          <w:sz w:val="24"/>
-        </w:rPr>
-        <w:hyperlink r:id="rId9" w:history="1">
-          <w:r>
-            <w:rPr>
-              <w:rStyle w:val="Hyperlink"/>
-            </w:rPr>
-            <w:t>n</w:t>
-          </w:r>
-        </w:hyperlink>
-      </w:r>
-      <w:r>
-        <w:rPr>
-          <w:u w:val="single" w:color="0000ff"/>
-          <w:rFonts w:ascii="Charis SIL Regular" w:hAnsi="Charis SIL Regular" w:eastAsia="Charis SIL Regular"/>
-          <w:b w:val="0"/>
-          <w:i w:val="0"/>
-          <w:color w:val="000000"/>
-          <w:sz w:val="24"/>
-        </w:rPr>
-        <w:t xml:space="preserve"> </w:t>
+        <w:t xml:space="preserve">naar de voorzitter van de Yachtvereniging. Toen </w:t>
       </w:r>
       <w:r>
         <w:rPr>
@@ -354,7 +307,7 @@
           <w:sz w:val="24"/>
           <w:u w:val="single"/>
         </w:rPr>
-        <w:hyperlink r:id="rId9" w:history="1">
+        <w:hyperlink r:id="rId10" w:history="1">
           <w:r>
             <w:rPr>
               <w:rStyle w:val="Hyperlink"/>
@@ -383,7 +336,7 @@
           <w:sz w:val="24"/>
           <w:u w:val="single"/>
         </w:rPr>
-        <w:hyperlink r:id="rId9" w:history="1">
+        <w:hyperlink r:id="rId10" w:history="1">
           <w:r>
             <w:rPr>
               <w:rStyle w:val="Hyperlink"/>
@@ -419,7 +372,7 @@
           <w:sz w:val="24"/>
           <w:u w:val="single"/>
         </w:rPr>
-        <w:hyperlink r:id="rId10" w:history="1">
+        <w:hyperlink r:id="rId9" w:history="1">
           <w:r>
             <w:rPr>
               <w:rStyle w:val="Hyperlink"/>
@@ -1047,7 +1000,72 @@
           <w:color w:val="000000"/>
           <w:sz w:val="24"/>
         </w:rPr>
-        <w:t>De collectie is overigens nog altijd het bezit van de gemeente R</w:t>
+        <w:t>De collectie is overigens nog altijd het bezi</w:t>
+      </w:r>
+      <w:r>
+        <w:rPr>
+          <w:u w:val="single" w:color="0000ff"/>
+          <w:rFonts w:ascii="Charis SIL Regular" w:hAnsi="Charis SIL Regular" w:eastAsia="Charis SIL Regular"/>
+          <w:b w:val="0"/>
+          <w:i w:val="0"/>
+          <w:color w:val="000000"/>
+          <w:sz w:val="24"/>
+        </w:rPr>
+        <w:hyperlink r:id="rId12" w:history="1">
+          <w:r>
+            <w:rPr>
+              <w:rStyle w:val="Hyperlink"/>
+            </w:rPr>
+            <w:t>t van de g</w:t>
+          </w:r>
+        </w:hyperlink>
+      </w:r>
+      <w:r>
+        <w:rPr>
+          <w:u w:val="single" w:color="0000ff"/>
+          <w:rFonts w:ascii="Charis SIL Regular" w:hAnsi="Charis SIL Regular" w:eastAsia="Charis SIL Regular"/>
+          <w:b w:val="0"/>
+          <w:i w:val="0"/>
+          <w:color w:val="000000"/>
+          <w:sz w:val="24"/>
+        </w:rPr>
+        <w:hyperlink r:id="rId12" w:history="1">
+          <w:r>
+            <w:rPr>
+              <w:rStyle w:val="Hyperlink"/>
+            </w:rPr>
+            <w:t>e</w:t>
+          </w:r>
+        </w:hyperlink>
+      </w:r>
+      <w:r>
+        <w:rPr>
+          <w:u w:val="single" w:color="0000ff"/>
+          <w:rFonts w:ascii="Charis SIL Regular" w:hAnsi="Charis SIL Regular" w:eastAsia="Charis SIL Regular"/>
+          <w:b w:val="0"/>
+          <w:i w:val="0"/>
+          <w:color w:val="000000"/>
+          <w:sz w:val="24"/>
+        </w:rPr>
+        <w:hyperlink r:id="rId12" w:history="1">
+          <w:r>
+            <w:rPr>
+              <w:rStyle w:val="Hyperlink"/>
+            </w:rPr>
+            <w:t xml:space="preserve">meente </w:t>
+          </w:r>
+        </w:hyperlink>
+      </w:r>
+      <w:r>
+        <w:rPr>
+          <w:u w:val="single" w:color="0000ff"/>
+          <w:rFonts w:ascii="Charis SIL Regular" w:hAnsi="Charis SIL Regular" w:eastAsia="Charis SIL Regular"/>
+          <w:b w:val="0"/>
+          <w:i w:val="0"/>
+          <w:color w:val="000000"/>
+          <w:sz w:val="24"/>
+        </w:rPr>
+        <w:t>R</w:t>
       </w:r>
       <w:r>
         <w:rPr>
@@ -1828,21 +1846,13 @@
       </w:r>
       <w:r>
         <w:rPr>
-          <w:u w:val="single" w:color="0000ff"/>
           <w:rFonts w:ascii="Charis SIL Regular" w:hAnsi="Charis SIL Regular" w:eastAsia="Charis SIL Regular"/>
           <w:b w:val="0"/>
           <w:i w:val="0"/>
           <w:color w:val="000000"/>
           <w:sz w:val="24"/>
         </w:rPr>
-        <w:hyperlink r:id="rId16" w:history="1">
-          <w:r>
-            <w:rPr>
-              <w:rStyle w:val="Hyperlink"/>
-            </w:rPr>
-            <w:t>ma</w:t>
-          </w:r>
-        </w:hyperlink>
+        <w:t>ma</w:t>
       </w:r>
       <w:r>
         <w:rPr>

--- a/EXPORTS/DOCX/published/niveau3/Dutch/WMRotterdam.docx
+++ b/EXPORTS/DOCX/published/niveau3/Dutch/WMRotterdam.docx
@@ -296,7 +296,53 @@
           <w:color w:val="000000"/>
           <w:sz w:val="24"/>
         </w:rPr>
-        <w:t xml:space="preserve">naar de voorzitter van de Yachtvereniging. Toen </w:t>
+        <w:t>naar de voorzitter van de Yachtvereni</w:t>
+      </w:r>
+      <w:r>
+        <w:rPr>
+          <w:u w:val="single" w:color="0000ff"/>
+          <w:rFonts w:ascii="Charis SIL Regular" w:hAnsi="Charis SIL Regular" w:eastAsia="Charis SIL Regular"/>
+          <w:b w:val="0"/>
+          <w:i w:val="0"/>
+          <w:color w:val="000000"/>
+          <w:sz w:val="24"/>
+        </w:rPr>
+        <w:hyperlink r:id="rId9" w:history="1">
+          <w:r>
+            <w:rPr>
+              <w:rStyle w:val="Hyperlink"/>
+            </w:rPr>
+            <w:t>ging. Toe</w:t>
+          </w:r>
+        </w:hyperlink>
+      </w:r>
+      <w:r>
+        <w:rPr>
+          <w:u w:val="single" w:color="0000ff"/>
+          <w:rFonts w:ascii="Charis SIL Regular" w:hAnsi="Charis SIL Regular" w:eastAsia="Charis SIL Regular"/>
+          <w:b w:val="0"/>
+          <w:i w:val="0"/>
+          <w:color w:val="000000"/>
+          <w:sz w:val="24"/>
+        </w:rPr>
+        <w:hyperlink r:id="rId9" w:history="1">
+          <w:r>
+            <w:rPr>
+              <w:rStyle w:val="Hyperlink"/>
+            </w:rPr>
+            <w:t>n</w:t>
+          </w:r>
+        </w:hyperlink>
+      </w:r>
+      <w:r>
+        <w:rPr>
+          <w:rFonts w:ascii="Charis SIL Regular" w:hAnsi="Charis SIL Regular" w:eastAsia="Charis SIL Regular"/>
+          <w:b w:val="0"/>
+          <w:i w:val="0"/>
+          <w:color w:val="000000"/>
+          <w:sz w:val="24"/>
+        </w:rPr>
+        <w:t xml:space="preserve"> </w:t>
       </w:r>
       <w:r>
         <w:rPr>
@@ -307,7 +353,7 @@
           <w:sz w:val="24"/>
           <w:u w:val="single"/>
         </w:rPr>
-        <w:hyperlink r:id="rId10" w:history="1">
+        <w:hyperlink r:id="rId9" w:history="1">
           <w:r>
             <w:rPr>
               <w:rStyle w:val="Hyperlink"/>
@@ -336,7 +382,7 @@
           <w:sz w:val="24"/>
           <w:u w:val="single"/>
         </w:rPr>
-        <w:hyperlink r:id="rId10" w:history="1">
+        <w:hyperlink r:id="rId9" w:history="1">
           <w:r>
             <w:rPr>
               <w:rStyle w:val="Hyperlink"/>
@@ -354,7 +400,7 @@
           <w:sz w:val="24"/>
           <w:u w:val="single"/>
         </w:rPr>
-        <w:hyperlink r:id="rId10" w:history="1">
+        <w:hyperlink r:id="rId9" w:history="1">
           <w:r>
             <w:rPr>
               <w:rStyle w:val="Hyperlink"/>
@@ -1058,7 +1104,6 @@
       </w:r>
       <w:r>
         <w:rPr>
-          <w:u w:val="single" w:color="0000ff"/>
           <w:rFonts w:ascii="Charis SIL Regular" w:hAnsi="Charis SIL Regular" w:eastAsia="Charis SIL Regular"/>
           <w:b w:val="0"/>
           <w:i w:val="0"/>
@@ -1846,13 +1891,21 @@
       </w:r>
       <w:r>
         <w:rPr>
+          <w:u w:val="single" w:color="0000ff"/>
           <w:rFonts w:ascii="Charis SIL Regular" w:hAnsi="Charis SIL Regular" w:eastAsia="Charis SIL Regular"/>
           <w:b w:val="0"/>
           <w:i w:val="0"/>
           <w:color w:val="000000"/>
           <w:sz w:val="24"/>
         </w:rPr>
-        <w:t>ma</w:t>
+        <w:hyperlink r:id="rId16" w:history="1">
+          <w:r>
+            <w:rPr>
+              <w:rStyle w:val="Hyperlink"/>
+            </w:rPr>
+            <w:t>ma</w:t>
+          </w:r>
+        </w:hyperlink>
       </w:r>
       <w:r>
         <w:rPr>

--- a/EXPORTS/DOCX/published/niveau3/Dutch/WMRotterdam.docx
+++ b/EXPORTS/DOCX/published/niveau3/Dutch/WMRotterdam.docx
@@ -336,6 +336,7 @@
       </w:r>
       <w:r>
         <w:rPr>
+          <w:u w:val="single" w:color="0000ff"/>
           <w:rFonts w:ascii="Charis SIL Regular" w:hAnsi="Charis SIL Regular" w:eastAsia="Charis SIL Regular"/>
           <w:b w:val="0"/>
           <w:i w:val="0"/>
@@ -1891,168 +1892,13 @@
       </w:r>
       <w:r>
         <w:rPr>
-          <w:u w:val="single" w:color="0000ff"/>
           <w:rFonts w:ascii="Charis SIL Regular" w:hAnsi="Charis SIL Regular" w:eastAsia="Charis SIL Regular"/>
           <w:b w:val="0"/>
           <w:i w:val="0"/>
           <w:color w:val="000000"/>
           <w:sz w:val="24"/>
         </w:rPr>
-        <w:hyperlink r:id="rId16" w:history="1">
-          <w:r>
-            <w:rPr>
-              <w:rStyle w:val="Hyperlink"/>
-            </w:rPr>
-            <w:t>ma</w:t>
-          </w:r>
-        </w:hyperlink>
-      </w:r>
-      <w:r>
-        <w:rPr>
-          <w:u w:val="single" w:color="0000ff"/>
-          <w:rFonts w:ascii="Charis SIL Regular" w:hAnsi="Charis SIL Regular" w:eastAsia="Charis SIL Regular"/>
-          <w:b w:val="0"/>
-          <w:i w:val="0"/>
-          <w:color w:val="000000"/>
-          <w:sz w:val="24"/>
-        </w:rPr>
-        <w:hyperlink r:id="rId16" w:history="1">
-          <w:r>
-            <w:rPr>
-              <w:rStyle w:val="Hyperlink"/>
-            </w:rPr>
-            <w:t>nier o</w:t>
-          </w:r>
-        </w:hyperlink>
-      </w:r>
-      <w:r>
-        <w:rPr>
-          <w:rFonts w:ascii="Charis SIL Regular" w:hAnsi="Charis SIL Regular" w:eastAsia="Charis SIL Regular"/>
-          <w:b w:val="0"/>
-          <w:i w:val="0"/>
-          <w:color w:val="000000"/>
-          <w:sz w:val="24"/>
-        </w:rPr>
-        <w:t>pgebou</w:t>
-      </w:r>
-      <w:r>
-        <w:rPr>
-          <w:u w:val="single" w:color="0000ff"/>
-          <w:rFonts w:ascii="Charis SIL Regular" w:hAnsi="Charis SIL Regular" w:eastAsia="Charis SIL Regular"/>
-          <w:b w:val="0"/>
-          <w:i w:val="0"/>
-          <w:color w:val="000000"/>
-          <w:sz w:val="24"/>
-        </w:rPr>
-        <w:hyperlink r:id="rId17" w:history="1">
-          <w:r>
-            <w:rPr>
-              <w:rStyle w:val="Hyperlink"/>
-            </w:rPr>
-            <w:t>wd. Ar</w:t>
-          </w:r>
-        </w:hyperlink>
-      </w:r>
-      <w:r>
-        <w:rPr>
-          <w:u w:val="single" w:color="0000ff"/>
-          <w:rFonts w:ascii="Charis SIL Regular" w:hAnsi="Charis SIL Regular" w:eastAsia="Charis SIL Regular"/>
-          <w:b w:val="0"/>
-          <w:i w:val="0"/>
-          <w:color w:val="000000"/>
-          <w:sz w:val="24"/>
-        </w:rPr>
-        <w:hyperlink r:id="rId17" w:history="1">
-          <w:r>
-            <w:rPr>
-              <w:rStyle w:val="Hyperlink"/>
-            </w:rPr>
-            <w:t>c</w:t>
-          </w:r>
-        </w:hyperlink>
-      </w:r>
-      <w:r>
-        <w:rPr>
-          <w:u w:val="single" w:color="0000ff"/>
-          <w:rFonts w:ascii="Charis SIL Regular" w:hAnsi="Charis SIL Regular" w:eastAsia="Charis SIL Regular"/>
-          <w:b w:val="0"/>
-          <w:i w:val="0"/>
-          <w:color w:val="000000"/>
-          <w:sz w:val="24"/>
-        </w:rPr>
-        <w:hyperlink r:id="rId17" w:history="1">
-          <w:r>
-            <w:rPr>
-              <w:rStyle w:val="Hyperlink"/>
-            </w:rPr>
-            <w:t>hief</w:t>
-          </w:r>
-        </w:hyperlink>
-      </w:r>
-      <w:r>
-        <w:rPr>
-          <w:u w:val="single" w:color="0000ff"/>
-          <w:rFonts w:ascii="Charis SIL Regular" w:hAnsi="Charis SIL Regular" w:eastAsia="Charis SIL Regular"/>
-          <w:b w:val="0"/>
-          <w:i w:val="0"/>
-          <w:color w:val="000000"/>
-          <w:sz w:val="24"/>
-        </w:rPr>
-        <w:hyperlink r:id="rId17" w:history="1">
-          <w:r>
-            <w:rPr>
-              <w:rStyle w:val="Hyperlink"/>
-            </w:rPr>
-            <w:t>stukk</w:t>
-          </w:r>
-        </w:hyperlink>
-      </w:r>
-      <w:r>
-        <w:rPr>
-          <w:u w:val="single" w:color="0000ff"/>
-          <w:rFonts w:ascii="Charis SIL Regular" w:hAnsi="Charis SIL Regular" w:eastAsia="Charis SIL Regular"/>
-          <w:b w:val="0"/>
-          <w:i w:val="0"/>
-          <w:color w:val="000000"/>
-          <w:sz w:val="24"/>
-        </w:rPr>
-        <w:hyperlink r:id="rId17" w:history="1">
-          <w:r>
-            <w:rPr>
-              <w:rStyle w:val="Hyperlink"/>
-            </w:rPr>
-            <w:t>e</w:t>
-          </w:r>
-        </w:hyperlink>
-      </w:r>
-      <w:r>
-        <w:rPr>
-          <w:u w:val="single" w:color="0000ff"/>
-          <w:rFonts w:ascii="Charis SIL Regular" w:hAnsi="Charis SIL Regular" w:eastAsia="Charis SIL Regular"/>
-          <w:b w:val="0"/>
-          <w:i w:val="0"/>
-          <w:color w:val="000000"/>
-          <w:sz w:val="24"/>
-        </w:rPr>
-        <w:hyperlink r:id="rId17" w:history="1">
-          <w:r>
-            <w:rPr>
-              <w:rStyle w:val="Hyperlink"/>
-            </w:rPr>
-            <w:t xml:space="preserve">n </w:t>
-          </w:r>
-        </w:hyperlink>
-      </w:r>
-      <w:r>
-        <w:rPr>
-          <w:u w:val="single" w:color="0000ff"/>
-          <w:rFonts w:ascii="Charis SIL Regular" w:hAnsi="Charis SIL Regular" w:eastAsia="Charis SIL Regular"/>
-          <w:b w:val="0"/>
-          <w:i w:val="0"/>
-          <w:color w:val="000000"/>
-          <w:sz w:val="24"/>
-        </w:rPr>
-        <w:t>m</w:t>
+        <w:t>manier opgebouwd. Archiefstukken m</w:t>
       </w:r>
       <w:r>
         <w:rPr>

--- a/EXPORTS/DOCX/published/niveau3/Dutch/WMRotterdam.docx
+++ b/EXPORTS/DOCX/published/niveau3/Dutch/WMRotterdam.docx
@@ -1892,13 +1892,167 @@
       </w:r>
       <w:r>
         <w:rPr>
+          <w:u w:val="single" w:color="0000ff"/>
           <w:rFonts w:ascii="Charis SIL Regular" w:hAnsi="Charis SIL Regular" w:eastAsia="Charis SIL Regular"/>
           <w:b w:val="0"/>
           <w:i w:val="0"/>
           <w:color w:val="000000"/>
           <w:sz w:val="24"/>
         </w:rPr>
-        <w:t>manier opgebouwd. Archiefstukken m</w:t>
+        <w:hyperlink r:id="rId16" w:history="1">
+          <w:r>
+            <w:rPr>
+              <w:rStyle w:val="Hyperlink"/>
+            </w:rPr>
+            <w:t>ma</w:t>
+          </w:r>
+        </w:hyperlink>
+      </w:r>
+      <w:r>
+        <w:rPr>
+          <w:u w:val="single" w:color="0000ff"/>
+          <w:rFonts w:ascii="Charis SIL Regular" w:hAnsi="Charis SIL Regular" w:eastAsia="Charis SIL Regular"/>
+          <w:b w:val="0"/>
+          <w:i w:val="0"/>
+          <w:color w:val="000000"/>
+          <w:sz w:val="24"/>
+        </w:rPr>
+        <w:hyperlink r:id="rId16" w:history="1">
+          <w:r>
+            <w:rPr>
+              <w:rStyle w:val="Hyperlink"/>
+            </w:rPr>
+            <w:t>nier o</w:t>
+          </w:r>
+        </w:hyperlink>
+      </w:r>
+      <w:r>
+        <w:rPr>
+          <w:rFonts w:ascii="Charis SIL Regular" w:hAnsi="Charis SIL Regular" w:eastAsia="Charis SIL Regular"/>
+          <w:b w:val="0"/>
+          <w:i w:val="0"/>
+          <w:color w:val="000000"/>
+          <w:sz w:val="24"/>
+        </w:rPr>
+        <w:t>pgebou</w:t>
+      </w:r>
+      <w:r>
+        <w:rPr>
+          <w:u w:val="single" w:color="0000ff"/>
+          <w:rFonts w:ascii="Charis SIL Regular" w:hAnsi="Charis SIL Regular" w:eastAsia="Charis SIL Regular"/>
+          <w:b w:val="0"/>
+          <w:i w:val="0"/>
+          <w:color w:val="000000"/>
+          <w:sz w:val="24"/>
+        </w:rPr>
+        <w:hyperlink r:id="rId17" w:history="1">
+          <w:r>
+            <w:rPr>
+              <w:rStyle w:val="Hyperlink"/>
+            </w:rPr>
+            <w:t>wd. Ar</w:t>
+          </w:r>
+        </w:hyperlink>
+      </w:r>
+      <w:r>
+        <w:rPr>
+          <w:u w:val="single" w:color="0000ff"/>
+          <w:rFonts w:ascii="Charis SIL Regular" w:hAnsi="Charis SIL Regular" w:eastAsia="Charis SIL Regular"/>
+          <w:b w:val="0"/>
+          <w:i w:val="0"/>
+          <w:color w:val="000000"/>
+          <w:sz w:val="24"/>
+        </w:rPr>
+        <w:hyperlink r:id="rId17" w:history="1">
+          <w:r>
+            <w:rPr>
+              <w:rStyle w:val="Hyperlink"/>
+            </w:rPr>
+            <w:t>c</w:t>
+          </w:r>
+        </w:hyperlink>
+      </w:r>
+      <w:r>
+        <w:rPr>
+          <w:u w:val="single" w:color="0000ff"/>
+          <w:rFonts w:ascii="Charis SIL Regular" w:hAnsi="Charis SIL Regular" w:eastAsia="Charis SIL Regular"/>
+          <w:b w:val="0"/>
+          <w:i w:val="0"/>
+          <w:color w:val="000000"/>
+          <w:sz w:val="24"/>
+        </w:rPr>
+        <w:hyperlink r:id="rId17" w:history="1">
+          <w:r>
+            <w:rPr>
+              <w:rStyle w:val="Hyperlink"/>
+            </w:rPr>
+            <w:t>hief</w:t>
+          </w:r>
+        </w:hyperlink>
+      </w:r>
+      <w:r>
+        <w:rPr>
+          <w:u w:val="single" w:color="0000ff"/>
+          <w:rFonts w:ascii="Charis SIL Regular" w:hAnsi="Charis SIL Regular" w:eastAsia="Charis SIL Regular"/>
+          <w:b w:val="0"/>
+          <w:i w:val="0"/>
+          <w:color w:val="000000"/>
+          <w:sz w:val="24"/>
+        </w:rPr>
+        <w:hyperlink r:id="rId17" w:history="1">
+          <w:r>
+            <w:rPr>
+              <w:rStyle w:val="Hyperlink"/>
+            </w:rPr>
+            <w:t>stukk</w:t>
+          </w:r>
+        </w:hyperlink>
+      </w:r>
+      <w:r>
+        <w:rPr>
+          <w:u w:val="single" w:color="0000ff"/>
+          <w:rFonts w:ascii="Charis SIL Regular" w:hAnsi="Charis SIL Regular" w:eastAsia="Charis SIL Regular"/>
+          <w:b w:val="0"/>
+          <w:i w:val="0"/>
+          <w:color w:val="000000"/>
+          <w:sz w:val="24"/>
+        </w:rPr>
+        <w:hyperlink r:id="rId17" w:history="1">
+          <w:r>
+            <w:rPr>
+              <w:rStyle w:val="Hyperlink"/>
+            </w:rPr>
+            <w:t>e</w:t>
+          </w:r>
+        </w:hyperlink>
+      </w:r>
+      <w:r>
+        <w:rPr>
+          <w:u w:val="single" w:color="0000ff"/>
+          <w:rFonts w:ascii="Charis SIL Regular" w:hAnsi="Charis SIL Regular" w:eastAsia="Charis SIL Regular"/>
+          <w:b w:val="0"/>
+          <w:i w:val="0"/>
+          <w:color w:val="000000"/>
+          <w:sz w:val="24"/>
+        </w:rPr>
+        <w:hyperlink r:id="rId17" w:history="1">
+          <w:r>
+            <w:rPr>
+              <w:rStyle w:val="Hyperlink"/>
+            </w:rPr>
+            <w:t xml:space="preserve">n </w:t>
+          </w:r>
+        </w:hyperlink>
+      </w:r>
+      <w:r>
+        <w:rPr>
+          <w:rFonts w:ascii="Charis SIL Regular" w:hAnsi="Charis SIL Regular" w:eastAsia="Charis SIL Regular"/>
+          <w:b w:val="0"/>
+          <w:i w:val="0"/>
+          <w:color w:val="000000"/>
+          <w:sz w:val="24"/>
+        </w:rPr>
+        <w:t>m</w:t>
       </w:r>
       <w:r>
         <w:rPr>

--- a/EXPORTS/DOCX/published/niveau3/Dutch/WMRotterdam.docx
+++ b/EXPORTS/DOCX/published/niveau3/Dutch/WMRotterdam.docx
@@ -296,54 +296,7 @@
           <w:color w:val="000000"/>
           <w:sz w:val="24"/>
         </w:rPr>
-        <w:t>naar de voorzitter van de Yachtvereni</w:t>
-      </w:r>
-      <w:r>
-        <w:rPr>
-          <w:u w:val="single" w:color="0000ff"/>
-          <w:rFonts w:ascii="Charis SIL Regular" w:hAnsi="Charis SIL Regular" w:eastAsia="Charis SIL Regular"/>
-          <w:b w:val="0"/>
-          <w:i w:val="0"/>
-          <w:color w:val="000000"/>
-          <w:sz w:val="24"/>
-        </w:rPr>
-        <w:hyperlink r:id="rId9" w:history="1">
-          <w:r>
-            <w:rPr>
-              <w:rStyle w:val="Hyperlink"/>
-            </w:rPr>
-            <w:t>ging. Toe</w:t>
-          </w:r>
-        </w:hyperlink>
-      </w:r>
-      <w:r>
-        <w:rPr>
-          <w:u w:val="single" w:color="0000ff"/>
-          <w:rFonts w:ascii="Charis SIL Regular" w:hAnsi="Charis SIL Regular" w:eastAsia="Charis SIL Regular"/>
-          <w:b w:val="0"/>
-          <w:i w:val="0"/>
-          <w:color w:val="000000"/>
-          <w:sz w:val="24"/>
-        </w:rPr>
-        <w:hyperlink r:id="rId9" w:history="1">
-          <w:r>
-            <w:rPr>
-              <w:rStyle w:val="Hyperlink"/>
-            </w:rPr>
-            <w:t>n</w:t>
-          </w:r>
-        </w:hyperlink>
-      </w:r>
-      <w:r>
-        <w:rPr>
-          <w:u w:val="single" w:color="0000ff"/>
-          <w:rFonts w:ascii="Charis SIL Regular" w:hAnsi="Charis SIL Regular" w:eastAsia="Charis SIL Regular"/>
-          <w:b w:val="0"/>
-          <w:i w:val="0"/>
-          <w:color w:val="000000"/>
-          <w:sz w:val="24"/>
-        </w:rPr>
-        <w:t xml:space="preserve"> </w:t>
+        <w:t xml:space="preserve">naar de voorzitter van de Yachtvereniging. Toen </w:t>
       </w:r>
       <w:r>
         <w:rPr>
@@ -352,81 +305,8 @@
           <w:i w:val="0"/>
           <w:color w:val="0000FF"/>
           <w:sz w:val="24"/>
-          <w:u w:val="single"/>
         </w:rPr>
-        <w:hyperlink r:id="rId9" w:history="1">
-          <w:r>
-            <w:rPr>
-              <w:rStyle w:val="Hyperlink"/>
-            </w:rPr>
-            <w:t>Prins</w:t>
-          </w:r>
-        </w:hyperlink>
-      </w:r>
-      <w:r>
-        <w:rPr>
-          <w:rFonts w:ascii="Charis SIL Regular" w:hAnsi="Charis SIL Regular" w:eastAsia="Charis SIL Regular"/>
-          <w:b w:val="0"/>
-          <w:i w:val="0"/>
-          <w:color w:val="0000FF"/>
-          <w:sz w:val="24"/>
-          <w:u w:val="single"/>
-        </w:rPr>
-        <w:t xml:space="preserve"> </w:t>
-      </w:r>
-      <w:r>
-        <w:rPr>
-          <w:rFonts w:ascii="Charis SIL Regular" w:hAnsi="Charis SIL Regular" w:eastAsia="Charis SIL Regular"/>
-          <w:b w:val="0"/>
-          <w:i w:val="0"/>
-          <w:color w:val="0000FF"/>
-          <w:sz w:val="24"/>
-          <w:u w:val="single"/>
-        </w:rPr>
-        <w:hyperlink r:id="rId9" w:history="1">
-          <w:r>
-            <w:rPr>
-              <w:rStyle w:val="Hyperlink"/>
-            </w:rPr>
-            <w:t>H</w:t>
-          </w:r>
-        </w:hyperlink>
-      </w:r>
-      <w:r>
-        <w:rPr>
-          <w:rFonts w:ascii="Charis SIL Regular" w:hAnsi="Charis SIL Regular" w:eastAsia="Charis SIL Regular"/>
-          <w:b w:val="0"/>
-          <w:i w:val="0"/>
-          <w:color w:val="0000FF"/>
-          <w:sz w:val="24"/>
-          <w:u w:val="single"/>
-        </w:rPr>
-        <w:hyperlink r:id="rId9" w:history="1">
-          <w:r>
-            <w:rPr>
-              <w:rStyle w:val="Hyperlink"/>
-            </w:rPr>
-            <w:t>endri</w:t>
-          </w:r>
-        </w:hyperlink>
-      </w:r>
-      <w:r>
-        <w:rPr>
-          <w:rFonts w:ascii="Charis SIL Regular" w:hAnsi="Charis SIL Regular" w:eastAsia="Charis SIL Regular"/>
-          <w:b w:val="0"/>
-          <w:i w:val="0"/>
-          <w:color w:val="0000FF"/>
-          <w:sz w:val="24"/>
-          <w:u w:val="single"/>
-        </w:rPr>
-        <w:hyperlink r:id="rId9" w:history="1">
-          <w:r>
-            <w:rPr>
-              <w:rStyle w:val="Hyperlink"/>
-            </w:rPr>
-            <w:t>k</w:t>
-          </w:r>
-        </w:hyperlink>
+        <w:t>Prins Hendrik</w:t>
       </w:r>
       <w:r>
         <w:rPr>
@@ -468,7 +348,6 @@
       </w:r>
       <w:r>
         <w:rPr>
-          <w:u w:val="single" w:color="0000ff"/>
           <w:rFonts w:ascii="Charis SIL Regular" w:hAnsi="Charis SIL Regular" w:eastAsia="Charis SIL Regular"/>
           <w:b w:val="0"/>
           <w:i w:val="0"/>
@@ -486,7 +365,6 @@
       </w:r>
       <w:r>
         <w:rPr>
-          <w:u w:val="single" w:color="0000ff"/>
           <w:rFonts w:ascii="Charis SIL Regular" w:hAnsi="Charis SIL Regular" w:eastAsia="Charis SIL Regular"/>
           <w:b w:val="0"/>
           <w:i w:val="0"/>
@@ -504,7 +382,6 @@
       </w:r>
       <w:r>
         <w:rPr>
-          <w:u w:val="single" w:color="0000ff"/>
           <w:rFonts w:ascii="Charis SIL Regular" w:hAnsi="Charis SIL Regular" w:eastAsia="Charis SIL Regular"/>
           <w:b w:val="0"/>
           <w:i w:val="0"/>
@@ -1105,6 +982,7 @@
       </w:r>
       <w:r>
         <w:rPr>
+          <w:u w:val="single" w:color="0000ff"/>
           <w:rFonts w:ascii="Charis SIL Regular" w:hAnsi="Charis SIL Regular" w:eastAsia="Charis SIL Regular"/>
           <w:b w:val="0"/>
           <w:i w:val="0"/>
@@ -1892,214 +1770,13 @@
       </w:r>
       <w:r>
         <w:rPr>
-          <w:u w:val="single" w:color="0000ff"/>
           <w:rFonts w:ascii="Charis SIL Regular" w:hAnsi="Charis SIL Regular" w:eastAsia="Charis SIL Regular"/>
           <w:b w:val="0"/>
           <w:i w:val="0"/>
           <w:color w:val="000000"/>
           <w:sz w:val="24"/>
         </w:rPr>
-        <w:hyperlink r:id="rId16" w:history="1">
-          <w:r>
-            <w:rPr>
-              <w:rStyle w:val="Hyperlink"/>
-            </w:rPr>
-            <w:t>ma</w:t>
-          </w:r>
-        </w:hyperlink>
-      </w:r>
-      <w:r>
-        <w:rPr>
-          <w:u w:val="single" w:color="0000ff"/>
-          <w:rFonts w:ascii="Charis SIL Regular" w:hAnsi="Charis SIL Regular" w:eastAsia="Charis SIL Regular"/>
-          <w:b w:val="0"/>
-          <w:i w:val="0"/>
-          <w:color w:val="000000"/>
-          <w:sz w:val="24"/>
-        </w:rPr>
-        <w:hyperlink r:id="rId16" w:history="1">
-          <w:r>
-            <w:rPr>
-              <w:rStyle w:val="Hyperlink"/>
-            </w:rPr>
-            <w:t>nier o</w:t>
-          </w:r>
-        </w:hyperlink>
-      </w:r>
-      <w:r>
-        <w:rPr>
-          <w:rFonts w:ascii="Charis SIL Regular" w:hAnsi="Charis SIL Regular" w:eastAsia="Charis SIL Regular"/>
-          <w:b w:val="0"/>
-          <w:i w:val="0"/>
-          <w:color w:val="000000"/>
-          <w:sz w:val="24"/>
-        </w:rPr>
-        <w:t>pgebou</w:t>
-      </w:r>
-      <w:r>
-        <w:rPr>
-          <w:u w:val="single" w:color="0000ff"/>
-          <w:rFonts w:ascii="Charis SIL Regular" w:hAnsi="Charis SIL Regular" w:eastAsia="Charis SIL Regular"/>
-          <w:b w:val="0"/>
-          <w:i w:val="0"/>
-          <w:color w:val="000000"/>
-          <w:sz w:val="24"/>
-        </w:rPr>
-        <w:hyperlink r:id="rId17" w:history="1">
-          <w:r>
-            <w:rPr>
-              <w:rStyle w:val="Hyperlink"/>
-            </w:rPr>
-            <w:t>wd. Ar</w:t>
-          </w:r>
-        </w:hyperlink>
-      </w:r>
-      <w:r>
-        <w:rPr>
-          <w:u w:val="single" w:color="0000ff"/>
-          <w:rFonts w:ascii="Charis SIL Regular" w:hAnsi="Charis SIL Regular" w:eastAsia="Charis SIL Regular"/>
-          <w:b w:val="0"/>
-          <w:i w:val="0"/>
-          <w:color w:val="000000"/>
-          <w:sz w:val="24"/>
-        </w:rPr>
-        <w:hyperlink r:id="rId17" w:history="1">
-          <w:r>
-            <w:rPr>
-              <w:rStyle w:val="Hyperlink"/>
-            </w:rPr>
-            <w:t>c</w:t>
-          </w:r>
-        </w:hyperlink>
-      </w:r>
-      <w:r>
-        <w:rPr>
-          <w:u w:val="single" w:color="0000ff"/>
-          <w:rFonts w:ascii="Charis SIL Regular" w:hAnsi="Charis SIL Regular" w:eastAsia="Charis SIL Regular"/>
-          <w:b w:val="0"/>
-          <w:i w:val="0"/>
-          <w:color w:val="000000"/>
-          <w:sz w:val="24"/>
-        </w:rPr>
-        <w:hyperlink r:id="rId17" w:history="1">
-          <w:r>
-            <w:rPr>
-              <w:rStyle w:val="Hyperlink"/>
-            </w:rPr>
-            <w:t>hief</w:t>
-          </w:r>
-        </w:hyperlink>
-      </w:r>
-      <w:r>
-        <w:rPr>
-          <w:u w:val="single" w:color="0000ff"/>
-          <w:rFonts w:ascii="Charis SIL Regular" w:hAnsi="Charis SIL Regular" w:eastAsia="Charis SIL Regular"/>
-          <w:b w:val="0"/>
-          <w:i w:val="0"/>
-          <w:color w:val="000000"/>
-          <w:sz w:val="24"/>
-        </w:rPr>
-        <w:hyperlink r:id="rId17" w:history="1">
-          <w:r>
-            <w:rPr>
-              <w:rStyle w:val="Hyperlink"/>
-            </w:rPr>
-            <w:t>stukk</w:t>
-          </w:r>
-        </w:hyperlink>
-      </w:r>
-      <w:r>
-        <w:rPr>
-          <w:u w:val="single" w:color="0000ff"/>
-          <w:rFonts w:ascii="Charis SIL Regular" w:hAnsi="Charis SIL Regular" w:eastAsia="Charis SIL Regular"/>
-          <w:b w:val="0"/>
-          <w:i w:val="0"/>
-          <w:color w:val="000000"/>
-          <w:sz w:val="24"/>
-        </w:rPr>
-        <w:hyperlink r:id="rId17" w:history="1">
-          <w:r>
-            <w:rPr>
-              <w:rStyle w:val="Hyperlink"/>
-            </w:rPr>
-            <w:t>e</w:t>
-          </w:r>
-        </w:hyperlink>
-      </w:r>
-      <w:r>
-        <w:rPr>
-          <w:u w:val="single" w:color="0000ff"/>
-          <w:rFonts w:ascii="Charis SIL Regular" w:hAnsi="Charis SIL Regular" w:eastAsia="Charis SIL Regular"/>
-          <w:b w:val="0"/>
-          <w:i w:val="0"/>
-          <w:color w:val="000000"/>
-          <w:sz w:val="24"/>
-        </w:rPr>
-        <w:hyperlink r:id="rId17" w:history="1">
-          <w:r>
-            <w:rPr>
-              <w:rStyle w:val="Hyperlink"/>
-            </w:rPr>
-            <w:t xml:space="preserve">n </w:t>
-          </w:r>
-        </w:hyperlink>
-      </w:r>
-      <w:r>
-        <w:rPr>
-          <w:rFonts w:ascii="Charis SIL Regular" w:hAnsi="Charis SIL Regular" w:eastAsia="Charis SIL Regular"/>
-          <w:b w:val="0"/>
-          <w:i w:val="0"/>
-          <w:color w:val="000000"/>
-          <w:sz w:val="24"/>
-        </w:rPr>
-        <w:t>m</w:t>
-      </w:r>
-      <w:r>
-        <w:rPr>
-          <w:u w:val="single" w:color="0000ff"/>
-          <w:rFonts w:ascii="Charis SIL Regular" w:hAnsi="Charis SIL Regular" w:eastAsia="Charis SIL Regular"/>
-          <w:b w:val="0"/>
-          <w:i w:val="0"/>
-          <w:color w:val="000000"/>
-          <w:sz w:val="24"/>
-        </w:rPr>
-        <w:hyperlink r:id="rId17" w:history="1">
-          <w:r>
-            <w:rPr>
-              <w:rStyle w:val="Hyperlink"/>
-            </w:rPr>
-            <w:t>et</w:t>
-          </w:r>
-        </w:hyperlink>
-      </w:r>
-      <w:r>
-        <w:rPr>
-          <w:u w:val="single" w:color="0000ff"/>
-          <w:rFonts w:ascii="Charis SIL Regular" w:hAnsi="Charis SIL Regular" w:eastAsia="Charis SIL Regular"/>
-          <w:b w:val="0"/>
-          <w:i w:val="0"/>
-          <w:color w:val="000000"/>
-          <w:sz w:val="24"/>
-        </w:rPr>
-        <w:t xml:space="preserve"> </w:t>
-      </w:r>
-      <w:r>
-        <w:rPr>
-          <w:u w:val="single" w:color="0000ff"/>
-          <w:rFonts w:ascii="Charis SIL Regular" w:hAnsi="Charis SIL Regular" w:eastAsia="Charis SIL Regular"/>
-          <w:b w:val="0"/>
-          <w:i w:val="0"/>
-          <w:color w:val="000000"/>
-          <w:sz w:val="24"/>
-        </w:rPr>
-        <w:hyperlink r:id="rId17" w:history="1">
-          <w:r>
-            <w:rPr>
-              <w:rStyle w:val="Hyperlink"/>
-            </w:rPr>
-            <w:t>betr</w:t>
-          </w:r>
-        </w:hyperlink>
+        <w:t>manier opgebouwd. Archiefstukken met betr</w:t>
       </w:r>
       <w:r>
         <w:rPr>

--- a/EXPORTS/DOCX/published/niveau3/Dutch/WMRotterdam.docx
+++ b/EXPORTS/DOCX/published/niveau3/Dutch/WMRotterdam.docx
@@ -296,7 +296,54 @@
           <w:color w:val="000000"/>
           <w:sz w:val="24"/>
         </w:rPr>
-        <w:t xml:space="preserve">naar de voorzitter van de Yachtvereniging. Toen </w:t>
+        <w:t>naar de voorzitter van de Yachtvereni</w:t>
+      </w:r>
+      <w:r>
+        <w:rPr>
+          <w:u w:val="single" w:color="0000ff"/>
+          <w:rFonts w:ascii="Charis SIL Regular" w:hAnsi="Charis SIL Regular" w:eastAsia="Charis SIL Regular"/>
+          <w:b w:val="0"/>
+          <w:i w:val="0"/>
+          <w:color w:val="000000"/>
+          <w:sz w:val="24"/>
+        </w:rPr>
+        <w:hyperlink r:id="rId9" w:history="1">
+          <w:r>
+            <w:rPr>
+              <w:rStyle w:val="Hyperlink"/>
+            </w:rPr>
+            <w:t>ging. Toe</w:t>
+          </w:r>
+        </w:hyperlink>
+      </w:r>
+      <w:r>
+        <w:rPr>
+          <w:u w:val="single" w:color="0000ff"/>
+          <w:rFonts w:ascii="Charis SIL Regular" w:hAnsi="Charis SIL Regular" w:eastAsia="Charis SIL Regular"/>
+          <w:b w:val="0"/>
+          <w:i w:val="0"/>
+          <w:color w:val="000000"/>
+          <w:sz w:val="24"/>
+        </w:rPr>
+        <w:hyperlink r:id="rId9" w:history="1">
+          <w:r>
+            <w:rPr>
+              <w:rStyle w:val="Hyperlink"/>
+            </w:rPr>
+            <w:t>n</w:t>
+          </w:r>
+        </w:hyperlink>
+      </w:r>
+      <w:r>
+        <w:rPr>
+          <w:u w:val="single" w:color="0000ff"/>
+          <w:rFonts w:ascii="Charis SIL Regular" w:hAnsi="Charis SIL Regular" w:eastAsia="Charis SIL Regular"/>
+          <w:b w:val="0"/>
+          <w:i w:val="0"/>
+          <w:color w:val="000000"/>
+          <w:sz w:val="24"/>
+        </w:rPr>
+        <w:t xml:space="preserve"> </w:t>
       </w:r>
       <w:r>
         <w:rPr>
@@ -305,8 +352,81 @@
           <w:i w:val="0"/>
           <w:color w:val="0000FF"/>
           <w:sz w:val="24"/>
+          <w:u w:val="single"/>
         </w:rPr>
-        <w:t>Prins Hendrik</w:t>
+        <w:hyperlink r:id="rId9" w:history="1">
+          <w:r>
+            <w:rPr>
+              <w:rStyle w:val="Hyperlink"/>
+            </w:rPr>
+            <w:t>Prins</w:t>
+          </w:r>
+        </w:hyperlink>
+      </w:r>
+      <w:r>
+        <w:rPr>
+          <w:rFonts w:ascii="Charis SIL Regular" w:hAnsi="Charis SIL Regular" w:eastAsia="Charis SIL Regular"/>
+          <w:b w:val="0"/>
+          <w:i w:val="0"/>
+          <w:color w:val="0000FF"/>
+          <w:sz w:val="24"/>
+          <w:u w:val="single"/>
+        </w:rPr>
+        <w:t xml:space="preserve"> </w:t>
+      </w:r>
+      <w:r>
+        <w:rPr>
+          <w:rFonts w:ascii="Charis SIL Regular" w:hAnsi="Charis SIL Regular" w:eastAsia="Charis SIL Regular"/>
+          <w:b w:val="0"/>
+          <w:i w:val="0"/>
+          <w:color w:val="0000FF"/>
+          <w:sz w:val="24"/>
+          <w:u w:val="single"/>
+        </w:rPr>
+        <w:hyperlink r:id="rId9" w:history="1">
+          <w:r>
+            <w:rPr>
+              <w:rStyle w:val="Hyperlink"/>
+            </w:rPr>
+            <w:t>H</w:t>
+          </w:r>
+        </w:hyperlink>
+      </w:r>
+      <w:r>
+        <w:rPr>
+          <w:rFonts w:ascii="Charis SIL Regular" w:hAnsi="Charis SIL Regular" w:eastAsia="Charis SIL Regular"/>
+          <w:b w:val="0"/>
+          <w:i w:val="0"/>
+          <w:color w:val="0000FF"/>
+          <w:sz w:val="24"/>
+          <w:u w:val="single"/>
+        </w:rPr>
+        <w:hyperlink r:id="rId9" w:history="1">
+          <w:r>
+            <w:rPr>
+              <w:rStyle w:val="Hyperlink"/>
+            </w:rPr>
+            <w:t>endri</w:t>
+          </w:r>
+        </w:hyperlink>
+      </w:r>
+      <w:r>
+        <w:rPr>
+          <w:rFonts w:ascii="Charis SIL Regular" w:hAnsi="Charis SIL Regular" w:eastAsia="Charis SIL Regular"/>
+          <w:b w:val="0"/>
+          <w:i w:val="0"/>
+          <w:color w:val="0000FF"/>
+          <w:sz w:val="24"/>
+          <w:u w:val="single"/>
+        </w:rPr>
+        <w:hyperlink r:id="rId9" w:history="1">
+          <w:r>
+            <w:rPr>
+              <w:rStyle w:val="Hyperlink"/>
+            </w:rPr>
+            <w:t>k</w:t>
+          </w:r>
+        </w:hyperlink>
       </w:r>
       <w:r>
         <w:rPr>
@@ -348,6 +468,7 @@
       </w:r>
       <w:r>
         <w:rPr>
+          <w:u w:val="single" w:color="0000ff"/>
           <w:rFonts w:ascii="Charis SIL Regular" w:hAnsi="Charis SIL Regular" w:eastAsia="Charis SIL Regular"/>
           <w:b w:val="0"/>
           <w:i w:val="0"/>
@@ -365,6 +486,7 @@
       </w:r>
       <w:r>
         <w:rPr>
+          <w:u w:val="single" w:color="0000ff"/>
           <w:rFonts w:ascii="Charis SIL Regular" w:hAnsi="Charis SIL Regular" w:eastAsia="Charis SIL Regular"/>
           <w:b w:val="0"/>
           <w:i w:val="0"/>
@@ -382,6 +504,7 @@
       </w:r>
       <w:r>
         <w:rPr>
+          <w:u w:val="single" w:color="0000ff"/>
           <w:rFonts w:ascii="Charis SIL Regular" w:hAnsi="Charis SIL Regular" w:eastAsia="Charis SIL Regular"/>
           <w:b w:val="0"/>
           <w:i w:val="0"/>
@@ -624,25 +747,7 @@
           <w:color w:val="000000"/>
           <w:sz w:val="24"/>
         </w:rPr>
-        <w:t xml:space="preserve">Advies van het museum plaatsnam, </w:t>
-      </w:r>
-      <w:r>
-        <w:rPr>
-          <w:u w:val="single" w:color="0000ff"/>
-          <w:rFonts w:ascii="Charis SIL Regular" w:hAnsi="Charis SIL Regular" w:eastAsia="Charis SIL Regular"/>
-          <w:b w:val="0"/>
-          <w:i w:val="0"/>
-          <w:color w:val="000000"/>
-          <w:sz w:val="24"/>
-        </w:rPr>
-        <w:hyperlink r:id="rId11" w:history="1">
-          <w:r>
-            <w:rPr>
-              <w:rStyle w:val="Hyperlink"/>
-            </w:rPr>
-            <w:t>dien</w:t>
-          </w:r>
-        </w:hyperlink>
+        <w:t>Advies van het museum plaatsnam, dien</w:t>
       </w:r>
       <w:r>
         <w:rPr>
@@ -982,7 +1087,6 @@
       </w:r>
       <w:r>
         <w:rPr>
-          <w:u w:val="single" w:color="0000ff"/>
           <w:rFonts w:ascii="Charis SIL Regular" w:hAnsi="Charis SIL Regular" w:eastAsia="Charis SIL Regular"/>
           <w:b w:val="0"/>
           <w:i w:val="0"/>
@@ -1770,13 +1874,89 @@
       </w:r>
       <w:r>
         <w:rPr>
+          <w:u w:val="single" w:color="0000ff"/>
           <w:rFonts w:ascii="Charis SIL Regular" w:hAnsi="Charis SIL Regular" w:eastAsia="Charis SIL Regular"/>
           <w:b w:val="0"/>
           <w:i w:val="0"/>
           <w:color w:val="000000"/>
           <w:sz w:val="24"/>
         </w:rPr>
-        <w:t>manier opgebouwd. Archiefstukken met betr</w:t>
+        <w:hyperlink r:id="rId16" w:history="1">
+          <w:r>
+            <w:rPr>
+              <w:rStyle w:val="Hyperlink"/>
+            </w:rPr>
+            <w:t>ma</w:t>
+          </w:r>
+        </w:hyperlink>
+      </w:r>
+      <w:r>
+        <w:rPr>
+          <w:u w:val="single" w:color="0000ff"/>
+          <w:rFonts w:ascii="Charis SIL Regular" w:hAnsi="Charis SIL Regular" w:eastAsia="Charis SIL Regular"/>
+          <w:b w:val="0"/>
+          <w:i w:val="0"/>
+          <w:color w:val="000000"/>
+          <w:sz w:val="24"/>
+        </w:rPr>
+        <w:hyperlink r:id="rId16" w:history="1">
+          <w:r>
+            <w:rPr>
+              <w:rStyle w:val="Hyperlink"/>
+            </w:rPr>
+            <w:t>nier o</w:t>
+          </w:r>
+        </w:hyperlink>
+      </w:r>
+      <w:r>
+        <w:rPr>
+          <w:rFonts w:ascii="Charis SIL Regular" w:hAnsi="Charis SIL Regular" w:eastAsia="Charis SIL Regular"/>
+          <w:b w:val="0"/>
+          <w:i w:val="0"/>
+          <w:color w:val="000000"/>
+          <w:sz w:val="24"/>
+        </w:rPr>
+        <w:t>pgebou</w:t>
+      </w:r>
+      <w:r>
+        <w:rPr>
+          <w:u w:val="single" w:color="0000ff"/>
+          <w:rFonts w:ascii="Charis SIL Regular" w:hAnsi="Charis SIL Regular" w:eastAsia="Charis SIL Regular"/>
+          <w:b w:val="0"/>
+          <w:i w:val="0"/>
+          <w:color w:val="000000"/>
+          <w:sz w:val="24"/>
+        </w:rPr>
+        <w:t>wd. Archiefstukken m</w:t>
+      </w:r>
+      <w:r>
+        <w:rPr>
+          <w:u w:val="single" w:color="0000ff"/>
+          <w:rFonts w:ascii="Charis SIL Regular" w:hAnsi="Charis SIL Regular" w:eastAsia="Charis SIL Regular"/>
+          <w:b w:val="0"/>
+          <w:i w:val="0"/>
+          <w:color w:val="000000"/>
+          <w:sz w:val="24"/>
+        </w:rPr>
+        <w:hyperlink r:id="rId17" w:history="1">
+          <w:r>
+            <w:rPr>
+              <w:rStyle w:val="Hyperlink"/>
+            </w:rPr>
+            <w:t>et</w:t>
+          </w:r>
+        </w:hyperlink>
+      </w:r>
+      <w:r>
+        <w:rPr>
+          <w:u w:val="single" w:color="0000ff"/>
+          <w:rFonts w:ascii="Charis SIL Regular" w:hAnsi="Charis SIL Regular" w:eastAsia="Charis SIL Regular"/>
+          <w:b w:val="0"/>
+          <w:i w:val="0"/>
+          <w:color w:val="000000"/>
+          <w:sz w:val="24"/>
+        </w:rPr>
+        <w:t xml:space="preserve"> betr</w:t>
       </w:r>
       <w:r>
         <w:rPr>

--- a/EXPORTS/DOCX/published/niveau3/Dutch/WMRotterdam.docx
+++ b/EXPORTS/DOCX/published/niveau3/Dutch/WMRotterdam.docx
@@ -296,54 +296,7 @@
           <w:color w:val="000000"/>
           <w:sz w:val="24"/>
         </w:rPr>
-        <w:t>naar de voorzitter van de Yachtvereni</w:t>
-      </w:r>
-      <w:r>
-        <w:rPr>
-          <w:u w:val="single" w:color="0000ff"/>
-          <w:rFonts w:ascii="Charis SIL Regular" w:hAnsi="Charis SIL Regular" w:eastAsia="Charis SIL Regular"/>
-          <w:b w:val="0"/>
-          <w:i w:val="0"/>
-          <w:color w:val="000000"/>
-          <w:sz w:val="24"/>
-        </w:rPr>
-        <w:hyperlink r:id="rId9" w:history="1">
-          <w:r>
-            <w:rPr>
-              <w:rStyle w:val="Hyperlink"/>
-            </w:rPr>
-            <w:t>ging. Toe</w:t>
-          </w:r>
-        </w:hyperlink>
-      </w:r>
-      <w:r>
-        <w:rPr>
-          <w:u w:val="single" w:color="0000ff"/>
-          <w:rFonts w:ascii="Charis SIL Regular" w:hAnsi="Charis SIL Regular" w:eastAsia="Charis SIL Regular"/>
-          <w:b w:val="0"/>
-          <w:i w:val="0"/>
-          <w:color w:val="000000"/>
-          <w:sz w:val="24"/>
-        </w:rPr>
-        <w:hyperlink r:id="rId9" w:history="1">
-          <w:r>
-            <w:rPr>
-              <w:rStyle w:val="Hyperlink"/>
-            </w:rPr>
-            <w:t>n</w:t>
-          </w:r>
-        </w:hyperlink>
-      </w:r>
-      <w:r>
-        <w:rPr>
-          <w:u w:val="single" w:color="0000ff"/>
-          <w:rFonts w:ascii="Charis SIL Regular" w:hAnsi="Charis SIL Regular" w:eastAsia="Charis SIL Regular"/>
-          <w:b w:val="0"/>
-          <w:i w:val="0"/>
-          <w:color w:val="000000"/>
-          <w:sz w:val="24"/>
-        </w:rPr>
-        <w:t xml:space="preserve"> </w:t>
+        <w:t xml:space="preserve">naar de voorzitter van de Yachtvereniging. Toen </w:t>
       </w:r>
       <w:r>
         <w:rPr>
@@ -383,7 +336,7 @@
           <w:sz w:val="24"/>
           <w:u w:val="single"/>
         </w:rPr>
-        <w:hyperlink r:id="rId9" w:history="1">
+        <w:hyperlink r:id="rId10" w:history="1">
           <w:r>
             <w:rPr>
               <w:rStyle w:val="Hyperlink"/>
@@ -401,7 +354,7 @@
           <w:sz w:val="24"/>
           <w:u w:val="single"/>
         </w:rPr>
-        <w:hyperlink r:id="rId9" w:history="1">
+        <w:hyperlink r:id="rId10" w:history="1">
           <w:r>
             <w:rPr>
               <w:rStyle w:val="Hyperlink"/>
@@ -419,7 +372,7 @@
           <w:sz w:val="24"/>
           <w:u w:val="single"/>
         </w:rPr>
-        <w:hyperlink r:id="rId9" w:history="1">
+        <w:hyperlink r:id="rId10" w:history="1">
           <w:r>
             <w:rPr>
               <w:rStyle w:val="Hyperlink"/>
@@ -747,7 +700,25 @@
           <w:color w:val="000000"/>
           <w:sz w:val="24"/>
         </w:rPr>
-        <w:t>Advies van het museum plaatsnam, dien</w:t>
+        <w:t xml:space="preserve">Advies van het museum plaatsnam, </w:t>
+      </w:r>
+      <w:r>
+        <w:rPr>
+          <w:u w:val="single" w:color="0000ff"/>
+          <w:rFonts w:ascii="Charis SIL Regular" w:hAnsi="Charis SIL Regular" w:eastAsia="Charis SIL Regular"/>
+          <w:b w:val="0"/>
+          <w:i w:val="0"/>
+          <w:color w:val="000000"/>
+          <w:sz w:val="24"/>
+        </w:rPr>
+        <w:hyperlink r:id="rId11" w:history="1">
+          <w:r>
+            <w:rPr>
+              <w:rStyle w:val="Hyperlink"/>
+            </w:rPr>
+            <w:t>dien</w:t>
+          </w:r>
+        </w:hyperlink>
       </w:r>
       <w:r>
         <w:rPr>
@@ -1874,89 +1845,13 @@
       </w:r>
       <w:r>
         <w:rPr>
-          <w:u w:val="single" w:color="0000ff"/>
           <w:rFonts w:ascii="Charis SIL Regular" w:hAnsi="Charis SIL Regular" w:eastAsia="Charis SIL Regular"/>
           <w:b w:val="0"/>
           <w:i w:val="0"/>
           <w:color w:val="000000"/>
           <w:sz w:val="24"/>
         </w:rPr>
-        <w:hyperlink r:id="rId16" w:history="1">
-          <w:r>
-            <w:rPr>
-              <w:rStyle w:val="Hyperlink"/>
-            </w:rPr>
-            <w:t>ma</w:t>
-          </w:r>
-        </w:hyperlink>
-      </w:r>
-      <w:r>
-        <w:rPr>
-          <w:u w:val="single" w:color="0000ff"/>
-          <w:rFonts w:ascii="Charis SIL Regular" w:hAnsi="Charis SIL Regular" w:eastAsia="Charis SIL Regular"/>
-          <w:b w:val="0"/>
-          <w:i w:val="0"/>
-          <w:color w:val="000000"/>
-          <w:sz w:val="24"/>
-        </w:rPr>
-        <w:hyperlink r:id="rId16" w:history="1">
-          <w:r>
-            <w:rPr>
-              <w:rStyle w:val="Hyperlink"/>
-            </w:rPr>
-            <w:t>nier o</w:t>
-          </w:r>
-        </w:hyperlink>
-      </w:r>
-      <w:r>
-        <w:rPr>
-          <w:rFonts w:ascii="Charis SIL Regular" w:hAnsi="Charis SIL Regular" w:eastAsia="Charis SIL Regular"/>
-          <w:b w:val="0"/>
-          <w:i w:val="0"/>
-          <w:color w:val="000000"/>
-          <w:sz w:val="24"/>
-        </w:rPr>
-        <w:t>pgebou</w:t>
-      </w:r>
-      <w:r>
-        <w:rPr>
-          <w:u w:val="single" w:color="0000ff"/>
-          <w:rFonts w:ascii="Charis SIL Regular" w:hAnsi="Charis SIL Regular" w:eastAsia="Charis SIL Regular"/>
-          <w:b w:val="0"/>
-          <w:i w:val="0"/>
-          <w:color w:val="000000"/>
-          <w:sz w:val="24"/>
-        </w:rPr>
-        <w:t>wd. Archiefstukken m</w:t>
-      </w:r>
-      <w:r>
-        <w:rPr>
-          <w:u w:val="single" w:color="0000ff"/>
-          <w:rFonts w:ascii="Charis SIL Regular" w:hAnsi="Charis SIL Regular" w:eastAsia="Charis SIL Regular"/>
-          <w:b w:val="0"/>
-          <w:i w:val="0"/>
-          <w:color w:val="000000"/>
-          <w:sz w:val="24"/>
-        </w:rPr>
-        <w:hyperlink r:id="rId17" w:history="1">
-          <w:r>
-            <w:rPr>
-              <w:rStyle w:val="Hyperlink"/>
-            </w:rPr>
-            <w:t>et</w:t>
-          </w:r>
-        </w:hyperlink>
-      </w:r>
-      <w:r>
-        <w:rPr>
-          <w:u w:val="single" w:color="0000ff"/>
-          <w:rFonts w:ascii="Charis SIL Regular" w:hAnsi="Charis SIL Regular" w:eastAsia="Charis SIL Regular"/>
-          <w:b w:val="0"/>
-          <w:i w:val="0"/>
-          <w:color w:val="000000"/>
-          <w:sz w:val="24"/>
-        </w:rPr>
-        <w:t xml:space="preserve"> betr</w:t>
+        <w:t>manier opgebouwd. Archiefstukken met betr</w:t>
       </w:r>
       <w:r>
         <w:rPr>

--- a/EXPORTS/DOCX/published/niveau3/Dutch/WMRotterdam.docx
+++ b/EXPORTS/DOCX/published/niveau3/Dutch/WMRotterdam.docx
@@ -296,7 +296,29 @@
           <w:color w:val="000000"/>
           <w:sz w:val="24"/>
         </w:rPr>
-        <w:t xml:space="preserve">naar de voorzitter van de Yachtvereniging. Toen </w:t>
+        <w:t>naar de voorzitter van de Yachtvereni</w:t>
+      </w:r>
+      <w:r>
+        <w:rPr>
+          <w:u w:val="single" w:color="0000ff"/>
+          <w:rFonts w:ascii="Charis SIL Regular" w:hAnsi="Charis SIL Regular" w:eastAsia="Charis SIL Regular"/>
+          <w:b w:val="0"/>
+          <w:i w:val="0"/>
+          <w:color w:val="000000"/>
+          <w:sz w:val="24"/>
+        </w:rPr>
+        <w:t xml:space="preserve">ging. Toen </w:t>
+      </w:r>
+      <w:r>
+        <w:rPr>
+          <w:rFonts w:ascii="Charis SIL Regular" w:hAnsi="Charis SIL Regular" w:eastAsia="Charis SIL Regular"/>
+          <w:b w:val="0"/>
+          <w:i w:val="0"/>
+          <w:color w:val="0000FF"/>
+          <w:sz w:val="24"/>
+          <w:u w:val="single"/>
+        </w:rPr>
+        <w:t>Prins H</w:t>
       </w:r>
       <w:r>
         <w:rPr>
@@ -308,53 +330,6 @@
           <w:u w:val="single"/>
         </w:rPr>
         <w:hyperlink r:id="rId9" w:history="1">
-          <w:r>
-            <w:rPr>
-              <w:rStyle w:val="Hyperlink"/>
-            </w:rPr>
-            <w:t>Prins</w:t>
-          </w:r>
-        </w:hyperlink>
-      </w:r>
-      <w:r>
-        <w:rPr>
-          <w:rFonts w:ascii="Charis SIL Regular" w:hAnsi="Charis SIL Regular" w:eastAsia="Charis SIL Regular"/>
-          <w:b w:val="0"/>
-          <w:i w:val="0"/>
-          <w:color w:val="0000FF"/>
-          <w:sz w:val="24"/>
-          <w:u w:val="single"/>
-        </w:rPr>
-        <w:t xml:space="preserve"> </w:t>
-      </w:r>
-      <w:r>
-        <w:rPr>
-          <w:rFonts w:ascii="Charis SIL Regular" w:hAnsi="Charis SIL Regular" w:eastAsia="Charis SIL Regular"/>
-          <w:b w:val="0"/>
-          <w:i w:val="0"/>
-          <w:color w:val="0000FF"/>
-          <w:sz w:val="24"/>
-          <w:u w:val="single"/>
-        </w:rPr>
-        <w:hyperlink r:id="rId10" w:history="1">
-          <w:r>
-            <w:rPr>
-              <w:rStyle w:val="Hyperlink"/>
-            </w:rPr>
-            <w:t>H</w:t>
-          </w:r>
-        </w:hyperlink>
-      </w:r>
-      <w:r>
-        <w:rPr>
-          <w:rFonts w:ascii="Charis SIL Regular" w:hAnsi="Charis SIL Regular" w:eastAsia="Charis SIL Regular"/>
-          <w:b w:val="0"/>
-          <w:i w:val="0"/>
-          <w:color w:val="0000FF"/>
-          <w:sz w:val="24"/>
-          <w:u w:val="single"/>
-        </w:rPr>
-        <w:hyperlink r:id="rId10" w:history="1">
           <w:r>
             <w:rPr>
               <w:rStyle w:val="Hyperlink"/>
@@ -372,7 +347,7 @@
           <w:sz w:val="24"/>
           <w:u w:val="single"/>
         </w:rPr>
-        <w:hyperlink r:id="rId10" w:history="1">
+        <w:hyperlink r:id="rId9" w:history="1">
           <w:r>
             <w:rPr>
               <w:rStyle w:val="Hyperlink"/>
@@ -1851,7 +1826,99 @@
           <w:color w:val="000000"/>
           <w:sz w:val="24"/>
         </w:rPr>
-        <w:t>manier opgebouwd. Archiefstukken met betr</w:t>
+        <w:t>ma</w:t>
+      </w:r>
+      <w:r>
+        <w:rPr>
+          <w:u w:val="single" w:color="0000ff"/>
+          <w:rFonts w:ascii="Charis SIL Regular" w:hAnsi="Charis SIL Regular" w:eastAsia="Charis SIL Regular"/>
+          <w:b w:val="0"/>
+          <w:i w:val="0"/>
+          <w:color w:val="000000"/>
+          <w:sz w:val="24"/>
+        </w:rPr>
+        <w:hyperlink r:id="rId16" w:history="1">
+          <w:r>
+            <w:rPr>
+              <w:rStyle w:val="Hyperlink"/>
+            </w:rPr>
+            <w:t>nier o</w:t>
+          </w:r>
+        </w:hyperlink>
+      </w:r>
+      <w:r>
+        <w:rPr>
+          <w:rFonts w:ascii="Charis SIL Regular" w:hAnsi="Charis SIL Regular" w:eastAsia="Charis SIL Regular"/>
+          <w:b w:val="0"/>
+          <w:i w:val="0"/>
+          <w:color w:val="000000"/>
+          <w:sz w:val="24"/>
+        </w:rPr>
+        <w:t>pgebou</w:t>
+      </w:r>
+      <w:r>
+        <w:rPr>
+          <w:u w:val="single" w:color="0000ff"/>
+          <w:rFonts w:ascii="Charis SIL Regular" w:hAnsi="Charis SIL Regular" w:eastAsia="Charis SIL Regular"/>
+          <w:b w:val="0"/>
+          <w:i w:val="0"/>
+          <w:color w:val="000000"/>
+          <w:sz w:val="24"/>
+        </w:rPr>
+        <w:hyperlink r:id="rId17" w:history="1">
+          <w:r>
+            <w:rPr>
+              <w:rStyle w:val="Hyperlink"/>
+            </w:rPr>
+            <w:t>wd. Ar</w:t>
+          </w:r>
+        </w:hyperlink>
+      </w:r>
+      <w:r>
+        <w:rPr>
+          <w:u w:val="single" w:color="0000ff"/>
+          <w:rFonts w:ascii="Charis SIL Regular" w:hAnsi="Charis SIL Regular" w:eastAsia="Charis SIL Regular"/>
+          <w:b w:val="0"/>
+          <w:i w:val="0"/>
+          <w:color w:val="000000"/>
+          <w:sz w:val="24"/>
+        </w:rPr>
+        <w:hyperlink r:id="rId17" w:history="1">
+          <w:r>
+            <w:rPr>
+              <w:rStyle w:val="Hyperlink"/>
+            </w:rPr>
+            <w:t>c</w:t>
+          </w:r>
+        </w:hyperlink>
+      </w:r>
+      <w:r>
+        <w:rPr>
+          <w:u w:val="single" w:color="0000ff"/>
+          <w:rFonts w:ascii="Charis SIL Regular" w:hAnsi="Charis SIL Regular" w:eastAsia="Charis SIL Regular"/>
+          <w:b w:val="0"/>
+          <w:i w:val="0"/>
+          <w:color w:val="000000"/>
+          <w:sz w:val="24"/>
+        </w:rPr>
+        <w:hyperlink r:id="rId17" w:history="1">
+          <w:r>
+            <w:rPr>
+              <w:rStyle w:val="Hyperlink"/>
+            </w:rPr>
+            <w:t>hief</w:t>
+          </w:r>
+        </w:hyperlink>
+      </w:r>
+      <w:r>
+        <w:rPr>
+          <w:rFonts w:ascii="Charis SIL Regular" w:hAnsi="Charis SIL Regular" w:eastAsia="Charis SIL Regular"/>
+          <w:b w:val="0"/>
+          <w:i w:val="0"/>
+          <w:color w:val="000000"/>
+          <w:sz w:val="24"/>
+        </w:rPr>
+        <w:t>stukken met betr</w:t>
       </w:r>
       <w:r>
         <w:rPr>

--- a/EXPORTS/DOCX/published/niveau3/Dutch/WMRotterdam.docx
+++ b/EXPORTS/DOCX/published/niveau3/Dutch/WMRotterdam.docx
@@ -307,7 +307,43 @@
           <w:color w:val="000000"/>
           <w:sz w:val="24"/>
         </w:rPr>
-        <w:t xml:space="preserve">ging. Toen </w:t>
+        <w:hyperlink r:id="rId9" w:history="1">
+          <w:r>
+            <w:rPr>
+              <w:rStyle w:val="Hyperlink"/>
+            </w:rPr>
+            <w:t>ging. Toe</w:t>
+          </w:r>
+        </w:hyperlink>
+      </w:r>
+      <w:r>
+        <w:rPr>
+          <w:u w:val="single" w:color="0000ff"/>
+          <w:rFonts w:ascii="Charis SIL Regular" w:hAnsi="Charis SIL Regular" w:eastAsia="Charis SIL Regular"/>
+          <w:b w:val="0"/>
+          <w:i w:val="0"/>
+          <w:color w:val="000000"/>
+          <w:sz w:val="24"/>
+        </w:rPr>
+        <w:hyperlink r:id="rId9" w:history="1">
+          <w:r>
+            <w:rPr>
+              <w:rStyle w:val="Hyperlink"/>
+            </w:rPr>
+            <w:t>n</w:t>
+          </w:r>
+        </w:hyperlink>
+      </w:r>
+      <w:r>
+        <w:rPr>
+          <w:u w:val="single" w:color="0000ff"/>
+          <w:rFonts w:ascii="Charis SIL Regular" w:hAnsi="Charis SIL Regular" w:eastAsia="Charis SIL Regular"/>
+          <w:b w:val="0"/>
+          <w:i w:val="0"/>
+          <w:color w:val="000000"/>
+          <w:sz w:val="24"/>
+        </w:rPr>
+        <w:t xml:space="preserve"> </w:t>
       </w:r>
       <w:r>
         <w:rPr>
@@ -318,7 +354,43 @@
           <w:sz w:val="24"/>
           <w:u w:val="single"/>
         </w:rPr>
-        <w:t>Prins H</w:t>
+        <w:hyperlink r:id="rId9" w:history="1">
+          <w:r>
+            <w:rPr>
+              <w:rStyle w:val="Hyperlink"/>
+            </w:rPr>
+            <w:t>Prins</w:t>
+          </w:r>
+        </w:hyperlink>
+      </w:r>
+      <w:r>
+        <w:rPr>
+          <w:rFonts w:ascii="Charis SIL Regular" w:hAnsi="Charis SIL Regular" w:eastAsia="Charis SIL Regular"/>
+          <w:b w:val="0"/>
+          <w:i w:val="0"/>
+          <w:color w:val="0000FF"/>
+          <w:sz w:val="24"/>
+          <w:u w:val="single"/>
+        </w:rPr>
+        <w:t xml:space="preserve"> </w:t>
+      </w:r>
+      <w:r>
+        <w:rPr>
+          <w:rFonts w:ascii="Charis SIL Regular" w:hAnsi="Charis SIL Regular" w:eastAsia="Charis SIL Regular"/>
+          <w:b w:val="0"/>
+          <w:i w:val="0"/>
+          <w:color w:val="0000FF"/>
+          <w:sz w:val="24"/>
+          <w:u w:val="single"/>
+        </w:rPr>
+        <w:hyperlink r:id="rId9" w:history="1">
+          <w:r>
+            <w:rPr>
+              <w:rStyle w:val="Hyperlink"/>
+            </w:rPr>
+            <w:t>H</w:t>
+          </w:r>
+        </w:hyperlink>
       </w:r>
       <w:r>
         <w:rPr>
@@ -1820,13 +1892,21 @@
       </w:r>
       <w:r>
         <w:rPr>
+          <w:u w:val="single" w:color="0000ff"/>
           <w:rFonts w:ascii="Charis SIL Regular" w:hAnsi="Charis SIL Regular" w:eastAsia="Charis SIL Regular"/>
           <w:b w:val="0"/>
           <w:i w:val="0"/>
           <w:color w:val="000000"/>
           <w:sz w:val="24"/>
         </w:rPr>
-        <w:t>ma</w:t>
+        <w:hyperlink r:id="rId16" w:history="1">
+          <w:r>
+            <w:rPr>
+              <w:rStyle w:val="Hyperlink"/>
+            </w:rPr>
+            <w:t>ma</w:t>
+          </w:r>
+        </w:hyperlink>
       </w:r>
       <w:r>
         <w:rPr>
@@ -1912,13 +1992,115 @@
       </w:r>
       <w:r>
         <w:rPr>
+          <w:u w:val="single" w:color="0000ff"/>
           <w:rFonts w:ascii="Charis SIL Regular" w:hAnsi="Charis SIL Regular" w:eastAsia="Charis SIL Regular"/>
           <w:b w:val="0"/>
           <w:i w:val="0"/>
           <w:color w:val="000000"/>
           <w:sz w:val="24"/>
         </w:rPr>
-        <w:t>stukken met betr</w:t>
+        <w:hyperlink r:id="rId17" w:history="1">
+          <w:r>
+            <w:rPr>
+              <w:rStyle w:val="Hyperlink"/>
+            </w:rPr>
+            <w:t>stukk</w:t>
+          </w:r>
+        </w:hyperlink>
+      </w:r>
+      <w:r>
+        <w:rPr>
+          <w:u w:val="single" w:color="0000ff"/>
+          <w:rFonts w:ascii="Charis SIL Regular" w:hAnsi="Charis SIL Regular" w:eastAsia="Charis SIL Regular"/>
+          <w:b w:val="0"/>
+          <w:i w:val="0"/>
+          <w:color w:val="000000"/>
+          <w:sz w:val="24"/>
+        </w:rPr>
+        <w:hyperlink r:id="rId17" w:history="1">
+          <w:r>
+            <w:rPr>
+              <w:rStyle w:val="Hyperlink"/>
+            </w:rPr>
+            <w:t>e</w:t>
+          </w:r>
+        </w:hyperlink>
+      </w:r>
+      <w:r>
+        <w:rPr>
+          <w:u w:val="single" w:color="0000ff"/>
+          <w:rFonts w:ascii="Charis SIL Regular" w:hAnsi="Charis SIL Regular" w:eastAsia="Charis SIL Regular"/>
+          <w:b w:val="0"/>
+          <w:i w:val="0"/>
+          <w:color w:val="000000"/>
+          <w:sz w:val="24"/>
+        </w:rPr>
+        <w:hyperlink r:id="rId17" w:history="1">
+          <w:r>
+            <w:rPr>
+              <w:rStyle w:val="Hyperlink"/>
+            </w:rPr>
+            <w:t xml:space="preserve">n </w:t>
+          </w:r>
+        </w:hyperlink>
+      </w:r>
+      <w:r>
+        <w:rPr>
+          <w:u w:val="single" w:color="0000ff"/>
+          <w:rFonts w:ascii="Charis SIL Regular" w:hAnsi="Charis SIL Regular" w:eastAsia="Charis SIL Regular"/>
+          <w:b w:val="0"/>
+          <w:i w:val="0"/>
+          <w:color w:val="000000"/>
+          <w:sz w:val="24"/>
+        </w:rPr>
+        <w:t>m</w:t>
+      </w:r>
+      <w:r>
+        <w:rPr>
+          <w:u w:val="single" w:color="0000ff"/>
+          <w:rFonts w:ascii="Charis SIL Regular" w:hAnsi="Charis SIL Regular" w:eastAsia="Charis SIL Regular"/>
+          <w:b w:val="0"/>
+          <w:i w:val="0"/>
+          <w:color w:val="000000"/>
+          <w:sz w:val="24"/>
+        </w:rPr>
+        <w:hyperlink r:id="rId17" w:history="1">
+          <w:r>
+            <w:rPr>
+              <w:rStyle w:val="Hyperlink"/>
+            </w:rPr>
+            <w:t>et</w:t>
+          </w:r>
+        </w:hyperlink>
+      </w:r>
+      <w:r>
+        <w:rPr>
+          <w:u w:val="single" w:color="0000ff"/>
+          <w:rFonts w:ascii="Charis SIL Regular" w:hAnsi="Charis SIL Regular" w:eastAsia="Charis SIL Regular"/>
+          <w:b w:val="0"/>
+          <w:i w:val="0"/>
+          <w:color w:val="000000"/>
+          <w:sz w:val="24"/>
+        </w:rPr>
+        <w:t xml:space="preserve"> </w:t>
+      </w:r>
+      <w:r>
+        <w:rPr>
+          <w:u w:val="single" w:color="0000ff"/>
+          <w:rFonts w:ascii="Charis SIL Regular" w:hAnsi="Charis SIL Regular" w:eastAsia="Charis SIL Regular"/>
+          <w:b w:val="0"/>
+          <w:i w:val="0"/>
+          <w:color w:val="000000"/>
+          <w:sz w:val="24"/>
+        </w:rPr>
+        <w:hyperlink r:id="rId17" w:history="1">
+          <w:r>
+            <w:rPr>
+              <w:rStyle w:val="Hyperlink"/>
+            </w:rPr>
+            <w:t>betr</w:t>
+          </w:r>
+        </w:hyperlink>
       </w:r>
       <w:r>
         <w:rPr>

--- a/EXPORTS/DOCX/published/niveau3/Dutch/WMRotterdam.docx
+++ b/EXPORTS/DOCX/published/niveau3/Dutch/WMRotterdam.docx
@@ -296,54 +296,7 @@
           <w:color w:val="000000"/>
           <w:sz w:val="24"/>
         </w:rPr>
-        <w:t>naar de voorzitter van de Yachtvereni</w:t>
-      </w:r>
-      <w:r>
-        <w:rPr>
-          <w:u w:val="single" w:color="0000ff"/>
-          <w:rFonts w:ascii="Charis SIL Regular" w:hAnsi="Charis SIL Regular" w:eastAsia="Charis SIL Regular"/>
-          <w:b w:val="0"/>
-          <w:i w:val="0"/>
-          <w:color w:val="000000"/>
-          <w:sz w:val="24"/>
-        </w:rPr>
-        <w:hyperlink r:id="rId9" w:history="1">
-          <w:r>
-            <w:rPr>
-              <w:rStyle w:val="Hyperlink"/>
-            </w:rPr>
-            <w:t>ging. Toe</w:t>
-          </w:r>
-        </w:hyperlink>
-      </w:r>
-      <w:r>
-        <w:rPr>
-          <w:u w:val="single" w:color="0000ff"/>
-          <w:rFonts w:ascii="Charis SIL Regular" w:hAnsi="Charis SIL Regular" w:eastAsia="Charis SIL Regular"/>
-          <w:b w:val="0"/>
-          <w:i w:val="0"/>
-          <w:color w:val="000000"/>
-          <w:sz w:val="24"/>
-        </w:rPr>
-        <w:hyperlink r:id="rId9" w:history="1">
-          <w:r>
-            <w:rPr>
-              <w:rStyle w:val="Hyperlink"/>
-            </w:rPr>
-            <w:t>n</w:t>
-          </w:r>
-        </w:hyperlink>
-      </w:r>
-      <w:r>
-        <w:rPr>
-          <w:u w:val="single" w:color="0000ff"/>
-          <w:rFonts w:ascii="Charis SIL Regular" w:hAnsi="Charis SIL Regular" w:eastAsia="Charis SIL Regular"/>
-          <w:b w:val="0"/>
-          <w:i w:val="0"/>
-          <w:color w:val="000000"/>
-          <w:sz w:val="24"/>
-        </w:rPr>
-        <w:t xml:space="preserve"> </w:t>
+        <w:t xml:space="preserve">naar de voorzitter van de Yachtvereniging. Toen </w:t>
       </w:r>
       <w:r>
         <w:rPr>
@@ -383,7 +336,7 @@
           <w:sz w:val="24"/>
           <w:u w:val="single"/>
         </w:rPr>
-        <w:hyperlink r:id="rId9" w:history="1">
+        <w:hyperlink r:id="rId10" w:history="1">
           <w:r>
             <w:rPr>
               <w:rStyle w:val="Hyperlink"/>
@@ -401,7 +354,7 @@
           <w:sz w:val="24"/>
           <w:u w:val="single"/>
         </w:rPr>
-        <w:hyperlink r:id="rId9" w:history="1">
+        <w:hyperlink r:id="rId10" w:history="1">
           <w:r>
             <w:rPr>
               <w:rStyle w:val="Hyperlink"/>
@@ -419,7 +372,7 @@
           <w:sz w:val="24"/>
           <w:u w:val="single"/>
         </w:rPr>
-        <w:hyperlink r:id="rId9" w:history="1">
+        <w:hyperlink r:id="rId10" w:history="1">
           <w:r>
             <w:rPr>
               <w:rStyle w:val="Hyperlink"/>
@@ -1105,6 +1058,7 @@
       </w:r>
       <w:r>
         <w:rPr>
+          <w:u w:val="single" w:color="0000ff"/>
           <w:rFonts w:ascii="Charis SIL Regular" w:hAnsi="Charis SIL Regular" w:eastAsia="Charis SIL Regular"/>
           <w:b w:val="0"/>
           <w:i w:val="0"/>
@@ -1892,21 +1846,13 @@
       </w:r>
       <w:r>
         <w:rPr>
-          <w:u w:val="single" w:color="0000ff"/>
           <w:rFonts w:ascii="Charis SIL Regular" w:hAnsi="Charis SIL Regular" w:eastAsia="Charis SIL Regular"/>
           <w:b w:val="0"/>
           <w:i w:val="0"/>
           <w:color w:val="000000"/>
           <w:sz w:val="24"/>
         </w:rPr>
-        <w:hyperlink r:id="rId16" w:history="1">
-          <w:r>
-            <w:rPr>
-              <w:rStyle w:val="Hyperlink"/>
-            </w:rPr>
-            <w:t>ma</w:t>
-          </w:r>
-        </w:hyperlink>
+        <w:t>ma</w:t>
       </w:r>
       <w:r>
         <w:rPr>

--- a/EXPORTS/DOCX/published/niveau3/Dutch/WMRotterdam.docx
+++ b/EXPORTS/DOCX/published/niveau3/Dutch/WMRotterdam.docx
@@ -296,7 +296,53 @@
           <w:color w:val="000000"/>
           <w:sz w:val="24"/>
         </w:rPr>
-        <w:t xml:space="preserve">naar de voorzitter van de Yachtvereniging. Toen </w:t>
+        <w:t>naar de voorzitter van de Yachtvereni</w:t>
+      </w:r>
+      <w:r>
+        <w:rPr>
+          <w:u w:val="single" w:color="0000ff"/>
+          <w:rFonts w:ascii="Charis SIL Regular" w:hAnsi="Charis SIL Regular" w:eastAsia="Charis SIL Regular"/>
+          <w:b w:val="0"/>
+          <w:i w:val="0"/>
+          <w:color w:val="000000"/>
+          <w:sz w:val="24"/>
+        </w:rPr>
+        <w:hyperlink r:id="rId9" w:history="1">
+          <w:r>
+            <w:rPr>
+              <w:rStyle w:val="Hyperlink"/>
+            </w:rPr>
+            <w:t>ging. Toe</w:t>
+          </w:r>
+        </w:hyperlink>
+      </w:r>
+      <w:r>
+        <w:rPr>
+          <w:u w:val="single" w:color="0000ff"/>
+          <w:rFonts w:ascii="Charis SIL Regular" w:hAnsi="Charis SIL Regular" w:eastAsia="Charis SIL Regular"/>
+          <w:b w:val="0"/>
+          <w:i w:val="0"/>
+          <w:color w:val="000000"/>
+          <w:sz w:val="24"/>
+        </w:rPr>
+        <w:hyperlink r:id="rId9" w:history="1">
+          <w:r>
+            <w:rPr>
+              <w:rStyle w:val="Hyperlink"/>
+            </w:rPr>
+            <w:t>n</w:t>
+          </w:r>
+        </w:hyperlink>
+      </w:r>
+      <w:r>
+        <w:rPr>
+          <w:rFonts w:ascii="Charis SIL Regular" w:hAnsi="Charis SIL Regular" w:eastAsia="Charis SIL Regular"/>
+          <w:b w:val="0"/>
+          <w:i w:val="0"/>
+          <w:color w:val="000000"/>
+          <w:sz w:val="24"/>
+        </w:rPr>
+        <w:t xml:space="preserve"> </w:t>
       </w:r>
       <w:r>
         <w:rPr>
@@ -336,7 +382,7 @@
           <w:sz w:val="24"/>
           <w:u w:val="single"/>
         </w:rPr>
-        <w:hyperlink r:id="rId10" w:history="1">
+        <w:hyperlink r:id="rId9" w:history="1">
           <w:r>
             <w:rPr>
               <w:rStyle w:val="Hyperlink"/>
@@ -354,7 +400,7 @@
           <w:sz w:val="24"/>
           <w:u w:val="single"/>
         </w:rPr>
-        <w:hyperlink r:id="rId10" w:history="1">
+        <w:hyperlink r:id="rId9" w:history="1">
           <w:r>
             <w:rPr>
               <w:rStyle w:val="Hyperlink"/>
@@ -372,7 +418,7 @@
           <w:sz w:val="24"/>
           <w:u w:val="single"/>
         </w:rPr>
-        <w:hyperlink r:id="rId10" w:history="1">
+        <w:hyperlink r:id="rId9" w:history="1">
           <w:r>
             <w:rPr>
               <w:rStyle w:val="Hyperlink"/>
@@ -1058,7 +1104,6 @@
       </w:r>
       <w:r>
         <w:rPr>
-          <w:u w:val="single" w:color="0000ff"/>
           <w:rFonts w:ascii="Charis SIL Regular" w:hAnsi="Charis SIL Regular" w:eastAsia="Charis SIL Regular"/>
           <w:b w:val="0"/>
           <w:i w:val="0"/>
@@ -1846,13 +1891,21 @@
       </w:r>
       <w:r>
         <w:rPr>
+          <w:u w:val="single" w:color="0000ff"/>
           <w:rFonts w:ascii="Charis SIL Regular" w:hAnsi="Charis SIL Regular" w:eastAsia="Charis SIL Regular"/>
           <w:b w:val="0"/>
           <w:i w:val="0"/>
           <w:color w:val="000000"/>
           <w:sz w:val="24"/>
         </w:rPr>
-        <w:t>ma</w:t>
+        <w:hyperlink r:id="rId16" w:history="1">
+          <w:r>
+            <w:rPr>
+              <w:rStyle w:val="Hyperlink"/>
+            </w:rPr>
+            <w:t>ma</w:t>
+          </w:r>
+        </w:hyperlink>
       </w:r>
       <w:r>
         <w:rPr>
@@ -1992,7 +2045,6 @@
       </w:r>
       <w:r>
         <w:rPr>
-          <w:u w:val="single" w:color="0000ff"/>
           <w:rFonts w:ascii="Charis SIL Regular" w:hAnsi="Charis SIL Regular" w:eastAsia="Charis SIL Regular"/>
           <w:b w:val="0"/>
           <w:i w:val="0"/>

--- a/EXPORTS/DOCX/published/niveau3/Dutch/WMRotterdam.docx
+++ b/EXPORTS/DOCX/published/niveau3/Dutch/WMRotterdam.docx
@@ -296,53 +296,7 @@
           <w:color w:val="000000"/>
           <w:sz w:val="24"/>
         </w:rPr>
-        <w:t>naar de voorzitter van de Yachtvereni</w:t>
-      </w:r>
-      <w:r>
-        <w:rPr>
-          <w:u w:val="single" w:color="0000ff"/>
-          <w:rFonts w:ascii="Charis SIL Regular" w:hAnsi="Charis SIL Regular" w:eastAsia="Charis SIL Regular"/>
-          <w:b w:val="0"/>
-          <w:i w:val="0"/>
-          <w:color w:val="000000"/>
-          <w:sz w:val="24"/>
-        </w:rPr>
-        <w:hyperlink r:id="rId9" w:history="1">
-          <w:r>
-            <w:rPr>
-              <w:rStyle w:val="Hyperlink"/>
-            </w:rPr>
-            <w:t>ging. Toe</w:t>
-          </w:r>
-        </w:hyperlink>
-      </w:r>
-      <w:r>
-        <w:rPr>
-          <w:u w:val="single" w:color="0000ff"/>
-          <w:rFonts w:ascii="Charis SIL Regular" w:hAnsi="Charis SIL Regular" w:eastAsia="Charis SIL Regular"/>
-          <w:b w:val="0"/>
-          <w:i w:val="0"/>
-          <w:color w:val="000000"/>
-          <w:sz w:val="24"/>
-        </w:rPr>
-        <w:hyperlink r:id="rId9" w:history="1">
-          <w:r>
-            <w:rPr>
-              <w:rStyle w:val="Hyperlink"/>
-            </w:rPr>
-            <w:t>n</w:t>
-          </w:r>
-        </w:hyperlink>
-      </w:r>
-      <w:r>
-        <w:rPr>
-          <w:rFonts w:ascii="Charis SIL Regular" w:hAnsi="Charis SIL Regular" w:eastAsia="Charis SIL Regular"/>
-          <w:b w:val="0"/>
-          <w:i w:val="0"/>
-          <w:color w:val="000000"/>
-          <w:sz w:val="24"/>
-        </w:rPr>
-        <w:t xml:space="preserve"> </w:t>
+        <w:t xml:space="preserve">naar de voorzitter van de Yachtvereniging. Toen </w:t>
       </w:r>
       <w:r>
         <w:rPr>
@@ -351,81 +305,8 @@
           <w:i w:val="0"/>
           <w:color w:val="0000FF"/>
           <w:sz w:val="24"/>
-          <w:u w:val="single"/>
         </w:rPr>
-        <w:hyperlink r:id="rId9" w:history="1">
-          <w:r>
-            <w:rPr>
-              <w:rStyle w:val="Hyperlink"/>
-            </w:rPr>
-            <w:t>Prins</w:t>
-          </w:r>
-        </w:hyperlink>
-      </w:r>
-      <w:r>
-        <w:rPr>
-          <w:rFonts w:ascii="Charis SIL Regular" w:hAnsi="Charis SIL Regular" w:eastAsia="Charis SIL Regular"/>
-          <w:b w:val="0"/>
-          <w:i w:val="0"/>
-          <w:color w:val="0000FF"/>
-          <w:sz w:val="24"/>
-          <w:u w:val="single"/>
-        </w:rPr>
-        <w:t xml:space="preserve"> </w:t>
-      </w:r>
-      <w:r>
-        <w:rPr>
-          <w:rFonts w:ascii="Charis SIL Regular" w:hAnsi="Charis SIL Regular" w:eastAsia="Charis SIL Regular"/>
-          <w:b w:val="0"/>
-          <w:i w:val="0"/>
-          <w:color w:val="0000FF"/>
-          <w:sz w:val="24"/>
-          <w:u w:val="single"/>
-        </w:rPr>
-        <w:hyperlink r:id="rId9" w:history="1">
-          <w:r>
-            <w:rPr>
-              <w:rStyle w:val="Hyperlink"/>
-            </w:rPr>
-            <w:t>H</w:t>
-          </w:r>
-        </w:hyperlink>
-      </w:r>
-      <w:r>
-        <w:rPr>
-          <w:rFonts w:ascii="Charis SIL Regular" w:hAnsi="Charis SIL Regular" w:eastAsia="Charis SIL Regular"/>
-          <w:b w:val="0"/>
-          <w:i w:val="0"/>
-          <w:color w:val="0000FF"/>
-          <w:sz w:val="24"/>
-          <w:u w:val="single"/>
-        </w:rPr>
-        <w:hyperlink r:id="rId9" w:history="1">
-          <w:r>
-            <w:rPr>
-              <w:rStyle w:val="Hyperlink"/>
-            </w:rPr>
-            <w:t>endri</w:t>
-          </w:r>
-        </w:hyperlink>
-      </w:r>
-      <w:r>
-        <w:rPr>
-          <w:rFonts w:ascii="Charis SIL Regular" w:hAnsi="Charis SIL Regular" w:eastAsia="Charis SIL Regular"/>
-          <w:b w:val="0"/>
-          <w:i w:val="0"/>
-          <w:color w:val="0000FF"/>
-          <w:sz w:val="24"/>
-          <w:u w:val="single"/>
-        </w:rPr>
-        <w:hyperlink r:id="rId9" w:history="1">
-          <w:r>
-            <w:rPr>
-              <w:rStyle w:val="Hyperlink"/>
-            </w:rPr>
-            <w:t>k</w:t>
-          </w:r>
-        </w:hyperlink>
+        <w:t>Prins Hendrik</w:t>
       </w:r>
       <w:r>
         <w:rPr>
@@ -467,7 +348,6 @@
       </w:r>
       <w:r>
         <w:rPr>
-          <w:u w:val="single" w:color="0000ff"/>
           <w:rFonts w:ascii="Charis SIL Regular" w:hAnsi="Charis SIL Regular" w:eastAsia="Charis SIL Regular"/>
           <w:b w:val="0"/>
           <w:i w:val="0"/>
@@ -485,7 +365,6 @@
       </w:r>
       <w:r>
         <w:rPr>
-          <w:u w:val="single" w:color="0000ff"/>
           <w:rFonts w:ascii="Charis SIL Regular" w:hAnsi="Charis SIL Regular" w:eastAsia="Charis SIL Regular"/>
           <w:b w:val="0"/>
           <w:i w:val="0"/>
@@ -503,7 +382,6 @@
       </w:r>
       <w:r>
         <w:rPr>
-          <w:u w:val="single" w:color="0000ff"/>
           <w:rFonts w:ascii="Charis SIL Regular" w:hAnsi="Charis SIL Regular" w:eastAsia="Charis SIL Regular"/>
           <w:b w:val="0"/>
           <w:i w:val="0"/>

--- a/EXPORTS/DOCX/published/niveau3/Dutch/WMRotterdam.docx
+++ b/EXPORTS/DOCX/published/niveau3/Dutch/WMRotterdam.docx
@@ -305,8 +305,81 @@
           <w:i w:val="0"/>
           <w:color w:val="0000FF"/>
           <w:sz w:val="24"/>
+          <w:u w:val="single"/>
         </w:rPr>
-        <w:t>Prins Hendrik</w:t>
+        <w:hyperlink r:id="rId9" w:history="1">
+          <w:r>
+            <w:rPr>
+              <w:rStyle w:val="Hyperlink"/>
+            </w:rPr>
+            <w:t>Prins</w:t>
+          </w:r>
+        </w:hyperlink>
+      </w:r>
+      <w:r>
+        <w:rPr>
+          <w:rFonts w:ascii="Charis SIL Regular" w:hAnsi="Charis SIL Regular" w:eastAsia="Charis SIL Regular"/>
+          <w:b w:val="0"/>
+          <w:i w:val="0"/>
+          <w:color w:val="0000FF"/>
+          <w:sz w:val="24"/>
+          <w:u w:val="single"/>
+        </w:rPr>
+        <w:t xml:space="preserve"> </w:t>
+      </w:r>
+      <w:r>
+        <w:rPr>
+          <w:rFonts w:ascii="Charis SIL Regular" w:hAnsi="Charis SIL Regular" w:eastAsia="Charis SIL Regular"/>
+          <w:b w:val="0"/>
+          <w:i w:val="0"/>
+          <w:color w:val="0000FF"/>
+          <w:sz w:val="24"/>
+          <w:u w:val="single"/>
+        </w:rPr>
+        <w:hyperlink r:id="rId10" w:history="1">
+          <w:r>
+            <w:rPr>
+              <w:rStyle w:val="Hyperlink"/>
+            </w:rPr>
+            <w:t>H</w:t>
+          </w:r>
+        </w:hyperlink>
+      </w:r>
+      <w:r>
+        <w:rPr>
+          <w:rFonts w:ascii="Charis SIL Regular" w:hAnsi="Charis SIL Regular" w:eastAsia="Charis SIL Regular"/>
+          <w:b w:val="0"/>
+          <w:i w:val="0"/>
+          <w:color w:val="0000FF"/>
+          <w:sz w:val="24"/>
+          <w:u w:val="single"/>
+        </w:rPr>
+        <w:hyperlink r:id="rId10" w:history="1">
+          <w:r>
+            <w:rPr>
+              <w:rStyle w:val="Hyperlink"/>
+            </w:rPr>
+            <w:t>endri</w:t>
+          </w:r>
+        </w:hyperlink>
+      </w:r>
+      <w:r>
+        <w:rPr>
+          <w:rFonts w:ascii="Charis SIL Regular" w:hAnsi="Charis SIL Regular" w:eastAsia="Charis SIL Regular"/>
+          <w:b w:val="0"/>
+          <w:i w:val="0"/>
+          <w:color w:val="0000FF"/>
+          <w:sz w:val="24"/>
+          <w:u w:val="single"/>
+        </w:rPr>
+        <w:hyperlink r:id="rId10" w:history="1">
+          <w:r>
+            <w:rPr>
+              <w:rStyle w:val="Hyperlink"/>
+            </w:rPr>
+            <w:t>k</w:t>
+          </w:r>
+        </w:hyperlink>
       </w:r>
       <w:r>
         <w:rPr>
@@ -348,6 +421,7 @@
       </w:r>
       <w:r>
         <w:rPr>
+          <w:u w:val="single" w:color="0000ff"/>
           <w:rFonts w:ascii="Charis SIL Regular" w:hAnsi="Charis SIL Regular" w:eastAsia="Charis SIL Regular"/>
           <w:b w:val="0"/>
           <w:i w:val="0"/>
@@ -365,6 +439,7 @@
       </w:r>
       <w:r>
         <w:rPr>
+          <w:u w:val="single" w:color="0000ff"/>
           <w:rFonts w:ascii="Charis SIL Regular" w:hAnsi="Charis SIL Regular" w:eastAsia="Charis SIL Regular"/>
           <w:b w:val="0"/>
           <w:i w:val="0"/>
@@ -382,6 +457,7 @@
       </w:r>
       <w:r>
         <w:rPr>
+          <w:u w:val="single" w:color="0000ff"/>
           <w:rFonts w:ascii="Charis SIL Regular" w:hAnsi="Charis SIL Regular" w:eastAsia="Charis SIL Regular"/>
           <w:b w:val="0"/>
           <w:i w:val="0"/>
@@ -1905,78 +1981,13 @@
       </w:r>
       <w:r>
         <w:rPr>
-          <w:u w:val="single" w:color="0000ff"/>
           <w:rFonts w:ascii="Charis SIL Regular" w:hAnsi="Charis SIL Regular" w:eastAsia="Charis SIL Regular"/>
           <w:b w:val="0"/>
           <w:i w:val="0"/>
           <w:color w:val="000000"/>
           <w:sz w:val="24"/>
         </w:rPr>
-        <w:hyperlink r:id="rId17" w:history="1">
-          <w:r>
-            <w:rPr>
-              <w:rStyle w:val="Hyperlink"/>
-            </w:rPr>
-            <w:t xml:space="preserve">n </w:t>
-          </w:r>
-        </w:hyperlink>
-      </w:r>
-      <w:r>
-        <w:rPr>
-          <w:rFonts w:ascii="Charis SIL Regular" w:hAnsi="Charis SIL Regular" w:eastAsia="Charis SIL Regular"/>
-          <w:b w:val="0"/>
-          <w:i w:val="0"/>
-          <w:color w:val="000000"/>
-          <w:sz w:val="24"/>
-        </w:rPr>
-        <w:t>m</w:t>
-      </w:r>
-      <w:r>
-        <w:rPr>
-          <w:u w:val="single" w:color="0000ff"/>
-          <w:rFonts w:ascii="Charis SIL Regular" w:hAnsi="Charis SIL Regular" w:eastAsia="Charis SIL Regular"/>
-          <w:b w:val="0"/>
-          <w:i w:val="0"/>
-          <w:color w:val="000000"/>
-          <w:sz w:val="24"/>
-        </w:rPr>
-        <w:hyperlink r:id="rId17" w:history="1">
-          <w:r>
-            <w:rPr>
-              <w:rStyle w:val="Hyperlink"/>
-            </w:rPr>
-            <w:t>et</w:t>
-          </w:r>
-        </w:hyperlink>
-      </w:r>
-      <w:r>
-        <w:rPr>
-          <w:u w:val="single" w:color="0000ff"/>
-          <w:rFonts w:ascii="Charis SIL Regular" w:hAnsi="Charis SIL Regular" w:eastAsia="Charis SIL Regular"/>
-          <w:b w:val="0"/>
-          <w:i w:val="0"/>
-          <w:color w:val="000000"/>
-          <w:sz w:val="24"/>
-        </w:rPr>
-        <w:t xml:space="preserve"> </w:t>
-      </w:r>
-      <w:r>
-        <w:rPr>
-          <w:u w:val="single" w:color="0000ff"/>
-          <w:rFonts w:ascii="Charis SIL Regular" w:hAnsi="Charis SIL Regular" w:eastAsia="Charis SIL Regular"/>
-          <w:b w:val="0"/>
-          <w:i w:val="0"/>
-          <w:color w:val="000000"/>
-          <w:sz w:val="24"/>
-        </w:rPr>
-        <w:hyperlink r:id="rId17" w:history="1">
-          <w:r>
-            <w:rPr>
-              <w:rStyle w:val="Hyperlink"/>
-            </w:rPr>
-            <w:t>betr</w:t>
-          </w:r>
-        </w:hyperlink>
+        <w:t>n met betr</w:t>
       </w:r>
       <w:r>
         <w:rPr>

--- a/EXPORTS/DOCX/published/niveau3/Dutch/WMRotterdam.docx
+++ b/EXPORTS/DOCX/published/niveau3/Dutch/WMRotterdam.docx
@@ -336,7 +336,7 @@
           <w:sz w:val="24"/>
           <w:u w:val="single"/>
         </w:rPr>
-        <w:hyperlink r:id="rId10" w:history="1">
+        <w:hyperlink r:id="rId9" w:history="1">
           <w:r>
             <w:rPr>
               <w:rStyle w:val="Hyperlink"/>
@@ -354,7 +354,7 @@
           <w:sz w:val="24"/>
           <w:u w:val="single"/>
         </w:rPr>
-        <w:hyperlink r:id="rId10" w:history="1">
+        <w:hyperlink r:id="rId9" w:history="1">
           <w:r>
             <w:rPr>
               <w:rStyle w:val="Hyperlink"/>
@@ -372,14 +372,7 @@
           <w:sz w:val="24"/>
           <w:u w:val="single"/>
         </w:rPr>
-        <w:hyperlink r:id="rId10" w:history="1">
-          <w:r>
-            <w:rPr>
-              <w:rStyle w:val="Hyperlink"/>
-            </w:rPr>
-            <w:t>k</w:t>
-          </w:r>
-        </w:hyperlink>
+        <w:t>k</w:t>
       </w:r>
       <w:r>
         <w:rPr>
@@ -1000,71 +993,7 @@
           <w:color w:val="000000"/>
           <w:sz w:val="24"/>
         </w:rPr>
-        <w:t>De collectie is overigens nog altijd het bezi</w:t>
-      </w:r>
-      <w:r>
-        <w:rPr>
-          <w:u w:val="single" w:color="0000ff"/>
-          <w:rFonts w:ascii="Charis SIL Regular" w:hAnsi="Charis SIL Regular" w:eastAsia="Charis SIL Regular"/>
-          <w:b w:val="0"/>
-          <w:i w:val="0"/>
-          <w:color w:val="000000"/>
-          <w:sz w:val="24"/>
-        </w:rPr>
-        <w:hyperlink r:id="rId12" w:history="1">
-          <w:r>
-            <w:rPr>
-              <w:rStyle w:val="Hyperlink"/>
-            </w:rPr>
-            <w:t>t van de g</w:t>
-          </w:r>
-        </w:hyperlink>
-      </w:r>
-      <w:r>
-        <w:rPr>
-          <w:u w:val="single" w:color="0000ff"/>
-          <w:rFonts w:ascii="Charis SIL Regular" w:hAnsi="Charis SIL Regular" w:eastAsia="Charis SIL Regular"/>
-          <w:b w:val="0"/>
-          <w:i w:val="0"/>
-          <w:color w:val="000000"/>
-          <w:sz w:val="24"/>
-        </w:rPr>
-        <w:hyperlink r:id="rId12" w:history="1">
-          <w:r>
-            <w:rPr>
-              <w:rStyle w:val="Hyperlink"/>
-            </w:rPr>
-            <w:t>e</w:t>
-          </w:r>
-        </w:hyperlink>
-      </w:r>
-      <w:r>
-        <w:rPr>
-          <w:u w:val="single" w:color="0000ff"/>
-          <w:rFonts w:ascii="Charis SIL Regular" w:hAnsi="Charis SIL Regular" w:eastAsia="Charis SIL Regular"/>
-          <w:b w:val="0"/>
-          <w:i w:val="0"/>
-          <w:color w:val="000000"/>
-          <w:sz w:val="24"/>
-        </w:rPr>
-        <w:hyperlink r:id="rId12" w:history="1">
-          <w:r>
-            <w:rPr>
-              <w:rStyle w:val="Hyperlink"/>
-            </w:rPr>
-            <w:t xml:space="preserve">meente </w:t>
-          </w:r>
-        </w:hyperlink>
-      </w:r>
-      <w:r>
-        <w:rPr>
-          <w:rFonts w:ascii="Charis SIL Regular" w:hAnsi="Charis SIL Regular" w:eastAsia="Charis SIL Regular"/>
-          <w:b w:val="0"/>
-          <w:i w:val="0"/>
-          <w:color w:val="000000"/>
-          <w:sz w:val="24"/>
-        </w:rPr>
-        <w:t>R</w:t>
+        <w:t>De collectie is overigens nog altijd het bezit van de gemeente R</w:t>
       </w:r>
       <w:r>
         <w:rPr>
@@ -1981,13 +1910,78 @@
       </w:r>
       <w:r>
         <w:rPr>
+          <w:u w:val="single" w:color="0000ff"/>
           <w:rFonts w:ascii="Charis SIL Regular" w:hAnsi="Charis SIL Regular" w:eastAsia="Charis SIL Regular"/>
           <w:b w:val="0"/>
           <w:i w:val="0"/>
           <w:color w:val="000000"/>
           <w:sz w:val="24"/>
         </w:rPr>
-        <w:t>n met betr</w:t>
+        <w:hyperlink r:id="rId17" w:history="1">
+          <w:r>
+            <w:rPr>
+              <w:rStyle w:val="Hyperlink"/>
+            </w:rPr>
+            <w:t xml:space="preserve">n </w:t>
+          </w:r>
+        </w:hyperlink>
+      </w:r>
+      <w:r>
+        <w:rPr>
+          <w:rFonts w:ascii="Charis SIL Regular" w:hAnsi="Charis SIL Regular" w:eastAsia="Charis SIL Regular"/>
+          <w:b w:val="0"/>
+          <w:i w:val="0"/>
+          <w:color w:val="000000"/>
+          <w:sz w:val="24"/>
+        </w:rPr>
+        <w:t>m</w:t>
+      </w:r>
+      <w:r>
+        <w:rPr>
+          <w:u w:val="single" w:color="0000ff"/>
+          <w:rFonts w:ascii="Charis SIL Regular" w:hAnsi="Charis SIL Regular" w:eastAsia="Charis SIL Regular"/>
+          <w:b w:val="0"/>
+          <w:i w:val="0"/>
+          <w:color w:val="000000"/>
+          <w:sz w:val="24"/>
+        </w:rPr>
+        <w:hyperlink r:id="rId17" w:history="1">
+          <w:r>
+            <w:rPr>
+              <w:rStyle w:val="Hyperlink"/>
+            </w:rPr>
+            <w:t>et</w:t>
+          </w:r>
+        </w:hyperlink>
+      </w:r>
+      <w:r>
+        <w:rPr>
+          <w:u w:val="single" w:color="0000ff"/>
+          <w:rFonts w:ascii="Charis SIL Regular" w:hAnsi="Charis SIL Regular" w:eastAsia="Charis SIL Regular"/>
+          <w:b w:val="0"/>
+          <w:i w:val="0"/>
+          <w:color w:val="000000"/>
+          <w:sz w:val="24"/>
+        </w:rPr>
+        <w:t xml:space="preserve"> </w:t>
+      </w:r>
+      <w:r>
+        <w:rPr>
+          <w:u w:val="single" w:color="0000ff"/>
+          <w:rFonts w:ascii="Charis SIL Regular" w:hAnsi="Charis SIL Regular" w:eastAsia="Charis SIL Regular"/>
+          <w:b w:val="0"/>
+          <w:i w:val="0"/>
+          <w:color w:val="000000"/>
+          <w:sz w:val="24"/>
+        </w:rPr>
+        <w:hyperlink r:id="rId17" w:history="1">
+          <w:r>
+            <w:rPr>
+              <w:rStyle w:val="Hyperlink"/>
+            </w:rPr>
+            <w:t>betr</w:t>
+          </w:r>
+        </w:hyperlink>
       </w:r>
       <w:r>
         <w:rPr>

--- a/EXPORTS/DOCX/published/niveau3/Dutch/WMRotterdam.docx
+++ b/EXPORTS/DOCX/published/niveau3/Dutch/WMRotterdam.docx
@@ -307,7 +307,7 @@
           <w:sz w:val="24"/>
           <w:u w:val="single"/>
         </w:rPr>
-        <w:hyperlink r:id="rId9" w:history="1">
+        <w:hyperlink r:id="rId10" w:history="1">
           <w:r>
             <w:rPr>
               <w:rStyle w:val="Hyperlink"/>
@@ -336,7 +336,7 @@
           <w:sz w:val="24"/>
           <w:u w:val="single"/>
         </w:rPr>
-        <w:hyperlink r:id="rId9" w:history="1">
+        <w:hyperlink r:id="rId10" w:history="1">
           <w:r>
             <w:rPr>
               <w:rStyle w:val="Hyperlink"/>
@@ -354,7 +354,7 @@
           <w:sz w:val="24"/>
           <w:u w:val="single"/>
         </w:rPr>
-        <w:hyperlink r:id="rId9" w:history="1">
+        <w:hyperlink r:id="rId10" w:history="1">
           <w:r>
             <w:rPr>
               <w:rStyle w:val="Hyperlink"/>
@@ -372,7 +372,14 @@
           <w:sz w:val="24"/>
           <w:u w:val="single"/>
         </w:rPr>
-        <w:t>k</w:t>
+        <w:hyperlink r:id="rId9" w:history="1">
+          <w:r>
+            <w:rPr>
+              <w:rStyle w:val="Hyperlink"/>
+            </w:rPr>
+            <w:t>k</w:t>
+          </w:r>
+        </w:hyperlink>
       </w:r>
       <w:r>
         <w:rPr>
@@ -993,7 +1000,72 @@
           <w:color w:val="000000"/>
           <w:sz w:val="24"/>
         </w:rPr>
-        <w:t>De collectie is overigens nog altijd het bezit van de gemeente R</w:t>
+        <w:t>De collectie is overigens nog altijd het bezi</w:t>
+      </w:r>
+      <w:r>
+        <w:rPr>
+          <w:u w:val="single" w:color="0000ff"/>
+          <w:rFonts w:ascii="Charis SIL Regular" w:hAnsi="Charis SIL Regular" w:eastAsia="Charis SIL Regular"/>
+          <w:b w:val="0"/>
+          <w:i w:val="0"/>
+          <w:color w:val="000000"/>
+          <w:sz w:val="24"/>
+        </w:rPr>
+        <w:hyperlink r:id="rId12" w:history="1">
+          <w:r>
+            <w:rPr>
+              <w:rStyle w:val="Hyperlink"/>
+            </w:rPr>
+            <w:t>t van de g</w:t>
+          </w:r>
+        </w:hyperlink>
+      </w:r>
+      <w:r>
+        <w:rPr>
+          <w:u w:val="single" w:color="0000ff"/>
+          <w:rFonts w:ascii="Charis SIL Regular" w:hAnsi="Charis SIL Regular" w:eastAsia="Charis SIL Regular"/>
+          <w:b w:val="0"/>
+          <w:i w:val="0"/>
+          <w:color w:val="000000"/>
+          <w:sz w:val="24"/>
+        </w:rPr>
+        <w:hyperlink r:id="rId12" w:history="1">
+          <w:r>
+            <w:rPr>
+              <w:rStyle w:val="Hyperlink"/>
+            </w:rPr>
+            <w:t>e</w:t>
+          </w:r>
+        </w:hyperlink>
+      </w:r>
+      <w:r>
+        <w:rPr>
+          <w:u w:val="single" w:color="0000ff"/>
+          <w:rFonts w:ascii="Charis SIL Regular" w:hAnsi="Charis SIL Regular" w:eastAsia="Charis SIL Regular"/>
+          <w:b w:val="0"/>
+          <w:i w:val="0"/>
+          <w:color w:val="000000"/>
+          <w:sz w:val="24"/>
+        </w:rPr>
+        <w:hyperlink r:id="rId12" w:history="1">
+          <w:r>
+            <w:rPr>
+              <w:rStyle w:val="Hyperlink"/>
+            </w:rPr>
+            <w:t xml:space="preserve">meente </w:t>
+          </w:r>
+        </w:hyperlink>
+      </w:r>
+      <w:r>
+        <w:rPr>
+          <w:u w:val="single" w:color="0000ff"/>
+          <w:rFonts w:ascii="Charis SIL Regular" w:hAnsi="Charis SIL Regular" w:eastAsia="Charis SIL Regular"/>
+          <w:b w:val="0"/>
+          <w:i w:val="0"/>
+          <w:color w:val="000000"/>
+          <w:sz w:val="24"/>
+        </w:rPr>
+        <w:t>R</w:t>
       </w:r>
       <w:r>
         <w:rPr>
@@ -1928,6 +2000,7 @@
       </w:r>
       <w:r>
         <w:rPr>
+          <w:u w:val="single" w:color="0000ff"/>
           <w:rFonts w:ascii="Charis SIL Regular" w:hAnsi="Charis SIL Regular" w:eastAsia="Charis SIL Regular"/>
           <w:b w:val="0"/>
           <w:i w:val="0"/>

--- a/EXPORTS/DOCX/published/niveau3/Dutch/WMRotterdam.docx
+++ b/EXPORTS/DOCX/published/niveau3/Dutch/WMRotterdam.docx
@@ -307,79 +307,7 @@
           <w:sz w:val="24"/>
           <w:u w:val="single"/>
         </w:rPr>
-        <w:hyperlink r:id="rId10" w:history="1">
-          <w:r>
-            <w:rPr>
-              <w:rStyle w:val="Hyperlink"/>
-            </w:rPr>
-            <w:t>Prins</w:t>
-          </w:r>
-        </w:hyperlink>
-      </w:r>
-      <w:r>
-        <w:rPr>
-          <w:rFonts w:ascii="Charis SIL Regular" w:hAnsi="Charis SIL Regular" w:eastAsia="Charis SIL Regular"/>
-          <w:b w:val="0"/>
-          <w:i w:val="0"/>
-          <w:color w:val="0000FF"/>
-          <w:sz w:val="24"/>
-          <w:u w:val="single"/>
-        </w:rPr>
-        <w:t xml:space="preserve"> </w:t>
-      </w:r>
-      <w:r>
-        <w:rPr>
-          <w:rFonts w:ascii="Charis SIL Regular" w:hAnsi="Charis SIL Regular" w:eastAsia="Charis SIL Regular"/>
-          <w:b w:val="0"/>
-          <w:i w:val="0"/>
-          <w:color w:val="0000FF"/>
-          <w:sz w:val="24"/>
-          <w:u w:val="single"/>
-        </w:rPr>
-        <w:hyperlink r:id="rId10" w:history="1">
-          <w:r>
-            <w:rPr>
-              <w:rStyle w:val="Hyperlink"/>
-            </w:rPr>
-            <w:t>H</w:t>
-          </w:r>
-        </w:hyperlink>
-      </w:r>
-      <w:r>
-        <w:rPr>
-          <w:rFonts w:ascii="Charis SIL Regular" w:hAnsi="Charis SIL Regular" w:eastAsia="Charis SIL Regular"/>
-          <w:b w:val="0"/>
-          <w:i w:val="0"/>
-          <w:color w:val="0000FF"/>
-          <w:sz w:val="24"/>
-          <w:u w:val="single"/>
-        </w:rPr>
-        <w:hyperlink r:id="rId10" w:history="1">
-          <w:r>
-            <w:rPr>
-              <w:rStyle w:val="Hyperlink"/>
-            </w:rPr>
-            <w:t>endri</w:t>
-          </w:r>
-        </w:hyperlink>
-      </w:r>
-      <w:r>
-        <w:rPr>
-          <w:rFonts w:ascii="Charis SIL Regular" w:hAnsi="Charis SIL Regular" w:eastAsia="Charis SIL Regular"/>
-          <w:b w:val="0"/>
-          <w:i w:val="0"/>
-          <w:color w:val="0000FF"/>
-          <w:sz w:val="24"/>
-          <w:u w:val="single"/>
-        </w:rPr>
-        <w:hyperlink r:id="rId9" w:history="1">
-          <w:r>
-            <w:rPr>
-              <w:rStyle w:val="Hyperlink"/>
-            </w:rPr>
-            <w:t>k</w:t>
-          </w:r>
-        </w:hyperlink>
+        <w:t>Prins Hendrik</w:t>
       </w:r>
       <w:r>
         <w:rPr>
@@ -1846,215 +1774,13 @@
       </w:r>
       <w:r>
         <w:rPr>
-          <w:u w:val="single" w:color="0000ff"/>
           <w:rFonts w:ascii="Charis SIL Regular" w:hAnsi="Charis SIL Regular" w:eastAsia="Charis SIL Regular"/>
           <w:b w:val="0"/>
           <w:i w:val="0"/>
           <w:color w:val="000000"/>
           <w:sz w:val="24"/>
         </w:rPr>
-        <w:hyperlink r:id="rId16" w:history="1">
-          <w:r>
-            <w:rPr>
-              <w:rStyle w:val="Hyperlink"/>
-            </w:rPr>
-            <w:t>ma</w:t>
-          </w:r>
-        </w:hyperlink>
-      </w:r>
-      <w:r>
-        <w:rPr>
-          <w:u w:val="single" w:color="0000ff"/>
-          <w:rFonts w:ascii="Charis SIL Regular" w:hAnsi="Charis SIL Regular" w:eastAsia="Charis SIL Regular"/>
-          <w:b w:val="0"/>
-          <w:i w:val="0"/>
-          <w:color w:val="000000"/>
-          <w:sz w:val="24"/>
-        </w:rPr>
-        <w:hyperlink r:id="rId16" w:history="1">
-          <w:r>
-            <w:rPr>
-              <w:rStyle w:val="Hyperlink"/>
-            </w:rPr>
-            <w:t>nier o</w:t>
-          </w:r>
-        </w:hyperlink>
-      </w:r>
-      <w:r>
-        <w:rPr>
-          <w:rFonts w:ascii="Charis SIL Regular" w:hAnsi="Charis SIL Regular" w:eastAsia="Charis SIL Regular"/>
-          <w:b w:val="0"/>
-          <w:i w:val="0"/>
-          <w:color w:val="000000"/>
-          <w:sz w:val="24"/>
-        </w:rPr>
-        <w:t>pgebou</w:t>
-      </w:r>
-      <w:r>
-        <w:rPr>
-          <w:u w:val="single" w:color="0000ff"/>
-          <w:rFonts w:ascii="Charis SIL Regular" w:hAnsi="Charis SIL Regular" w:eastAsia="Charis SIL Regular"/>
-          <w:b w:val="0"/>
-          <w:i w:val="0"/>
-          <w:color w:val="000000"/>
-          <w:sz w:val="24"/>
-        </w:rPr>
-        <w:hyperlink r:id="rId17" w:history="1">
-          <w:r>
-            <w:rPr>
-              <w:rStyle w:val="Hyperlink"/>
-            </w:rPr>
-            <w:t>wd. Ar</w:t>
-          </w:r>
-        </w:hyperlink>
-      </w:r>
-      <w:r>
-        <w:rPr>
-          <w:u w:val="single" w:color="0000ff"/>
-          <w:rFonts w:ascii="Charis SIL Regular" w:hAnsi="Charis SIL Regular" w:eastAsia="Charis SIL Regular"/>
-          <w:b w:val="0"/>
-          <w:i w:val="0"/>
-          <w:color w:val="000000"/>
-          <w:sz w:val="24"/>
-        </w:rPr>
-        <w:hyperlink r:id="rId17" w:history="1">
-          <w:r>
-            <w:rPr>
-              <w:rStyle w:val="Hyperlink"/>
-            </w:rPr>
-            <w:t>c</w:t>
-          </w:r>
-        </w:hyperlink>
-      </w:r>
-      <w:r>
-        <w:rPr>
-          <w:u w:val="single" w:color="0000ff"/>
-          <w:rFonts w:ascii="Charis SIL Regular" w:hAnsi="Charis SIL Regular" w:eastAsia="Charis SIL Regular"/>
-          <w:b w:val="0"/>
-          <w:i w:val="0"/>
-          <w:color w:val="000000"/>
-          <w:sz w:val="24"/>
-        </w:rPr>
-        <w:hyperlink r:id="rId17" w:history="1">
-          <w:r>
-            <w:rPr>
-              <w:rStyle w:val="Hyperlink"/>
-            </w:rPr>
-            <w:t>hief</w:t>
-          </w:r>
-        </w:hyperlink>
-      </w:r>
-      <w:r>
-        <w:rPr>
-          <w:u w:val="single" w:color="0000ff"/>
-          <w:rFonts w:ascii="Charis SIL Regular" w:hAnsi="Charis SIL Regular" w:eastAsia="Charis SIL Regular"/>
-          <w:b w:val="0"/>
-          <w:i w:val="0"/>
-          <w:color w:val="000000"/>
-          <w:sz w:val="24"/>
-        </w:rPr>
-        <w:hyperlink r:id="rId17" w:history="1">
-          <w:r>
-            <w:rPr>
-              <w:rStyle w:val="Hyperlink"/>
-            </w:rPr>
-            <w:t>stukk</w:t>
-          </w:r>
-        </w:hyperlink>
-      </w:r>
-      <w:r>
-        <w:rPr>
-          <w:u w:val="single" w:color="0000ff"/>
-          <w:rFonts w:ascii="Charis SIL Regular" w:hAnsi="Charis SIL Regular" w:eastAsia="Charis SIL Regular"/>
-          <w:b w:val="0"/>
-          <w:i w:val="0"/>
-          <w:color w:val="000000"/>
-          <w:sz w:val="24"/>
-        </w:rPr>
-        <w:hyperlink r:id="rId17" w:history="1">
-          <w:r>
-            <w:rPr>
-              <w:rStyle w:val="Hyperlink"/>
-            </w:rPr>
-            <w:t>e</w:t>
-          </w:r>
-        </w:hyperlink>
-      </w:r>
-      <w:r>
-        <w:rPr>
-          <w:u w:val="single" w:color="0000ff"/>
-          <w:rFonts w:ascii="Charis SIL Regular" w:hAnsi="Charis SIL Regular" w:eastAsia="Charis SIL Regular"/>
-          <w:b w:val="0"/>
-          <w:i w:val="0"/>
-          <w:color w:val="000000"/>
-          <w:sz w:val="24"/>
-        </w:rPr>
-        <w:hyperlink r:id="rId17" w:history="1">
-          <w:r>
-            <w:rPr>
-              <w:rStyle w:val="Hyperlink"/>
-            </w:rPr>
-            <w:t xml:space="preserve">n </w:t>
-          </w:r>
-        </w:hyperlink>
-      </w:r>
-      <w:r>
-        <w:rPr>
-          <w:u w:val="single" w:color="0000ff"/>
-          <w:rFonts w:ascii="Charis SIL Regular" w:hAnsi="Charis SIL Regular" w:eastAsia="Charis SIL Regular"/>
-          <w:b w:val="0"/>
-          <w:i w:val="0"/>
-          <w:color w:val="000000"/>
-          <w:sz w:val="24"/>
-        </w:rPr>
-        <w:t>m</w:t>
-      </w:r>
-      <w:r>
-        <w:rPr>
-          <w:u w:val="single" w:color="0000ff"/>
-          <w:rFonts w:ascii="Charis SIL Regular" w:hAnsi="Charis SIL Regular" w:eastAsia="Charis SIL Regular"/>
-          <w:b w:val="0"/>
-          <w:i w:val="0"/>
-          <w:color w:val="000000"/>
-          <w:sz w:val="24"/>
-        </w:rPr>
-        <w:hyperlink r:id="rId17" w:history="1">
-          <w:r>
-            <w:rPr>
-              <w:rStyle w:val="Hyperlink"/>
-            </w:rPr>
-            <w:t>et</w:t>
-          </w:r>
-        </w:hyperlink>
-      </w:r>
-      <w:r>
-        <w:rPr>
-          <w:u w:val="single" w:color="0000ff"/>
-          <w:rFonts w:ascii="Charis SIL Regular" w:hAnsi="Charis SIL Regular" w:eastAsia="Charis SIL Regular"/>
-          <w:b w:val="0"/>
-          <w:i w:val="0"/>
-          <w:color w:val="000000"/>
-          <w:sz w:val="24"/>
-        </w:rPr>
-        <w:t xml:space="preserve"> </w:t>
-      </w:r>
-      <w:r>
-        <w:rPr>
-          <w:u w:val="single" w:color="0000ff"/>
-          <w:rFonts w:ascii="Charis SIL Regular" w:hAnsi="Charis SIL Regular" w:eastAsia="Charis SIL Regular"/>
-          <w:b w:val="0"/>
-          <w:i w:val="0"/>
-          <w:color w:val="000000"/>
-          <w:sz w:val="24"/>
-        </w:rPr>
-        <w:hyperlink r:id="rId17" w:history="1">
-          <w:r>
-            <w:rPr>
-              <w:rStyle w:val="Hyperlink"/>
-            </w:rPr>
-            <w:t>betr</w:t>
-          </w:r>
-        </w:hyperlink>
+        <w:t>manier opgebouwd. Archiefstukken met betr</w:t>
       </w:r>
       <w:r>
         <w:rPr>

--- a/EXPORTS/DOCX/published/niveau3/Dutch/WMRotterdam.docx
+++ b/EXPORTS/DOCX/published/niveau3/Dutch/WMRotterdam.docx
@@ -296,7 +296,54 @@
           <w:color w:val="000000"/>
           <w:sz w:val="24"/>
         </w:rPr>
-        <w:t xml:space="preserve">naar de voorzitter van de Yachtvereniging. Toen </w:t>
+        <w:t>naar de voorzitter van de Yachtvereni</w:t>
+      </w:r>
+      <w:r>
+        <w:rPr>
+          <w:u w:val="single" w:color="0000ff"/>
+          <w:rFonts w:ascii="Charis SIL Regular" w:hAnsi="Charis SIL Regular" w:eastAsia="Charis SIL Regular"/>
+          <w:b w:val="0"/>
+          <w:i w:val="0"/>
+          <w:color w:val="000000"/>
+          <w:sz w:val="24"/>
+        </w:rPr>
+        <w:hyperlink r:id="rId9" w:history="1">
+          <w:r>
+            <w:rPr>
+              <w:rStyle w:val="Hyperlink"/>
+            </w:rPr>
+            <w:t>ging. Toe</w:t>
+          </w:r>
+        </w:hyperlink>
+      </w:r>
+      <w:r>
+        <w:rPr>
+          <w:u w:val="single" w:color="0000ff"/>
+          <w:rFonts w:ascii="Charis SIL Regular" w:hAnsi="Charis SIL Regular" w:eastAsia="Charis SIL Regular"/>
+          <w:b w:val="0"/>
+          <w:i w:val="0"/>
+          <w:color w:val="000000"/>
+          <w:sz w:val="24"/>
+        </w:rPr>
+        <w:hyperlink r:id="rId9" w:history="1">
+          <w:r>
+            <w:rPr>
+              <w:rStyle w:val="Hyperlink"/>
+            </w:rPr>
+            <w:t>n</w:t>
+          </w:r>
+        </w:hyperlink>
+      </w:r>
+      <w:r>
+        <w:rPr>
+          <w:u w:val="single" w:color="0000ff"/>
+          <w:rFonts w:ascii="Charis SIL Regular" w:hAnsi="Charis SIL Regular" w:eastAsia="Charis SIL Regular"/>
+          <w:b w:val="0"/>
+          <w:i w:val="0"/>
+          <w:color w:val="000000"/>
+          <w:sz w:val="24"/>
+        </w:rPr>
+        <w:t xml:space="preserve"> </w:t>
       </w:r>
       <w:r>
         <w:rPr>
@@ -307,7 +354,79 @@
           <w:sz w:val="24"/>
           <w:u w:val="single"/>
         </w:rPr>
-        <w:t>Prins Hendrik</w:t>
+        <w:hyperlink r:id="rId9" w:history="1">
+          <w:r>
+            <w:rPr>
+              <w:rStyle w:val="Hyperlink"/>
+            </w:rPr>
+            <w:t>Prins</w:t>
+          </w:r>
+        </w:hyperlink>
+      </w:r>
+      <w:r>
+        <w:rPr>
+          <w:rFonts w:ascii="Charis SIL Regular" w:hAnsi="Charis SIL Regular" w:eastAsia="Charis SIL Regular"/>
+          <w:b w:val="0"/>
+          <w:i w:val="0"/>
+          <w:color w:val="0000FF"/>
+          <w:sz w:val="24"/>
+          <w:u w:val="single"/>
+        </w:rPr>
+        <w:t xml:space="preserve"> </w:t>
+      </w:r>
+      <w:r>
+        <w:rPr>
+          <w:rFonts w:ascii="Charis SIL Regular" w:hAnsi="Charis SIL Regular" w:eastAsia="Charis SIL Regular"/>
+          <w:b w:val="0"/>
+          <w:i w:val="0"/>
+          <w:color w:val="0000FF"/>
+          <w:sz w:val="24"/>
+          <w:u w:val="single"/>
+        </w:rPr>
+        <w:hyperlink r:id="rId9" w:history="1">
+          <w:r>
+            <w:rPr>
+              <w:rStyle w:val="Hyperlink"/>
+            </w:rPr>
+            <w:t>H</w:t>
+          </w:r>
+        </w:hyperlink>
+      </w:r>
+      <w:r>
+        <w:rPr>
+          <w:rFonts w:ascii="Charis SIL Regular" w:hAnsi="Charis SIL Regular" w:eastAsia="Charis SIL Regular"/>
+          <w:b w:val="0"/>
+          <w:i w:val="0"/>
+          <w:color w:val="0000FF"/>
+          <w:sz w:val="24"/>
+          <w:u w:val="single"/>
+        </w:rPr>
+        <w:hyperlink r:id="rId9" w:history="1">
+          <w:r>
+            <w:rPr>
+              <w:rStyle w:val="Hyperlink"/>
+            </w:rPr>
+            <w:t>endri</w:t>
+          </w:r>
+        </w:hyperlink>
+      </w:r>
+      <w:r>
+        <w:rPr>
+          <w:rFonts w:ascii="Charis SIL Regular" w:hAnsi="Charis SIL Regular" w:eastAsia="Charis SIL Regular"/>
+          <w:b w:val="0"/>
+          <w:i w:val="0"/>
+          <w:color w:val="0000FF"/>
+          <w:sz w:val="24"/>
+          <w:u w:val="single"/>
+        </w:rPr>
+        <w:hyperlink r:id="rId9" w:history="1">
+          <w:r>
+            <w:rPr>
+              <w:rStyle w:val="Hyperlink"/>
+            </w:rPr>
+            <w:t>k</w:t>
+          </w:r>
+        </w:hyperlink>
       </w:r>
       <w:r>
         <w:rPr>
@@ -986,7 +1105,6 @@
       </w:r>
       <w:r>
         <w:rPr>
-          <w:u w:val="single" w:color="0000ff"/>
           <w:rFonts w:ascii="Charis SIL Regular" w:hAnsi="Charis SIL Regular" w:eastAsia="Charis SIL Regular"/>
           <w:b w:val="0"/>
           <w:i w:val="0"/>
@@ -1774,13 +1892,214 @@
       </w:r>
       <w:r>
         <w:rPr>
+          <w:u w:val="single" w:color="0000ff"/>
           <w:rFonts w:ascii="Charis SIL Regular" w:hAnsi="Charis SIL Regular" w:eastAsia="Charis SIL Regular"/>
           <w:b w:val="0"/>
           <w:i w:val="0"/>
           <w:color w:val="000000"/>
           <w:sz w:val="24"/>
         </w:rPr>
-        <w:t>manier opgebouwd. Archiefstukken met betr</w:t>
+        <w:hyperlink r:id="rId16" w:history="1">
+          <w:r>
+            <w:rPr>
+              <w:rStyle w:val="Hyperlink"/>
+            </w:rPr>
+            <w:t>ma</w:t>
+          </w:r>
+        </w:hyperlink>
+      </w:r>
+      <w:r>
+        <w:rPr>
+          <w:u w:val="single" w:color="0000ff"/>
+          <w:rFonts w:ascii="Charis SIL Regular" w:hAnsi="Charis SIL Regular" w:eastAsia="Charis SIL Regular"/>
+          <w:b w:val="0"/>
+          <w:i w:val="0"/>
+          <w:color w:val="000000"/>
+          <w:sz w:val="24"/>
+        </w:rPr>
+        <w:hyperlink r:id="rId16" w:history="1">
+          <w:r>
+            <w:rPr>
+              <w:rStyle w:val="Hyperlink"/>
+            </w:rPr>
+            <w:t>nier o</w:t>
+          </w:r>
+        </w:hyperlink>
+      </w:r>
+      <w:r>
+        <w:rPr>
+          <w:rFonts w:ascii="Charis SIL Regular" w:hAnsi="Charis SIL Regular" w:eastAsia="Charis SIL Regular"/>
+          <w:b w:val="0"/>
+          <w:i w:val="0"/>
+          <w:color w:val="000000"/>
+          <w:sz w:val="24"/>
+        </w:rPr>
+        <w:t>pgebou</w:t>
+      </w:r>
+      <w:r>
+        <w:rPr>
+          <w:u w:val="single" w:color="0000ff"/>
+          <w:rFonts w:ascii="Charis SIL Regular" w:hAnsi="Charis SIL Regular" w:eastAsia="Charis SIL Regular"/>
+          <w:b w:val="0"/>
+          <w:i w:val="0"/>
+          <w:color w:val="000000"/>
+          <w:sz w:val="24"/>
+        </w:rPr>
+        <w:hyperlink r:id="rId17" w:history="1">
+          <w:r>
+            <w:rPr>
+              <w:rStyle w:val="Hyperlink"/>
+            </w:rPr>
+            <w:t>wd. Ar</w:t>
+          </w:r>
+        </w:hyperlink>
+      </w:r>
+      <w:r>
+        <w:rPr>
+          <w:u w:val="single" w:color="0000ff"/>
+          <w:rFonts w:ascii="Charis SIL Regular" w:hAnsi="Charis SIL Regular" w:eastAsia="Charis SIL Regular"/>
+          <w:b w:val="0"/>
+          <w:i w:val="0"/>
+          <w:color w:val="000000"/>
+          <w:sz w:val="24"/>
+        </w:rPr>
+        <w:hyperlink r:id="rId17" w:history="1">
+          <w:r>
+            <w:rPr>
+              <w:rStyle w:val="Hyperlink"/>
+            </w:rPr>
+            <w:t>c</w:t>
+          </w:r>
+        </w:hyperlink>
+      </w:r>
+      <w:r>
+        <w:rPr>
+          <w:u w:val="single" w:color="0000ff"/>
+          <w:rFonts w:ascii="Charis SIL Regular" w:hAnsi="Charis SIL Regular" w:eastAsia="Charis SIL Regular"/>
+          <w:b w:val="0"/>
+          <w:i w:val="0"/>
+          <w:color w:val="000000"/>
+          <w:sz w:val="24"/>
+        </w:rPr>
+        <w:hyperlink r:id="rId17" w:history="1">
+          <w:r>
+            <w:rPr>
+              <w:rStyle w:val="Hyperlink"/>
+            </w:rPr>
+            <w:t>hief</w:t>
+          </w:r>
+        </w:hyperlink>
+      </w:r>
+      <w:r>
+        <w:rPr>
+          <w:u w:val="single" w:color="0000ff"/>
+          <w:rFonts w:ascii="Charis SIL Regular" w:hAnsi="Charis SIL Regular" w:eastAsia="Charis SIL Regular"/>
+          <w:b w:val="0"/>
+          <w:i w:val="0"/>
+          <w:color w:val="000000"/>
+          <w:sz w:val="24"/>
+        </w:rPr>
+        <w:hyperlink r:id="rId17" w:history="1">
+          <w:r>
+            <w:rPr>
+              <w:rStyle w:val="Hyperlink"/>
+            </w:rPr>
+            <w:t>stukk</w:t>
+          </w:r>
+        </w:hyperlink>
+      </w:r>
+      <w:r>
+        <w:rPr>
+          <w:u w:val="single" w:color="0000ff"/>
+          <w:rFonts w:ascii="Charis SIL Regular" w:hAnsi="Charis SIL Regular" w:eastAsia="Charis SIL Regular"/>
+          <w:b w:val="0"/>
+          <w:i w:val="0"/>
+          <w:color w:val="000000"/>
+          <w:sz w:val="24"/>
+        </w:rPr>
+        <w:hyperlink r:id="rId17" w:history="1">
+          <w:r>
+            <w:rPr>
+              <w:rStyle w:val="Hyperlink"/>
+            </w:rPr>
+            <w:t>e</w:t>
+          </w:r>
+        </w:hyperlink>
+      </w:r>
+      <w:r>
+        <w:rPr>
+          <w:u w:val="single" w:color="0000ff"/>
+          <w:rFonts w:ascii="Charis SIL Regular" w:hAnsi="Charis SIL Regular" w:eastAsia="Charis SIL Regular"/>
+          <w:b w:val="0"/>
+          <w:i w:val="0"/>
+          <w:color w:val="000000"/>
+          <w:sz w:val="24"/>
+        </w:rPr>
+        <w:hyperlink r:id="rId17" w:history="1">
+          <w:r>
+            <w:rPr>
+              <w:rStyle w:val="Hyperlink"/>
+            </w:rPr>
+            <w:t xml:space="preserve">n </w:t>
+          </w:r>
+        </w:hyperlink>
+      </w:r>
+      <w:r>
+        <w:rPr>
+          <w:rFonts w:ascii="Charis SIL Regular" w:hAnsi="Charis SIL Regular" w:eastAsia="Charis SIL Regular"/>
+          <w:b w:val="0"/>
+          <w:i w:val="0"/>
+          <w:color w:val="000000"/>
+          <w:sz w:val="24"/>
+        </w:rPr>
+        <w:t>m</w:t>
+      </w:r>
+      <w:r>
+        <w:rPr>
+          <w:u w:val="single" w:color="0000ff"/>
+          <w:rFonts w:ascii="Charis SIL Regular" w:hAnsi="Charis SIL Regular" w:eastAsia="Charis SIL Regular"/>
+          <w:b w:val="0"/>
+          <w:i w:val="0"/>
+          <w:color w:val="000000"/>
+          <w:sz w:val="24"/>
+        </w:rPr>
+        <w:hyperlink r:id="rId17" w:history="1">
+          <w:r>
+            <w:rPr>
+              <w:rStyle w:val="Hyperlink"/>
+            </w:rPr>
+            <w:t>et</w:t>
+          </w:r>
+        </w:hyperlink>
+      </w:r>
+      <w:r>
+        <w:rPr>
+          <w:u w:val="single" w:color="0000ff"/>
+          <w:rFonts w:ascii="Charis SIL Regular" w:hAnsi="Charis SIL Regular" w:eastAsia="Charis SIL Regular"/>
+          <w:b w:val="0"/>
+          <w:i w:val="0"/>
+          <w:color w:val="000000"/>
+          <w:sz w:val="24"/>
+        </w:rPr>
+        <w:t xml:space="preserve"> </w:t>
+      </w:r>
+      <w:r>
+        <w:rPr>
+          <w:u w:val="single" w:color="0000ff"/>
+          <w:rFonts w:ascii="Charis SIL Regular" w:hAnsi="Charis SIL Regular" w:eastAsia="Charis SIL Regular"/>
+          <w:b w:val="0"/>
+          <w:i w:val="0"/>
+          <w:color w:val="000000"/>
+          <w:sz w:val="24"/>
+        </w:rPr>
+        <w:hyperlink r:id="rId17" w:history="1">
+          <w:r>
+            <w:rPr>
+              <w:rStyle w:val="Hyperlink"/>
+            </w:rPr>
+            <w:t>betr</w:t>
+          </w:r>
+        </w:hyperlink>
       </w:r>
       <w:r>
         <w:rPr>

--- a/EXPORTS/DOCX/published/niveau3/Dutch/WMRotterdam.docx
+++ b/EXPORTS/DOCX/published/niveau3/Dutch/WMRotterdam.docx
@@ -336,6 +336,7 @@
       </w:r>
       <w:r>
         <w:rPr>
+          <w:u w:val="single" w:color="0000ff"/>
           <w:rFonts w:ascii="Charis SIL Regular" w:hAnsi="Charis SIL Regular" w:eastAsia="Charis SIL Regular"/>
           <w:b w:val="0"/>
           <w:i w:val="0"/>
@@ -1815,61 +1816,7 @@
           <w:color w:val="000000"/>
           <w:sz w:val="24"/>
         </w:rPr>
-        <w:t xml:space="preserve">. Beide archieven zijn op </w:t>
-      </w:r>
-      <w:r>
-        <w:rPr>
-          <w:u w:val="single" w:color="0000ff"/>
-          <w:rFonts w:ascii="Charis SIL Regular" w:hAnsi="Charis SIL Regular" w:eastAsia="Charis SIL Regular"/>
-          <w:b w:val="0"/>
-          <w:i w:val="0"/>
-          <w:color w:val="000000"/>
-          <w:sz w:val="24"/>
-        </w:rPr>
-        <w:hyperlink r:id="rId16" w:history="1">
-          <w:r>
-            <w:rPr>
-              <w:rStyle w:val="Hyperlink"/>
-            </w:rPr>
-            <w:t>een so</w:t>
-          </w:r>
-        </w:hyperlink>
-      </w:r>
-      <w:r>
-        <w:rPr>
-          <w:u w:val="single" w:color="0000ff"/>
-          <w:rFonts w:ascii="Charis SIL Regular" w:hAnsi="Charis SIL Regular" w:eastAsia="Charis SIL Regular"/>
-          <w:b w:val="0"/>
-          <w:i w:val="0"/>
-          <w:color w:val="000000"/>
-          <w:sz w:val="24"/>
-        </w:rPr>
-        <w:hyperlink r:id="rId16" w:history="1">
-          <w:r>
-            <w:rPr>
-              <w:rStyle w:val="Hyperlink"/>
-            </w:rPr>
-            <w:t>o</w:t>
-          </w:r>
-        </w:hyperlink>
-      </w:r>
-      <w:r>
-        <w:rPr>
-          <w:u w:val="single" w:color="0000ff"/>
-          <w:rFonts w:ascii="Charis SIL Regular" w:hAnsi="Charis SIL Regular" w:eastAsia="Charis SIL Regular"/>
-          <w:b w:val="0"/>
-          <w:i w:val="0"/>
-          <w:color w:val="000000"/>
-          <w:sz w:val="24"/>
-        </w:rPr>
-        <w:hyperlink r:id="rId16" w:history="1">
-          <w:r>
-            <w:rPr>
-              <w:rStyle w:val="Hyperlink"/>
-            </w:rPr>
-            <w:t>rtge</w:t>
-          </w:r>
-        </w:hyperlink>
+        <w:t>. Beide archieven zijn op een soortge</w:t>
       </w:r>
       <w:r>
         <w:rPr>
@@ -2045,6 +1992,7 @@
       </w:r>
       <w:r>
         <w:rPr>
+          <w:u w:val="single" w:color="0000ff"/>
           <w:rFonts w:ascii="Charis SIL Regular" w:hAnsi="Charis SIL Regular" w:eastAsia="Charis SIL Regular"/>
           <w:b w:val="0"/>
           <w:i w:val="0"/>

--- a/EXPORTS/DOCX/published/niveau3/Dutch/WMRotterdam.docx
+++ b/EXPORTS/DOCX/published/niveau3/Dutch/WMRotterdam.docx
@@ -296,54 +296,7 @@
           <w:color w:val="000000"/>
           <w:sz w:val="24"/>
         </w:rPr>
-        <w:t>naar de voorzitter van de Yachtvereni</w:t>
-      </w:r>
-      <w:r>
-        <w:rPr>
-          <w:u w:val="single" w:color="0000ff"/>
-          <w:rFonts w:ascii="Charis SIL Regular" w:hAnsi="Charis SIL Regular" w:eastAsia="Charis SIL Regular"/>
-          <w:b w:val="0"/>
-          <w:i w:val="0"/>
-          <w:color w:val="000000"/>
-          <w:sz w:val="24"/>
-        </w:rPr>
-        <w:hyperlink r:id="rId9" w:history="1">
-          <w:r>
-            <w:rPr>
-              <w:rStyle w:val="Hyperlink"/>
-            </w:rPr>
-            <w:t>ging. Toe</w:t>
-          </w:r>
-        </w:hyperlink>
-      </w:r>
-      <w:r>
-        <w:rPr>
-          <w:u w:val="single" w:color="0000ff"/>
-          <w:rFonts w:ascii="Charis SIL Regular" w:hAnsi="Charis SIL Regular" w:eastAsia="Charis SIL Regular"/>
-          <w:b w:val="0"/>
-          <w:i w:val="0"/>
-          <w:color w:val="000000"/>
-          <w:sz w:val="24"/>
-        </w:rPr>
-        <w:hyperlink r:id="rId9" w:history="1">
-          <w:r>
-            <w:rPr>
-              <w:rStyle w:val="Hyperlink"/>
-            </w:rPr>
-            <w:t>n</w:t>
-          </w:r>
-        </w:hyperlink>
-      </w:r>
-      <w:r>
-        <w:rPr>
-          <w:u w:val="single" w:color="0000ff"/>
-          <w:rFonts w:ascii="Charis SIL Regular" w:hAnsi="Charis SIL Regular" w:eastAsia="Charis SIL Regular"/>
-          <w:b w:val="0"/>
-          <w:i w:val="0"/>
-          <w:color w:val="000000"/>
-          <w:sz w:val="24"/>
-        </w:rPr>
-        <w:t xml:space="preserve"> </w:t>
+        <w:t xml:space="preserve">naar de voorzitter van de Yachtvereniging. Toen </w:t>
       </w:r>
       <w:r>
         <w:rPr>
@@ -354,7 +307,7 @@
           <w:sz w:val="24"/>
           <w:u w:val="single"/>
         </w:rPr>
-        <w:hyperlink r:id="rId9" w:history="1">
+        <w:hyperlink r:id="rId10" w:history="1">
           <w:r>
             <w:rPr>
               <w:rStyle w:val="Hyperlink"/>
@@ -383,7 +336,7 @@
           <w:sz w:val="24"/>
           <w:u w:val="single"/>
         </w:rPr>
-        <w:hyperlink r:id="rId9" w:history="1">
+        <w:hyperlink r:id="rId10" w:history="1">
           <w:r>
             <w:rPr>
               <w:rStyle w:val="Hyperlink"/>
@@ -401,7 +354,7 @@
           <w:sz w:val="24"/>
           <w:u w:val="single"/>
         </w:rPr>
-        <w:hyperlink r:id="rId9" w:history="1">
+        <w:hyperlink r:id="rId10" w:history="1">
           <w:r>
             <w:rPr>
               <w:rStyle w:val="Hyperlink"/>
@@ -1105,6 +1058,7 @@
       </w:r>
       <w:r>
         <w:rPr>
+          <w:u w:val="single" w:color="0000ff"/>
           <w:rFonts w:ascii="Charis SIL Regular" w:hAnsi="Charis SIL Regular" w:eastAsia="Charis SIL Regular"/>
           <w:b w:val="0"/>
           <w:i w:val="0"/>
@@ -1816,7 +1770,18 @@
           <w:color w:val="000000"/>
           <w:sz w:val="24"/>
         </w:rPr>
-        <w:t>. Beide archieven zijn op een soortge</w:t>
+        <w:t xml:space="preserve">. Beide archieven zijn op </w:t>
+      </w:r>
+      <w:r>
+        <w:rPr>
+          <w:u w:val="single" w:color="0000ff"/>
+          <w:rFonts w:ascii="Charis SIL Regular" w:hAnsi="Charis SIL Regular" w:eastAsia="Charis SIL Regular"/>
+          <w:b w:val="0"/>
+          <w:i w:val="0"/>
+          <w:color w:val="000000"/>
+          <w:sz w:val="24"/>
+        </w:rPr>
+        <w:t>een soortge</w:t>
       </w:r>
       <w:r>
         <w:rPr>
@@ -1838,21 +1803,13 @@
       </w:r>
       <w:r>
         <w:rPr>
-          <w:u w:val="single" w:color="0000ff"/>
           <w:rFonts w:ascii="Charis SIL Regular" w:hAnsi="Charis SIL Regular" w:eastAsia="Charis SIL Regular"/>
           <w:b w:val="0"/>
           <w:i w:val="0"/>
           <w:color w:val="000000"/>
           <w:sz w:val="24"/>
         </w:rPr>
-        <w:hyperlink r:id="rId16" w:history="1">
-          <w:r>
-            <w:rPr>
-              <w:rStyle w:val="Hyperlink"/>
-            </w:rPr>
-            <w:t>ma</w:t>
-          </w:r>
-        </w:hyperlink>
+        <w:t>ma</w:t>
       </w:r>
       <w:r>
         <w:rPr>
@@ -1981,25 +1938,7 @@
           <w:color w:val="000000"/>
           <w:sz w:val="24"/>
         </w:rPr>
-        <w:hyperlink r:id="rId17" w:history="1">
-          <w:r>
-            <w:rPr>
-              <w:rStyle w:val="Hyperlink"/>
-            </w:rPr>
-            <w:t xml:space="preserve">n </w:t>
-          </w:r>
-        </w:hyperlink>
-      </w:r>
-      <w:r>
-        <w:rPr>
-          <w:u w:val="single" w:color="0000ff"/>
-          <w:rFonts w:ascii="Charis SIL Regular" w:hAnsi="Charis SIL Regular" w:eastAsia="Charis SIL Regular"/>
-          <w:b w:val="0"/>
-          <w:i w:val="0"/>
-          <w:color w:val="000000"/>
-          <w:sz w:val="24"/>
-        </w:rPr>
-        <w:t>m</w:t>
+        <w:t>n m</w:t>
       </w:r>
       <w:r>
         <w:rPr>

--- a/EXPORTS/DOCX/published/niveau3/Dutch/WMRotterdam.docx
+++ b/EXPORTS/DOCX/published/niveau3/Dutch/WMRotterdam.docx
@@ -296,7 +296,54 @@
           <w:color w:val="000000"/>
           <w:sz w:val="24"/>
         </w:rPr>
-        <w:t xml:space="preserve">naar de voorzitter van de Yachtvereniging. Toen </w:t>
+        <w:t>naar de voorzitter van de Yachtvereni</w:t>
+      </w:r>
+      <w:r>
+        <w:rPr>
+          <w:u w:val="single" w:color="0000ff"/>
+          <w:rFonts w:ascii="Charis SIL Regular" w:hAnsi="Charis SIL Regular" w:eastAsia="Charis SIL Regular"/>
+          <w:b w:val="0"/>
+          <w:i w:val="0"/>
+          <w:color w:val="000000"/>
+          <w:sz w:val="24"/>
+        </w:rPr>
+        <w:hyperlink r:id="rId9" w:history="1">
+          <w:r>
+            <w:rPr>
+              <w:rStyle w:val="Hyperlink"/>
+            </w:rPr>
+            <w:t>ging. Toe</w:t>
+          </w:r>
+        </w:hyperlink>
+      </w:r>
+      <w:r>
+        <w:rPr>
+          <w:u w:val="single" w:color="0000ff"/>
+          <w:rFonts w:ascii="Charis SIL Regular" w:hAnsi="Charis SIL Regular" w:eastAsia="Charis SIL Regular"/>
+          <w:b w:val="0"/>
+          <w:i w:val="0"/>
+          <w:color w:val="000000"/>
+          <w:sz w:val="24"/>
+        </w:rPr>
+        <w:hyperlink r:id="rId9" w:history="1">
+          <w:r>
+            <w:rPr>
+              <w:rStyle w:val="Hyperlink"/>
+            </w:rPr>
+            <w:t>n</w:t>
+          </w:r>
+        </w:hyperlink>
+      </w:r>
+      <w:r>
+        <w:rPr>
+          <w:u w:val="single" w:color="0000ff"/>
+          <w:rFonts w:ascii="Charis SIL Regular" w:hAnsi="Charis SIL Regular" w:eastAsia="Charis SIL Regular"/>
+          <w:b w:val="0"/>
+          <w:i w:val="0"/>
+          <w:color w:val="000000"/>
+          <w:sz w:val="24"/>
+        </w:rPr>
+        <w:t xml:space="preserve"> </w:t>
       </w:r>
       <w:r>
         <w:rPr>
@@ -307,7 +354,7 @@
           <w:sz w:val="24"/>
           <w:u w:val="single"/>
         </w:rPr>
-        <w:hyperlink r:id="rId10" w:history="1">
+        <w:hyperlink r:id="rId9" w:history="1">
           <w:r>
             <w:rPr>
               <w:rStyle w:val="Hyperlink"/>
@@ -336,7 +383,7 @@
           <w:sz w:val="24"/>
           <w:u w:val="single"/>
         </w:rPr>
-        <w:hyperlink r:id="rId10" w:history="1">
+        <w:hyperlink r:id="rId9" w:history="1">
           <w:r>
             <w:rPr>
               <w:rStyle w:val="Hyperlink"/>
@@ -354,7 +401,7 @@
           <w:sz w:val="24"/>
           <w:u w:val="single"/>
         </w:rPr>
-        <w:hyperlink r:id="rId10" w:history="1">
+        <w:hyperlink r:id="rId9" w:history="1">
           <w:r>
             <w:rPr>
               <w:rStyle w:val="Hyperlink"/>
@@ -372,14 +419,7 @@
           <w:sz w:val="24"/>
           <w:u w:val="single"/>
         </w:rPr>
-        <w:hyperlink r:id="rId9" w:history="1">
-          <w:r>
-            <w:rPr>
-              <w:rStyle w:val="Hyperlink"/>
-            </w:rPr>
-            <w:t>k</w:t>
-          </w:r>
-        </w:hyperlink>
+        <w:t>k</w:t>
       </w:r>
       <w:r>
         <w:rPr>
@@ -711,14 +751,7 @@
           <w:color w:val="000000"/>
           <w:sz w:val="24"/>
         </w:rPr>
-        <w:hyperlink r:id="rId11" w:history="1">
-          <w:r>
-            <w:rPr>
-              <w:rStyle w:val="Hyperlink"/>
-            </w:rPr>
-            <w:t>dien</w:t>
-          </w:r>
-        </w:hyperlink>
+        <w:t>dien</w:t>
       </w:r>
       <w:r>
         <w:rPr>
@@ -1000,72 +1033,7 @@
           <w:color w:val="000000"/>
           <w:sz w:val="24"/>
         </w:rPr>
-        <w:t>De collectie is overigens nog altijd het bezi</w:t>
-      </w:r>
-      <w:r>
-        <w:rPr>
-          <w:u w:val="single" w:color="0000ff"/>
-          <w:rFonts w:ascii="Charis SIL Regular" w:hAnsi="Charis SIL Regular" w:eastAsia="Charis SIL Regular"/>
-          <w:b w:val="0"/>
-          <w:i w:val="0"/>
-          <w:color w:val="000000"/>
-          <w:sz w:val="24"/>
-        </w:rPr>
-        <w:hyperlink r:id="rId12" w:history="1">
-          <w:r>
-            <w:rPr>
-              <w:rStyle w:val="Hyperlink"/>
-            </w:rPr>
-            <w:t>t van de g</w:t>
-          </w:r>
-        </w:hyperlink>
-      </w:r>
-      <w:r>
-        <w:rPr>
-          <w:u w:val="single" w:color="0000ff"/>
-          <w:rFonts w:ascii="Charis SIL Regular" w:hAnsi="Charis SIL Regular" w:eastAsia="Charis SIL Regular"/>
-          <w:b w:val="0"/>
-          <w:i w:val="0"/>
-          <w:color w:val="000000"/>
-          <w:sz w:val="24"/>
-        </w:rPr>
-        <w:hyperlink r:id="rId12" w:history="1">
-          <w:r>
-            <w:rPr>
-              <w:rStyle w:val="Hyperlink"/>
-            </w:rPr>
-            <w:t>e</w:t>
-          </w:r>
-        </w:hyperlink>
-      </w:r>
-      <w:r>
-        <w:rPr>
-          <w:u w:val="single" w:color="0000ff"/>
-          <w:rFonts w:ascii="Charis SIL Regular" w:hAnsi="Charis SIL Regular" w:eastAsia="Charis SIL Regular"/>
-          <w:b w:val="0"/>
-          <w:i w:val="0"/>
-          <w:color w:val="000000"/>
-          <w:sz w:val="24"/>
-        </w:rPr>
-        <w:hyperlink r:id="rId12" w:history="1">
-          <w:r>
-            <w:rPr>
-              <w:rStyle w:val="Hyperlink"/>
-            </w:rPr>
-            <w:t xml:space="preserve">meente </w:t>
-          </w:r>
-        </w:hyperlink>
-      </w:r>
-      <w:r>
-        <w:rPr>
-          <w:u w:val="single" w:color="0000ff"/>
-          <w:rFonts w:ascii="Charis SIL Regular" w:hAnsi="Charis SIL Regular" w:eastAsia="Charis SIL Regular"/>
-          <w:b w:val="0"/>
-          <w:i w:val="0"/>
-          <w:color w:val="000000"/>
-          <w:sz w:val="24"/>
-        </w:rPr>
-        <w:t>R</w:t>
+        <w:t>De collectie is overigens nog altijd het bezit van de gemeente R</w:t>
       </w:r>
       <w:r>
         <w:rPr>
@@ -1781,7 +1749,50 @@
           <w:color w:val="000000"/>
           <w:sz w:val="24"/>
         </w:rPr>
-        <w:t>een soortge</w:t>
+        <w:hyperlink r:id="rId16" w:history="1">
+          <w:r>
+            <w:rPr>
+              <w:rStyle w:val="Hyperlink"/>
+            </w:rPr>
+            <w:t>een so</w:t>
+          </w:r>
+        </w:hyperlink>
+      </w:r>
+      <w:r>
+        <w:rPr>
+          <w:u w:val="single" w:color="0000ff"/>
+          <w:rFonts w:ascii="Charis SIL Regular" w:hAnsi="Charis SIL Regular" w:eastAsia="Charis SIL Regular"/>
+          <w:b w:val="0"/>
+          <w:i w:val="0"/>
+          <w:color w:val="000000"/>
+          <w:sz w:val="24"/>
+        </w:rPr>
+        <w:hyperlink r:id="rId16" w:history="1">
+          <w:r>
+            <w:rPr>
+              <w:rStyle w:val="Hyperlink"/>
+            </w:rPr>
+            <w:t>o</w:t>
+          </w:r>
+        </w:hyperlink>
+      </w:r>
+      <w:r>
+        <w:rPr>
+          <w:u w:val="single" w:color="0000ff"/>
+          <w:rFonts w:ascii="Charis SIL Regular" w:hAnsi="Charis SIL Regular" w:eastAsia="Charis SIL Regular"/>
+          <w:b w:val="0"/>
+          <w:i w:val="0"/>
+          <w:color w:val="000000"/>
+          <w:sz w:val="24"/>
+        </w:rPr>
+        <w:hyperlink r:id="rId16" w:history="1">
+          <w:r>
+            <w:rPr>
+              <w:rStyle w:val="Hyperlink"/>
+            </w:rPr>
+            <w:t>rtge</w:t>
+          </w:r>
+        </w:hyperlink>
       </w:r>
       <w:r>
         <w:rPr>
@@ -1803,13 +1814,21 @@
       </w:r>
       <w:r>
         <w:rPr>
+          <w:u w:val="single" w:color="0000ff"/>
           <w:rFonts w:ascii="Charis SIL Regular" w:hAnsi="Charis SIL Regular" w:eastAsia="Charis SIL Regular"/>
           <w:b w:val="0"/>
           <w:i w:val="0"/>
           <w:color w:val="000000"/>
           <w:sz w:val="24"/>
         </w:rPr>
-        <w:t>ma</w:t>
+        <w:hyperlink r:id="rId16" w:history="1">
+          <w:r>
+            <w:rPr>
+              <w:rStyle w:val="Hyperlink"/>
+            </w:rPr>
+            <w:t>ma</w:t>
+          </w:r>
+        </w:hyperlink>
       </w:r>
       <w:r>
         <w:rPr>
@@ -1938,7 +1957,25 @@
           <w:color w:val="000000"/>
           <w:sz w:val="24"/>
         </w:rPr>
-        <w:t>n m</w:t>
+        <w:hyperlink r:id="rId17" w:history="1">
+          <w:r>
+            <w:rPr>
+              <w:rStyle w:val="Hyperlink"/>
+            </w:rPr>
+            <w:t xml:space="preserve">n </w:t>
+          </w:r>
+        </w:hyperlink>
+      </w:r>
+      <w:r>
+        <w:rPr>
+          <w:u w:val="single" w:color="0000ff"/>
+          <w:rFonts w:ascii="Charis SIL Regular" w:hAnsi="Charis SIL Regular" w:eastAsia="Charis SIL Regular"/>
+          <w:b w:val="0"/>
+          <w:i w:val="0"/>
+          <w:color w:val="000000"/>
+          <w:sz w:val="24"/>
+        </w:rPr>
+        <w:t>m</w:t>
       </w:r>
       <w:r>
         <w:rPr>
